--- a/Manuscript/Manuscript.docx
+++ b/Manuscript/Manuscript.docx
@@ -1,11 +1,11 @@
 
 <file path=word/document.xml><?xml version="1.0" encoding="utf-8"?>
-<w:document xmlns:wpc="http://schemas.microsoft.com/office/word/2010/wordprocessingCanvas" xmlns:cx="http://schemas.microsoft.com/office/drawing/2014/chartex" xmlns:cx1="http://schemas.microsoft.com/office/drawing/2015/9/8/chartex" xmlns:cx2="http://schemas.microsoft.com/office/drawing/2015/10/21/chartex" xmlns:cx3="http://schemas.microsoft.com/office/drawing/2016/5/9/chartex" xmlns:cx4="http://schemas.microsoft.com/office/drawing/2016/5/10/chartex" xmlns:cx5="http://schemas.microsoft.com/office/drawing/2016/5/11/chartex" xmlns:cx6="http://schemas.microsoft.com/office/drawing/2016/5/12/chartex" xmlns:cx7="http://schemas.microsoft.com/office/drawing/2016/5/13/chartex" xmlns:cx8="http://schemas.microsoft.com/office/drawing/2016/5/14/chartex" xmlns:mc="http://schemas.openxmlformats.org/markup-compatibility/2006" xmlns:aink="http://schemas.microsoft.com/office/drawing/2016/ink" xmlns:am3d="http://schemas.microsoft.com/office/drawing/2017/model3d" xmlns:o="urn:schemas-microsoft-com:office:office" xmlns:oel="http://schemas.microsoft.com/office/2019/extlst" xmlns:r="http://schemas.openxmlformats.org/officeDocument/2006/relationships" xmlns:m="http://schemas.openxmlformats.org/officeDocument/2006/math" xmlns:v="urn:schemas-microsoft-com:vml" xmlns:wp14="http://schemas.microsoft.com/office/word/2010/wordprocessingDrawing" xmlns:wp="http://schemas.openxmlformats.org/drawingml/2006/wordprocessingDrawing" xmlns:w10="urn:schemas-microsoft-com:office:word" xmlns:w="http://schemas.openxmlformats.org/wordprocessingml/2006/main" xmlns:w14="http://schemas.microsoft.com/office/word/2010/wordml" xmlns:w15="http://schemas.microsoft.com/office/word/2012/wordml" xmlns:w16cex="http://schemas.microsoft.com/office/word/2018/wordml/cex" xmlns:w16cid="http://schemas.microsoft.com/office/word/2016/wordml/cid" xmlns:w16="http://schemas.microsoft.com/office/word/2018/wordml" xmlns:w16du="http://schemas.microsoft.com/office/word/2023/wordml/word16du" xmlns:w16sdtdh="http://schemas.microsoft.com/office/word/2020/wordml/sdtdatahash" xmlns:w16se="http://schemas.microsoft.com/office/word/2015/wordml/symex" xmlns:wpg="http://schemas.microsoft.com/office/word/2010/wordprocessingGroup" xmlns:wpi="http://schemas.microsoft.com/office/word/2010/wordprocessingInk" xmlns:wne="http://schemas.microsoft.com/office/word/2006/wordml" xmlns:wps="http://schemas.microsoft.com/office/word/2010/wordprocessingShape" mc:Ignorable="w14 w15 w16se w16cid w16 w16cex w16sdtdh w16du wp14">
+<w:document xmlns:wpc="http://schemas.microsoft.com/office/word/2010/wordprocessingCanvas" xmlns:cx="http://schemas.microsoft.com/office/drawing/2014/chartex" xmlns:cx1="http://schemas.microsoft.com/office/drawing/2015/9/8/chartex" xmlns:cx2="http://schemas.microsoft.com/office/drawing/2015/10/21/chartex" xmlns:cx3="http://schemas.microsoft.com/office/drawing/2016/5/9/chartex" xmlns:cx4="http://schemas.microsoft.com/office/drawing/2016/5/10/chartex" xmlns:cx5="http://schemas.microsoft.com/office/drawing/2016/5/11/chartex" xmlns:cx6="http://schemas.microsoft.com/office/drawing/2016/5/12/chartex" xmlns:cx7="http://schemas.microsoft.com/office/drawing/2016/5/13/chartex" xmlns:cx8="http://schemas.microsoft.com/office/drawing/2016/5/14/chartex" xmlns:mc="http://schemas.openxmlformats.org/markup-compatibility/2006" xmlns:aink="http://schemas.microsoft.com/office/drawing/2016/ink" xmlns:am3d="http://schemas.microsoft.com/office/drawing/2017/model3d" xmlns:o="urn:schemas-microsoft-com:office:office" xmlns:oel="http://schemas.microsoft.com/office/2019/extlst" xmlns:r="http://schemas.openxmlformats.org/officeDocument/2006/relationships" xmlns:m="http://schemas.openxmlformats.org/officeDocument/2006/math" xmlns:v="urn:schemas-microsoft-com:vml" xmlns:wp14="http://schemas.microsoft.com/office/word/2010/wordprocessingDrawing" xmlns:wp="http://schemas.openxmlformats.org/drawingml/2006/wordprocessingDrawing" xmlns:w10="urn:schemas-microsoft-com:office:word" xmlns:w="http://schemas.openxmlformats.org/wordprocessingml/2006/main" xmlns:w14="http://schemas.microsoft.com/office/word/2010/wordml" xmlns:w15="http://schemas.microsoft.com/office/word/2012/wordml" xmlns:w16cex="http://schemas.microsoft.com/office/word/2018/wordml/cex" xmlns:w16cid="http://schemas.microsoft.com/office/word/2016/wordml/cid" xmlns:w16="http://schemas.microsoft.com/office/word/2018/wordml" xmlns:w16du="http://schemas.microsoft.com/office/word/2023/wordml/word16du" xmlns:w16sdtdh="http://schemas.microsoft.com/office/word/2020/wordml/sdtdatahash" xmlns:w16sdtfl="http://schemas.microsoft.com/office/word/2024/wordml/sdtformatlock" xmlns:w16se="http://schemas.microsoft.com/office/word/2015/wordml/symex" xmlns:wpg="http://schemas.microsoft.com/office/word/2010/wordprocessingGroup" xmlns:wpi="http://schemas.microsoft.com/office/word/2010/wordprocessingInk" xmlns:wne="http://schemas.microsoft.com/office/word/2006/wordml" xmlns:wps="http://schemas.microsoft.com/office/word/2010/wordprocessingShape" mc:Ignorable="w14 w15 w16se w16cid w16 w16cex w16sdtdh w16sdtfl w16du wp14">
   <w:body>
     <w:p>
       <w:pPr>
         <w:rPr>
-          <w:rFonts w:ascii="Futura Medium" w:hAnsi="Futura Medium" w:cs="Futura Medium"/>
+          <w:rFonts w:ascii="Futura Medium" w:hAnsi="Futura Medium" w:cs="Futura Medium" w:hint="cs"/>
           <w:b/>
           <w:bCs/>
           <w:sz w:val="28"/>
@@ -20,13 +20,40 @@
           <w:sz w:val="28"/>
           <w:szCs w:val="28"/>
         </w:rPr>
-        <w:t>A mathematical model of macroalgal detrital dynamics</w:t>
+        <w:t xml:space="preserve">A model of macroalgal </w:t>
+      </w:r>
+      <w:r>
+        <w:rPr>
+          <w:rFonts w:ascii="Futura Medium" w:hAnsi="Futura Medium" w:cs="Futura Medium" w:hint="cs"/>
+          <w:b/>
+          <w:bCs/>
+          <w:sz w:val="28"/>
+          <w:szCs w:val="28"/>
+        </w:rPr>
+        <w:t>decomposition</w:t>
       </w:r>
     </w:p>
     <w:p>
       <w:pPr>
         <w:rPr>
           <w:rFonts w:ascii="Futura Medium" w:hAnsi="Futura Medium" w:cs="Futura Medium"/>
+          <w:b/>
+          <w:bCs/>
+        </w:rPr>
+      </w:pPr>
+      <w:r>
+        <w:rPr>
+          <w:rFonts w:ascii="Futura Medium" w:hAnsi="Futura Medium" w:cs="Futura Medium"/>
+          <w:b/>
+          <w:bCs/>
+        </w:rPr>
+        <w:t>Luka Seamus Wright</w:t>
+      </w:r>
+    </w:p>
+    <w:p>
+      <w:pPr>
+        <w:rPr>
+          <w:rFonts w:ascii="Futura Medium" w:hAnsi="Futura Medium" w:cs="Futura Medium" w:hint="cs"/>
           <w:b/>
           <w:bCs/>
         </w:rPr>
@@ -35,14 +62,14 @@
     <w:p>
       <w:pPr>
         <w:rPr>
-          <w:rFonts w:ascii="Futura Medium" w:hAnsi="Futura Medium" w:cs="Futura Medium"/>
+          <w:rFonts w:ascii="Futura Medium" w:hAnsi="Futura Medium" w:cs="Futura Medium" w:hint="cs"/>
           <w:b/>
           <w:bCs/>
         </w:rPr>
       </w:pPr>
       <w:r>
         <w:rPr>
-          <w:rFonts w:ascii="Futura Medium" w:hAnsi="Futura Medium" w:cs="Futura Medium"/>
+          <w:rFonts w:ascii="Futura Medium" w:hAnsi="Futura Medium" w:cs="Futura Medium" w:hint="cs"/>
           <w:b/>
           <w:bCs/>
         </w:rPr>
@@ -52,7 +79,7 @@
     <w:p>
       <w:pPr>
         <w:rPr>
-          <w:rFonts w:ascii="Futura Medium" w:hAnsi="Futura Medium" w:cs="Futura Medium"/>
+          <w:rFonts w:ascii="Futura Medium" w:hAnsi="Futura Medium" w:cs="Futura Medium" w:hint="cs"/>
           <w:b/>
           <w:bCs/>
         </w:rPr>
@@ -68,7 +95,7 @@
       </w:pPr>
       <w:r>
         <w:rPr>
-          <w:rFonts w:ascii="Futura Medium" w:hAnsi="Futura Medium" w:cs="Futura Medium"/>
+          <w:rFonts w:ascii="Futura Medium" w:hAnsi="Futura Medium" w:cs="Futura Medium" w:hint="cs"/>
           <w:b/>
           <w:bCs/>
         </w:rPr>
@@ -79,208 +106,113 @@
       <w:pPr>
         <w:rPr>
           <w:rFonts w:ascii="Futura Medium" w:hAnsi="Futura Medium" w:cs="Futura Medium"/>
-          <w:b/>
-          <w:bCs/>
         </w:rPr>
       </w:pPr>
       <w:r>
         <w:rPr>
           <w:rFonts w:ascii="Futura Medium" w:hAnsi="Futura Medium" w:cs="Futura Medium"/>
-          <w:b/>
-          <w:bCs/>
-        </w:rPr>
-        <w:t>{</w:t>
-      </w:r>
-      <w:proofErr w:type="spellStart"/>
-      <w:r>
-        <w:rPr>
-          <w:rFonts w:ascii="Futura Medium" w:hAnsi="Futura Medium" w:cs="Futura Medium"/>
-          <w:b/>
-          <w:bCs/>
-        </w:rPr>
-        <w:t>Pessarrodona</w:t>
-      </w:r>
-      <w:proofErr w:type="spellEnd"/>
-      <w:r>
-        <w:rPr>
-          <w:rFonts w:ascii="Futura Medium" w:hAnsi="Futura Medium" w:cs="Futura Medium"/>
-          <w:b/>
-          <w:bCs/>
-        </w:rPr>
-        <w:t xml:space="preserve"> et al., 2023, #24778}</w:t>
+        </w:rPr>
+        <w:t xml:space="preserve">In a seminal paper published in this journal 62 years ago, </w:t>
+      </w:r>
+      <w:r>
+        <w:rPr>
+          <w:rFonts w:ascii="Futura Medium" w:hAnsi="Futura Medium" w:cs="Futura Medium"/>
+        </w:rPr>
+        <w:t>{Olson, 1963, #2327}</w:t>
+      </w:r>
+      <w:r>
+        <w:rPr>
+          <w:rFonts w:ascii="Futura Medium" w:hAnsi="Futura Medium" w:cs="Futura Medium"/>
+        </w:rPr>
+        <w:t xml:space="preserve"> popularised the </w:t>
+      </w:r>
+      <w:r>
+        <w:rPr>
+          <w:rFonts w:ascii="Futura Medium" w:hAnsi="Futura Medium" w:cs="Futura Medium"/>
+        </w:rPr>
+        <w:t>ordinary differential equation</w:t>
+      </w:r>
+      <w:r>
+        <w:rPr>
+          <w:rFonts w:ascii="Futura Medium" w:hAnsi="Futura Medium" w:cs="Futura Medium"/>
+        </w:rPr>
+        <w:t xml:space="preserve"> of leaf litter decomposition</w:t>
       </w:r>
     </w:p>
     <w:p>
       <w:pPr>
         <w:rPr>
           <w:rFonts w:ascii="Futura Medium" w:hAnsi="Futura Medium" w:cs="Futura Medium"/>
-          <w:b/>
-          <w:bCs/>
-        </w:rPr>
-      </w:pPr>
-      <w:r>
-        <w:rPr>
-          <w:rFonts w:ascii="Futura Medium" w:hAnsi="Futura Medium" w:cs="Futura Medium"/>
-          <w:b/>
-          <w:bCs/>
-        </w:rPr>
-        <w:t>{Birch et al., 1983, #5320}</w:t>
-      </w:r>
-    </w:p>
-    <w:p>
-      <w:pPr>
-        <w:rPr>
-          <w:rFonts w:ascii="Futura Medium" w:hAnsi="Futura Medium" w:cs="Futura Medium"/>
-          <w:b/>
-          <w:bCs/>
-        </w:rPr>
-      </w:pPr>
-      <w:r>
-        <w:rPr>
-          <w:rFonts w:ascii="Futura Medium" w:hAnsi="Futura Medium" w:cs="Futura Medium"/>
-          <w:b/>
-          <w:bCs/>
-        </w:rPr>
-        <w:t>{Albright et al., 1982, #85687}</w:t>
-      </w:r>
-    </w:p>
-    <w:p>
-      <w:pPr>
-        <w:rPr>
-          <w:rFonts w:ascii="Futura Medium" w:hAnsi="Futura Medium" w:cs="Futura Medium"/>
-          <w:b/>
-          <w:bCs/>
-        </w:rPr>
-      </w:pPr>
-      <w:r>
-        <w:rPr>
-          <w:rFonts w:ascii="Futura Medium" w:hAnsi="Futura Medium" w:cs="Futura Medium"/>
-          <w:b/>
-          <w:bCs/>
-        </w:rPr>
-        <w:t>{Smith and Foreman, 1984, #41137}</w:t>
-      </w:r>
-    </w:p>
-    <w:p>
-      <w:pPr>
-        <w:rPr>
-          <w:rFonts w:ascii="Futura Medium" w:hAnsi="Futura Medium" w:cs="Futura Medium"/>
-          <w:b/>
-          <w:bCs/>
-        </w:rPr>
-      </w:pPr>
-      <w:r>
-        <w:rPr>
-          <w:rFonts w:ascii="Futura Medium" w:hAnsi="Futura Medium" w:cs="Futura Medium"/>
-          <w:b/>
-          <w:bCs/>
-        </w:rPr>
-        <w:t>{Brouwer, 1996, #26704}</w:t>
-      </w:r>
-    </w:p>
-    <w:p>
-      <w:pPr>
-        <w:rPr>
-          <w:rFonts w:ascii="Futura Medium" w:hAnsi="Futura Medium" w:cs="Futura Medium"/>
-          <w:b/>
-          <w:bCs/>
-        </w:rPr>
-      </w:pPr>
-      <w:r>
-        <w:rPr>
-          <w:rFonts w:ascii="Futura Medium" w:hAnsi="Futura Medium" w:cs="Futura Medium"/>
-          <w:b/>
-          <w:bCs/>
-        </w:rPr>
-        <w:t>{</w:t>
-      </w:r>
-      <w:proofErr w:type="spellStart"/>
-      <w:r>
-        <w:rPr>
-          <w:rFonts w:ascii="Futura Medium" w:hAnsi="Futura Medium" w:cs="Futura Medium"/>
-          <w:b/>
-          <w:bCs/>
-        </w:rPr>
-        <w:t>Bourguès</w:t>
-      </w:r>
-      <w:proofErr w:type="spellEnd"/>
-      <w:r>
-        <w:rPr>
-          <w:rFonts w:ascii="Futura Medium" w:hAnsi="Futura Medium" w:cs="Futura Medium"/>
-          <w:b/>
-          <w:bCs/>
-        </w:rPr>
-        <w:t xml:space="preserve"> et al., 1996, #24868}</w:t>
-      </w:r>
-    </w:p>
-    <w:p>
-      <w:pPr>
-        <w:rPr>
-          <w:rFonts w:ascii="Futura Medium" w:hAnsi="Futura Medium" w:cs="Futura Medium"/>
-          <w:b/>
-          <w:bCs/>
         </w:rPr>
       </w:pPr>
     </w:p>
     <w:p>
       <w:pPr>
-        <w:rPr>
-          <w:rFonts w:ascii="Futura Medium" w:hAnsi="Futura Medium" w:cs="Futura Medium"/>
-          <w:b/>
-          <w:bCs/>
+        <w:tabs>
+          <w:tab w:val="right" w:pos="9026"/>
+        </w:tabs>
+        <w:rPr>
+          <w:rFonts w:ascii="Futura Medium" w:hAnsi="Futura Medium" w:cs="Futura Medium" w:hint="cs"/>
         </w:rPr>
       </w:pPr>
-      <w:r>
-        <w:rPr>
-          <w:rFonts w:ascii="Futura Medium" w:hAnsi="Futura Medium" w:cs="Futura Medium"/>
-          <w:b/>
-          <w:bCs/>
-        </w:rPr>
-        <w:t>{</w:t>
-      </w:r>
-      <w:proofErr w:type="spellStart"/>
-      <w:r>
-        <w:rPr>
-          <w:rFonts w:ascii="Futura Medium" w:hAnsi="Futura Medium" w:cs="Futura Medium"/>
-          <w:b/>
-          <w:bCs/>
-        </w:rPr>
-        <w:t>Rovira</w:t>
-      </w:r>
-      <w:proofErr w:type="spellEnd"/>
-      <w:r>
-        <w:rPr>
-          <w:rFonts w:ascii="Futura Medium" w:hAnsi="Futura Medium" w:cs="Futura Medium"/>
-          <w:b/>
-          <w:bCs/>
-        </w:rPr>
-        <w:t xml:space="preserve"> and </w:t>
-      </w:r>
-      <w:proofErr w:type="spellStart"/>
-      <w:r>
-        <w:rPr>
-          <w:rFonts w:ascii="Futura Medium" w:hAnsi="Futura Medium" w:cs="Futura Medium"/>
-          <w:b/>
-          <w:bCs/>
-        </w:rPr>
-        <w:t>Rovira</w:t>
-      </w:r>
-      <w:proofErr w:type="spellEnd"/>
-      <w:r>
-        <w:rPr>
-          <w:rFonts w:ascii="Futura Medium" w:hAnsi="Futura Medium" w:cs="Futura Medium"/>
-          <w:b/>
-          <w:bCs/>
-        </w:rPr>
-        <w:t>, 2010, #106773}</w:t>
+      <m:oMath>
+        <m:f>
+          <m:fPr>
+            <m:ctrlPr>
+              <w:rPr>
+                <w:rFonts w:ascii="Cambria Math" w:hAnsi="Cambria Math" w:cs="Futura Medium" w:hint="cs"/>
+                <w:i/>
+              </w:rPr>
+            </m:ctrlPr>
+          </m:fPr>
+          <m:num>
+            <m:r>
+              <w:rPr>
+                <w:rFonts w:ascii="Cambria Math" w:hAnsi="Cambria Math" w:cs="Futura Medium" w:hint="cs"/>
+              </w:rPr>
+              <m:t>dm</m:t>
+            </m:r>
+          </m:num>
+          <m:den>
+            <m:r>
+              <w:rPr>
+                <w:rFonts w:ascii="Cambria Math" w:hAnsi="Cambria Math" w:cs="Futura Medium" w:hint="cs"/>
+              </w:rPr>
+              <m:t>dt</m:t>
+            </m:r>
+          </m:den>
+        </m:f>
+        <m:r>
+          <w:rPr>
+            <w:rFonts w:ascii="Cambria Math" w:hAnsi="Cambria Math" w:cs="Futura Medium" w:hint="cs"/>
+          </w:rPr>
+          <m:t>=-km</m:t>
+        </m:r>
+      </m:oMath>
+      <w:r>
+        <w:rPr>
+          <w:rFonts w:ascii="Futura Medium" w:eastAsiaTheme="minorEastAsia" w:hAnsi="Futura Medium" w:cs="Futura Medium" w:hint="cs"/>
+        </w:rPr>
+        <w:tab/>
+        <w:t>(</w:t>
+      </w:r>
+      <w:r>
+        <w:rPr>
+          <w:rFonts w:ascii="Futura Medium" w:eastAsiaTheme="minorEastAsia" w:hAnsi="Futura Medium" w:cs="Futura Medium" w:hint="cs"/>
+        </w:rPr>
+        <w:t>1</w:t>
+      </w:r>
+      <w:r>
+        <w:rPr>
+          <w:rFonts w:ascii="Futura Medium" w:eastAsiaTheme="minorEastAsia" w:hAnsi="Futura Medium" w:cs="Futura Medium" w:hint="cs"/>
+        </w:rPr>
+        <w:t>)</w:t>
       </w:r>
     </w:p>
     <w:p>
       <w:pPr>
         <w:rPr>
           <w:rFonts w:ascii="Futura Medium" w:hAnsi="Futura Medium" w:cs="Futura Medium"/>
-          <w:b/>
-          <w:bCs/>
         </w:rPr>
       </w:pPr>
     </w:p>
@@ -288,155 +220,244 @@
       <w:pPr>
         <w:rPr>
           <w:rFonts w:ascii="Futura Medium" w:hAnsi="Futura Medium" w:cs="Futura Medium"/>
-          <w:b/>
-          <w:bCs/>
         </w:rPr>
       </w:pPr>
       <w:r>
         <w:rPr>
           <w:rFonts w:ascii="Futura Medium" w:hAnsi="Futura Medium" w:cs="Futura Medium"/>
-          <w:b/>
-          <w:bCs/>
-        </w:rPr>
-        <w:t>{</w:t>
-      </w:r>
-      <w:proofErr w:type="spellStart"/>
-      <w:r>
-        <w:rPr>
-          <w:rFonts w:ascii="Futura Medium" w:hAnsi="Futura Medium" w:cs="Futura Medium"/>
-          <w:b/>
-          <w:bCs/>
-        </w:rPr>
-        <w:t>Trevathan</w:t>
-      </w:r>
-      <w:proofErr w:type="spellEnd"/>
-      <w:r>
-        <w:rPr>
-          <w:rFonts w:ascii="Futura Medium" w:hAnsi="Futura Medium" w:cs="Futura Medium"/>
-          <w:b/>
-          <w:bCs/>
-        </w:rPr>
-        <w:t>-Tackett et al., 2020, #39238}</w:t>
+        </w:rPr>
+        <w:t xml:space="preserve">which describes the rate of change in litter mass </w:t>
+      </w:r>
+      <w:r>
+        <w:rPr>
+          <w:rFonts w:ascii="Futura Medium" w:hAnsi="Futura Medium" w:cs="Futura Medium"/>
+          <w:i/>
+          <w:iCs/>
+        </w:rPr>
+        <w:t>m</w:t>
+      </w:r>
+      <w:r>
+        <w:rPr>
+          <w:rFonts w:ascii="Futura Medium" w:hAnsi="Futura Medium" w:cs="Futura Medium"/>
+        </w:rPr>
+        <w:t xml:space="preserve"> proportional to itself</w:t>
+      </w:r>
+      <w:r>
+        <w:rPr>
+          <w:rFonts w:ascii="Futura Medium" w:hAnsi="Futura Medium" w:cs="Futura Medium"/>
+        </w:rPr>
+        <w:t xml:space="preserve">, </w:t>
+      </w:r>
+      <w:r>
+        <w:rPr>
+          <w:rFonts w:ascii="Futura Medium" w:hAnsi="Futura Medium" w:cs="Futura Medium"/>
+        </w:rPr>
+        <w:t xml:space="preserve">a relationship which is </w:t>
+      </w:r>
+      <w:r>
+        <w:rPr>
+          <w:rFonts w:ascii="Futura Medium" w:hAnsi="Futura Medium" w:cs="Futura Medium"/>
+        </w:rPr>
+        <w:t>parameterised by the</w:t>
+      </w:r>
+      <w:r>
+        <w:rPr>
+          <w:rFonts w:ascii="Futura Medium" w:hAnsi="Futura Medium" w:cs="Futura Medium"/>
+        </w:rPr>
+        <w:t xml:space="preserve"> decay constant </w:t>
+      </w:r>
+      <w:r>
+        <w:rPr>
+          <w:rFonts w:ascii="Futura Medium" w:hAnsi="Futura Medium" w:cs="Futura Medium"/>
+          <w:i/>
+          <w:iCs/>
+        </w:rPr>
+        <w:t>k</w:t>
+      </w:r>
+      <w:r>
+        <w:rPr>
+          <w:rFonts w:ascii="Futura Medium" w:hAnsi="Futura Medium" w:cs="Futura Medium"/>
+        </w:rPr>
+        <w:t xml:space="preserve">. </w:t>
+      </w:r>
+      <w:r>
+        <w:rPr>
+          <w:rFonts w:ascii="Futura Medium" w:hAnsi="Futura Medium" w:cs="Futura Medium"/>
+        </w:rPr>
+        <w:t xml:space="preserve">This reflects our ecological understanding that </w:t>
+      </w:r>
+      <w:r>
+        <w:rPr>
+          <w:rFonts w:ascii="Futura Medium" w:hAnsi="Futura Medium" w:cs="Futura Medium"/>
+        </w:rPr>
+        <w:t xml:space="preserve">given a theoretically limitless pool of decomposers, decomposition is </w:t>
+      </w:r>
+      <w:r>
+        <w:rPr>
+          <w:rFonts w:ascii="Futura Medium" w:hAnsi="Futura Medium" w:cs="Futura Medium"/>
+        </w:rPr>
+        <w:t>proportional to</w:t>
+      </w:r>
+      <w:r>
+        <w:rPr>
+          <w:rFonts w:ascii="Futura Medium" w:hAnsi="Futura Medium" w:cs="Futura Medium"/>
+        </w:rPr>
+        <w:t xml:space="preserve"> the </w:t>
+      </w:r>
+      <w:r>
+        <w:rPr>
+          <w:rFonts w:ascii="Futura Medium" w:hAnsi="Futura Medium" w:cs="Futura Medium"/>
+        </w:rPr>
+        <w:t xml:space="preserve">detrital </w:t>
+      </w:r>
+      <w:r>
+        <w:rPr>
+          <w:rFonts w:ascii="Futura Medium" w:hAnsi="Futura Medium" w:cs="Futura Medium"/>
+        </w:rPr>
+        <w:t xml:space="preserve">pool. </w:t>
+      </w:r>
+      <w:r>
+        <w:rPr>
+          <w:rFonts w:ascii="Futura Medium" w:hAnsi="Futura Medium" w:cs="Futura Medium"/>
+        </w:rPr>
+        <w:t>Th</w:t>
+      </w:r>
+      <w:r>
+        <w:rPr>
+          <w:rFonts w:ascii="Futura Medium" w:hAnsi="Futura Medium" w:cs="Futura Medium"/>
+        </w:rPr>
+        <w:t>e</w:t>
+      </w:r>
+      <w:r>
+        <w:rPr>
+          <w:rFonts w:ascii="Futura Medium" w:hAnsi="Futura Medium" w:cs="Futura Medium"/>
+        </w:rPr>
+        <w:t xml:space="preserve"> equation integrates to</w:t>
       </w:r>
     </w:p>
     <w:p>
       <w:pPr>
         <w:rPr>
           <w:rFonts w:ascii="Futura Medium" w:hAnsi="Futura Medium" w:cs="Futura Medium"/>
-          <w:b/>
-          <w:bCs/>
-        </w:rPr>
-      </w:pPr>
-      <w:r>
-        <w:rPr>
-          <w:rFonts w:ascii="Futura Medium" w:hAnsi="Futura Medium" w:cs="Futura Medium"/>
-          <w:b/>
-          <w:bCs/>
-        </w:rPr>
-        <w:t xml:space="preserve">{de </w:t>
-      </w:r>
-      <w:proofErr w:type="spellStart"/>
-      <w:r>
-        <w:rPr>
-          <w:rFonts w:ascii="Futura Medium" w:hAnsi="Futura Medium" w:cs="Futura Medium"/>
-          <w:b/>
-          <w:bCs/>
-        </w:rPr>
-        <w:t>Bettignies</w:t>
-      </w:r>
-      <w:proofErr w:type="spellEnd"/>
-      <w:r>
-        <w:rPr>
-          <w:rFonts w:ascii="Futura Medium" w:hAnsi="Futura Medium" w:cs="Futura Medium"/>
-          <w:b/>
-          <w:bCs/>
-        </w:rPr>
-        <w:t xml:space="preserve"> et al., 2020, #27484}</w:t>
-      </w:r>
-    </w:p>
-    <w:p>
-      <w:pPr>
-        <w:rPr>
-          <w:rFonts w:ascii="Futura Medium" w:hAnsi="Futura Medium" w:cs="Futura Medium"/>
-          <w:b/>
-          <w:bCs/>
-        </w:rPr>
-      </w:pPr>
-      <w:r>
-        <w:rPr>
-          <w:rFonts w:ascii="Futura Medium" w:hAnsi="Futura Medium" w:cs="Futura Medium"/>
-          <w:b/>
-          <w:bCs/>
-        </w:rPr>
-        <w:t>{Hamersley et al., 2015, #100187}</w:t>
-      </w:r>
-    </w:p>
-    <w:p>
-      <w:pPr>
-        <w:rPr>
-          <w:rFonts w:ascii="Futura Medium" w:hAnsi="Futura Medium" w:cs="Futura Medium"/>
-          <w:b/>
-          <w:bCs/>
-        </w:rPr>
-      </w:pPr>
-      <w:r>
-        <w:rPr>
-          <w:rFonts w:ascii="Futura Medium" w:hAnsi="Futura Medium" w:cs="Futura Medium"/>
-          <w:b/>
-          <w:bCs/>
-        </w:rPr>
-        <w:t>{Pedersen et al., 2021, #86830}</w:t>
-      </w:r>
-    </w:p>
-    <w:p>
-      <w:pPr>
-        <w:rPr>
-          <w:rFonts w:ascii="Futura Medium" w:hAnsi="Futura Medium" w:cs="Futura Medium"/>
-          <w:b/>
-          <w:bCs/>
-        </w:rPr>
-      </w:pPr>
-      <w:r>
-        <w:rPr>
-          <w:rFonts w:ascii="Futura Medium" w:hAnsi="Futura Medium" w:cs="Futura Medium"/>
-          <w:b/>
-          <w:bCs/>
-        </w:rPr>
-        <w:t>{Frontier et al., 2021, #5573}</w:t>
-      </w:r>
-    </w:p>
-    <w:p>
-      <w:pPr>
-        <w:rPr>
-          <w:rFonts w:ascii="Futura Medium" w:hAnsi="Futura Medium" w:cs="Futura Medium"/>
-          <w:b/>
-          <w:bCs/>
         </w:rPr>
       </w:pPr>
     </w:p>
     <w:p>
       <w:pPr>
-        <w:rPr>
-          <w:rFonts w:ascii="Futura Medium" w:hAnsi="Futura Medium" w:cs="Futura Medium"/>
-          <w:b/>
-          <w:bCs/>
+        <w:tabs>
+          <w:tab w:val="right" w:pos="9026"/>
+        </w:tabs>
+        <w:rPr>
+          <w:rFonts w:ascii="Futura Medium" w:hAnsi="Futura Medium" w:cs="Futura Medium" w:hint="cs"/>
         </w:rPr>
       </w:pPr>
-      <w:r>
-        <w:rPr>
-          <w:rFonts w:ascii="Futura Medium" w:hAnsi="Futura Medium" w:cs="Futura Medium"/>
-          <w:b/>
-          <w:bCs/>
-        </w:rPr>
-        <w:t>{Frontier et al., 2021, #81382}</w:t>
+      <m:oMath>
+        <m:r>
+          <m:rPr>
+            <m:sty m:val="p"/>
+          </m:rPr>
+          <w:rPr>
+            <w:rFonts w:ascii="Cambria Math" w:hAnsi="Cambria Math" w:cs="Futura Medium"/>
+          </w:rPr>
+          <m:t>ln</m:t>
+        </m:r>
+        <m:f>
+          <m:fPr>
+            <m:ctrlPr>
+              <w:rPr>
+                <w:rFonts w:ascii="Cambria Math" w:hAnsi="Cambria Math" w:cs="Futura Medium"/>
+                <w:i/>
+              </w:rPr>
+            </m:ctrlPr>
+          </m:fPr>
+          <m:num>
+            <m:sSub>
+              <m:sSubPr>
+                <m:ctrlPr>
+                  <w:rPr>
+                    <w:rFonts w:ascii="Cambria Math" w:hAnsi="Cambria Math" w:cs="Futura Medium"/>
+                    <w:i/>
+                  </w:rPr>
+                </m:ctrlPr>
+              </m:sSubPr>
+              <m:e>
+                <m:r>
+                  <w:rPr>
+                    <w:rFonts w:ascii="Cambria Math" w:hAnsi="Cambria Math" w:cs="Futura Medium"/>
+                  </w:rPr>
+                  <m:t>m</m:t>
+                </m:r>
+              </m:e>
+              <m:sub>
+                <m:r>
+                  <w:rPr>
+                    <w:rFonts w:ascii="Cambria Math" w:hAnsi="Cambria Math" w:cs="Futura Medium"/>
+                  </w:rPr>
+                  <m:t>t</m:t>
+                </m:r>
+              </m:sub>
+            </m:sSub>
+          </m:num>
+          <m:den>
+            <m:sSub>
+              <m:sSubPr>
+                <m:ctrlPr>
+                  <w:rPr>
+                    <w:rFonts w:ascii="Cambria Math" w:hAnsi="Cambria Math" w:cs="Futura Medium"/>
+                    <w:i/>
+                  </w:rPr>
+                </m:ctrlPr>
+              </m:sSubPr>
+              <m:e>
+                <m:r>
+                  <w:rPr>
+                    <w:rFonts w:ascii="Cambria Math" w:hAnsi="Cambria Math" w:cs="Futura Medium"/>
+                  </w:rPr>
+                  <m:t>m</m:t>
+                </m:r>
+              </m:e>
+              <m:sub>
+                <m:r>
+                  <w:rPr>
+                    <w:rFonts w:ascii="Cambria Math" w:hAnsi="Cambria Math" w:cs="Futura Medium"/>
+                  </w:rPr>
+                  <m:t>0</m:t>
+                </m:r>
+              </m:sub>
+            </m:sSub>
+          </m:den>
+        </m:f>
+        <m:r>
+          <w:rPr>
+            <w:rFonts w:ascii="Cambria Math" w:hAnsi="Cambria Math" w:cs="Futura Medium"/>
+          </w:rPr>
+          <m:t>=-kt</m:t>
+        </m:r>
+      </m:oMath>
+      <w:r>
+        <w:rPr>
+          <w:rFonts w:ascii="Futura Medium" w:eastAsiaTheme="minorEastAsia" w:hAnsi="Futura Medium" w:cs="Futura Medium" w:hint="cs"/>
+        </w:rPr>
+        <w:tab/>
+        <w:t>(</w:t>
+      </w:r>
+      <w:r>
+        <w:rPr>
+          <w:rFonts w:ascii="Futura Medium" w:eastAsiaTheme="minorEastAsia" w:hAnsi="Futura Medium" w:cs="Futura Medium"/>
+        </w:rPr>
+        <w:t>2</w:t>
+      </w:r>
+      <w:r>
+        <w:rPr>
+          <w:rFonts w:ascii="Futura Medium" w:eastAsiaTheme="minorEastAsia" w:hAnsi="Futura Medium" w:cs="Futura Medium" w:hint="cs"/>
+        </w:rPr>
+        <w:t>)</w:t>
       </w:r>
     </w:p>
     <w:p>
       <w:pPr>
         <w:rPr>
-          <w:rFonts w:ascii="Futura Medium" w:hAnsi="Futura Medium" w:cs="Futura Medium"/>
-          <w:b/>
-          <w:bCs/>
+          <w:rFonts w:ascii="Futura Medium" w:eastAsiaTheme="minorEastAsia" w:hAnsi="Futura Medium" w:cs="Futura Medium"/>
         </w:rPr>
       </w:pPr>
     </w:p>
@@ -444,69 +465,158 @@
       <w:pPr>
         <w:rPr>
           <w:rFonts w:ascii="Futura Medium" w:hAnsi="Futura Medium" w:cs="Futura Medium"/>
-          <w:b/>
-          <w:bCs/>
         </w:rPr>
       </w:pPr>
       <w:r>
         <w:rPr>
           <w:rFonts w:ascii="Futura Medium" w:hAnsi="Futura Medium" w:cs="Futura Medium"/>
-          <w:b/>
-          <w:bCs/>
-        </w:rPr>
-        <w:t>{Wright et al., 2023, #11375}</w:t>
+        </w:rPr>
+        <w:t>and</w:t>
+      </w:r>
+      <w:r>
+        <w:rPr>
+          <w:rFonts w:ascii="Futura Medium" w:hAnsi="Futura Medium" w:cs="Futura Medium"/>
+        </w:rPr>
+        <w:t xml:space="preserve"> simplifies to the familiar </w:t>
+      </w:r>
+      <w:r>
+        <w:rPr>
+          <w:rFonts w:ascii="Futura Medium" w:hAnsi="Futura Medium" w:cs="Futura Medium"/>
+        </w:rPr>
+        <w:t xml:space="preserve">exponential decay </w:t>
+      </w:r>
+      <w:r>
+        <w:rPr>
+          <w:rFonts w:ascii="Futura Medium" w:hAnsi="Futura Medium" w:cs="Futura Medium"/>
+        </w:rPr>
+        <w:t>function</w:t>
       </w:r>
     </w:p>
     <w:p>
       <w:pPr>
         <w:rPr>
-          <w:rFonts w:ascii="Futura Medium" w:hAnsi="Futura Medium" w:cs="Futura Medium"/>
-          <w:b/>
-          <w:bCs/>
+          <w:rFonts w:ascii="Futura Medium" w:eastAsiaTheme="minorEastAsia" w:hAnsi="Futura Medium" w:cs="Futura Medium"/>
         </w:rPr>
       </w:pPr>
     </w:p>
     <w:p>
       <w:pPr>
-        <w:rPr>
-          <w:rFonts w:ascii="Futura Medium" w:hAnsi="Futura Medium" w:cs="Futura Medium"/>
-          <w:b/>
-          <w:bCs/>
+        <w:tabs>
+          <w:tab w:val="right" w:pos="9026"/>
+        </w:tabs>
+        <w:rPr>
+          <w:rFonts w:ascii="Futura Medium" w:hAnsi="Futura Medium" w:cs="Futura Medium" w:hint="cs"/>
         </w:rPr>
       </w:pPr>
-      <w:r>
-        <w:rPr>
-          <w:rFonts w:ascii="Futura Medium" w:hAnsi="Futura Medium" w:cs="Futura Medium"/>
-          <w:b/>
-          <w:bCs/>
-        </w:rPr>
-        <w:t xml:space="preserve">{Wright and </w:t>
-      </w:r>
-      <w:proofErr w:type="spellStart"/>
-      <w:r>
-        <w:rPr>
-          <w:rFonts w:ascii="Futura Medium" w:hAnsi="Futura Medium" w:cs="Futura Medium"/>
-          <w:b/>
-          <w:bCs/>
-        </w:rPr>
-        <w:t>Kregting</w:t>
-      </w:r>
-      <w:proofErr w:type="spellEnd"/>
-      <w:r>
-        <w:rPr>
-          <w:rFonts w:ascii="Futura Medium" w:hAnsi="Futura Medium" w:cs="Futura Medium"/>
-          <w:b/>
-          <w:bCs/>
-        </w:rPr>
-        <w:t>, 2023, #49344}</w:t>
+      <m:oMath>
+        <m:sSub>
+          <m:sSubPr>
+            <m:ctrlPr>
+              <w:rPr>
+                <w:rFonts w:ascii="Cambria Math" w:hAnsi="Cambria Math" w:cs="Futura Medium"/>
+              </w:rPr>
+            </m:ctrlPr>
+          </m:sSubPr>
+          <m:e>
+            <m:r>
+              <w:rPr>
+                <w:rFonts w:ascii="Cambria Math" w:hAnsi="Cambria Math" w:cs="Futura Medium"/>
+              </w:rPr>
+              <m:t>m</m:t>
+            </m:r>
+          </m:e>
+          <m:sub>
+            <m:r>
+              <w:rPr>
+                <w:rFonts w:ascii="Cambria Math" w:hAnsi="Cambria Math" w:cs="Futura Medium"/>
+              </w:rPr>
+              <m:t>t</m:t>
+            </m:r>
+          </m:sub>
+        </m:sSub>
+        <m:r>
+          <w:rPr>
+            <w:rFonts w:ascii="Cambria Math" w:hAnsi="Cambria Math" w:cs="Futura Medium"/>
+          </w:rPr>
+          <m:t>=</m:t>
+        </m:r>
+        <m:sSup>
+          <m:sSupPr>
+            <m:ctrlPr>
+              <w:rPr>
+                <w:rFonts w:ascii="Cambria Math" w:hAnsi="Cambria Math" w:cs="Futura Medium"/>
+                <w:i/>
+              </w:rPr>
+            </m:ctrlPr>
+          </m:sSupPr>
+          <m:e>
+            <m:sSub>
+              <m:sSubPr>
+                <m:ctrlPr>
+                  <w:rPr>
+                    <w:rFonts w:ascii="Cambria Math" w:hAnsi="Cambria Math" w:cs="Futura Medium"/>
+                    <w:i/>
+                  </w:rPr>
+                </m:ctrlPr>
+              </m:sSubPr>
+              <m:e>
+                <m:r>
+                  <w:rPr>
+                    <w:rFonts w:ascii="Cambria Math" w:hAnsi="Cambria Math" w:cs="Futura Medium"/>
+                  </w:rPr>
+                  <m:t>m</m:t>
+                </m:r>
+              </m:e>
+              <m:sub>
+                <m:r>
+                  <w:rPr>
+                    <w:rFonts w:ascii="Cambria Math" w:hAnsi="Cambria Math" w:cs="Futura Medium"/>
+                  </w:rPr>
+                  <m:t>0</m:t>
+                </m:r>
+              </m:sub>
+            </m:sSub>
+            <m:r>
+              <w:rPr>
+                <w:rFonts w:ascii="Cambria Math" w:hAnsi="Cambria Math" w:cs="Futura Medium"/>
+              </w:rPr>
+              <m:t>e</m:t>
+            </m:r>
+          </m:e>
+          <m:sup>
+            <m:r>
+              <w:rPr>
+                <w:rFonts w:ascii="Cambria Math" w:hAnsi="Cambria Math" w:cs="Futura Medium"/>
+              </w:rPr>
+              <m:t>-kt</m:t>
+            </m:r>
+          </m:sup>
+        </m:sSup>
+      </m:oMath>
+      <w:r>
+        <w:rPr>
+          <w:rFonts w:ascii="Futura Medium" w:eastAsiaTheme="minorEastAsia" w:hAnsi="Futura Medium" w:cs="Futura Medium" w:hint="cs"/>
+        </w:rPr>
+        <w:tab/>
+        <w:t>(</w:t>
+      </w:r>
+      <w:r>
+        <w:rPr>
+          <w:rFonts w:ascii="Futura Medium" w:eastAsiaTheme="minorEastAsia" w:hAnsi="Futura Medium" w:cs="Futura Medium"/>
+        </w:rPr>
+        <w:t>3</w:t>
+      </w:r>
+      <w:r>
+        <w:rPr>
+          <w:rFonts w:ascii="Futura Medium" w:eastAsiaTheme="minorEastAsia" w:hAnsi="Futura Medium" w:cs="Futura Medium" w:hint="cs"/>
+        </w:rPr>
+        <w:t>)</w:t>
       </w:r>
     </w:p>
     <w:p>
       <w:pPr>
         <w:rPr>
           <w:rFonts w:ascii="Futura Medium" w:hAnsi="Futura Medium" w:cs="Futura Medium"/>
-          <w:b/>
-          <w:bCs/>
         </w:rPr>
       </w:pPr>
     </w:p>
@@ -514,43 +624,107 @@
       <w:pPr>
         <w:rPr>
           <w:rFonts w:ascii="Futura Medium" w:hAnsi="Futura Medium" w:cs="Futura Medium"/>
-          <w:b/>
-          <w:bCs/>
         </w:rPr>
       </w:pPr>
       <w:r>
         <w:rPr>
           <w:rFonts w:ascii="Futura Medium" w:hAnsi="Futura Medium" w:cs="Futura Medium"/>
-          <w:b/>
-          <w:bCs/>
-        </w:rPr>
-        <w:t xml:space="preserve">{Wright and </w:t>
+        </w:rPr>
+        <w:t xml:space="preserve">where </w:t>
       </w:r>
       <w:proofErr w:type="spellStart"/>
       <w:r>
         <w:rPr>
           <w:rFonts w:ascii="Futura Medium" w:hAnsi="Futura Medium" w:cs="Futura Medium"/>
-          <w:b/>
-          <w:bCs/>
-        </w:rPr>
-        <w:t>Foggo</w:t>
+          <w:i/>
+          <w:iCs/>
+        </w:rPr>
+        <w:t>m</w:t>
+      </w:r>
+      <w:r>
+        <w:rPr>
+          <w:rFonts w:ascii="Futura Medium" w:hAnsi="Futura Medium" w:cs="Futura Medium"/>
+          <w:i/>
+          <w:iCs/>
+          <w:vertAlign w:val="subscript"/>
+        </w:rPr>
+        <w:t>t</w:t>
       </w:r>
       <w:proofErr w:type="spellEnd"/>
       <w:r>
         <w:rPr>
           <w:rFonts w:ascii="Futura Medium" w:hAnsi="Futura Medium" w:cs="Futura Medium"/>
-          <w:b/>
-          <w:bCs/>
-        </w:rPr>
-        <w:t>, 2021, #58012}</w:t>
+        </w:rPr>
+        <w:t xml:space="preserve"> </w:t>
+      </w:r>
+      <w:r>
+        <w:rPr>
+          <w:rFonts w:ascii="Futura Medium" w:hAnsi="Futura Medium" w:cs="Futura Medium"/>
+        </w:rPr>
+        <w:t xml:space="preserve">and </w:t>
+      </w:r>
+      <w:r>
+        <w:rPr>
+          <w:rFonts w:ascii="Futura Medium" w:hAnsi="Futura Medium" w:cs="Futura Medium"/>
+          <w:i/>
+          <w:iCs/>
+        </w:rPr>
+        <w:t>m</w:t>
+      </w:r>
+      <w:r>
+        <w:rPr>
+          <w:rFonts w:ascii="Futura Medium" w:hAnsi="Futura Medium" w:cs="Futura Medium"/>
+          <w:i/>
+          <w:iCs/>
+          <w:vertAlign w:val="subscript"/>
+        </w:rPr>
+        <w:t>0</w:t>
+      </w:r>
+      <w:r>
+        <w:rPr>
+          <w:rFonts w:ascii="Futura Medium" w:hAnsi="Futura Medium" w:cs="Futura Medium"/>
+        </w:rPr>
+        <w:t xml:space="preserve"> are the litter masses at time </w:t>
+      </w:r>
+      <w:r>
+        <w:rPr>
+          <w:rFonts w:ascii="Futura Medium" w:hAnsi="Futura Medium" w:cs="Futura Medium"/>
+          <w:i/>
+          <w:iCs/>
+        </w:rPr>
+        <w:t>t</w:t>
+      </w:r>
+      <w:r>
+        <w:rPr>
+          <w:rFonts w:ascii="Futura Medium" w:hAnsi="Futura Medium" w:cs="Futura Medium"/>
+        </w:rPr>
+        <w:t xml:space="preserve"> and </w:t>
+      </w:r>
+      <w:r>
+        <w:rPr>
+          <w:rFonts w:ascii="Futura Medium" w:hAnsi="Futura Medium" w:cs="Futura Medium"/>
+          <w:i/>
+          <w:iCs/>
+        </w:rPr>
+        <w:t>t</w:t>
+      </w:r>
+      <w:r>
+        <w:rPr>
+          <w:rFonts w:ascii="Futura Medium" w:hAnsi="Futura Medium" w:cs="Futura Medium"/>
+        </w:rPr>
+        <w:t xml:space="preserve"> = 0.</w:t>
+      </w:r>
+      <w:r>
+        <w:rPr>
+          <w:rFonts w:ascii="Futura Medium" w:hAnsi="Futura Medium" w:cs="Futura Medium"/>
+        </w:rPr>
+        <w:t xml:space="preserve"> This function has prevailed as the model of choice for decomposition.</w:t>
       </w:r>
     </w:p>
     <w:p>
       <w:pPr>
         <w:rPr>
           <w:rFonts w:ascii="Futura Medium" w:hAnsi="Futura Medium" w:cs="Futura Medium"/>
-          <w:b/>
-          <w:bCs/>
         </w:rPr>
       </w:pPr>
     </w:p>
@@ -558,25 +732,614 @@
       <w:pPr>
         <w:rPr>
           <w:rFonts w:ascii="Futura Medium" w:hAnsi="Futura Medium" w:cs="Futura Medium"/>
-          <w:b/>
-          <w:bCs/>
         </w:rPr>
       </w:pPr>
       <w:r>
         <w:rPr>
           <w:rFonts w:ascii="Futura Medium" w:hAnsi="Futura Medium" w:cs="Futura Medium"/>
-          <w:b/>
-          <w:bCs/>
-        </w:rPr>
-        <w:t>{Wright et al., 2022, #84780}</w:t>
+        </w:rPr>
+        <w:t>I</w:t>
+      </w:r>
+      <w:r>
+        <w:rPr>
+          <w:rFonts w:ascii="Futura Medium" w:hAnsi="Futura Medium" w:cs="Futura Medium"/>
+        </w:rPr>
+        <w:t xml:space="preserve">nterest </w:t>
+      </w:r>
+      <w:r>
+        <w:rPr>
+          <w:rFonts w:ascii="Futura Medium" w:hAnsi="Futura Medium" w:cs="Futura Medium"/>
+        </w:rPr>
+        <w:t>in decomposition has been rekindled due to the hope that plants can mitigate anthropogenic climate change by fixing carbon dioxide</w:t>
+      </w:r>
+      <w:r>
+        <w:rPr>
+          <w:rFonts w:ascii="Futura Medium" w:hAnsi="Futura Medium" w:cs="Futura Medium"/>
+        </w:rPr>
+        <w:t xml:space="preserve"> (CO</w:t>
+      </w:r>
+      <w:r>
+        <w:rPr>
+          <w:rFonts w:ascii="Futura Medium" w:hAnsi="Futura Medium" w:cs="Futura Medium"/>
+          <w:vertAlign w:val="subscript"/>
+        </w:rPr>
+        <w:t>2</w:t>
+      </w:r>
+      <w:r>
+        <w:rPr>
+          <w:rFonts w:ascii="Futura Medium" w:hAnsi="Futura Medium" w:cs="Futura Medium"/>
+        </w:rPr>
+        <w:t>)</w:t>
+      </w:r>
+      <w:r>
+        <w:rPr>
+          <w:rFonts w:ascii="Futura Medium" w:hAnsi="Futura Medium" w:cs="Futura Medium"/>
+        </w:rPr>
+        <w:t>, assimilating it into their tissues, and sequestering it in their biomass</w:t>
+      </w:r>
+      <w:r>
+        <w:rPr>
+          <w:rFonts w:ascii="Futura Medium" w:hAnsi="Futura Medium" w:cs="Futura Medium"/>
+        </w:rPr>
+        <w:t xml:space="preserve">. </w:t>
+      </w:r>
+      <w:r>
+        <w:rPr>
+          <w:rFonts w:ascii="Futura Medium" w:hAnsi="Futura Medium" w:cs="Futura Medium"/>
+        </w:rPr>
+        <w:t>Carbon s</w:t>
+      </w:r>
+      <w:r>
+        <w:rPr>
+          <w:rFonts w:ascii="Futura Medium" w:hAnsi="Futura Medium" w:cs="Futura Medium"/>
+        </w:rPr>
+        <w:t xml:space="preserve">equestration </w:t>
+      </w:r>
+      <w:r>
+        <w:rPr>
+          <w:rFonts w:ascii="Futura Medium" w:hAnsi="Futura Medium" w:cs="Futura Medium"/>
+        </w:rPr>
+        <w:t>timescales</w:t>
+      </w:r>
+      <w:r>
+        <w:rPr>
+          <w:rFonts w:ascii="Futura Medium" w:hAnsi="Futura Medium" w:cs="Futura Medium"/>
+        </w:rPr>
+        <w:t xml:space="preserve"> of </w:t>
+      </w:r>
+      <w:r>
+        <w:rPr>
+          <w:rFonts w:ascii="Futura Medium" w:hAnsi="Futura Medium" w:cs="Futura Medium"/>
+        </w:rPr>
+        <w:t xml:space="preserve">decades to centuries </w:t>
+      </w:r>
+      <w:r>
+        <w:rPr>
+          <w:rFonts w:ascii="Futura Medium" w:hAnsi="Futura Medium" w:cs="Futura Medium"/>
+        </w:rPr>
+        <w:t xml:space="preserve">are </w:t>
+      </w:r>
+      <w:r>
+        <w:rPr>
+          <w:rFonts w:ascii="Futura Medium" w:hAnsi="Futura Medium" w:cs="Futura Medium"/>
+        </w:rPr>
+        <w:t>being considered the minimum</w:t>
+      </w:r>
+      <w:r>
+        <w:rPr>
+          <w:rFonts w:ascii="Futura Medium" w:hAnsi="Futura Medium" w:cs="Futura Medium"/>
+        </w:rPr>
+        <w:t xml:space="preserve"> and ten millennia or longer are preferred</w:t>
+      </w:r>
+      <w:r>
+        <w:rPr>
+          <w:rFonts w:ascii="Futura Medium" w:hAnsi="Futura Medium" w:cs="Futura Medium"/>
+        </w:rPr>
+        <w:t xml:space="preserve"> </w:t>
+      </w:r>
+      <w:r>
+        <w:rPr>
+          <w:rFonts w:ascii="Futura Medium" w:hAnsi="Futura Medium" w:cs="Futura Medium"/>
+        </w:rPr>
+        <w:t>{IPCC, 2022, #30410}</w:t>
+      </w:r>
+      <w:r>
+        <w:rPr>
+          <w:rFonts w:ascii="Futura Medium" w:hAnsi="Futura Medium" w:cs="Futura Medium"/>
+        </w:rPr>
+        <w:t>.</w:t>
+      </w:r>
+      <w:r>
+        <w:rPr>
+          <w:rFonts w:ascii="Futura Medium" w:hAnsi="Futura Medium" w:cs="Futura Medium"/>
+        </w:rPr>
+        <w:t xml:space="preserve"> </w:t>
+      </w:r>
+      <w:r>
+        <w:rPr>
+          <w:rFonts w:ascii="Futura Medium" w:hAnsi="Futura Medium" w:cs="Futura Medium"/>
+        </w:rPr>
+        <w:t xml:space="preserve">Plant biomass can be split into two distinct </w:t>
+      </w:r>
+      <w:r>
+        <w:rPr>
+          <w:rFonts w:ascii="Futura Medium" w:hAnsi="Futura Medium" w:cs="Futura Medium"/>
+        </w:rPr>
+        <w:t>carbon sinks</w:t>
+      </w:r>
+      <w:r>
+        <w:rPr>
+          <w:rFonts w:ascii="Futura Medium" w:hAnsi="Futura Medium" w:cs="Futura Medium"/>
+        </w:rPr>
+        <w:t>: living plants</w:t>
+      </w:r>
+      <w:r>
+        <w:rPr>
+          <w:rFonts w:ascii="Futura Medium" w:hAnsi="Futura Medium" w:cs="Futura Medium"/>
+        </w:rPr>
+        <w:t xml:space="preserve"> and the detrital pool</w:t>
+      </w:r>
+      <w:r>
+        <w:rPr>
+          <w:rFonts w:ascii="Futura Medium" w:hAnsi="Futura Medium" w:cs="Futura Medium"/>
+        </w:rPr>
+        <w:t xml:space="preserve">, of which the latter </w:t>
+      </w:r>
+      <w:r>
+        <w:rPr>
+          <w:rFonts w:ascii="Futura Medium" w:hAnsi="Futura Medium" w:cs="Futura Medium"/>
+        </w:rPr>
+        <w:t xml:space="preserve">is considered the </w:t>
+      </w:r>
+      <w:r>
+        <w:rPr>
+          <w:rFonts w:ascii="Futura Medium" w:hAnsi="Futura Medium" w:cs="Futura Medium"/>
+        </w:rPr>
+        <w:t>more</w:t>
+      </w:r>
+      <w:r>
+        <w:rPr>
+          <w:rFonts w:ascii="Futura Medium" w:hAnsi="Futura Medium" w:cs="Futura Medium"/>
+        </w:rPr>
+        <w:t xml:space="preserve"> promising</w:t>
+      </w:r>
+      <w:r>
+        <w:rPr>
+          <w:rFonts w:ascii="Futura Medium" w:hAnsi="Futura Medium" w:cs="Futura Medium"/>
+        </w:rPr>
+        <w:t xml:space="preserve">. </w:t>
+      </w:r>
+      <w:r>
+        <w:rPr>
+          <w:rFonts w:ascii="Futura Medium" w:hAnsi="Futura Medium" w:cs="Futura Medium"/>
+        </w:rPr>
+        <w:t>Often surprising to botanists and ecologists, plant d</w:t>
+      </w:r>
+      <w:r>
+        <w:rPr>
+          <w:rFonts w:ascii="Futura Medium" w:hAnsi="Futura Medium" w:cs="Futura Medium"/>
+        </w:rPr>
+        <w:t>etritus</w:t>
+      </w:r>
+      <w:r>
+        <w:rPr>
+          <w:rFonts w:ascii="Futura Medium" w:hAnsi="Futura Medium" w:cs="Futura Medium"/>
+        </w:rPr>
+        <w:t xml:space="preserve"> </w:t>
+      </w:r>
+      <w:r>
+        <w:rPr>
+          <w:rFonts w:ascii="Futura Medium" w:hAnsi="Futura Medium" w:cs="Futura Medium"/>
+        </w:rPr>
+        <w:t xml:space="preserve">amounts to a biomass that is </w:t>
+      </w:r>
+      <w:r>
+        <w:rPr>
+          <w:rFonts w:ascii="Futura Medium" w:hAnsi="Futura Medium" w:cs="Futura Medium"/>
+        </w:rPr>
+        <w:t xml:space="preserve">generally </w:t>
+      </w:r>
+      <w:r>
+        <w:rPr>
+          <w:rFonts w:ascii="Futura Medium" w:hAnsi="Futura Medium" w:cs="Futura Medium"/>
+        </w:rPr>
+        <w:t xml:space="preserve">comparable </w:t>
+      </w:r>
+      <w:r>
+        <w:rPr>
+          <w:rFonts w:ascii="Futura Medium" w:hAnsi="Futura Medium" w:cs="Futura Medium"/>
+        </w:rPr>
+        <w:t xml:space="preserve">and </w:t>
+      </w:r>
+      <w:r>
+        <w:rPr>
+          <w:rFonts w:ascii="Futura Medium" w:hAnsi="Futura Medium" w:cs="Futura Medium"/>
+        </w:rPr>
+        <w:t>often</w:t>
+      </w:r>
+      <w:r>
+        <w:rPr>
+          <w:rFonts w:ascii="Futura Medium" w:hAnsi="Futura Medium" w:cs="Futura Medium"/>
+        </w:rPr>
+        <w:t xml:space="preserve"> </w:t>
+      </w:r>
+      <w:r>
+        <w:rPr>
+          <w:rFonts w:ascii="Futura Medium" w:hAnsi="Futura Medium" w:cs="Futura Medium"/>
+        </w:rPr>
+        <w:t xml:space="preserve">far </w:t>
+      </w:r>
+      <w:r>
+        <w:rPr>
+          <w:rFonts w:ascii="Futura Medium" w:hAnsi="Futura Medium" w:cs="Futura Medium"/>
+        </w:rPr>
+        <w:t xml:space="preserve">greater than that of living plants </w:t>
+      </w:r>
+      <w:r>
+        <w:rPr>
+          <w:rFonts w:ascii="Futura Medium" w:hAnsi="Futura Medium" w:cs="Futura Medium"/>
+        </w:rPr>
+        <w:t>{Cebrián and Duarte, 1995, #98069}</w:t>
+      </w:r>
+      <w:r>
+        <w:t xml:space="preserve"> </w:t>
+      </w:r>
+      <w:r>
+        <w:rPr>
+          <w:rFonts w:ascii="Futura Medium" w:hAnsi="Futura Medium" w:cs="Futura Medium"/>
+        </w:rPr>
+        <w:t xml:space="preserve">{Wright and </w:t>
+      </w:r>
+      <w:proofErr w:type="spellStart"/>
+      <w:r>
+        <w:rPr>
+          <w:rFonts w:ascii="Futura Medium" w:hAnsi="Futura Medium" w:cs="Futura Medium"/>
+        </w:rPr>
+        <w:t>Kregting</w:t>
+      </w:r>
+      <w:proofErr w:type="spellEnd"/>
+      <w:r>
+        <w:rPr>
+          <w:rFonts w:ascii="Futura Medium" w:hAnsi="Futura Medium" w:cs="Futura Medium"/>
+        </w:rPr>
+        <w:t>, 2023, #49343}</w:t>
+      </w:r>
+      <w:r>
+        <w:rPr>
+          <w:rFonts w:ascii="Futura Medium" w:hAnsi="Futura Medium" w:cs="Futura Medium"/>
+        </w:rPr>
+        <w:t xml:space="preserve">. </w:t>
+      </w:r>
+      <w:r>
+        <w:rPr>
+          <w:rFonts w:ascii="Futura Medium" w:hAnsi="Futura Medium" w:cs="Futura Medium"/>
+        </w:rPr>
+        <w:t>But more importantly</w:t>
+      </w:r>
+      <w:r>
+        <w:rPr>
+          <w:rFonts w:ascii="Futura Medium" w:hAnsi="Futura Medium" w:cs="Futura Medium"/>
+        </w:rPr>
+        <w:t>,</w:t>
+      </w:r>
+      <w:r>
+        <w:rPr>
+          <w:rFonts w:ascii="Futura Medium" w:hAnsi="Futura Medium" w:cs="Futura Medium"/>
+        </w:rPr>
+        <w:t xml:space="preserve"> living plants, </w:t>
+      </w:r>
+      <w:r>
+        <w:rPr>
+          <w:rFonts w:ascii="Futura Medium" w:hAnsi="Futura Medium" w:cs="Futura Medium"/>
+        </w:rPr>
+        <w:t xml:space="preserve">even when considering stable </w:t>
+      </w:r>
+      <w:r>
+        <w:rPr>
+          <w:rFonts w:ascii="Futura Medium" w:hAnsi="Futura Medium" w:cs="Futura Medium"/>
+        </w:rPr>
+        <w:t xml:space="preserve">or increasing </w:t>
+      </w:r>
+      <w:r>
+        <w:rPr>
+          <w:rFonts w:ascii="Futura Medium" w:hAnsi="Futura Medium" w:cs="Futura Medium"/>
+        </w:rPr>
+        <w:t>populations</w:t>
+      </w:r>
+      <w:r>
+        <w:rPr>
+          <w:rFonts w:ascii="Futura Medium" w:hAnsi="Futura Medium" w:cs="Futura Medium"/>
+        </w:rPr>
+        <w:t>,</w:t>
+      </w:r>
+      <w:r>
+        <w:rPr>
+          <w:rFonts w:ascii="Futura Medium" w:hAnsi="Futura Medium" w:cs="Futura Medium"/>
+        </w:rPr>
+        <w:t xml:space="preserve"> </w:t>
+      </w:r>
+      <w:r>
+        <w:rPr>
+          <w:rFonts w:ascii="Futura Medium" w:hAnsi="Futura Medium" w:cs="Futura Medium"/>
+        </w:rPr>
+        <w:t xml:space="preserve">are limited </w:t>
+      </w:r>
+      <w:r>
+        <w:rPr>
+          <w:rFonts w:ascii="Futura Medium" w:hAnsi="Futura Medium" w:cs="Futura Medium"/>
+        </w:rPr>
+        <w:t xml:space="preserve">by </w:t>
+      </w:r>
+      <w:r>
+        <w:rPr>
+          <w:rFonts w:ascii="Futura Medium" w:hAnsi="Futura Medium" w:cs="Futura Medium"/>
+        </w:rPr>
+        <w:t>biomass</w:t>
+      </w:r>
+      <w:r>
+        <w:rPr>
+          <w:rFonts w:ascii="Futura Medium" w:hAnsi="Futura Medium" w:cs="Futura Medium"/>
+        </w:rPr>
+        <w:t>-density constraints</w:t>
+      </w:r>
+      <w:r>
+        <w:rPr>
+          <w:rFonts w:ascii="Futura Medium" w:hAnsi="Futura Medium" w:cs="Futura Medium"/>
+        </w:rPr>
+        <w:t xml:space="preserve"> </w:t>
+      </w:r>
+      <w:r>
+        <w:rPr>
+          <w:rFonts w:ascii="Futura Medium" w:hAnsi="Futura Medium" w:cs="Futura Medium"/>
+        </w:rPr>
+        <w:t>{Creed et al., 2019, #70680}</w:t>
+      </w:r>
+      <w:r>
+        <w:rPr>
+          <w:rFonts w:ascii="Futura Medium" w:hAnsi="Futura Medium" w:cs="Futura Medium"/>
+        </w:rPr>
+        <w:t xml:space="preserve"> </w:t>
+      </w:r>
+      <w:r>
+        <w:rPr>
+          <w:rFonts w:ascii="Futura Medium" w:hAnsi="Futura Medium" w:cs="Futura Medium"/>
+        </w:rPr>
+        <w:t xml:space="preserve">and </w:t>
+      </w:r>
+      <w:r>
+        <w:rPr>
+          <w:rFonts w:ascii="Futura Medium" w:hAnsi="Futura Medium" w:cs="Futura Medium"/>
+        </w:rPr>
+        <w:t xml:space="preserve">lifespans of </w:t>
+      </w:r>
+      <w:r>
+        <w:rPr>
+          <w:rFonts w:ascii="Futura Medium" w:hAnsi="Futura Medium" w:cs="Futura Medium"/>
+        </w:rPr>
+        <w:t xml:space="preserve">typically </w:t>
+      </w:r>
+      <w:r>
+        <w:rPr>
+          <w:rFonts w:ascii="Futura Medium" w:hAnsi="Futura Medium" w:cs="Futura Medium"/>
+        </w:rPr>
+        <w:t xml:space="preserve">less than a millennium </w:t>
+      </w:r>
+      <w:r>
+        <w:rPr>
+          <w:rFonts w:ascii="Futura Medium" w:hAnsi="Futura Medium" w:cs="Futura Medium"/>
+        </w:rPr>
+        <w:t>{Thomas, 2013, #50506}</w:t>
+      </w:r>
+      <w:r>
+        <w:rPr>
+          <w:rFonts w:ascii="Futura Medium" w:hAnsi="Futura Medium" w:cs="Futura Medium"/>
+        </w:rPr>
+        <w:t>.</w:t>
+      </w:r>
+      <w:r>
+        <w:rPr>
+          <w:rFonts w:ascii="Futura Medium" w:hAnsi="Futura Medium" w:cs="Futura Medium"/>
+        </w:rPr>
+        <w:t xml:space="preserve"> </w:t>
+      </w:r>
+      <w:r>
+        <w:rPr>
+          <w:rFonts w:ascii="Futura Medium" w:hAnsi="Futura Medium" w:cs="Futura Medium"/>
+        </w:rPr>
+        <w:t>D</w:t>
+      </w:r>
+      <w:r>
+        <w:rPr>
+          <w:rFonts w:ascii="Futura Medium" w:hAnsi="Futura Medium" w:cs="Futura Medium"/>
+        </w:rPr>
+        <w:t>etritus</w:t>
+      </w:r>
+      <w:r>
+        <w:rPr>
+          <w:rFonts w:ascii="Futura Medium" w:hAnsi="Futura Medium" w:cs="Futura Medium"/>
+        </w:rPr>
+        <w:t xml:space="preserve"> </w:t>
+      </w:r>
+      <w:r>
+        <w:rPr>
+          <w:rFonts w:ascii="Futura Medium" w:hAnsi="Futura Medium" w:cs="Futura Medium"/>
+        </w:rPr>
+        <w:t xml:space="preserve">on the other hand </w:t>
+      </w:r>
+      <w:r>
+        <w:rPr>
+          <w:rFonts w:ascii="Futura Medium" w:hAnsi="Futura Medium" w:cs="Futura Medium"/>
+        </w:rPr>
+        <w:t xml:space="preserve">is believed to have the potential of </w:t>
+      </w:r>
+      <w:r>
+        <w:rPr>
+          <w:rFonts w:ascii="Futura Medium" w:hAnsi="Futura Medium" w:cs="Futura Medium"/>
+        </w:rPr>
+        <w:t xml:space="preserve">cumulative </w:t>
+      </w:r>
+      <w:r>
+        <w:rPr>
+          <w:rFonts w:ascii="Futura Medium" w:hAnsi="Futura Medium" w:cs="Futura Medium"/>
+        </w:rPr>
+        <w:t xml:space="preserve">sequestration </w:t>
+      </w:r>
+      <w:r>
+        <w:rPr>
+          <w:rFonts w:ascii="Futura Medium" w:hAnsi="Futura Medium" w:cs="Futura Medium"/>
+        </w:rPr>
+        <w:t xml:space="preserve">over </w:t>
+      </w:r>
+      <w:r>
+        <w:rPr>
+          <w:rFonts w:ascii="Futura Medium" w:hAnsi="Futura Medium" w:cs="Futura Medium"/>
+        </w:rPr>
+        <w:t xml:space="preserve">much longer timescales. </w:t>
+      </w:r>
+      <w:r>
+        <w:rPr>
+          <w:rFonts w:ascii="Futura Medium" w:hAnsi="Futura Medium" w:cs="Futura Medium"/>
+        </w:rPr>
+        <w:t>F</w:t>
+      </w:r>
+      <w:r>
+        <w:rPr>
+          <w:rFonts w:ascii="Futura Medium" w:hAnsi="Futura Medium" w:cs="Futura Medium"/>
+        </w:rPr>
+        <w:t xml:space="preserve">ossil fuels were created via the </w:t>
+      </w:r>
+      <w:r>
+        <w:rPr>
+          <w:rFonts w:ascii="Futura Medium" w:hAnsi="Futura Medium" w:cs="Futura Medium"/>
+        </w:rPr>
+        <w:t>detrital pathway</w:t>
+      </w:r>
+      <w:r>
+        <w:rPr>
+          <w:rFonts w:ascii="Futura Medium" w:hAnsi="Futura Medium" w:cs="Futura Medium"/>
+        </w:rPr>
+        <w:t xml:space="preserve"> </w:t>
+      </w:r>
+      <w:r>
+        <w:rPr>
+          <w:rFonts w:ascii="Futura Medium" w:hAnsi="Futura Medium" w:cs="Futura Medium"/>
+        </w:rPr>
+        <w:t xml:space="preserve">of </w:t>
+      </w:r>
+      <w:r>
+        <w:rPr>
+          <w:rFonts w:ascii="Futura Medium" w:hAnsi="Futura Medium" w:cs="Futura Medium"/>
+        </w:rPr>
+        <w:t xml:space="preserve">scale trees </w:t>
+      </w:r>
+      <w:r>
+        <w:rPr>
+          <w:rFonts w:ascii="Futura Medium" w:hAnsi="Futura Medium" w:cs="Futura Medium"/>
+        </w:rPr>
+        <w:t xml:space="preserve">and other land plants </w:t>
+      </w:r>
+      <w:r>
+        <w:rPr>
+          <w:rFonts w:ascii="Futura Medium" w:hAnsi="Futura Medium" w:cs="Futura Medium"/>
+        </w:rPr>
+        <w:t xml:space="preserve">in the </w:t>
+      </w:r>
+      <w:r>
+        <w:rPr>
+          <w:rFonts w:ascii="Futura Medium" w:hAnsi="Futura Medium" w:cs="Futura Medium"/>
+        </w:rPr>
+        <w:t>C</w:t>
+      </w:r>
+      <w:r>
+        <w:rPr>
+          <w:rFonts w:ascii="Futura Medium" w:hAnsi="Futura Medium" w:cs="Futura Medium"/>
+        </w:rPr>
+        <w:t>arboniferous</w:t>
+      </w:r>
+      <w:r>
+        <w:rPr>
+          <w:rFonts w:ascii="Futura Medium" w:hAnsi="Futura Medium" w:cs="Futura Medium"/>
+        </w:rPr>
+        <w:t xml:space="preserve"> </w:t>
+      </w:r>
+      <w:r>
+        <w:rPr>
+          <w:rFonts w:ascii="Futura Medium" w:hAnsi="Futura Medium" w:cs="Futura Medium"/>
+        </w:rPr>
+        <w:t>{Hibbett et al., 2016, #52060}</w:t>
+      </w:r>
+      <w:r>
+        <w:rPr>
+          <w:rFonts w:ascii="Futura Medium" w:hAnsi="Futura Medium" w:cs="Futura Medium"/>
+        </w:rPr>
+        <w:t xml:space="preserve"> and t</w:t>
+      </w:r>
+      <w:r>
+        <w:rPr>
+          <w:rFonts w:ascii="Futura Medium" w:hAnsi="Futura Medium" w:cs="Futura Medium"/>
+        </w:rPr>
+        <w:t>he</w:t>
+      </w:r>
+      <w:r>
+        <w:rPr>
+          <w:rFonts w:ascii="Futura Medium" w:hAnsi="Futura Medium" w:cs="Futura Medium"/>
+        </w:rPr>
+        <w:t xml:space="preserve"> hope of </w:t>
+      </w:r>
+      <w:r>
+        <w:rPr>
+          <w:rFonts w:ascii="Futura Medium" w:hAnsi="Futura Medium" w:cs="Futura Medium"/>
+        </w:rPr>
+        <w:t xml:space="preserve">biological </w:t>
+      </w:r>
+      <w:r>
+        <w:rPr>
+          <w:rFonts w:ascii="Futura Medium" w:hAnsi="Futura Medium" w:cs="Futura Medium"/>
+        </w:rPr>
+        <w:t>CO</w:t>
+      </w:r>
+      <w:r>
+        <w:rPr>
+          <w:rFonts w:ascii="Futura Medium" w:hAnsi="Futura Medium" w:cs="Futura Medium"/>
+          <w:vertAlign w:val="subscript"/>
+        </w:rPr>
+        <w:t>2</w:t>
+      </w:r>
+      <w:r>
+        <w:rPr>
+          <w:rFonts w:ascii="Futura Medium" w:hAnsi="Futura Medium" w:cs="Futura Medium"/>
+        </w:rPr>
+        <w:t xml:space="preserve"> </w:t>
+      </w:r>
+      <w:r>
+        <w:rPr>
+          <w:rFonts w:ascii="Futura Medium" w:hAnsi="Futura Medium" w:cs="Futura Medium"/>
+        </w:rPr>
+        <w:t>removal</w:t>
+      </w:r>
+      <w:r>
+        <w:rPr>
+          <w:rFonts w:ascii="Futura Medium" w:hAnsi="Futura Medium" w:cs="Futura Medium"/>
+        </w:rPr>
+        <w:t xml:space="preserve"> essentially boils down to re-enacting </w:t>
+      </w:r>
+      <w:r>
+        <w:rPr>
+          <w:rFonts w:ascii="Futura Medium" w:hAnsi="Futura Medium" w:cs="Futura Medium"/>
+        </w:rPr>
+        <w:t>fossil fuel generation</w:t>
+      </w:r>
+      <w:r>
+        <w:rPr>
+          <w:rFonts w:ascii="Futura Medium" w:hAnsi="Futura Medium" w:cs="Futura Medium"/>
+        </w:rPr>
+        <w:t>.</w:t>
       </w:r>
     </w:p>
     <w:p>
       <w:pPr>
         <w:rPr>
           <w:rFonts w:ascii="Futura Medium" w:hAnsi="Futura Medium" w:cs="Futura Medium"/>
-          <w:b/>
-          <w:bCs/>
         </w:rPr>
       </w:pPr>
     </w:p>
@@ -584,25 +1347,799 @@
       <w:pPr>
         <w:rPr>
           <w:rFonts w:ascii="Futura Medium" w:hAnsi="Futura Medium" w:cs="Futura Medium"/>
-          <w:b/>
-          <w:bCs/>
         </w:rPr>
       </w:pPr>
       <w:r>
         <w:rPr>
           <w:rFonts w:ascii="Futura Medium" w:hAnsi="Futura Medium" w:cs="Futura Medium"/>
-          <w:b/>
-          <w:bCs/>
-        </w:rPr>
-        <w:t>The mathematical model</w:t>
+        </w:rPr>
+        <w:t xml:space="preserve">Biological </w:t>
+      </w:r>
+      <w:r>
+        <w:rPr>
+          <w:rFonts w:ascii="Futura Medium" w:hAnsi="Futura Medium" w:cs="Futura Medium"/>
+        </w:rPr>
+        <w:t>CO</w:t>
+      </w:r>
+      <w:r>
+        <w:rPr>
+          <w:rFonts w:ascii="Futura Medium" w:hAnsi="Futura Medium" w:cs="Futura Medium"/>
+          <w:vertAlign w:val="subscript"/>
+        </w:rPr>
+        <w:t>2</w:t>
+      </w:r>
+      <w:r>
+        <w:rPr>
+          <w:rFonts w:ascii="Futura Medium" w:hAnsi="Futura Medium" w:cs="Futura Medium"/>
+        </w:rPr>
+        <w:t xml:space="preserve"> </w:t>
+      </w:r>
+      <w:r>
+        <w:rPr>
+          <w:rFonts w:ascii="Futura Medium" w:hAnsi="Futura Medium" w:cs="Futura Medium"/>
+        </w:rPr>
+        <w:t xml:space="preserve">removal in the ocean is referred to by the shorthand blue carbon. </w:t>
+      </w:r>
+      <w:r>
+        <w:rPr>
+          <w:rFonts w:ascii="Futura Medium" w:hAnsi="Futura Medium" w:cs="Futura Medium"/>
+        </w:rPr>
+        <w:t>M</w:t>
+      </w:r>
+      <w:r>
+        <w:rPr>
+          <w:rFonts w:ascii="Futura Medium" w:hAnsi="Futura Medium" w:cs="Futura Medium"/>
+        </w:rPr>
+        <w:t xml:space="preserve">acroalgae have recently moved into the focus of blue carbon </w:t>
+      </w:r>
+      <w:r>
+        <w:rPr>
+          <w:rFonts w:ascii="Futura Medium" w:hAnsi="Futura Medium" w:cs="Futura Medium"/>
+        </w:rPr>
+        <w:t>{</w:t>
+      </w:r>
+      <w:proofErr w:type="spellStart"/>
+      <w:r>
+        <w:rPr>
+          <w:rFonts w:ascii="Futura Medium" w:hAnsi="Futura Medium" w:cs="Futura Medium"/>
+        </w:rPr>
+        <w:t>Pessarrodona</w:t>
+      </w:r>
+      <w:proofErr w:type="spellEnd"/>
+      <w:r>
+        <w:rPr>
+          <w:rFonts w:ascii="Futura Medium" w:hAnsi="Futura Medium" w:cs="Futura Medium"/>
+        </w:rPr>
+        <w:t xml:space="preserve"> et al., 2023, #24779}</w:t>
+      </w:r>
+      <w:r>
+        <w:rPr>
+          <w:rFonts w:ascii="Futura Medium" w:hAnsi="Futura Medium" w:cs="Futura Medium"/>
+        </w:rPr>
+        <w:t>, primarily d</w:t>
+      </w:r>
+      <w:r>
+        <w:rPr>
+          <w:rFonts w:ascii="Futura Medium" w:hAnsi="Futura Medium" w:cs="Futura Medium"/>
+        </w:rPr>
+        <w:t xml:space="preserve">ue to their </w:t>
+      </w:r>
+      <w:r>
+        <w:rPr>
+          <w:rFonts w:ascii="Futura Medium" w:hAnsi="Futura Medium" w:cs="Futura Medium"/>
+        </w:rPr>
+        <w:t>substantial</w:t>
+      </w:r>
+      <w:r>
+        <w:rPr>
+          <w:rFonts w:ascii="Futura Medium" w:hAnsi="Futura Medium" w:cs="Futura Medium"/>
+        </w:rPr>
+        <w:t xml:space="preserve"> </w:t>
+      </w:r>
+      <w:r>
+        <w:rPr>
+          <w:rFonts w:ascii="Futura Medium" w:hAnsi="Futura Medium" w:cs="Futura Medium"/>
+        </w:rPr>
+        <w:t>global area</w:t>
+      </w:r>
+      <w:r>
+        <w:rPr>
+          <w:rFonts w:ascii="Futura Medium" w:hAnsi="Futura Medium" w:cs="Futura Medium"/>
+        </w:rPr>
+        <w:t xml:space="preserve"> </w:t>
+      </w:r>
+      <w:r>
+        <w:rPr>
+          <w:rFonts w:ascii="Futura Medium" w:hAnsi="Futura Medium" w:cs="Futura Medium"/>
+        </w:rPr>
+        <w:t>{Duarte et al., 2022, #38140}</w:t>
+      </w:r>
+      <w:r>
+        <w:rPr>
+          <w:rFonts w:ascii="Futura Medium" w:hAnsi="Futura Medium" w:cs="Futura Medium"/>
+        </w:rPr>
+        <w:t xml:space="preserve">, standing biomass </w:t>
+      </w:r>
+      <w:r>
+        <w:rPr>
+          <w:rFonts w:ascii="Futura Medium" w:hAnsi="Futura Medium" w:cs="Futura Medium"/>
+        </w:rPr>
+        <w:t>{Creed et al., 2019, #70680}</w:t>
+      </w:r>
+      <w:r>
+        <w:rPr>
+          <w:rFonts w:ascii="Futura Medium" w:hAnsi="Futura Medium" w:cs="Futura Medium"/>
+        </w:rPr>
+        <w:t xml:space="preserve">, productivity </w:t>
+      </w:r>
+      <w:r>
+        <w:rPr>
+          <w:rFonts w:ascii="Futura Medium" w:hAnsi="Futura Medium" w:cs="Futura Medium"/>
+        </w:rPr>
+        <w:t>{</w:t>
+      </w:r>
+      <w:proofErr w:type="spellStart"/>
+      <w:r>
+        <w:rPr>
+          <w:rFonts w:ascii="Futura Medium" w:hAnsi="Futura Medium" w:cs="Futura Medium"/>
+        </w:rPr>
+        <w:t>Pessarrodona</w:t>
+      </w:r>
+      <w:proofErr w:type="spellEnd"/>
+      <w:r>
+        <w:rPr>
+          <w:rFonts w:ascii="Futura Medium" w:hAnsi="Futura Medium" w:cs="Futura Medium"/>
+        </w:rPr>
+        <w:t xml:space="preserve"> et al., 2022, #59703}</w:t>
+      </w:r>
+      <w:r>
+        <w:rPr>
+          <w:rFonts w:ascii="Futura Medium" w:hAnsi="Futura Medium" w:cs="Futura Medium"/>
+        </w:rPr>
+        <w:t xml:space="preserve"> </w:t>
+      </w:r>
+      <w:r>
+        <w:rPr>
+          <w:rFonts w:ascii="Futura Medium" w:hAnsi="Futura Medium" w:cs="Futura Medium"/>
+        </w:rPr>
+        <w:t xml:space="preserve">and </w:t>
+      </w:r>
+      <w:r>
+        <w:rPr>
+          <w:rFonts w:ascii="Futura Medium" w:hAnsi="Futura Medium" w:cs="Futura Medium"/>
+        </w:rPr>
+        <w:t xml:space="preserve">detrital </w:t>
+      </w:r>
+      <w:r>
+        <w:rPr>
+          <w:rFonts w:ascii="Futura Medium" w:hAnsi="Futura Medium" w:cs="Futura Medium"/>
+        </w:rPr>
+        <w:t xml:space="preserve">export </w:t>
+      </w:r>
+      <w:r>
+        <w:rPr>
+          <w:rFonts w:ascii="Futura Medium" w:hAnsi="Futura Medium" w:cs="Futura Medium"/>
+        </w:rPr>
+        <w:t>{</w:t>
+      </w:r>
+      <w:proofErr w:type="spellStart"/>
+      <w:r>
+        <w:rPr>
+          <w:rFonts w:ascii="Futura Medium" w:hAnsi="Futura Medium" w:cs="Futura Medium"/>
+        </w:rPr>
+        <w:t>Filbee</w:t>
+      </w:r>
+      <w:proofErr w:type="spellEnd"/>
+      <w:r>
+        <w:rPr>
+          <w:rFonts w:ascii="Futura Medium" w:hAnsi="Futura Medium" w:cs="Futura Medium"/>
+        </w:rPr>
+        <w:t>-Dexter et al., 2024, #27977}</w:t>
+      </w:r>
+      <w:r>
+        <w:rPr>
+          <w:rFonts w:ascii="Futura Medium" w:hAnsi="Futura Medium" w:cs="Futura Medium"/>
+        </w:rPr>
+        <w:t>.</w:t>
+      </w:r>
+      <w:r>
+        <w:rPr>
+          <w:rFonts w:ascii="Futura Medium" w:hAnsi="Futura Medium" w:cs="Futura Medium"/>
+        </w:rPr>
+        <w:t xml:space="preserve"> </w:t>
+      </w:r>
+      <w:r>
+        <w:rPr>
+          <w:rFonts w:ascii="Futura Medium" w:hAnsi="Futura Medium" w:cs="Futura Medium"/>
+        </w:rPr>
+        <w:t xml:space="preserve">Multiplying </w:t>
+      </w:r>
+      <w:r>
+        <w:rPr>
+          <w:rFonts w:ascii="Futura Medium" w:hAnsi="Futura Medium" w:cs="Futura Medium"/>
+        </w:rPr>
+        <w:t xml:space="preserve">the </w:t>
+      </w:r>
+      <w:r>
+        <w:rPr>
+          <w:rFonts w:ascii="Futura Medium" w:hAnsi="Futura Medium" w:cs="Futura Medium"/>
+        </w:rPr>
+        <w:t xml:space="preserve">maximal </w:t>
+      </w:r>
+      <w:r>
+        <w:rPr>
+          <w:rFonts w:ascii="Futura Medium" w:hAnsi="Futura Medium" w:cs="Futura Medium"/>
+        </w:rPr>
+        <w:t>cover</w:t>
+      </w:r>
+      <w:r>
+        <w:rPr>
+          <w:rFonts w:ascii="Futura Medium" w:hAnsi="Futura Medium" w:cs="Futura Medium"/>
+        </w:rPr>
+        <w:t xml:space="preserve"> of 7.22 million km</w:t>
+      </w:r>
+      <w:r>
+        <w:rPr>
+          <w:rFonts w:ascii="Futura Medium" w:hAnsi="Futura Medium" w:cs="Futura Medium"/>
+          <w:vertAlign w:val="superscript"/>
+        </w:rPr>
+        <w:t>2</w:t>
+      </w:r>
+      <w:r>
+        <w:rPr>
+          <w:rFonts w:ascii="Futura Medium" w:hAnsi="Futura Medium" w:cs="Futura Medium"/>
+        </w:rPr>
+        <w:t xml:space="preserve"> </w:t>
+      </w:r>
+      <w:r>
+        <w:rPr>
+          <w:rFonts w:ascii="Futura Medium" w:hAnsi="Futura Medium" w:cs="Futura Medium"/>
+        </w:rPr>
+        <w:t>{Duarte et al., 2022, #38140}</w:t>
+      </w:r>
+      <w:r>
+        <w:rPr>
+          <w:rFonts w:ascii="Futura Medium" w:hAnsi="Futura Medium" w:cs="Futura Medium"/>
+        </w:rPr>
+        <w:t xml:space="preserve"> </w:t>
+      </w:r>
+      <w:r>
+        <w:rPr>
+          <w:rFonts w:ascii="Futura Medium" w:hAnsi="Futura Medium" w:cs="Futura Medium"/>
+        </w:rPr>
+        <w:t xml:space="preserve">by the </w:t>
+      </w:r>
+      <w:r>
+        <w:rPr>
+          <w:rFonts w:ascii="Futura Medium" w:hAnsi="Futura Medium" w:cs="Futura Medium"/>
+        </w:rPr>
+        <w:t>100 kg m</w:t>
+      </w:r>
+      <w:r>
+        <w:rPr>
+          <w:rFonts w:ascii="Futura Medium" w:hAnsi="Futura Medium" w:cs="Futura Medium"/>
+          <w:vertAlign w:val="superscript"/>
+        </w:rPr>
+        <w:t>−</w:t>
+      </w:r>
+      <w:r>
+        <w:rPr>
+          <w:rFonts w:ascii="Futura Medium" w:hAnsi="Futura Medium" w:cs="Futura Medium"/>
+          <w:vertAlign w:val="superscript"/>
+        </w:rPr>
+        <w:t>2</w:t>
+      </w:r>
+      <w:r>
+        <w:rPr>
+          <w:rFonts w:ascii="Futura Medium" w:hAnsi="Futura Medium" w:cs="Futura Medium"/>
+        </w:rPr>
+        <w:t xml:space="preserve"> threshold </w:t>
+      </w:r>
+      <w:r>
+        <w:rPr>
+          <w:rFonts w:ascii="Futura Medium" w:hAnsi="Futura Medium" w:cs="Futura Medium"/>
+        </w:rPr>
+        <w:t>{Creed et al., 2019, #70680}</w:t>
+      </w:r>
+      <w:r>
+        <w:rPr>
+          <w:rFonts w:ascii="Futura Medium" w:hAnsi="Futura Medium" w:cs="Futura Medium"/>
+        </w:rPr>
+        <w:t xml:space="preserve"> and a maximal carbon content </w:t>
+      </w:r>
+      <w:r>
+        <w:rPr>
+          <w:rFonts w:ascii="Futura Medium" w:hAnsi="Futura Medium" w:cs="Futura Medium"/>
+        </w:rPr>
+        <w:t xml:space="preserve">of </w:t>
+      </w:r>
+      <w:r>
+        <w:rPr>
+          <w:rFonts w:ascii="Futura Medium" w:hAnsi="Futura Medium" w:cs="Futura Medium"/>
+        </w:rPr>
+        <w:t>40%</w:t>
+      </w:r>
+      <w:r>
+        <w:rPr>
+          <w:rFonts w:ascii="Futura Medium" w:hAnsi="Futura Medium" w:cs="Futura Medium"/>
+        </w:rPr>
+        <w:t xml:space="preserve"> </w:t>
+      </w:r>
+      <w:r>
+        <w:rPr>
+          <w:rFonts w:ascii="Futura Medium" w:hAnsi="Futura Medium" w:cs="Futura Medium"/>
+        </w:rPr>
+        <w:t>{</w:t>
+      </w:r>
+      <w:proofErr w:type="spellStart"/>
+      <w:r>
+        <w:rPr>
+          <w:rFonts w:ascii="Futura Medium" w:hAnsi="Futura Medium" w:cs="Futura Medium"/>
+        </w:rPr>
+        <w:t>Pessarrodona</w:t>
+      </w:r>
+      <w:proofErr w:type="spellEnd"/>
+      <w:r>
+        <w:rPr>
+          <w:rFonts w:ascii="Futura Medium" w:hAnsi="Futura Medium" w:cs="Futura Medium"/>
+        </w:rPr>
+        <w:t xml:space="preserve"> et al., 2022, #59703}</w:t>
+      </w:r>
+      <w:r>
+        <w:rPr>
+          <w:rFonts w:ascii="Futura Medium" w:hAnsi="Futura Medium" w:cs="Futura Medium"/>
+        </w:rPr>
+        <w:t xml:space="preserve"> </w:t>
+      </w:r>
+      <w:r>
+        <w:rPr>
+          <w:rFonts w:ascii="Futura Medium" w:hAnsi="Futura Medium" w:cs="Futura Medium"/>
+        </w:rPr>
+        <w:t>yields a</w:t>
+      </w:r>
+      <w:r>
+        <w:rPr>
+          <w:rFonts w:ascii="Futura Medium" w:hAnsi="Futura Medium" w:cs="Futura Medium"/>
+        </w:rPr>
+        <w:t xml:space="preserve"> hard</w:t>
+      </w:r>
+      <w:r>
+        <w:rPr>
+          <w:rFonts w:ascii="Futura Medium" w:hAnsi="Futura Medium" w:cs="Futura Medium"/>
+        </w:rPr>
+        <w:t xml:space="preserve"> upper limit </w:t>
+      </w:r>
+      <w:r>
+        <w:rPr>
+          <w:rFonts w:ascii="Futura Medium" w:hAnsi="Futura Medium" w:cs="Futura Medium"/>
+        </w:rPr>
+        <w:t>of 289 Gt</w:t>
+      </w:r>
+      <w:r>
+        <w:rPr>
+          <w:rFonts w:ascii="Futura Medium" w:hAnsi="Futura Medium" w:cs="Futura Medium"/>
+        </w:rPr>
+        <w:t xml:space="preserve"> C</w:t>
+      </w:r>
+      <w:r>
+        <w:rPr>
+          <w:rFonts w:ascii="Futura Medium" w:hAnsi="Futura Medium" w:cs="Futura Medium"/>
+        </w:rPr>
+        <w:t xml:space="preserve">, or about 40% of all anthropogenic </w:t>
+      </w:r>
+      <w:r>
+        <w:rPr>
+          <w:rFonts w:ascii="Futura Medium" w:hAnsi="Futura Medium" w:cs="Futura Medium"/>
+        </w:rPr>
+        <w:t>CO</w:t>
+      </w:r>
+      <w:r>
+        <w:rPr>
+          <w:rFonts w:ascii="Futura Medium" w:hAnsi="Futura Medium" w:cs="Futura Medium"/>
+          <w:vertAlign w:val="subscript"/>
+        </w:rPr>
+        <w:t>2</w:t>
+      </w:r>
+      <w:r>
+        <w:rPr>
+          <w:rFonts w:ascii="Futura Medium" w:hAnsi="Futura Medium" w:cs="Futura Medium"/>
+        </w:rPr>
+        <w:t xml:space="preserve"> </w:t>
+      </w:r>
+      <w:r>
+        <w:rPr>
+          <w:rFonts w:ascii="Futura Medium" w:hAnsi="Futura Medium" w:cs="Futura Medium"/>
+        </w:rPr>
+        <w:t xml:space="preserve">emissions to date </w:t>
+      </w:r>
+      <w:r>
+        <w:rPr>
+          <w:rFonts w:ascii="Futura Medium" w:hAnsi="Futura Medium" w:cs="Futura Medium"/>
+        </w:rPr>
+        <w:t>{</w:t>
+      </w:r>
+      <w:proofErr w:type="spellStart"/>
+      <w:r>
+        <w:rPr>
+          <w:rFonts w:ascii="Futura Medium" w:hAnsi="Futura Medium" w:cs="Futura Medium"/>
+        </w:rPr>
+        <w:t>Friedlingstein</w:t>
+      </w:r>
+      <w:proofErr w:type="spellEnd"/>
+      <w:r>
+        <w:rPr>
+          <w:rFonts w:ascii="Futura Medium" w:hAnsi="Futura Medium" w:cs="Futura Medium"/>
+        </w:rPr>
+        <w:t xml:space="preserve"> et al., 2024, #94143}</w:t>
+      </w:r>
+      <w:r>
+        <w:rPr>
+          <w:rFonts w:ascii="Futura Medium" w:hAnsi="Futura Medium" w:cs="Futura Medium"/>
+        </w:rPr>
+        <w:t xml:space="preserve">, </w:t>
+      </w:r>
+      <w:r>
+        <w:rPr>
+          <w:rFonts w:ascii="Futura Medium" w:hAnsi="Futura Medium" w:cs="Futura Medium"/>
+        </w:rPr>
+        <w:t>for</w:t>
+      </w:r>
+      <w:r>
+        <w:rPr>
+          <w:rFonts w:ascii="Futura Medium" w:hAnsi="Futura Medium" w:cs="Futura Medium"/>
+        </w:rPr>
+        <w:t xml:space="preserve"> the living </w:t>
+      </w:r>
+      <w:r>
+        <w:rPr>
+          <w:rFonts w:ascii="Futura Medium" w:hAnsi="Futura Medium" w:cs="Futura Medium"/>
+        </w:rPr>
+        <w:t xml:space="preserve">macroalgal </w:t>
+      </w:r>
+      <w:r>
+        <w:rPr>
+          <w:rFonts w:ascii="Futura Medium" w:hAnsi="Futura Medium" w:cs="Futura Medium"/>
+        </w:rPr>
+        <w:t xml:space="preserve">carbon sink. </w:t>
+      </w:r>
+      <w:r>
+        <w:rPr>
+          <w:rFonts w:ascii="Futura Medium" w:hAnsi="Futura Medium" w:cs="Futura Medium"/>
+        </w:rPr>
+        <w:t xml:space="preserve">However, global macroalgae are thought to assimilate </w:t>
+      </w:r>
+      <w:r>
+        <w:rPr>
+          <w:rFonts w:ascii="Futura Medium" w:hAnsi="Futura Medium" w:cs="Futura Medium"/>
+        </w:rPr>
+        <w:t xml:space="preserve">1.32 </w:t>
+      </w:r>
+      <w:r>
+        <w:rPr>
+          <w:rFonts w:ascii="Futura Medium" w:hAnsi="Futura Medium" w:cs="Futura Medium"/>
+        </w:rPr>
+        <w:t>Gt C y</w:t>
+      </w:r>
+      <w:r>
+        <w:rPr>
+          <w:rFonts w:ascii="Futura Medium" w:hAnsi="Futura Medium" w:cs="Futura Medium"/>
+          <w:vertAlign w:val="superscript"/>
+        </w:rPr>
+        <w:t>−</w:t>
+      </w:r>
+      <w:r>
+        <w:rPr>
+          <w:rFonts w:ascii="Futura Medium" w:hAnsi="Futura Medium" w:cs="Futura Medium"/>
+          <w:vertAlign w:val="superscript"/>
+        </w:rPr>
+        <w:t>1</w:t>
+      </w:r>
+      <w:r>
+        <w:rPr>
+          <w:rFonts w:ascii="Futura Medium" w:hAnsi="Futura Medium" w:cs="Futura Medium"/>
+        </w:rPr>
+        <w:t xml:space="preserve"> </w:t>
+      </w:r>
+      <w:r>
+        <w:rPr>
+          <w:rFonts w:ascii="Futura Medium" w:hAnsi="Futura Medium" w:cs="Futura Medium"/>
+        </w:rPr>
+        <w:t>{Duarte et al., 2022, #38140}</w:t>
+      </w:r>
+      <w:r>
+        <w:rPr>
+          <w:rFonts w:ascii="Futura Medium" w:hAnsi="Futura Medium" w:cs="Futura Medium"/>
+        </w:rPr>
+        <w:t xml:space="preserve"> of which</w:t>
+      </w:r>
+      <w:r>
+        <w:rPr>
+          <w:rFonts w:ascii="Futura Medium" w:hAnsi="Futura Medium" w:cs="Futura Medium"/>
+        </w:rPr>
+        <w:t xml:space="preserve"> </w:t>
+      </w:r>
+      <w:r>
+        <w:rPr>
+          <w:rFonts w:ascii="Futura Medium" w:hAnsi="Futura Medium" w:cs="Futura Medium"/>
+        </w:rPr>
+        <w:t>61%</w:t>
+      </w:r>
+      <w:r>
+        <w:rPr>
+          <w:rFonts w:ascii="Futura Medium" w:hAnsi="Futura Medium" w:cs="Futura Medium"/>
+        </w:rPr>
+        <w:t xml:space="preserve"> </w:t>
+      </w:r>
+      <w:r>
+        <w:rPr>
+          <w:rFonts w:ascii="Futura Medium" w:hAnsi="Futura Medium" w:cs="Futura Medium"/>
+        </w:rPr>
+        <w:t xml:space="preserve">is exported as detritus </w:t>
+      </w:r>
+      <w:r>
+        <w:rPr>
+          <w:rFonts w:ascii="Futura Medium" w:hAnsi="Futura Medium" w:cs="Futura Medium"/>
+        </w:rPr>
+        <w:t>{</w:t>
+      </w:r>
+      <w:proofErr w:type="spellStart"/>
+      <w:r>
+        <w:rPr>
+          <w:rFonts w:ascii="Futura Medium" w:hAnsi="Futura Medium" w:cs="Futura Medium"/>
+        </w:rPr>
+        <w:t>Pessarrodona</w:t>
+      </w:r>
+      <w:proofErr w:type="spellEnd"/>
+      <w:r>
+        <w:rPr>
+          <w:rFonts w:ascii="Futura Medium" w:hAnsi="Futura Medium" w:cs="Futura Medium"/>
+        </w:rPr>
+        <w:t xml:space="preserve"> et al., 2023, #24779}</w:t>
+      </w:r>
+      <w:r>
+        <w:rPr>
+          <w:rFonts w:ascii="Futura Medium" w:hAnsi="Futura Medium" w:cs="Futura Medium"/>
+        </w:rPr>
+        <w:t xml:space="preserve">, </w:t>
+      </w:r>
+      <w:r>
+        <w:rPr>
+          <w:rFonts w:ascii="Futura Medium" w:hAnsi="Futura Medium" w:cs="Futura Medium"/>
+        </w:rPr>
+        <w:t xml:space="preserve">so 0.81 </w:t>
+      </w:r>
+      <w:r>
+        <w:rPr>
+          <w:rFonts w:ascii="Futura Medium" w:hAnsi="Futura Medium" w:cs="Futura Medium"/>
+        </w:rPr>
+        <w:t>Gt C y</w:t>
+      </w:r>
+      <w:r>
+        <w:rPr>
+          <w:rFonts w:ascii="Futura Medium" w:hAnsi="Futura Medium" w:cs="Futura Medium"/>
+          <w:vertAlign w:val="superscript"/>
+        </w:rPr>
+        <w:t>−</w:t>
+      </w:r>
+      <w:r>
+        <w:rPr>
+          <w:rFonts w:ascii="Futura Medium" w:hAnsi="Futura Medium" w:cs="Futura Medium"/>
+          <w:vertAlign w:val="superscript"/>
+        </w:rPr>
+        <w:t>1</w:t>
+      </w:r>
+      <w:r>
+        <w:rPr>
+          <w:rFonts w:ascii="Futura Medium" w:hAnsi="Futura Medium" w:cs="Futura Medium"/>
+        </w:rPr>
+        <w:t xml:space="preserve">, or about 7% of annual </w:t>
+      </w:r>
+      <w:r>
+        <w:rPr>
+          <w:rFonts w:ascii="Futura Medium" w:hAnsi="Futura Medium" w:cs="Futura Medium"/>
+        </w:rPr>
+        <w:t xml:space="preserve">anthropogenic </w:t>
+      </w:r>
+      <w:r>
+        <w:rPr>
+          <w:rFonts w:ascii="Futura Medium" w:hAnsi="Futura Medium" w:cs="Futura Medium"/>
+        </w:rPr>
+        <w:t>CO</w:t>
+      </w:r>
+      <w:r>
+        <w:rPr>
+          <w:rFonts w:ascii="Futura Medium" w:hAnsi="Futura Medium" w:cs="Futura Medium"/>
+          <w:vertAlign w:val="subscript"/>
+        </w:rPr>
+        <w:t>2</w:t>
+      </w:r>
+      <w:r>
+        <w:rPr>
+          <w:rFonts w:ascii="Futura Medium" w:hAnsi="Futura Medium" w:cs="Futura Medium"/>
+        </w:rPr>
+        <w:t xml:space="preserve"> </w:t>
+      </w:r>
+      <w:r>
+        <w:rPr>
+          <w:rFonts w:ascii="Futura Medium" w:hAnsi="Futura Medium" w:cs="Futura Medium"/>
+        </w:rPr>
+        <w:t xml:space="preserve">emissions </w:t>
+      </w:r>
+      <w:r>
+        <w:rPr>
+          <w:rFonts w:ascii="Futura Medium" w:hAnsi="Futura Medium" w:cs="Futura Medium"/>
+        </w:rPr>
+        <w:t>{</w:t>
+      </w:r>
+      <w:proofErr w:type="spellStart"/>
+      <w:r>
+        <w:rPr>
+          <w:rFonts w:ascii="Futura Medium" w:hAnsi="Futura Medium" w:cs="Futura Medium"/>
+        </w:rPr>
+        <w:t>Friedlingstein</w:t>
+      </w:r>
+      <w:proofErr w:type="spellEnd"/>
+      <w:r>
+        <w:rPr>
+          <w:rFonts w:ascii="Futura Medium" w:hAnsi="Futura Medium" w:cs="Futura Medium"/>
+        </w:rPr>
+        <w:t xml:space="preserve"> et al., 2024, #94143}</w:t>
+      </w:r>
+      <w:r>
+        <w:rPr>
+          <w:rFonts w:ascii="Futura Medium" w:hAnsi="Futura Medium" w:cs="Futura Medium"/>
+        </w:rPr>
+        <w:t>,</w:t>
+      </w:r>
+      <w:r>
+        <w:rPr>
+          <w:rFonts w:ascii="Futura Medium" w:hAnsi="Futura Medium" w:cs="Futura Medium"/>
+        </w:rPr>
+        <w:t xml:space="preserve"> </w:t>
+      </w:r>
+      <w:r>
+        <w:rPr>
+          <w:rFonts w:ascii="Futura Medium" w:hAnsi="Futura Medium" w:cs="Futura Medium"/>
+        </w:rPr>
+        <w:t>may enter</w:t>
+      </w:r>
+      <w:r>
+        <w:rPr>
+          <w:rFonts w:ascii="Futura Medium" w:hAnsi="Futura Medium" w:cs="Futura Medium"/>
+        </w:rPr>
+        <w:t xml:space="preserve"> </w:t>
+      </w:r>
+      <w:r>
+        <w:rPr>
+          <w:rFonts w:ascii="Futura Medium" w:hAnsi="Futura Medium" w:cs="Futura Medium"/>
+        </w:rPr>
+        <w:t>the detrital pool.</w:t>
+      </w:r>
+      <w:r>
+        <w:rPr>
+          <w:rFonts w:ascii="Futura Medium" w:hAnsi="Futura Medium" w:cs="Futura Medium"/>
+        </w:rPr>
+        <w:t xml:space="preserve"> </w:t>
+      </w:r>
+      <w:r>
+        <w:rPr>
+          <w:rFonts w:ascii="Futura Medium" w:hAnsi="Futura Medium" w:cs="Futura Medium"/>
+        </w:rPr>
+        <w:t>Viewed cumulatively this</w:t>
+      </w:r>
+      <w:r>
+        <w:rPr>
+          <w:rFonts w:ascii="Futura Medium" w:hAnsi="Futura Medium" w:cs="Futura Medium"/>
+        </w:rPr>
+        <w:t xml:space="preserve"> is clearly </w:t>
+      </w:r>
+      <w:r>
+        <w:rPr>
+          <w:rFonts w:ascii="Futura Medium" w:hAnsi="Futura Medium" w:cs="Futura Medium"/>
+        </w:rPr>
+        <w:t xml:space="preserve">the more substantial carbon sink. </w:t>
+      </w:r>
+      <w:r>
+        <w:rPr>
+          <w:rFonts w:ascii="Futura Medium" w:hAnsi="Futura Medium" w:cs="Futura Medium"/>
+        </w:rPr>
+        <w:t>D</w:t>
+      </w:r>
+      <w:r>
+        <w:rPr>
+          <w:rFonts w:ascii="Futura Medium" w:hAnsi="Futura Medium" w:cs="Futura Medium"/>
+        </w:rPr>
+        <w:t xml:space="preserve">ecomposition </w:t>
+      </w:r>
+      <w:r>
+        <w:rPr>
+          <w:rFonts w:ascii="Futura Medium" w:hAnsi="Futura Medium" w:cs="Futura Medium"/>
+        </w:rPr>
+        <w:t>alone therefore determines</w:t>
+      </w:r>
+      <w:r>
+        <w:rPr>
+          <w:rFonts w:ascii="Futura Medium" w:hAnsi="Futura Medium" w:cs="Futura Medium"/>
+        </w:rPr>
+        <w:t xml:space="preserve"> </w:t>
+      </w:r>
+      <w:r>
+        <w:rPr>
+          <w:rFonts w:ascii="Futura Medium" w:hAnsi="Futura Medium" w:cs="Futura Medium"/>
+        </w:rPr>
+        <w:t xml:space="preserve">whether </w:t>
+      </w:r>
+      <w:r>
+        <w:rPr>
+          <w:rFonts w:ascii="Futura Medium" w:hAnsi="Futura Medium" w:cs="Futura Medium"/>
+        </w:rPr>
+        <w:t>macroalgal blue carbon</w:t>
+      </w:r>
+      <w:r>
+        <w:rPr>
+          <w:rFonts w:ascii="Futura Medium" w:hAnsi="Futura Medium" w:cs="Futura Medium"/>
+        </w:rPr>
+        <w:t xml:space="preserve"> is significant</w:t>
+      </w:r>
+      <w:r>
+        <w:rPr>
+          <w:rFonts w:ascii="Futura Medium" w:hAnsi="Futura Medium" w:cs="Futura Medium"/>
+        </w:rPr>
+        <w:t xml:space="preserve"> or not</w:t>
+      </w:r>
+      <w:r>
+        <w:rPr>
+          <w:rFonts w:ascii="Futura Medium" w:hAnsi="Futura Medium" w:cs="Futura Medium"/>
+        </w:rPr>
+        <w:t xml:space="preserve">. </w:t>
+      </w:r>
+      <w:r>
+        <w:rPr>
+          <w:rFonts w:ascii="Futura Medium" w:hAnsi="Futura Medium" w:cs="Futura Medium"/>
+        </w:rPr>
+        <w:t xml:space="preserve">Despite this, </w:t>
+      </w:r>
+      <w:r>
+        <w:rPr>
+          <w:rFonts w:ascii="Futura Medium" w:hAnsi="Futura Medium" w:cs="Futura Medium"/>
+        </w:rPr>
+        <w:t xml:space="preserve">macroalgal </w:t>
+      </w:r>
+      <w:r>
+        <w:rPr>
+          <w:rFonts w:ascii="Futura Medium" w:hAnsi="Futura Medium" w:cs="Futura Medium"/>
+        </w:rPr>
+        <w:t xml:space="preserve">decomposition </w:t>
+      </w:r>
+      <w:r>
+        <w:rPr>
+          <w:rFonts w:ascii="Futura Medium" w:hAnsi="Futura Medium" w:cs="Futura Medium"/>
+        </w:rPr>
+        <w:t>remains</w:t>
+      </w:r>
+      <w:r>
+        <w:rPr>
+          <w:rFonts w:ascii="Futura Medium" w:hAnsi="Futura Medium" w:cs="Futura Medium"/>
+        </w:rPr>
+        <w:t xml:space="preserve"> </w:t>
+      </w:r>
+      <w:r>
+        <w:rPr>
+          <w:rFonts w:ascii="Futura Medium" w:hAnsi="Futura Medium" w:cs="Futura Medium"/>
+        </w:rPr>
+        <w:t xml:space="preserve">comparatively </w:t>
+      </w:r>
+      <w:r>
+        <w:rPr>
+          <w:rFonts w:ascii="Futura Medium" w:hAnsi="Futura Medium" w:cs="Futura Medium"/>
+        </w:rPr>
+        <w:t>poorly understood.</w:t>
       </w:r>
     </w:p>
     <w:p>
       <w:pPr>
         <w:rPr>
           <w:rFonts w:ascii="Futura Medium" w:hAnsi="Futura Medium" w:cs="Futura Medium"/>
-          <w:b/>
-          <w:bCs/>
         </w:rPr>
       </w:pPr>
     </w:p>
@@ -617,18 +2154,576 @@
       <w:r>
         <w:rPr>
           <w:rFonts w:ascii="Futura Medium" w:hAnsi="Futura Medium" w:cs="Futura Medium"/>
-          <w:b/>
-          <w:bCs/>
-        </w:rPr>
-        <w:t>Implementation in R</w:t>
-      </w:r>
-      <w:r>
-        <w:rPr>
-          <w:rFonts w:ascii="Futura Medium" w:hAnsi="Futura Medium" w:cs="Futura Medium"/>
-          <w:b/>
-          <w:bCs/>
-        </w:rPr>
-        <w:t xml:space="preserve"> and Stan</w:t>
+        </w:rPr>
+        <w:t xml:space="preserve">Phycologists have never been able to </w:t>
+      </w:r>
+      <w:r>
+        <w:rPr>
+          <w:rFonts w:ascii="Futura Medium" w:hAnsi="Futura Medium" w:cs="Futura Medium"/>
+        </w:rPr>
+        <w:t>properly model macroalgal decomposition.</w:t>
+      </w:r>
+      <w:r>
+        <w:rPr>
+          <w:rFonts w:ascii="Futura Medium" w:hAnsi="Futura Medium" w:cs="Futura Medium"/>
+        </w:rPr>
+        <w:t xml:space="preserve"> </w:t>
+      </w:r>
+      <w:r>
+        <w:rPr>
+          <w:rFonts w:ascii="Futura Medium" w:hAnsi="Futura Medium" w:cs="Futura Medium"/>
+        </w:rPr>
+        <w:t>Decomposition trajectories rarely</w:t>
+      </w:r>
+      <w:r>
+        <w:rPr>
+          <w:rFonts w:ascii="Futura Medium" w:hAnsi="Futura Medium" w:cs="Futura Medium"/>
+        </w:rPr>
+        <w:t xml:space="preserve"> </w:t>
+      </w:r>
+      <w:r>
+        <w:rPr>
+          <w:rFonts w:ascii="Futura Medium" w:hAnsi="Futura Medium" w:cs="Futura Medium"/>
+        </w:rPr>
+        <w:t>match</w:t>
+      </w:r>
+      <w:r>
+        <w:rPr>
+          <w:rFonts w:ascii="Futura Medium" w:hAnsi="Futura Medium" w:cs="Futura Medium"/>
+        </w:rPr>
+        <w:t xml:space="preserve"> </w:t>
+      </w:r>
+      <w:r>
+        <w:rPr>
+          <w:rFonts w:ascii="Futura Medium" w:hAnsi="Futura Medium" w:cs="Futura Medium"/>
+        </w:rPr>
+        <w:t>Equation 3</w:t>
+      </w:r>
+      <w:r>
+        <w:rPr>
+          <w:rFonts w:ascii="Futura Medium" w:hAnsi="Futura Medium" w:cs="Futura Medium"/>
+        </w:rPr>
+        <w:t xml:space="preserve"> (e.g. </w:t>
+      </w:r>
+      <w:r>
+        <w:rPr>
+          <w:rFonts w:ascii="Futura Medium" w:hAnsi="Futura Medium" w:cs="Futura Medium" w:hint="cs"/>
+          <w:b/>
+          <w:bCs/>
+        </w:rPr>
+        <w:t xml:space="preserve">{de </w:t>
+      </w:r>
+      <w:proofErr w:type="spellStart"/>
+      <w:r>
+        <w:rPr>
+          <w:rFonts w:ascii="Futura Medium" w:hAnsi="Futura Medium" w:cs="Futura Medium" w:hint="cs"/>
+          <w:b/>
+          <w:bCs/>
+        </w:rPr>
+        <w:t>Bettignies</w:t>
+      </w:r>
+      <w:proofErr w:type="spellEnd"/>
+      <w:r>
+        <w:rPr>
+          <w:rFonts w:ascii="Futura Medium" w:hAnsi="Futura Medium" w:cs="Futura Medium" w:hint="cs"/>
+          <w:b/>
+          <w:bCs/>
+        </w:rPr>
+        <w:t xml:space="preserve"> et al., 2020, #27484}</w:t>
+      </w:r>
+      <w:r>
+        <w:rPr>
+          <w:rFonts w:ascii="Futura Medium" w:hAnsi="Futura Medium" w:cs="Futura Medium"/>
+          <w:b/>
+          <w:bCs/>
+        </w:rPr>
+        <w:t xml:space="preserve"> </w:t>
+      </w:r>
+      <w:r>
+        <w:rPr>
+          <w:rFonts w:ascii="Futura Medium" w:hAnsi="Futura Medium" w:cs="Futura Medium" w:hint="cs"/>
+          <w:b/>
+          <w:bCs/>
+        </w:rPr>
+        <w:t>{Pedersen et al., 2021, #86830}</w:t>
+      </w:r>
+      <w:r>
+        <w:rPr>
+          <w:rFonts w:ascii="Futura Medium" w:hAnsi="Futura Medium" w:cs="Futura Medium"/>
+        </w:rPr>
+        <w:t>. Most studies have therefore</w:t>
+      </w:r>
+      <w:r>
+        <w:rPr>
+          <w:rFonts w:ascii="Futura Medium" w:hAnsi="Futura Medium" w:cs="Futura Medium"/>
+        </w:rPr>
+        <w:t xml:space="preserve"> </w:t>
+      </w:r>
+      <w:r>
+        <w:rPr>
+          <w:rFonts w:ascii="Futura Medium" w:hAnsi="Futura Medium" w:cs="Futura Medium"/>
+        </w:rPr>
+        <w:t xml:space="preserve">either </w:t>
+      </w:r>
+      <w:r>
+        <w:rPr>
+          <w:rFonts w:ascii="Futura Medium" w:hAnsi="Futura Medium" w:cs="Futura Medium"/>
+        </w:rPr>
+        <w:t xml:space="preserve">refrained from fitting a model </w:t>
+      </w:r>
+      <w:r>
+        <w:rPr>
+          <w:rFonts w:ascii="Futura Medium" w:hAnsi="Futura Medium" w:cs="Futura Medium"/>
+        </w:rPr>
+        <w:t xml:space="preserve">(e.g. </w:t>
+      </w:r>
+      <w:r>
+        <w:rPr>
+          <w:rFonts w:ascii="Futura Medium" w:hAnsi="Futura Medium" w:cs="Futura Medium" w:hint="cs"/>
+          <w:b/>
+          <w:bCs/>
+        </w:rPr>
+        <w:t>{Birch et al., 1983, #5320}</w:t>
+      </w:r>
+      <w:r>
+        <w:rPr>
+          <w:rFonts w:ascii="Futura Medium" w:hAnsi="Futura Medium" w:cs="Futura Medium"/>
+          <w:b/>
+          <w:bCs/>
+        </w:rPr>
+        <w:t xml:space="preserve"> </w:t>
+      </w:r>
+      <w:r>
+        <w:rPr>
+          <w:rFonts w:ascii="Futura Medium" w:hAnsi="Futura Medium" w:cs="Futura Medium" w:hint="cs"/>
+          <w:b/>
+          <w:bCs/>
+        </w:rPr>
+        <w:t>{Albright et al., 1982, #85687}</w:t>
+      </w:r>
+      <w:r>
+        <w:rPr>
+          <w:rFonts w:ascii="Futura Medium" w:hAnsi="Futura Medium" w:cs="Futura Medium"/>
+          <w:b/>
+          <w:bCs/>
+        </w:rPr>
+        <w:t xml:space="preserve"> </w:t>
+      </w:r>
+      <w:r>
+        <w:rPr>
+          <w:rFonts w:ascii="Futura Medium" w:hAnsi="Futura Medium" w:cs="Futura Medium" w:hint="cs"/>
+          <w:b/>
+          <w:bCs/>
+        </w:rPr>
+        <w:t>{Brouwer, 1996, #26704}</w:t>
+      </w:r>
+      <w:r>
+        <w:rPr>
+          <w:rFonts w:ascii="Futura Medium" w:hAnsi="Futura Medium" w:cs="Futura Medium"/>
+          <w:b/>
+          <w:bCs/>
+        </w:rPr>
+        <w:t xml:space="preserve"> </w:t>
+      </w:r>
+      <w:r>
+        <w:rPr>
+          <w:rFonts w:ascii="Futura Medium" w:hAnsi="Futura Medium" w:cs="Futura Medium" w:hint="cs"/>
+          <w:b/>
+          <w:bCs/>
+        </w:rPr>
+        <w:t>{Hamersley et al., 2015, #100187}</w:t>
+      </w:r>
+      <w:r>
+        <w:rPr>
+          <w:rFonts w:ascii="Futura Medium" w:hAnsi="Futura Medium" w:cs="Futura Medium"/>
+          <w:b/>
+          <w:bCs/>
+        </w:rPr>
+        <w:t xml:space="preserve"> or </w:t>
+      </w:r>
+      <w:r>
+        <w:rPr>
+          <w:rFonts w:ascii="Futura Medium" w:hAnsi="Futura Medium" w:cs="Futura Medium"/>
+          <w:b/>
+          <w:bCs/>
+        </w:rPr>
+        <w:t xml:space="preserve">fit linear models (e.g. </w:t>
+      </w:r>
+      <w:r>
+        <w:rPr>
+          <w:rFonts w:ascii="Futura Medium" w:hAnsi="Futura Medium" w:cs="Futura Medium"/>
+        </w:rPr>
+        <w:t>{Bedford and Moore, 1984, #7701}</w:t>
+      </w:r>
+      <w:r>
+        <w:rPr>
+          <w:rFonts w:ascii="Futura Medium" w:hAnsi="Futura Medium" w:cs="Futura Medium"/>
+        </w:rPr>
+        <w:t xml:space="preserve"> </w:t>
+      </w:r>
+      <w:r>
+        <w:rPr>
+          <w:rFonts w:ascii="Futura Medium" w:hAnsi="Futura Medium" w:cs="Futura Medium"/>
+        </w:rPr>
+        <w:t>{Frontier et al., 2021, #5570}</w:t>
+      </w:r>
+      <w:r>
+        <w:rPr>
+          <w:rFonts w:ascii="Futura Medium" w:hAnsi="Futura Medium" w:cs="Futura Medium"/>
+        </w:rPr>
+        <w:t xml:space="preserve"> </w:t>
+      </w:r>
+      <w:r>
+        <w:rPr>
+          <w:rFonts w:ascii="Futura Medium" w:hAnsi="Futura Medium" w:cs="Futura Medium"/>
+        </w:rPr>
+        <w:t>{Wright et al., 2022, #84779}</w:t>
+      </w:r>
+      <w:r>
+        <w:rPr>
+          <w:rFonts w:ascii="Futura Medium" w:hAnsi="Futura Medium" w:cs="Futura Medium"/>
+        </w:rPr>
+        <w:t xml:space="preserve"> </w:t>
+      </w:r>
+      <w:r>
+        <w:rPr>
+          <w:rFonts w:ascii="Futura Medium" w:hAnsi="Futura Medium" w:cs="Futura Medium"/>
+        </w:rPr>
+        <w:t>{</w:t>
+      </w:r>
+      <w:proofErr w:type="spellStart"/>
+      <w:r>
+        <w:rPr>
+          <w:rFonts w:ascii="Futura Medium" w:hAnsi="Futura Medium" w:cs="Futura Medium"/>
+        </w:rPr>
+        <w:t>Filbee</w:t>
+      </w:r>
+      <w:proofErr w:type="spellEnd"/>
+      <w:r>
+        <w:rPr>
+          <w:rFonts w:ascii="Futura Medium" w:hAnsi="Futura Medium" w:cs="Futura Medium"/>
+        </w:rPr>
+        <w:t>-Dexter et al., 2022, #89942}</w:t>
+      </w:r>
+      <w:r>
+        <w:rPr>
+          <w:rFonts w:ascii="Futura Medium" w:hAnsi="Futura Medium" w:cs="Futura Medium"/>
+        </w:rPr>
+        <w:t xml:space="preserve">. </w:t>
+      </w:r>
+      <w:r>
+        <w:rPr>
+          <w:rFonts w:ascii="Futura Medium" w:hAnsi="Futura Medium" w:cs="Futura Medium"/>
+        </w:rPr>
+        <w:t>M</w:t>
+      </w:r>
+      <w:r>
+        <w:rPr>
+          <w:rFonts w:ascii="Futura Medium" w:hAnsi="Futura Medium" w:cs="Futura Medium"/>
+        </w:rPr>
+        <w:t>eta-analys</w:t>
+      </w:r>
+      <w:r>
+        <w:rPr>
+          <w:rFonts w:ascii="Futura Medium" w:hAnsi="Futura Medium" w:cs="Futura Medium"/>
+        </w:rPr>
+        <w:t>e</w:t>
+      </w:r>
+      <w:r>
+        <w:rPr>
+          <w:rFonts w:ascii="Futura Medium" w:hAnsi="Futura Medium" w:cs="Futura Medium"/>
+        </w:rPr>
+        <w:t xml:space="preserve">s </w:t>
+      </w:r>
+      <w:r>
+        <w:rPr>
+          <w:rFonts w:ascii="Futura Medium" w:hAnsi="Futura Medium" w:cs="Futura Medium"/>
+        </w:rPr>
+        <w:t xml:space="preserve">of </w:t>
+      </w:r>
+      <w:r>
+        <w:rPr>
+          <w:rFonts w:ascii="Futura Medium" w:hAnsi="Futura Medium" w:cs="Futura Medium"/>
+          <w:i/>
+          <w:iCs/>
+        </w:rPr>
+        <w:t>k</w:t>
+      </w:r>
+      <w:r>
+        <w:rPr>
+          <w:rFonts w:ascii="Futura Medium" w:hAnsi="Futura Medium" w:cs="Futura Medium"/>
+        </w:rPr>
+        <w:t xml:space="preserve"> (Equation 3) </w:t>
+      </w:r>
+      <w:r>
+        <w:rPr>
+          <w:rFonts w:ascii="Futura Medium" w:hAnsi="Futura Medium" w:cs="Futura Medium"/>
+        </w:rPr>
+        <w:t xml:space="preserve">for macroalgae are not uncommon </w:t>
+      </w:r>
+      <w:r>
+        <w:rPr>
+          <w:rFonts w:ascii="Futura Medium" w:hAnsi="Futura Medium" w:cs="Futura Medium"/>
+        </w:rPr>
+        <w:t>{Enríquez et al., 1993, #29591}</w:t>
+      </w:r>
+      <w:r>
+        <w:rPr>
+          <w:rFonts w:ascii="Futura Medium" w:hAnsi="Futura Medium" w:cs="Futura Medium"/>
+        </w:rPr>
+        <w:t>{Nielsen et al., 2004, #54288}</w:t>
+      </w:r>
+      <w:r>
+        <w:rPr>
+          <w:rFonts w:ascii="Futura Medium" w:hAnsi="Futura Medium" w:cs="Futura Medium"/>
+        </w:rPr>
+        <w:t xml:space="preserve"> </w:t>
+      </w:r>
+      <w:r>
+        <w:rPr>
+          <w:rFonts w:ascii="Futura Medium" w:hAnsi="Futura Medium" w:cs="Futura Medium"/>
+        </w:rPr>
+        <w:t>{Cebrián and Lartigue, 2004, #25394}</w:t>
+      </w:r>
+      <w:r>
+        <w:rPr>
+          <w:rFonts w:ascii="Futura Medium" w:hAnsi="Futura Medium" w:cs="Futura Medium"/>
+        </w:rPr>
+        <w:t xml:space="preserve"> </w:t>
+      </w:r>
+      <w:r>
+        <w:rPr>
+          <w:rFonts w:ascii="Futura Medium" w:hAnsi="Futura Medium" w:cs="Futura Medium"/>
+        </w:rPr>
+        <w:t>{</w:t>
+      </w:r>
+      <w:proofErr w:type="spellStart"/>
+      <w:r>
+        <w:rPr>
+          <w:rFonts w:ascii="Futura Medium" w:hAnsi="Futura Medium" w:cs="Futura Medium"/>
+        </w:rPr>
+        <w:t>Filbee</w:t>
+      </w:r>
+      <w:proofErr w:type="spellEnd"/>
+      <w:r>
+        <w:rPr>
+          <w:rFonts w:ascii="Futura Medium" w:hAnsi="Futura Medium" w:cs="Futura Medium"/>
+        </w:rPr>
+        <w:t>-Dexter et al., 2024, #27977}</w:t>
+      </w:r>
+      <w:r>
+        <w:rPr>
+          <w:rFonts w:ascii="Futura Medium" w:hAnsi="Futura Medium" w:cs="Futura Medium"/>
+        </w:rPr>
+        <w:t xml:space="preserve"> </w:t>
+      </w:r>
+      <w:r>
+        <w:rPr>
+          <w:rFonts w:ascii="Futura Medium" w:hAnsi="Futura Medium" w:cs="Futura Medium"/>
+        </w:rPr>
+        <w:t xml:space="preserve">{Kennedy and Blain, 2025, #108523}{White and </w:t>
+      </w:r>
+      <w:proofErr w:type="spellStart"/>
+      <w:r>
+        <w:rPr>
+          <w:rFonts w:ascii="Futura Medium" w:hAnsi="Futura Medium" w:cs="Futura Medium"/>
+        </w:rPr>
+        <w:t>Norkko</w:t>
+      </w:r>
+      <w:proofErr w:type="spellEnd"/>
+      <w:r>
+        <w:rPr>
+          <w:rFonts w:ascii="Futura Medium" w:hAnsi="Futura Medium" w:cs="Futura Medium"/>
+        </w:rPr>
+        <w:t>, 2025, #37662}</w:t>
+      </w:r>
+      <w:r>
+        <w:rPr>
+          <w:rFonts w:ascii="Futura Medium" w:hAnsi="Futura Medium" w:cs="Futura Medium"/>
+        </w:rPr>
+        <w:t xml:space="preserve">, but have generally assumed </w:t>
+      </w:r>
+      <w:r>
+        <w:rPr>
+          <w:rFonts w:ascii="Futura Medium" w:hAnsi="Futura Medium" w:cs="Futura Medium"/>
+        </w:rPr>
+        <w:t xml:space="preserve">Equation 3 by default and not assessed goodness-of-fit. It is evident that these meta-analyses were hampered by the complexity and diversity of macroalgal decomposition trajectories </w:t>
+      </w:r>
+      <w:r>
+        <w:rPr>
+          <w:rFonts w:ascii="Futura Medium" w:hAnsi="Futura Medium" w:cs="Futura Medium"/>
+        </w:rPr>
+        <w:t>{Kennedy and Blain, 2025, #</w:t>
+      </w:r>
+      <w:proofErr w:type="gramStart"/>
+      <w:r>
+        <w:rPr>
+          <w:rFonts w:ascii="Futura Medium" w:hAnsi="Futura Medium" w:cs="Futura Medium"/>
+        </w:rPr>
+        <w:t>108523}{</w:t>
+      </w:r>
+      <w:proofErr w:type="gramEnd"/>
+      <w:r>
+        <w:rPr>
+          <w:rFonts w:ascii="Futura Medium" w:hAnsi="Futura Medium" w:cs="Futura Medium"/>
+        </w:rPr>
+        <w:t xml:space="preserve">White and </w:t>
+      </w:r>
+      <w:proofErr w:type="spellStart"/>
+      <w:r>
+        <w:rPr>
+          <w:rFonts w:ascii="Futura Medium" w:hAnsi="Futura Medium" w:cs="Futura Medium"/>
+        </w:rPr>
+        <w:t>Norkko</w:t>
+      </w:r>
+      <w:proofErr w:type="spellEnd"/>
+      <w:r>
+        <w:rPr>
+          <w:rFonts w:ascii="Futura Medium" w:hAnsi="Futura Medium" w:cs="Futura Medium"/>
+        </w:rPr>
+        <w:t>, 2025, #37662}</w:t>
+      </w:r>
+      <w:r>
+        <w:rPr>
+          <w:rFonts w:ascii="Futura Medium" w:hAnsi="Futura Medium" w:cs="Futura Medium"/>
+        </w:rPr>
+        <w:t xml:space="preserve">. The only serious attempts at modelling </w:t>
+      </w:r>
+      <w:r>
+        <w:rPr>
+          <w:rFonts w:ascii="Futura Medium" w:hAnsi="Futura Medium" w:cs="Futura Medium"/>
+        </w:rPr>
+        <w:t xml:space="preserve">diverse </w:t>
+      </w:r>
+      <w:r>
+        <w:rPr>
+          <w:rFonts w:ascii="Futura Medium" w:hAnsi="Futura Medium" w:cs="Futura Medium"/>
+        </w:rPr>
+        <w:t>macroalgal decomposition have required</w:t>
+      </w:r>
+      <w:r>
+        <w:rPr>
+          <w:rFonts w:ascii="Futura Medium" w:hAnsi="Futura Medium" w:cs="Futura Medium"/>
+        </w:rPr>
+        <w:t xml:space="preserve"> the logistic </w:t>
+      </w:r>
+      <w:r>
+        <w:rPr>
+          <w:rFonts w:ascii="Futura Medium" w:hAnsi="Futura Medium" w:cs="Futura Medium"/>
+        </w:rPr>
+        <w:t xml:space="preserve">function alongside the exponential </w:t>
+      </w:r>
+      <w:r>
+        <w:rPr>
+          <w:rFonts w:ascii="Futura Medium" w:hAnsi="Futura Medium" w:cs="Futura Medium" w:hint="cs"/>
+          <w:b/>
+          <w:bCs/>
+        </w:rPr>
+        <w:t>{</w:t>
+      </w:r>
+      <w:proofErr w:type="spellStart"/>
+      <w:r>
+        <w:rPr>
+          <w:rFonts w:ascii="Futura Medium" w:hAnsi="Futura Medium" w:cs="Futura Medium" w:hint="cs"/>
+          <w:b/>
+          <w:bCs/>
+        </w:rPr>
+        <w:t>Bourguès</w:t>
+      </w:r>
+      <w:proofErr w:type="spellEnd"/>
+      <w:r>
+        <w:rPr>
+          <w:rFonts w:ascii="Futura Medium" w:hAnsi="Futura Medium" w:cs="Futura Medium" w:hint="cs"/>
+          <w:b/>
+          <w:bCs/>
+        </w:rPr>
+        <w:t xml:space="preserve"> et al., 1996, #</w:t>
+      </w:r>
+      <w:proofErr w:type="gramStart"/>
+      <w:r>
+        <w:rPr>
+          <w:rFonts w:ascii="Futura Medium" w:hAnsi="Futura Medium" w:cs="Futura Medium" w:hint="cs"/>
+          <w:b/>
+          <w:bCs/>
+        </w:rPr>
+        <w:t>24868}</w:t>
+      </w:r>
+      <w:r>
+        <w:rPr>
+          <w:rFonts w:ascii="Futura Medium" w:hAnsi="Futura Medium" w:cs="Futura Medium"/>
+        </w:rPr>
+        <w:t>{</w:t>
+      </w:r>
+      <w:proofErr w:type="gramEnd"/>
+      <w:r>
+        <w:rPr>
+          <w:rFonts w:ascii="Futura Medium" w:hAnsi="Futura Medium" w:cs="Futura Medium"/>
+        </w:rPr>
+        <w:t>Kennedy and Blain, 2025, #108523}</w:t>
+      </w:r>
+      <w:r>
+        <w:rPr>
+          <w:rFonts w:ascii="Futura Medium" w:hAnsi="Futura Medium" w:cs="Futura Medium"/>
+          <w:b/>
+          <w:bCs/>
+        </w:rPr>
+        <w:t>.</w:t>
+      </w:r>
+      <w:r>
+        <w:rPr>
+          <w:rFonts w:ascii="Futura Medium" w:hAnsi="Futura Medium" w:cs="Futura Medium"/>
+          <w:b/>
+          <w:bCs/>
+        </w:rPr>
+        <w:t xml:space="preserve"> </w:t>
+      </w:r>
+      <w:r>
+        <w:rPr>
+          <w:rFonts w:ascii="Futura Medium" w:hAnsi="Futura Medium" w:cs="Futura Medium"/>
+          <w:b/>
+          <w:bCs/>
+        </w:rPr>
+        <w:t xml:space="preserve">This </w:t>
+      </w:r>
+      <w:r>
+        <w:rPr>
+          <w:rFonts w:ascii="Futura Medium" w:hAnsi="Futura Medium" w:cs="Futura Medium"/>
+          <w:b/>
+          <w:bCs/>
+        </w:rPr>
+        <w:t>defeats</w:t>
+      </w:r>
+      <w:r>
+        <w:rPr>
+          <w:rFonts w:ascii="Futura Medium" w:hAnsi="Futura Medium" w:cs="Futura Medium"/>
+          <w:b/>
+          <w:bCs/>
+        </w:rPr>
+        <w:t xml:space="preserve"> the purpose of the model since</w:t>
+      </w:r>
+      <w:r>
+        <w:rPr>
+          <w:rFonts w:ascii="Futura Medium" w:hAnsi="Futura Medium" w:cs="Futura Medium"/>
+          <w:b/>
+          <w:bCs/>
+        </w:rPr>
+        <w:t xml:space="preserve"> the logistic and exponential rate</w:t>
+      </w:r>
+      <w:r>
+        <w:rPr>
+          <w:rFonts w:ascii="Futura Medium" w:hAnsi="Futura Medium" w:cs="Futura Medium"/>
+          <w:b/>
+          <w:bCs/>
+        </w:rPr>
+        <w:t xml:space="preserve"> constants </w:t>
+      </w:r>
+      <w:r>
+        <w:rPr>
+          <w:rFonts w:ascii="Futura Medium" w:hAnsi="Futura Medium" w:cs="Futura Medium"/>
+          <w:b/>
+          <w:bCs/>
+        </w:rPr>
+        <w:t>are not comparable.</w:t>
       </w:r>
     </w:p>
     <w:p>
@@ -654,7 +2749,546 @@
           <w:b/>
           <w:bCs/>
         </w:rPr>
-        <w:t>Discussion</w:t>
+        <w:t xml:space="preserve">We now know </w:t>
+      </w:r>
+      <w:r>
+        <w:rPr>
+          <w:rFonts w:ascii="Futura Medium" w:hAnsi="Futura Medium" w:cs="Futura Medium"/>
+          <w:b/>
+          <w:bCs/>
+        </w:rPr>
+        <w:t>what causes the observed diversity in macroalgal decomposition trajectories.</w:t>
+      </w:r>
+      <w:r>
+        <w:rPr>
+          <w:rFonts w:ascii="Futura Medium" w:hAnsi="Futura Medium" w:cs="Futura Medium"/>
+          <w:b/>
+          <w:bCs/>
+        </w:rPr>
+        <w:t xml:space="preserve"> Early phycologists noticed the need to “pre-kill” macroalgal detritus </w:t>
+      </w:r>
+      <w:r>
+        <w:rPr>
+          <w:rFonts w:ascii="Futura Medium" w:hAnsi="Futura Medium" w:cs="Futura Medium" w:hint="cs"/>
+          <w:b/>
+          <w:bCs/>
+        </w:rPr>
+        <w:t>{Birch et al., 1983, #</w:t>
+      </w:r>
+      <w:proofErr w:type="gramStart"/>
+      <w:r>
+        <w:rPr>
+          <w:rFonts w:ascii="Futura Medium" w:hAnsi="Futura Medium" w:cs="Futura Medium" w:hint="cs"/>
+          <w:b/>
+          <w:bCs/>
+        </w:rPr>
+        <w:t>5320}</w:t>
+      </w:r>
+      <w:r>
+        <w:rPr>
+          <w:rFonts w:ascii="Futura Medium" w:hAnsi="Futura Medium" w:cs="Futura Medium" w:hint="cs"/>
+          <w:b/>
+          <w:bCs/>
+        </w:rPr>
+        <w:t>{</w:t>
+      </w:r>
+      <w:proofErr w:type="gramEnd"/>
+      <w:r>
+        <w:rPr>
+          <w:rFonts w:ascii="Futura Medium" w:hAnsi="Futura Medium" w:cs="Futura Medium" w:hint="cs"/>
+          <w:b/>
+          <w:bCs/>
+        </w:rPr>
+        <w:t>Brouwer, 1996, #</w:t>
+      </w:r>
+      <w:proofErr w:type="gramStart"/>
+      <w:r>
+        <w:rPr>
+          <w:rFonts w:ascii="Futura Medium" w:hAnsi="Futura Medium" w:cs="Futura Medium" w:hint="cs"/>
+          <w:b/>
+          <w:bCs/>
+        </w:rPr>
+        <w:t>26704}</w:t>
+      </w:r>
+      <w:r>
+        <w:rPr>
+          <w:rFonts w:ascii="Futura Medium" w:hAnsi="Futura Medium" w:cs="Futura Medium"/>
+          <w:b/>
+          <w:bCs/>
+        </w:rPr>
+        <w:t>{</w:t>
+      </w:r>
+      <w:proofErr w:type="gramEnd"/>
+      <w:r>
+        <w:rPr>
+          <w:rFonts w:ascii="Futura Medium" w:hAnsi="Futura Medium" w:cs="Futura Medium"/>
+          <w:b/>
+          <w:bCs/>
+        </w:rPr>
+        <w:t xml:space="preserve">Smith and </w:t>
+      </w:r>
+      <w:r>
+        <w:rPr>
+          <w:rFonts w:ascii="Futura Medium" w:hAnsi="Futura Medium" w:cs="Futura Medium"/>
+          <w:b/>
+          <w:bCs/>
+        </w:rPr>
+        <w:lastRenderedPageBreak/>
+        <w:t>Foreman, 1984, #41137}</w:t>
+      </w:r>
+      <w:r>
+        <w:rPr>
+          <w:rFonts w:ascii="Futura Medium" w:hAnsi="Futura Medium" w:cs="Futura Medium"/>
+          <w:b/>
+          <w:bCs/>
+        </w:rPr>
+        <w:t xml:space="preserve"> if it was to behave according to the expectations of the classic model.</w:t>
+      </w:r>
+      <w:r>
+        <w:rPr>
+          <w:rFonts w:ascii="Futura Medium" w:hAnsi="Futura Medium" w:cs="Futura Medium"/>
+          <w:b/>
+          <w:bCs/>
+        </w:rPr>
+        <w:t xml:space="preserve"> </w:t>
+      </w:r>
+      <w:r>
+        <w:rPr>
+          <w:rFonts w:ascii="Futura Medium" w:hAnsi="Futura Medium" w:cs="Futura Medium"/>
+        </w:rPr>
+        <w:t>R</w:t>
+      </w:r>
+      <w:r>
+        <w:rPr>
+          <w:rFonts w:ascii="Futura Medium" w:hAnsi="Futura Medium" w:cs="Futura Medium"/>
+        </w:rPr>
+        <w:t xml:space="preserve">ecently it became evident that </w:t>
+      </w:r>
+      <w:r>
+        <w:rPr>
+          <w:rFonts w:ascii="Futura Medium" w:hAnsi="Futura Medium" w:cs="Futura Medium"/>
+        </w:rPr>
+        <w:t>this was because excised macroalgal tissue can continue to photosynthesise for months</w:t>
+      </w:r>
+      <w:r>
+        <w:rPr>
+          <w:rFonts w:ascii="Futura Medium" w:hAnsi="Futura Medium" w:cs="Futura Medium"/>
+        </w:rPr>
+        <w:t xml:space="preserve"> </w:t>
+      </w:r>
+      <w:r>
+        <w:rPr>
+          <w:rFonts w:ascii="Futura Medium" w:hAnsi="Futura Medium" w:cs="Futura Medium" w:hint="cs"/>
+          <w:b/>
+          <w:bCs/>
+        </w:rPr>
+        <w:t xml:space="preserve">{de </w:t>
+      </w:r>
+      <w:proofErr w:type="spellStart"/>
+      <w:r>
+        <w:rPr>
+          <w:rFonts w:ascii="Futura Medium" w:hAnsi="Futura Medium" w:cs="Futura Medium" w:hint="cs"/>
+          <w:b/>
+          <w:bCs/>
+        </w:rPr>
+        <w:t>Bettignies</w:t>
+      </w:r>
+      <w:proofErr w:type="spellEnd"/>
+      <w:r>
+        <w:rPr>
+          <w:rFonts w:ascii="Futura Medium" w:hAnsi="Futura Medium" w:cs="Futura Medium" w:hint="cs"/>
+          <w:b/>
+          <w:bCs/>
+        </w:rPr>
+        <w:t xml:space="preserve"> et al., 2020, #</w:t>
+      </w:r>
+      <w:proofErr w:type="gramStart"/>
+      <w:r>
+        <w:rPr>
+          <w:rFonts w:ascii="Futura Medium" w:hAnsi="Futura Medium" w:cs="Futura Medium" w:hint="cs"/>
+          <w:b/>
+          <w:bCs/>
+        </w:rPr>
+        <w:t>27484}</w:t>
+      </w:r>
+      <w:r>
+        <w:rPr>
+          <w:rFonts w:ascii="Futura Medium" w:hAnsi="Futura Medium" w:cs="Futura Medium" w:hint="cs"/>
+          <w:b/>
+          <w:bCs/>
+        </w:rPr>
+        <w:t>{</w:t>
+      </w:r>
+      <w:proofErr w:type="gramEnd"/>
+      <w:r>
+        <w:rPr>
+          <w:rFonts w:ascii="Futura Medium" w:hAnsi="Futura Medium" w:cs="Futura Medium" w:hint="cs"/>
+          <w:b/>
+          <w:bCs/>
+        </w:rPr>
+        <w:t>Frontier et al., 2021, #</w:t>
+      </w:r>
+      <w:proofErr w:type="gramStart"/>
+      <w:r>
+        <w:rPr>
+          <w:rFonts w:ascii="Futura Medium" w:hAnsi="Futura Medium" w:cs="Futura Medium" w:hint="cs"/>
+          <w:b/>
+          <w:bCs/>
+        </w:rPr>
+        <w:t>5573}</w:t>
+      </w:r>
+      <w:r>
+        <w:rPr>
+          <w:rFonts w:ascii="Futura Medium" w:hAnsi="Futura Medium" w:cs="Futura Medium" w:hint="cs"/>
+          <w:b/>
+          <w:bCs/>
+        </w:rPr>
+        <w:t>{</w:t>
+      </w:r>
+      <w:proofErr w:type="gramEnd"/>
+      <w:r>
+        <w:rPr>
+          <w:rFonts w:ascii="Futura Medium" w:hAnsi="Futura Medium" w:cs="Futura Medium" w:hint="cs"/>
+          <w:b/>
+          <w:bCs/>
+        </w:rPr>
+        <w:t>Frontier et al., 2021, #</w:t>
+      </w:r>
+      <w:proofErr w:type="gramStart"/>
+      <w:r>
+        <w:rPr>
+          <w:rFonts w:ascii="Futura Medium" w:hAnsi="Futura Medium" w:cs="Futura Medium" w:hint="cs"/>
+          <w:b/>
+          <w:bCs/>
+        </w:rPr>
+        <w:t>81382}</w:t>
+      </w:r>
+      <w:r>
+        <w:rPr>
+          <w:rFonts w:ascii="Futura Medium" w:hAnsi="Futura Medium" w:cs="Futura Medium"/>
+        </w:rPr>
+        <w:t>{</w:t>
+      </w:r>
+      <w:proofErr w:type="gramEnd"/>
+      <w:r>
+        <w:rPr>
+          <w:rFonts w:ascii="Futura Medium" w:hAnsi="Futura Medium" w:cs="Futura Medium"/>
+        </w:rPr>
+        <w:t>Wright et al., 2022, #84779}</w:t>
+      </w:r>
+      <w:r>
+        <w:rPr>
+          <w:rFonts w:ascii="Futura Medium" w:hAnsi="Futura Medium" w:cs="Futura Medium"/>
+        </w:rPr>
+        <w:t>.</w:t>
+      </w:r>
+      <w:r>
+        <w:rPr>
+          <w:rFonts w:ascii="Futura Medium" w:hAnsi="Futura Medium" w:cs="Futura Medium"/>
+        </w:rPr>
+        <w:t xml:space="preserve"> There is now extensive investigation into what</w:t>
+      </w:r>
+      <w:r>
+        <w:rPr>
+          <w:rFonts w:ascii="Futura Medium" w:hAnsi="Futura Medium" w:cs="Futura Medium"/>
+        </w:rPr>
+        <w:t xml:space="preserve"> has </w:t>
+      </w:r>
+      <w:r>
+        <w:rPr>
+          <w:rFonts w:ascii="Futura Medium" w:hAnsi="Futura Medium" w:cs="Futura Medium"/>
+        </w:rPr>
+        <w:t xml:space="preserve">since </w:t>
+      </w:r>
+      <w:r>
+        <w:rPr>
+          <w:rFonts w:ascii="Futura Medium" w:hAnsi="Futura Medium" w:cs="Futura Medium"/>
+        </w:rPr>
+        <w:t>been termed detrital photosynthesis</w:t>
+      </w:r>
+      <w:r>
+        <w:rPr>
+          <w:rFonts w:ascii="Futura Medium" w:hAnsi="Futura Medium" w:cs="Futura Medium"/>
+        </w:rPr>
+        <w:t xml:space="preserve"> </w:t>
+      </w:r>
+      <w:r>
+        <w:rPr>
+          <w:rFonts w:ascii="Futura Medium" w:hAnsi="Futura Medium" w:cs="Futura Medium" w:hint="cs"/>
+          <w:b/>
+          <w:bCs/>
+        </w:rPr>
+        <w:t xml:space="preserve">{Wright et al., 2023, #11375}{Wright and Foggo, 2021, #58012}{Wright and </w:t>
+      </w:r>
+      <w:proofErr w:type="spellStart"/>
+      <w:r>
+        <w:rPr>
+          <w:rFonts w:ascii="Futura Medium" w:hAnsi="Futura Medium" w:cs="Futura Medium" w:hint="cs"/>
+          <w:b/>
+          <w:bCs/>
+        </w:rPr>
+        <w:t>Kregting</w:t>
+      </w:r>
+      <w:proofErr w:type="spellEnd"/>
+      <w:r>
+        <w:rPr>
+          <w:rFonts w:ascii="Futura Medium" w:hAnsi="Futura Medium" w:cs="Futura Medium" w:hint="cs"/>
+          <w:b/>
+          <w:bCs/>
+        </w:rPr>
+        <w:t>, 2023, #49344}</w:t>
+      </w:r>
+      <w:r>
+        <w:rPr>
+          <w:rFonts w:ascii="Futura Medium" w:hAnsi="Futura Medium" w:cs="Futura Medium"/>
+        </w:rPr>
+        <w:t xml:space="preserve"> and m</w:t>
+      </w:r>
+      <w:r>
+        <w:rPr>
+          <w:rFonts w:ascii="Futura Medium" w:hAnsi="Futura Medium" w:cs="Futura Medium"/>
+        </w:rPr>
+        <w:t xml:space="preserve">acroalgae </w:t>
+      </w:r>
+      <w:r>
+        <w:rPr>
+          <w:rFonts w:ascii="Futura Medium" w:hAnsi="Futura Medium" w:cs="Futura Medium"/>
+        </w:rPr>
+        <w:t xml:space="preserve">have been found to be </w:t>
+      </w:r>
+      <w:r>
+        <w:rPr>
+          <w:rFonts w:ascii="Futura Medium" w:hAnsi="Futura Medium" w:cs="Futura Medium"/>
+        </w:rPr>
+        <w:t xml:space="preserve">unique among plants in producing detritus that exhibits photosynthesis </w:t>
+      </w:r>
+      <w:r>
+        <w:rPr>
+          <w:rFonts w:ascii="Futura Medium" w:hAnsi="Futura Medium" w:cs="Futura Medium"/>
+        </w:rPr>
+        <w:t>to an extent that</w:t>
+      </w:r>
+      <w:r>
+        <w:rPr>
+          <w:rFonts w:ascii="Futura Medium" w:hAnsi="Futura Medium" w:cs="Futura Medium"/>
+        </w:rPr>
+        <w:t xml:space="preserve"> is likely to</w:t>
+      </w:r>
+      <w:r>
+        <w:rPr>
+          <w:rFonts w:ascii="Futura Medium" w:hAnsi="Futura Medium" w:cs="Futura Medium"/>
+        </w:rPr>
+        <w:t xml:space="preserve"> </w:t>
+      </w:r>
+      <w:r>
+        <w:rPr>
+          <w:rFonts w:ascii="Futura Medium" w:hAnsi="Futura Medium" w:cs="Futura Medium"/>
+        </w:rPr>
+        <w:t>influence decomposition</w:t>
+      </w:r>
+      <w:r>
+        <w:rPr>
+          <w:rFonts w:ascii="Futura Medium" w:hAnsi="Futura Medium" w:cs="Futura Medium"/>
+        </w:rPr>
+        <w:t xml:space="preserve"> (Wright, in review).</w:t>
+      </w:r>
+      <w:r>
+        <w:rPr>
+          <w:rFonts w:ascii="Futura Medium" w:hAnsi="Futura Medium" w:cs="Futura Medium"/>
+        </w:rPr>
+        <w:t xml:space="preserve"> This knowledge enables the creation of a model that accurately describes macroalgal decomposition by </w:t>
+      </w:r>
+      <w:proofErr w:type="gramStart"/>
+      <w:r>
+        <w:rPr>
+          <w:rFonts w:ascii="Futura Medium" w:hAnsi="Futura Medium" w:cs="Futura Medium"/>
+        </w:rPr>
+        <w:t>taking into account</w:t>
+      </w:r>
+      <w:proofErr w:type="gramEnd"/>
+      <w:r>
+        <w:rPr>
+          <w:rFonts w:ascii="Futura Medium" w:hAnsi="Futura Medium" w:cs="Futura Medium"/>
+        </w:rPr>
+        <w:t xml:space="preserve"> detrital photosynthesis.</w:t>
+      </w:r>
+    </w:p>
+    <w:p>
+      <w:pPr>
+        <w:rPr>
+          <w:rFonts w:ascii="Futura Medium" w:hAnsi="Futura Medium" w:cs="Futura Medium"/>
+        </w:rPr>
+      </w:pPr>
+    </w:p>
+    <w:p>
+      <w:pPr>
+        <w:rPr>
+          <w:rFonts w:ascii="Futura Medium" w:hAnsi="Futura Medium" w:cs="Futura Medium"/>
+        </w:rPr>
+      </w:pPr>
+    </w:p>
+    <w:p>
+      <w:pPr>
+        <w:rPr>
+          <w:rFonts w:ascii="Futura Medium" w:hAnsi="Futura Medium" w:cs="Futura Medium" w:hint="cs"/>
+          <w:b/>
+          <w:bCs/>
+        </w:rPr>
+      </w:pPr>
+    </w:p>
+    <w:p>
+      <w:pPr>
+        <w:rPr>
+          <w:rFonts w:ascii="Futura Medium" w:hAnsi="Futura Medium" w:cs="Futura Medium" w:hint="cs"/>
+          <w:b/>
+          <w:bCs/>
+        </w:rPr>
+      </w:pPr>
+      <w:r>
+        <w:rPr>
+          <w:rFonts w:ascii="Futura Medium" w:hAnsi="Futura Medium" w:cs="Futura Medium" w:hint="cs"/>
+          <w:b/>
+          <w:bCs/>
+        </w:rPr>
+        <w:t>{Rovira and Rovira, 2010, #106773}</w:t>
+      </w:r>
+    </w:p>
+    <w:p>
+      <w:pPr>
+        <w:rPr>
+          <w:rFonts w:ascii="Futura Medium" w:hAnsi="Futura Medium" w:cs="Futura Medium" w:hint="cs"/>
+          <w:b/>
+          <w:bCs/>
+        </w:rPr>
+      </w:pPr>
+    </w:p>
+    <w:p>
+      <w:pPr>
+        <w:rPr>
+          <w:rFonts w:ascii="Futura Medium" w:hAnsi="Futura Medium" w:cs="Futura Medium" w:hint="cs"/>
+          <w:b/>
+          <w:bCs/>
+        </w:rPr>
+      </w:pPr>
+      <w:r>
+        <w:rPr>
+          <w:rFonts w:ascii="Futura Medium" w:hAnsi="Futura Medium" w:cs="Futura Medium" w:hint="cs"/>
+          <w:b/>
+          <w:bCs/>
+        </w:rPr>
+        <w:t>{Trevathan-Tackett et al., 2020, #39238}</w:t>
+      </w:r>
+    </w:p>
+    <w:p>
+      <w:pPr>
+        <w:rPr>
+          <w:rFonts w:ascii="Futura Medium" w:hAnsi="Futura Medium" w:cs="Futura Medium" w:hint="cs"/>
+          <w:b/>
+          <w:bCs/>
+        </w:rPr>
+      </w:pPr>
+    </w:p>
+    <w:p>
+      <w:pPr>
+        <w:rPr>
+          <w:rFonts w:ascii="Futura Medium" w:hAnsi="Futura Medium" w:cs="Futura Medium" w:hint="cs"/>
+          <w:b/>
+          <w:bCs/>
+        </w:rPr>
+      </w:pPr>
+      <w:r>
+        <w:rPr>
+          <w:rFonts w:ascii="Futura Medium" w:hAnsi="Futura Medium" w:cs="Futura Medium" w:hint="cs"/>
+          <w:b/>
+          <w:bCs/>
+        </w:rPr>
+        <w:t>The mathematical model</w:t>
+      </w:r>
+    </w:p>
+    <w:p>
+      <w:pPr>
+        <w:rPr>
+          <w:rFonts w:ascii="Futura Medium" w:hAnsi="Futura Medium" w:cs="Futura Medium"/>
+          <w:b/>
+          <w:bCs/>
+        </w:rPr>
+      </w:pPr>
+    </w:p>
+    <w:p>
+      <w:pPr>
+        <w:rPr>
+          <w:rFonts w:ascii="Futura Medium" w:hAnsi="Futura Medium" w:cs="Futura Medium"/>
+          <w:b/>
+          <w:bCs/>
+        </w:rPr>
+      </w:pPr>
+      <w:r>
+        <w:rPr>
+          <w:rFonts w:ascii="Futura Medium" w:hAnsi="Futura Medium" w:cs="Futura Medium"/>
+          <w:b/>
+          <w:bCs/>
+        </w:rPr>
+        <w:t>Examples</w:t>
+      </w:r>
+    </w:p>
+    <w:p>
+      <w:pPr>
+        <w:rPr>
+          <w:rFonts w:ascii="Futura Medium" w:hAnsi="Futura Medium" w:cs="Futura Medium" w:hint="cs"/>
+          <w:b/>
+          <w:bCs/>
+        </w:rPr>
+      </w:pPr>
+    </w:p>
+    <w:p>
+      <w:pPr>
+        <w:rPr>
+          <w:rFonts w:ascii="Futura Medium" w:hAnsi="Futura Medium" w:cs="Futura Medium" w:hint="cs"/>
+          <w:b/>
+          <w:bCs/>
+        </w:rPr>
+      </w:pPr>
+      <w:r>
+        <w:rPr>
+          <w:rFonts w:ascii="Futura Medium" w:hAnsi="Futura Medium" w:cs="Futura Medium" w:hint="cs"/>
+          <w:b/>
+          <w:bCs/>
+        </w:rPr>
+        <w:t>Implementation in R</w:t>
+      </w:r>
+      <w:r>
+        <w:rPr>
+          <w:rFonts w:ascii="Futura Medium" w:hAnsi="Futura Medium" w:cs="Futura Medium" w:hint="cs"/>
+          <w:b/>
+          <w:bCs/>
+        </w:rPr>
+        <w:t xml:space="preserve"> and Stan</w:t>
+      </w:r>
+    </w:p>
+    <w:p>
+      <w:pPr>
+        <w:rPr>
+          <w:rFonts w:ascii="Futura Medium" w:hAnsi="Futura Medium" w:cs="Futura Medium" w:hint="cs"/>
+          <w:b/>
+          <w:bCs/>
+        </w:rPr>
+      </w:pPr>
+    </w:p>
+    <w:p>
+      <w:pPr>
+        <w:rPr>
+          <w:rFonts w:ascii="Futura Medium" w:hAnsi="Futura Medium" w:cs="Futura Medium" w:hint="cs"/>
+          <w:b/>
+          <w:bCs/>
+        </w:rPr>
+      </w:pPr>
+      <w:r>
+        <w:rPr>
+          <w:rFonts w:ascii="Futura Medium" w:hAnsi="Futura Medium" w:cs="Futura Medium"/>
+          <w:b/>
+          <w:bCs/>
+        </w:rPr>
+        <w:t>Conclusion</w:t>
       </w:r>
     </w:p>
     <w:sectPr>
@@ -668,7 +3302,7 @@
 </file>
 
 <file path=word/styles.xml><?xml version="1.0" encoding="utf-8"?>
-<w:styles xmlns:mc="http://schemas.openxmlformats.org/markup-compatibility/2006" xmlns:r="http://schemas.openxmlformats.org/officeDocument/2006/relationships" xmlns:w="http://schemas.openxmlformats.org/wordprocessingml/2006/main" xmlns:w14="http://schemas.microsoft.com/office/word/2010/wordml" xmlns:w15="http://schemas.microsoft.com/office/word/2012/wordml" xmlns:w16cex="http://schemas.microsoft.com/office/word/2018/wordml/cex" xmlns:w16cid="http://schemas.microsoft.com/office/word/2016/wordml/cid" xmlns:w16="http://schemas.microsoft.com/office/word/2018/wordml" xmlns:w16du="http://schemas.microsoft.com/office/word/2023/wordml/word16du" xmlns:w16sdtdh="http://schemas.microsoft.com/office/word/2020/wordml/sdtdatahash" xmlns:w16se="http://schemas.microsoft.com/office/word/2015/wordml/symex" mc:Ignorable="w14 w15 w16se w16cid w16 w16cex w16sdtdh w16du">
+<w:styles xmlns:mc="http://schemas.openxmlformats.org/markup-compatibility/2006" xmlns:r="http://schemas.openxmlformats.org/officeDocument/2006/relationships" xmlns:w="http://schemas.openxmlformats.org/wordprocessingml/2006/main" xmlns:w14="http://schemas.microsoft.com/office/word/2010/wordml" xmlns:w15="http://schemas.microsoft.com/office/word/2012/wordml" xmlns:w16cex="http://schemas.microsoft.com/office/word/2018/wordml/cex" xmlns:w16cid="http://schemas.microsoft.com/office/word/2016/wordml/cid" xmlns:w16="http://schemas.microsoft.com/office/word/2018/wordml" xmlns:w16du="http://schemas.microsoft.com/office/word/2023/wordml/word16du" xmlns:w16sdtdh="http://schemas.microsoft.com/office/word/2020/wordml/sdtdatahash" xmlns:w16sdtfl="http://schemas.microsoft.com/office/word/2024/wordml/sdtformatlock" xmlns:w16se="http://schemas.microsoft.com/office/word/2015/wordml/symex" mc:Ignorable="w14 w15 w16se w16cid w16 w16cex w16sdtdh w16sdtfl w16du">
   <w:docDefaults>
     <w:rPrDefault>
       <w:rPr>
@@ -1062,6 +3696,7 @@
   <w:style w:type="paragraph" w:default="1" w:styleId="Normal">
     <w:name w:val="Normal"/>
     <w:qFormat/>
+    <w:rsid w:val="00957287"/>
   </w:style>
   <w:style w:type="paragraph" w:styleId="Heading1">
     <w:name w:val="heading 1"/>
@@ -1578,6 +4213,16 @@
       <w:spacing w:val="5"/>
     </w:rPr>
   </w:style>
+  <w:style w:type="character" w:styleId="PlaceholderText">
+    <w:name w:val="Placeholder Text"/>
+    <w:basedOn w:val="DefaultParagraphFont"/>
+    <w:uiPriority w:val="99"/>
+    <w:semiHidden/>
+    <w:rsid w:val="00C24083"/>
+    <w:rPr>
+      <w:color w:val="666666"/>
+    </w:rPr>
+  </w:style>
 </w:styles>
 </file>
 

--- a/Manuscript/Manuscript.docx
+++ b/Manuscript/Manuscript.docx
@@ -988,25 +988,7 @@
           <w:sz w:val="20"/>
           <w:szCs w:val="20"/>
         </w:rPr>
-        <w:t xml:space="preserve">(Cebrián and Duarte 1995, Wright and </w:t>
-      </w:r>
-      <w:proofErr w:type="spellStart"/>
-      <w:r>
-        <w:rPr>
-          <w:rFonts w:ascii="Times New Roman" w:hAnsi="Times New Roman" w:cs="Times New Roman"/>
-          <w:sz w:val="20"/>
-          <w:szCs w:val="20"/>
-        </w:rPr>
-        <w:t>Kregting</w:t>
-      </w:r>
-      <w:proofErr w:type="spellEnd"/>
-      <w:r>
-        <w:rPr>
-          <w:rFonts w:ascii="Times New Roman" w:hAnsi="Times New Roman" w:cs="Times New Roman"/>
-          <w:sz w:val="20"/>
-          <w:szCs w:val="20"/>
-        </w:rPr>
-        <w:t xml:space="preserve"> 2023)</w:t>
+        <w:t>(Cebrián and Duarte 1995, Wright and Kregting 2023)</w:t>
       </w:r>
       <w:r>
         <w:rPr>
@@ -1269,25 +1251,7 @@
           <w:sz w:val="20"/>
           <w:szCs w:val="20"/>
         </w:rPr>
-        <w:t>(</w:t>
-      </w:r>
-      <w:proofErr w:type="spellStart"/>
-      <w:r>
-        <w:rPr>
-          <w:rFonts w:ascii="Times New Roman" w:hAnsi="Times New Roman" w:cs="Times New Roman"/>
-          <w:sz w:val="20"/>
-          <w:szCs w:val="20"/>
-        </w:rPr>
-        <w:t>Friedlingstein</w:t>
-      </w:r>
-      <w:proofErr w:type="spellEnd"/>
-      <w:r>
-        <w:rPr>
-          <w:rFonts w:ascii="Times New Roman" w:hAnsi="Times New Roman" w:cs="Times New Roman"/>
-          <w:sz w:val="20"/>
-          <w:szCs w:val="20"/>
-        </w:rPr>
-        <w:t xml:space="preserve"> et al. 2024)</w:t>
+        <w:t>(Friedlingstein et al. 2024)</w:t>
       </w:r>
       <w:r>
         <w:rPr>
@@ -1336,25 +1300,7 @@
           <w:sz w:val="20"/>
           <w:szCs w:val="20"/>
         </w:rPr>
-        <w:t>(</w:t>
-      </w:r>
-      <w:proofErr w:type="spellStart"/>
-      <w:r>
-        <w:rPr>
-          <w:rFonts w:ascii="Times New Roman" w:hAnsi="Times New Roman" w:cs="Times New Roman"/>
-          <w:sz w:val="20"/>
-          <w:szCs w:val="20"/>
-        </w:rPr>
-        <w:t>Pessarrodona</w:t>
-      </w:r>
-      <w:proofErr w:type="spellEnd"/>
-      <w:r>
-        <w:rPr>
-          <w:rFonts w:ascii="Times New Roman" w:hAnsi="Times New Roman" w:cs="Times New Roman"/>
-          <w:sz w:val="20"/>
-          <w:szCs w:val="20"/>
-        </w:rPr>
-        <w:t xml:space="preserve"> et al. 2023)</w:t>
+        <w:t>(Pessarrodona et al. 2023)</w:t>
       </w:r>
       <w:r>
         <w:rPr>
@@ -1501,25 +1447,7 @@
           <w:sz w:val="20"/>
           <w:szCs w:val="20"/>
         </w:rPr>
-        <w:t>(</w:t>
-      </w:r>
-      <w:proofErr w:type="spellStart"/>
-      <w:r>
-        <w:rPr>
-          <w:rFonts w:ascii="Times New Roman" w:hAnsi="Times New Roman" w:cs="Times New Roman"/>
-          <w:sz w:val="20"/>
-          <w:szCs w:val="20"/>
-        </w:rPr>
-        <w:t>Pessarrodona</w:t>
-      </w:r>
-      <w:proofErr w:type="spellEnd"/>
-      <w:r>
-        <w:rPr>
-          <w:rFonts w:ascii="Times New Roman" w:hAnsi="Times New Roman" w:cs="Times New Roman"/>
-          <w:sz w:val="20"/>
-          <w:szCs w:val="20"/>
-        </w:rPr>
-        <w:t xml:space="preserve"> et al. 2022)</w:t>
+        <w:t>(Pessarrodona et al. 2022)</w:t>
       </w:r>
       <w:r>
         <w:rPr>
@@ -1568,43 +1496,7 @@
           <w:sz w:val="20"/>
           <w:szCs w:val="20"/>
         </w:rPr>
-        <w:t>(</w:t>
-      </w:r>
-      <w:proofErr w:type="spellStart"/>
-      <w:r>
-        <w:rPr>
-          <w:rFonts w:ascii="Times New Roman" w:hAnsi="Times New Roman" w:cs="Times New Roman"/>
-          <w:sz w:val="20"/>
-          <w:szCs w:val="20"/>
-        </w:rPr>
-        <w:t>Pessarrodona</w:t>
-      </w:r>
-      <w:proofErr w:type="spellEnd"/>
-      <w:r>
-        <w:rPr>
-          <w:rFonts w:ascii="Times New Roman" w:hAnsi="Times New Roman" w:cs="Times New Roman"/>
-          <w:sz w:val="20"/>
-          <w:szCs w:val="20"/>
-        </w:rPr>
-        <w:t xml:space="preserve"> et al. 2023, </w:t>
-      </w:r>
-      <w:proofErr w:type="spellStart"/>
-      <w:r>
-        <w:rPr>
-          <w:rFonts w:ascii="Times New Roman" w:hAnsi="Times New Roman" w:cs="Times New Roman"/>
-          <w:sz w:val="20"/>
-          <w:szCs w:val="20"/>
-        </w:rPr>
-        <w:t>Filbee</w:t>
-      </w:r>
-      <w:proofErr w:type="spellEnd"/>
-      <w:r>
-        <w:rPr>
-          <w:rFonts w:ascii="Times New Roman" w:hAnsi="Times New Roman" w:cs="Times New Roman"/>
-          <w:sz w:val="20"/>
-          <w:szCs w:val="20"/>
-        </w:rPr>
-        <w:t>-Dexter et al. 2024)</w:t>
+        <w:t>(Pessarrodona et al. 2023, Filbee-Dexter et al. 2024)</w:t>
       </w:r>
       <w:r>
         <w:rPr>
@@ -1788,25 +1680,7 @@
           <w:sz w:val="20"/>
           <w:szCs w:val="20"/>
         </w:rPr>
-        <w:t>(</w:t>
-      </w:r>
-      <w:proofErr w:type="spellStart"/>
-      <w:r>
-        <w:rPr>
-          <w:rFonts w:ascii="Times New Roman" w:hAnsi="Times New Roman" w:cs="Times New Roman"/>
-          <w:sz w:val="20"/>
-          <w:szCs w:val="20"/>
-        </w:rPr>
-        <w:t>Pessarrodona</w:t>
-      </w:r>
-      <w:proofErr w:type="spellEnd"/>
-      <w:r>
-        <w:rPr>
-          <w:rFonts w:ascii="Times New Roman" w:hAnsi="Times New Roman" w:cs="Times New Roman"/>
-          <w:sz w:val="20"/>
-          <w:szCs w:val="20"/>
-        </w:rPr>
-        <w:t xml:space="preserve"> et al. 2022)</w:t>
+        <w:t>(Pessarrodona et al. 2022)</w:t>
       </w:r>
       <w:r>
         <w:rPr>
@@ -1893,25 +1767,7 @@
           <w:sz w:val="20"/>
           <w:szCs w:val="20"/>
         </w:rPr>
-        <w:t>(</w:t>
-      </w:r>
-      <w:proofErr w:type="spellStart"/>
-      <w:r>
-        <w:rPr>
-          <w:rFonts w:ascii="Times New Roman" w:hAnsi="Times New Roman" w:cs="Times New Roman"/>
-          <w:sz w:val="20"/>
-          <w:szCs w:val="20"/>
-        </w:rPr>
-        <w:t>Friedlingstein</w:t>
-      </w:r>
-      <w:proofErr w:type="spellEnd"/>
-      <w:r>
-        <w:rPr>
-          <w:rFonts w:ascii="Times New Roman" w:hAnsi="Times New Roman" w:cs="Times New Roman"/>
-          <w:sz w:val="20"/>
-          <w:szCs w:val="20"/>
-        </w:rPr>
-        <w:t xml:space="preserve"> et al. 2024)</w:t>
+        <w:t>(Friedlingstein et al. 2024)</w:t>
       </w:r>
       <w:r>
         <w:rPr>
@@ -1998,25 +1854,7 @@
           <w:sz w:val="20"/>
           <w:szCs w:val="20"/>
         </w:rPr>
-        <w:t>(</w:t>
-      </w:r>
-      <w:proofErr w:type="spellStart"/>
-      <w:r>
-        <w:rPr>
-          <w:rFonts w:ascii="Times New Roman" w:hAnsi="Times New Roman" w:cs="Times New Roman"/>
-          <w:sz w:val="20"/>
-          <w:szCs w:val="20"/>
-        </w:rPr>
-        <w:t>Pessarrodona</w:t>
-      </w:r>
-      <w:proofErr w:type="spellEnd"/>
-      <w:r>
-        <w:rPr>
-          <w:rFonts w:ascii="Times New Roman" w:hAnsi="Times New Roman" w:cs="Times New Roman"/>
-          <w:sz w:val="20"/>
-          <w:szCs w:val="20"/>
-        </w:rPr>
-        <w:t xml:space="preserve"> et al. 2022)</w:t>
+        <w:t>(Pessarrodona et al. 2022)</w:t>
       </w:r>
       <w:r>
         <w:rPr>
@@ -2133,25 +1971,7 @@
           <w:sz w:val="20"/>
           <w:szCs w:val="20"/>
         </w:rPr>
-        <w:t>(</w:t>
-      </w:r>
-      <w:proofErr w:type="spellStart"/>
-      <w:r>
-        <w:rPr>
-          <w:rFonts w:ascii="Times New Roman" w:hAnsi="Times New Roman" w:cs="Times New Roman"/>
-          <w:sz w:val="20"/>
-          <w:szCs w:val="20"/>
-        </w:rPr>
-        <w:t>Pessarrodona</w:t>
-      </w:r>
-      <w:proofErr w:type="spellEnd"/>
-      <w:r>
-        <w:rPr>
-          <w:rFonts w:ascii="Times New Roman" w:hAnsi="Times New Roman" w:cs="Times New Roman"/>
-          <w:sz w:val="20"/>
-          <w:szCs w:val="20"/>
-        </w:rPr>
-        <w:t xml:space="preserve"> et al. 2023)</w:t>
+        <w:t>(Pessarrodona et al. 2023)</w:t>
       </w:r>
       <w:r>
         <w:rPr>
@@ -2324,25 +2144,7 @@
           <w:sz w:val="20"/>
           <w:szCs w:val="20"/>
         </w:rPr>
-        <w:t>(</w:t>
-      </w:r>
-      <w:proofErr w:type="spellStart"/>
-      <w:r>
-        <w:rPr>
-          <w:rFonts w:ascii="Times New Roman" w:hAnsi="Times New Roman" w:cs="Times New Roman"/>
-          <w:sz w:val="20"/>
-          <w:szCs w:val="20"/>
-        </w:rPr>
-        <w:t>Filbee</w:t>
-      </w:r>
-      <w:proofErr w:type="spellEnd"/>
-      <w:r>
-        <w:rPr>
-          <w:rFonts w:ascii="Times New Roman" w:hAnsi="Times New Roman" w:cs="Times New Roman"/>
-          <w:sz w:val="20"/>
-          <w:szCs w:val="20"/>
-        </w:rPr>
-        <w:t>-Dexter et al. 2024)</w:t>
+        <w:t>(Filbee-Dexter et al. 2024)</w:t>
       </w:r>
       <w:r>
         <w:rPr>
@@ -2420,25 +2222,7 @@
           <w:sz w:val="20"/>
           <w:szCs w:val="20"/>
         </w:rPr>
-        <w:t xml:space="preserve">(de </w:t>
-      </w:r>
-      <w:proofErr w:type="spellStart"/>
-      <w:r>
-        <w:rPr>
-          <w:rFonts w:ascii="Times New Roman" w:hAnsi="Times New Roman" w:cs="Times New Roman"/>
-          <w:sz w:val="20"/>
-          <w:szCs w:val="20"/>
-        </w:rPr>
-        <w:t>Bettignies</w:t>
-      </w:r>
-      <w:proofErr w:type="spellEnd"/>
-      <w:r>
-        <w:rPr>
-          <w:rFonts w:ascii="Times New Roman" w:hAnsi="Times New Roman" w:cs="Times New Roman"/>
-          <w:sz w:val="20"/>
-          <w:szCs w:val="20"/>
-        </w:rPr>
-        <w:t xml:space="preserve"> et al. 2020, Pedersen et al. 2021)</w:t>
+        <w:t>(de Bettignies et al. 2020, Pedersen et al. 2021)</w:t>
       </w:r>
       <w:r>
         <w:rPr>
@@ -2536,25 +2320,7 @@
           <w:sz w:val="20"/>
           <w:szCs w:val="20"/>
         </w:rPr>
-        <w:t xml:space="preserve">(Bedford and Moore 1984, Frontier et al. 2021, </w:t>
-      </w:r>
-      <w:proofErr w:type="spellStart"/>
-      <w:r>
-        <w:rPr>
-          <w:rFonts w:ascii="Times New Roman" w:hAnsi="Times New Roman" w:cs="Times New Roman"/>
-          <w:sz w:val="20"/>
-          <w:szCs w:val="20"/>
-        </w:rPr>
-        <w:t>Filbee</w:t>
-      </w:r>
-      <w:proofErr w:type="spellEnd"/>
-      <w:r>
-        <w:rPr>
-          <w:rFonts w:ascii="Times New Roman" w:hAnsi="Times New Roman" w:cs="Times New Roman"/>
-          <w:sz w:val="20"/>
-          <w:szCs w:val="20"/>
-        </w:rPr>
-        <w:t>-Dexter et al. 2022, Frontier et al. 2022, Wright et al. 2022)</w:t>
+        <w:t>(Bedford and Moore 1984, Frontier et al. 2021, Filbee-Dexter et al. 2022, Frontier et al. 2022, Wright et al. 2022)</w:t>
       </w:r>
       <w:r>
         <w:rPr>
@@ -2623,43 +2389,7 @@
           <w:sz w:val="20"/>
           <w:szCs w:val="20"/>
         </w:rPr>
-        <w:t xml:space="preserve">(Enríquez et al. 1993, Banta et al. 2004, Cebrián and Lartigue 2004, </w:t>
-      </w:r>
-      <w:proofErr w:type="spellStart"/>
-      <w:r>
-        <w:rPr>
-          <w:rFonts w:ascii="Times New Roman" w:hAnsi="Times New Roman" w:cs="Times New Roman"/>
-          <w:sz w:val="20"/>
-          <w:szCs w:val="20"/>
-        </w:rPr>
-        <w:t>Filbee</w:t>
-      </w:r>
-      <w:proofErr w:type="spellEnd"/>
-      <w:r>
-        <w:rPr>
-          <w:rFonts w:ascii="Times New Roman" w:hAnsi="Times New Roman" w:cs="Times New Roman"/>
-          <w:sz w:val="20"/>
-          <w:szCs w:val="20"/>
-        </w:rPr>
-        <w:t xml:space="preserve">-Dexter et al. 2024, Kennedy and Blain 2025, White and </w:t>
-      </w:r>
-      <w:proofErr w:type="spellStart"/>
-      <w:r>
-        <w:rPr>
-          <w:rFonts w:ascii="Times New Roman" w:hAnsi="Times New Roman" w:cs="Times New Roman"/>
-          <w:sz w:val="20"/>
-          <w:szCs w:val="20"/>
-        </w:rPr>
-        <w:t>Norkko</w:t>
-      </w:r>
-      <w:proofErr w:type="spellEnd"/>
-      <w:r>
-        <w:rPr>
-          <w:rFonts w:ascii="Times New Roman" w:hAnsi="Times New Roman" w:cs="Times New Roman"/>
-          <w:sz w:val="20"/>
-          <w:szCs w:val="20"/>
-        </w:rPr>
-        <w:t xml:space="preserve"> 2025)</w:t>
+        <w:t>(Enríquez et al. 1993, Banta et al. 2004, Cebrián and Lartigue 2004, Filbee-Dexter et al. 2024, Kennedy and Blain 2025, White and Norkko 2025)</w:t>
       </w:r>
       <w:r>
         <w:rPr>
@@ -2708,25 +2438,7 @@
           <w:sz w:val="20"/>
           <w:szCs w:val="20"/>
         </w:rPr>
-        <w:t xml:space="preserve">(Kennedy and Blain 2025, White and </w:t>
-      </w:r>
-      <w:proofErr w:type="spellStart"/>
-      <w:r>
-        <w:rPr>
-          <w:rFonts w:ascii="Times New Roman" w:hAnsi="Times New Roman" w:cs="Times New Roman"/>
-          <w:sz w:val="20"/>
-          <w:szCs w:val="20"/>
-        </w:rPr>
-        <w:t>Norkko</w:t>
-      </w:r>
-      <w:proofErr w:type="spellEnd"/>
-      <w:r>
-        <w:rPr>
-          <w:rFonts w:ascii="Times New Roman" w:hAnsi="Times New Roman" w:cs="Times New Roman"/>
-          <w:sz w:val="20"/>
-          <w:szCs w:val="20"/>
-        </w:rPr>
-        <w:t xml:space="preserve"> 2025)</w:t>
+        <w:t>(Kennedy and Blain 2025, White and Norkko 2025)</w:t>
       </w:r>
       <w:r>
         <w:rPr>
@@ -2775,25 +2487,7 @@
           <w:sz w:val="20"/>
           <w:szCs w:val="20"/>
         </w:rPr>
-        <w:t>(</w:t>
-      </w:r>
-      <w:proofErr w:type="spellStart"/>
-      <w:r>
-        <w:rPr>
-          <w:rFonts w:ascii="Times New Roman" w:hAnsi="Times New Roman" w:cs="Times New Roman"/>
-          <w:sz w:val="20"/>
-          <w:szCs w:val="20"/>
-        </w:rPr>
-        <w:t>Bourguès</w:t>
-      </w:r>
-      <w:proofErr w:type="spellEnd"/>
-      <w:r>
-        <w:rPr>
-          <w:rFonts w:ascii="Times New Roman" w:hAnsi="Times New Roman" w:cs="Times New Roman"/>
-          <w:sz w:val="20"/>
-          <w:szCs w:val="20"/>
-        </w:rPr>
-        <w:t xml:space="preserve"> et al. 1996, Kennedy and Blain 2025)</w:t>
+        <w:t>(Bourguès et al. 1996, Kennedy and Blain 2025)</w:t>
       </w:r>
       <w:r>
         <w:rPr>
@@ -2920,25 +2614,7 @@
           <w:sz w:val="20"/>
           <w:szCs w:val="20"/>
         </w:rPr>
-        <w:t xml:space="preserve">(de </w:t>
-      </w:r>
-      <w:proofErr w:type="spellStart"/>
-      <w:r>
-        <w:rPr>
-          <w:rFonts w:ascii="Times New Roman" w:hAnsi="Times New Roman" w:cs="Times New Roman"/>
-          <w:sz w:val="20"/>
-          <w:szCs w:val="20"/>
-        </w:rPr>
-        <w:t>Bettignies</w:t>
-      </w:r>
-      <w:proofErr w:type="spellEnd"/>
-      <w:r>
-        <w:rPr>
-          <w:rFonts w:ascii="Times New Roman" w:hAnsi="Times New Roman" w:cs="Times New Roman"/>
-          <w:sz w:val="20"/>
-          <w:szCs w:val="20"/>
-        </w:rPr>
-        <w:t xml:space="preserve"> et al. 2020)</w:t>
+        <w:t>(de Bettignies et al. 2020)</w:t>
       </w:r>
       <w:r>
         <w:rPr>
@@ -2986,25 +2662,7 @@
           <w:sz w:val="20"/>
           <w:szCs w:val="20"/>
         </w:rPr>
-        <w:t xml:space="preserve">(Pedersen et al. 2021, </w:t>
-      </w:r>
-      <w:proofErr w:type="spellStart"/>
-      <w:r>
-        <w:rPr>
-          <w:rFonts w:ascii="Times New Roman" w:hAnsi="Times New Roman" w:cs="Times New Roman"/>
-          <w:sz w:val="20"/>
-          <w:szCs w:val="20"/>
-        </w:rPr>
-        <w:t>Filbee</w:t>
-      </w:r>
-      <w:proofErr w:type="spellEnd"/>
-      <w:r>
-        <w:rPr>
-          <w:rFonts w:ascii="Times New Roman" w:hAnsi="Times New Roman" w:cs="Times New Roman"/>
-          <w:sz w:val="20"/>
-          <w:szCs w:val="20"/>
-        </w:rPr>
-        <w:t>-Dexter et al. 2022, Wright et al. 2022)</w:t>
+        <w:t>(Pedersen et al. 2021, Filbee-Dexter et al. 2022, Wright et al. 2022)</w:t>
       </w:r>
       <w:r>
         <w:rPr>
@@ -3053,25 +2711,7 @@
           <w:sz w:val="20"/>
           <w:szCs w:val="20"/>
         </w:rPr>
-        <w:t xml:space="preserve">(Frontier et al. 2021, Wright and Foggo 2021, Frontier et al. 2022, Wright et al. 2022, Wright and </w:t>
-      </w:r>
-      <w:proofErr w:type="spellStart"/>
-      <w:r>
-        <w:rPr>
-          <w:rFonts w:ascii="Times New Roman" w:hAnsi="Times New Roman" w:cs="Times New Roman"/>
-          <w:sz w:val="20"/>
-          <w:szCs w:val="20"/>
-        </w:rPr>
-        <w:t>Kregting</w:t>
-      </w:r>
-      <w:proofErr w:type="spellEnd"/>
-      <w:r>
-        <w:rPr>
-          <w:rFonts w:ascii="Times New Roman" w:hAnsi="Times New Roman" w:cs="Times New Roman"/>
-          <w:sz w:val="20"/>
-          <w:szCs w:val="20"/>
-        </w:rPr>
-        <w:t xml:space="preserve"> 2023, Wright et al. 2023)</w:t>
+        <w:t>(Frontier et al. 2021, Wright and Foggo 2021, Frontier et al. 2022, Wright et al. 2022, Wright and Kregting 2023, Wright et al. 2023)</w:t>
       </w:r>
       <w:r>
         <w:rPr>
@@ -4547,43 +4187,7 @@
           <w:sz w:val="20"/>
           <w:szCs w:val="20"/>
         </w:rPr>
-        <w:t xml:space="preserve">(de </w:t>
-      </w:r>
-      <w:proofErr w:type="spellStart"/>
-      <w:r>
-        <w:rPr>
-          <w:rFonts w:ascii="Times New Roman" w:hAnsi="Times New Roman" w:cs="Times New Roman"/>
-          <w:sz w:val="20"/>
-          <w:szCs w:val="20"/>
-        </w:rPr>
-        <w:t>Bettignies</w:t>
-      </w:r>
-      <w:proofErr w:type="spellEnd"/>
-      <w:r>
-        <w:rPr>
-          <w:rFonts w:ascii="Times New Roman" w:hAnsi="Times New Roman" w:cs="Times New Roman"/>
-          <w:sz w:val="20"/>
-          <w:szCs w:val="20"/>
-        </w:rPr>
-        <w:t xml:space="preserve"> et al. 2020, Frontier et al. 2021, Wright and Foggo 2021, Frontier et al. 2022, Wright et al. 2022, Wright and </w:t>
-      </w:r>
-      <w:proofErr w:type="spellStart"/>
-      <w:r>
-        <w:rPr>
-          <w:rFonts w:ascii="Times New Roman" w:hAnsi="Times New Roman" w:cs="Times New Roman"/>
-          <w:sz w:val="20"/>
-          <w:szCs w:val="20"/>
-        </w:rPr>
-        <w:t>Kregting</w:t>
-      </w:r>
-      <w:proofErr w:type="spellEnd"/>
-      <w:r>
-        <w:rPr>
-          <w:rFonts w:ascii="Times New Roman" w:hAnsi="Times New Roman" w:cs="Times New Roman"/>
-          <w:sz w:val="20"/>
-          <w:szCs w:val="20"/>
-        </w:rPr>
-        <w:t xml:space="preserve"> 2023, Wright et al. 2023)</w:t>
+        <w:t>(de Bettignies et al. 2020, Frontier et al. 2021, Wright and Foggo 2021, Frontier et al. 2022, Wright et al. 2022, Wright and Kregting 2023, Wright et al. 2023)</w:t>
       </w:r>
       <w:r>
         <w:rPr>
@@ -5667,25 +5271,7 @@
           <w:sz w:val="20"/>
           <w:szCs w:val="20"/>
         </w:rPr>
-        <w:t xml:space="preserve">(de </w:t>
-      </w:r>
-      <w:proofErr w:type="spellStart"/>
-      <w:r>
-        <w:rPr>
-          <w:rFonts w:ascii="Times New Roman" w:hAnsi="Times New Roman" w:cs="Times New Roman"/>
-          <w:sz w:val="20"/>
-          <w:szCs w:val="20"/>
-        </w:rPr>
-        <w:t>Bettignies</w:t>
-      </w:r>
-      <w:proofErr w:type="spellEnd"/>
-      <w:r>
-        <w:rPr>
-          <w:rFonts w:ascii="Times New Roman" w:hAnsi="Times New Roman" w:cs="Times New Roman"/>
-          <w:sz w:val="20"/>
-          <w:szCs w:val="20"/>
-        </w:rPr>
-        <w:t xml:space="preserve"> et al. 2020, Frontier et al. 2021, Frontier et al. 2022)</w:t>
+        <w:t>(de Bettignies et al. 2020, Frontier et al. 2021, Frontier et al. 2022)</w:t>
       </w:r>
       <w:r>
         <w:rPr>
@@ -5783,25 +5369,7 @@
           <w:sz w:val="20"/>
           <w:szCs w:val="20"/>
         </w:rPr>
-        <w:t>(</w:t>
-      </w:r>
-      <w:proofErr w:type="spellStart"/>
-      <w:r>
-        <w:rPr>
-          <w:rFonts w:ascii="Times New Roman" w:hAnsi="Times New Roman" w:cs="Times New Roman"/>
-          <w:sz w:val="20"/>
-          <w:szCs w:val="20"/>
-        </w:rPr>
-        <w:t>Vehtari</w:t>
-      </w:r>
-      <w:proofErr w:type="spellEnd"/>
-      <w:r>
-        <w:rPr>
-          <w:rFonts w:ascii="Times New Roman" w:hAnsi="Times New Roman" w:cs="Times New Roman"/>
-          <w:sz w:val="20"/>
-          <w:szCs w:val="20"/>
-        </w:rPr>
-        <w:t xml:space="preserve"> et al. 2017)</w:t>
+        <w:t>(Vehtari et al. 2017)</w:t>
       </w:r>
       <w:r>
         <w:rPr>
@@ -9397,52 +8965,108 @@
           <w:szCs w:val="20"/>
         </w:rPr>
       </w:pPr>
-      <m:oMathPara>
-        <m:oMathParaPr>
-          <m:jc m:val="left"/>
-        </m:oMathParaPr>
-        <m:oMath>
-          <m:r>
-            <w:rPr>
-              <w:rFonts w:ascii="Cambria Math" w:eastAsiaTheme="minorEastAsia" w:hAnsi="Cambria Math" w:cs="Times New Roman"/>
-              <w:sz w:val="20"/>
-              <w:szCs w:val="20"/>
-            </w:rPr>
-            <m:t>α ~</m:t>
-          </m:r>
-          <m:r>
-            <w:rPr>
-              <w:rFonts w:ascii="Cambria Math" w:eastAsiaTheme="minorEastAsia" w:hAnsi="Cambria Math" w:cs="Times New Roman"/>
-              <w:sz w:val="20"/>
-              <w:szCs w:val="20"/>
-              <w:lang w:bidi="he-IL"/>
-            </w:rPr>
-            <m:t xml:space="preserve"> </m:t>
-          </m:r>
-          <m:r>
-            <m:rPr>
-              <m:scr m:val="script"/>
-              <m:sty m:val="b"/>
-            </m:rPr>
-            <w:rPr>
-              <w:rStyle w:val="Strong"/>
-              <w:rFonts w:ascii="Cambria Math" w:eastAsiaTheme="minorEastAsia" w:hAnsi="Cambria Math"/>
-              <w:color w:val="000000"/>
-              <w:sz w:val="20"/>
-              <w:szCs w:val="20"/>
-            </w:rPr>
-            <m:t>N</m:t>
-          </m:r>
-          <m:r>
-            <w:rPr>
-              <w:rFonts w:ascii="Cambria Math" w:eastAsiaTheme="minorEastAsia" w:hAnsi="Cambria Math" w:cs="Times New Roman"/>
-              <w:sz w:val="20"/>
-              <w:szCs w:val="20"/>
-            </w:rPr>
-            <m:t>( … )</m:t>
-          </m:r>
-        </m:oMath>
-      </m:oMathPara>
+      <m:oMath>
+        <m:r>
+          <w:rPr>
+            <w:rFonts w:ascii="Cambria Math" w:eastAsiaTheme="minorEastAsia" w:hAnsi="Cambria Math" w:cs="Times New Roman"/>
+            <w:sz w:val="20"/>
+            <w:szCs w:val="20"/>
+          </w:rPr>
+          <m:t>α ~</m:t>
+        </m:r>
+        <m:r>
+          <w:rPr>
+            <w:rFonts w:ascii="Cambria Math" w:eastAsiaTheme="minorEastAsia" w:hAnsi="Cambria Math" w:cs="Times New Roman"/>
+            <w:sz w:val="20"/>
+            <w:szCs w:val="20"/>
+            <w:lang w:bidi="he-IL"/>
+          </w:rPr>
+          <m:t xml:space="preserve"> </m:t>
+        </m:r>
+        <m:r>
+          <m:rPr>
+            <m:scr m:val="script"/>
+            <m:sty m:val="b"/>
+          </m:rPr>
+          <w:rPr>
+            <w:rStyle w:val="Strong"/>
+            <w:rFonts w:ascii="Cambria Math" w:eastAsiaTheme="minorEastAsia" w:hAnsi="Cambria Math"/>
+            <w:color w:val="000000"/>
+            <w:sz w:val="20"/>
+            <w:szCs w:val="20"/>
+          </w:rPr>
+          <m:t>N</m:t>
+        </m:r>
+        <m:r>
+          <w:rPr>
+            <w:rFonts w:ascii="Cambria Math" w:eastAsiaTheme="minorEastAsia" w:hAnsi="Cambria Math" w:cs="Times New Roman"/>
+            <w:sz w:val="20"/>
+            <w:szCs w:val="20"/>
+          </w:rPr>
+          <m:t>( … )</m:t>
+        </m:r>
+      </m:oMath>
+      <w:r>
+        <w:rPr>
+          <w:rFonts w:ascii="Times New Roman" w:eastAsiaTheme="minorEastAsia" w:hAnsi="Times New Roman" w:cs="Times New Roman"/>
+          <w:sz w:val="20"/>
+          <w:szCs w:val="20"/>
+        </w:rPr>
+        <w:t xml:space="preserve">, </w:t>
+      </w:r>
+      <m:oMath>
+        <m:r>
+          <m:rPr>
+            <m:sty m:val="b"/>
+          </m:rPr>
+          <w:rPr>
+            <w:rStyle w:val="Strong"/>
+            <w:rFonts w:ascii="Cambria Math" w:eastAsiaTheme="minorEastAsia" w:hAnsi="Cambria Math"/>
+            <w:color w:val="000000"/>
+            <w:sz w:val="20"/>
+            <w:szCs w:val="20"/>
+          </w:rPr>
+          <m:t>Exp</m:t>
+        </m:r>
+        <m:r>
+          <w:rPr>
+            <w:rFonts w:ascii="Cambria Math" w:eastAsiaTheme="minorEastAsia" w:hAnsi="Cambria Math" w:cs="Times New Roman"/>
+            <w:sz w:val="20"/>
+            <w:szCs w:val="20"/>
+          </w:rPr>
+          <m:t xml:space="preserve">( … ) </m:t>
+        </m:r>
+        <m:r>
+          <m:rPr>
+            <m:sty m:val="p"/>
+          </m:rPr>
+          <w:rPr>
+            <w:rFonts w:ascii="Cambria Math" w:eastAsiaTheme="minorEastAsia" w:hAnsi="Cambria Math" w:cs="Times New Roman"/>
+            <w:sz w:val="20"/>
+            <w:szCs w:val="20"/>
+          </w:rPr>
+          <m:t xml:space="preserve">or Gamma( </m:t>
+        </m:r>
+        <m:r>
+          <w:rPr>
+            <w:rFonts w:ascii="Cambria Math" w:eastAsiaTheme="minorEastAsia" w:hAnsi="Cambria Math" w:cs="Times New Roman"/>
+            <w:sz w:val="20"/>
+            <w:szCs w:val="20"/>
+          </w:rPr>
+          <m:t xml:space="preserve">… </m:t>
+        </m:r>
+        <m:r>
+          <m:rPr>
+            <m:sty m:val="p"/>
+          </m:rPr>
+          <w:rPr>
+            <w:rFonts w:ascii="Cambria Math" w:eastAsiaTheme="minorEastAsia" w:hAnsi="Cambria Math" w:cs="Times New Roman"/>
+            <w:sz w:val="20"/>
+            <w:szCs w:val="20"/>
+          </w:rPr>
+          <m:t>)</m:t>
+        </m:r>
+      </m:oMath>
     </w:p>
     <w:p>
       <w:pPr>
@@ -9653,57 +9277,63 @@
           <w:sz w:val="20"/>
           <w:szCs w:val="20"/>
         </w:rPr>
-        <w:t xml:space="preserve"> has a normal prior since it can take positive (initial growth) or negative (initial decomposition) values while all other parameters are restricted to positive values, so the exponential or gamma distribution is most suitable. I found generally suitable priors to be </w:t>
-      </w:r>
-      <m:oMath>
-        <m:r>
-          <w:rPr>
-            <w:rFonts w:ascii="Cambria Math" w:eastAsiaTheme="minorEastAsia" w:hAnsi="Cambria Math" w:cs="Times New Roman"/>
-            <w:sz w:val="20"/>
-            <w:szCs w:val="20"/>
-          </w:rPr>
-          <m:t>α ~</m:t>
-        </m:r>
-        <m:r>
-          <w:rPr>
-            <w:rFonts w:ascii="Cambria Math" w:eastAsiaTheme="minorEastAsia" w:hAnsi="Cambria Math" w:cs="Times New Roman"/>
-            <w:sz w:val="20"/>
-            <w:szCs w:val="20"/>
-            <w:lang w:bidi="he-IL"/>
-          </w:rPr>
-          <m:t xml:space="preserve"> </m:t>
-        </m:r>
-        <m:r>
-          <m:rPr>
-            <m:scr m:val="script"/>
-            <m:sty m:val="b"/>
-          </m:rPr>
-          <w:rPr>
-            <w:rStyle w:val="Strong"/>
-            <w:rFonts w:ascii="Cambria Math" w:eastAsiaTheme="minorEastAsia" w:hAnsi="Cambria Math"/>
-            <w:color w:val="000000"/>
-            <w:sz w:val="20"/>
-            <w:szCs w:val="20"/>
-          </w:rPr>
-          <m:t>N</m:t>
-        </m:r>
-        <m:r>
-          <w:rPr>
-            <w:rFonts w:ascii="Cambria Math" w:eastAsiaTheme="minorEastAsia" w:hAnsi="Cambria Math" w:cs="Times New Roman"/>
-            <w:sz w:val="20"/>
-            <w:szCs w:val="20"/>
-          </w:rPr>
-          <m:t>( 0 , 0.01 )</m:t>
-        </m:r>
-      </m:oMath>
-      <w:r>
-        <w:rPr>
-          <w:rFonts w:ascii="Times New Roman" w:eastAsiaTheme="minorEastAsia" w:hAnsi="Times New Roman" w:cs="Times New Roman"/>
-          <w:iCs/>
-          <w:sz w:val="20"/>
-          <w:szCs w:val="20"/>
-        </w:rPr>
-        <w:t xml:space="preserve">, </w:t>
+        <w:t xml:space="preserve"> </w:t>
+      </w:r>
+      <w:r>
+        <w:rPr>
+          <w:rFonts w:ascii="Times New Roman" w:eastAsiaTheme="minorEastAsia" w:hAnsi="Times New Roman" w:cs="Times New Roman"/>
+          <w:sz w:val="20"/>
+          <w:szCs w:val="20"/>
+        </w:rPr>
+        <w:t>may have</w:t>
+      </w:r>
+      <w:r>
+        <w:rPr>
+          <w:rFonts w:ascii="Times New Roman" w:eastAsiaTheme="minorEastAsia" w:hAnsi="Times New Roman" w:cs="Times New Roman"/>
+          <w:sz w:val="20"/>
+          <w:szCs w:val="20"/>
+        </w:rPr>
+        <w:t xml:space="preserve"> a normal prior since it can take positive (initial growth) or negative (initial decomposition) values</w:t>
+      </w:r>
+      <w:r>
+        <w:rPr>
+          <w:rFonts w:ascii="Times New Roman" w:eastAsiaTheme="minorEastAsia" w:hAnsi="Times New Roman" w:cs="Times New Roman"/>
+          <w:sz w:val="20"/>
+          <w:szCs w:val="20"/>
+        </w:rPr>
+        <w:t>.</w:t>
+      </w:r>
+      <w:r>
+        <w:rPr>
+          <w:rFonts w:ascii="Times New Roman" w:eastAsiaTheme="minorEastAsia" w:hAnsi="Times New Roman" w:cs="Times New Roman"/>
+          <w:sz w:val="20"/>
+          <w:szCs w:val="20"/>
+        </w:rPr>
+        <w:t xml:space="preserve"> </w:t>
+      </w:r>
+      <w:r>
+        <w:rPr>
+          <w:rFonts w:ascii="Times New Roman" w:eastAsiaTheme="minorEastAsia" w:hAnsi="Times New Roman" w:cs="Times New Roman"/>
+          <w:sz w:val="20"/>
+          <w:szCs w:val="20"/>
+        </w:rPr>
+        <w:t>However, in some cases it may be desirable to enforce initial growth. A</w:t>
+      </w:r>
+      <w:r>
+        <w:rPr>
+          <w:rFonts w:ascii="Times New Roman" w:eastAsiaTheme="minorEastAsia" w:hAnsi="Times New Roman" w:cs="Times New Roman"/>
+          <w:sz w:val="20"/>
+          <w:szCs w:val="20"/>
+        </w:rPr>
+        <w:t>ll other parameters are restricted to positive values, so the exponential or gamma distribution is most suitable. I found generally suitable priors to be</w:t>
+      </w:r>
+      <w:r>
+        <w:rPr>
+          <w:rFonts w:ascii="Times New Roman" w:eastAsiaTheme="minorEastAsia" w:hAnsi="Times New Roman" w:cs="Times New Roman"/>
+          <w:sz w:val="20"/>
+          <w:szCs w:val="20"/>
+        </w:rPr>
+        <w:t xml:space="preserve"> </w:t>
       </w:r>
       <m:oMath>
         <m:r>
@@ -9994,15 +9624,15 @@
           <w:sz w:val="20"/>
           <w:szCs w:val="20"/>
         </w:rPr>
-        <w:t>μ</w:t>
-      </w:r>
-      <w:r>
-        <w:rPr>
-          <w:rFonts w:ascii="Times New Roman" w:eastAsiaTheme="minorEastAsia" w:hAnsi="Times New Roman" w:cs="Times New Roman"/>
-          <w:sz w:val="20"/>
-          <w:szCs w:val="20"/>
-        </w:rPr>
-        <w:t xml:space="preserve"> and </w:t>
+        <w:t>α</w:t>
+      </w:r>
+      <w:r>
+        <w:rPr>
+          <w:rFonts w:ascii="Times New Roman" w:eastAsiaTheme="minorEastAsia" w:hAnsi="Times New Roman" w:cs="Times New Roman"/>
+          <w:sz w:val="20"/>
+          <w:szCs w:val="20"/>
+        </w:rPr>
+        <w:t xml:space="preserve">, </w:t>
       </w:r>
       <w:r>
         <w:rPr>
@@ -10012,6 +9642,24 @@
           <w:sz w:val="20"/>
           <w:szCs w:val="20"/>
         </w:rPr>
+        <w:t>μ</w:t>
+      </w:r>
+      <w:r>
+        <w:rPr>
+          <w:rFonts w:ascii="Times New Roman" w:eastAsiaTheme="minorEastAsia" w:hAnsi="Times New Roman" w:cs="Times New Roman"/>
+          <w:sz w:val="20"/>
+          <w:szCs w:val="20"/>
+        </w:rPr>
+        <w:t xml:space="preserve"> and </w:t>
+      </w:r>
+      <w:r>
+        <w:rPr>
+          <w:rFonts w:ascii="Times New Roman" w:eastAsiaTheme="minorEastAsia" w:hAnsi="Times New Roman" w:cs="Times New Roman"/>
+          <w:i/>
+          <w:iCs/>
+          <w:sz w:val="20"/>
+          <w:szCs w:val="20"/>
+        </w:rPr>
         <w:t>τ</w:t>
       </w:r>
       <w:r>
@@ -10086,7 +9734,184 @@
           <w:sz w:val="20"/>
           <w:szCs w:val="20"/>
         </w:rPr>
-        <w:t xml:space="preserve"> be chosen based on prior simulation. Some of the simplest examples that may be reasonable are </w:t>
+        <w:t xml:space="preserve"> be chosen based on prior simulation. </w:t>
+      </w:r>
+      <w:r>
+        <w:rPr>
+          <w:rFonts w:ascii="Times New Roman" w:eastAsiaTheme="minorEastAsia" w:hAnsi="Times New Roman" w:cs="Times New Roman"/>
+          <w:sz w:val="20"/>
+          <w:szCs w:val="20"/>
+        </w:rPr>
+        <w:t>Furthermore</w:t>
+      </w:r>
+      <w:r>
+        <w:rPr>
+          <w:rFonts w:ascii="Times New Roman" w:eastAsiaTheme="minorEastAsia" w:hAnsi="Times New Roman" w:cs="Times New Roman"/>
+          <w:sz w:val="20"/>
+          <w:szCs w:val="20"/>
+        </w:rPr>
+        <w:t>,</w:t>
+      </w:r>
+      <w:r>
+        <w:rPr>
+          <w:rFonts w:ascii="Times New Roman" w:eastAsiaTheme="minorEastAsia" w:hAnsi="Times New Roman" w:cs="Times New Roman"/>
+          <w:sz w:val="20"/>
+          <w:szCs w:val="20"/>
+        </w:rPr>
+        <w:t xml:space="preserve"> </w:t>
+      </w:r>
+      <w:r>
+        <w:rPr>
+          <w:rFonts w:ascii="Times New Roman" w:eastAsiaTheme="minorEastAsia" w:hAnsi="Times New Roman" w:cs="Times New Roman"/>
+          <w:i/>
+          <w:iCs/>
+          <w:sz w:val="20"/>
+          <w:szCs w:val="20"/>
+        </w:rPr>
+        <w:t>α</w:t>
+      </w:r>
+      <w:r>
+        <w:rPr>
+          <w:rFonts w:ascii="Times New Roman" w:eastAsiaTheme="minorEastAsia" w:hAnsi="Times New Roman" w:cs="Times New Roman"/>
+          <w:sz w:val="20"/>
+          <w:szCs w:val="20"/>
+        </w:rPr>
+        <w:t xml:space="preserve">, </w:t>
+      </w:r>
+      <w:r>
+        <w:rPr>
+          <w:rFonts w:ascii="Times New Roman" w:eastAsiaTheme="minorEastAsia" w:hAnsi="Times New Roman" w:cs="Times New Roman"/>
+          <w:i/>
+          <w:iCs/>
+          <w:sz w:val="20"/>
+          <w:szCs w:val="20"/>
+        </w:rPr>
+        <w:t>μ</w:t>
+      </w:r>
+      <w:r>
+        <w:rPr>
+          <w:rFonts w:ascii="Times New Roman" w:eastAsiaTheme="minorEastAsia" w:hAnsi="Times New Roman" w:cs="Times New Roman"/>
+          <w:sz w:val="20"/>
+          <w:szCs w:val="20"/>
+        </w:rPr>
+        <w:t xml:space="preserve"> and </w:t>
+      </w:r>
+      <w:r>
+        <w:rPr>
+          <w:rFonts w:ascii="Times New Roman" w:eastAsiaTheme="minorEastAsia" w:hAnsi="Times New Roman" w:cs="Times New Roman"/>
+          <w:i/>
+          <w:iCs/>
+          <w:sz w:val="20"/>
+          <w:szCs w:val="20"/>
+        </w:rPr>
+        <w:t>τ</w:t>
+      </w:r>
+      <w:r>
+        <w:rPr>
+          <w:rFonts w:ascii="Times New Roman" w:eastAsiaTheme="minorEastAsia" w:hAnsi="Times New Roman" w:cs="Times New Roman"/>
+          <w:sz w:val="20"/>
+          <w:szCs w:val="20"/>
+        </w:rPr>
+        <w:t xml:space="preserve"> are biologically meaningful and can thus be strongly informed by the literature. </w:t>
+      </w:r>
+      <w:r>
+        <w:rPr>
+          <w:rFonts w:ascii="Times New Roman" w:eastAsiaTheme="minorEastAsia" w:hAnsi="Times New Roman" w:cs="Times New Roman"/>
+          <w:sz w:val="20"/>
+          <w:szCs w:val="20"/>
+        </w:rPr>
+        <w:t xml:space="preserve">Some of the simplest examples that may be </w:t>
+      </w:r>
+      <w:r>
+        <w:rPr>
+          <w:rFonts w:ascii="Times New Roman" w:eastAsiaTheme="minorEastAsia" w:hAnsi="Times New Roman" w:cs="Times New Roman"/>
+          <w:sz w:val="20"/>
+          <w:szCs w:val="20"/>
+        </w:rPr>
+        <w:t xml:space="preserve">a </w:t>
+      </w:r>
+      <w:r>
+        <w:rPr>
+          <w:rFonts w:ascii="Times New Roman" w:eastAsiaTheme="minorEastAsia" w:hAnsi="Times New Roman" w:cs="Times New Roman"/>
+          <w:sz w:val="20"/>
+          <w:szCs w:val="20"/>
+        </w:rPr>
+        <w:t xml:space="preserve">reasonable </w:t>
+      </w:r>
+      <w:r>
+        <w:rPr>
+          <w:rFonts w:ascii="Times New Roman" w:eastAsiaTheme="minorEastAsia" w:hAnsi="Times New Roman" w:cs="Times New Roman"/>
+          <w:sz w:val="20"/>
+          <w:szCs w:val="20"/>
+        </w:rPr>
+        <w:t xml:space="preserve">starting point </w:t>
+      </w:r>
+      <w:r>
+        <w:rPr>
+          <w:rFonts w:ascii="Times New Roman" w:eastAsiaTheme="minorEastAsia" w:hAnsi="Times New Roman" w:cs="Times New Roman"/>
+          <w:sz w:val="20"/>
+          <w:szCs w:val="20"/>
+        </w:rPr>
+        <w:t xml:space="preserve">are </w:t>
+      </w:r>
+      <m:oMath>
+        <m:r>
+          <w:rPr>
+            <w:rFonts w:ascii="Cambria Math" w:eastAsiaTheme="minorEastAsia" w:hAnsi="Cambria Math" w:cs="Times New Roman"/>
+            <w:sz w:val="20"/>
+            <w:szCs w:val="20"/>
+          </w:rPr>
+          <m:t>α ~</m:t>
+        </m:r>
+        <m:r>
+          <w:rPr>
+            <w:rFonts w:ascii="Cambria Math" w:eastAsiaTheme="minorEastAsia" w:hAnsi="Cambria Math" w:cs="Times New Roman"/>
+            <w:sz w:val="20"/>
+            <w:szCs w:val="20"/>
+            <w:lang w:bidi="he-IL"/>
+          </w:rPr>
+          <m:t xml:space="preserve"> </m:t>
+        </m:r>
+        <m:r>
+          <m:rPr>
+            <m:scr m:val="script"/>
+            <m:sty m:val="b"/>
+          </m:rPr>
+          <w:rPr>
+            <w:rStyle w:val="Strong"/>
+            <w:rFonts w:ascii="Cambria Math" w:eastAsiaTheme="minorEastAsia" w:hAnsi="Cambria Math"/>
+            <w:color w:val="000000"/>
+            <w:sz w:val="20"/>
+            <w:szCs w:val="20"/>
+          </w:rPr>
+          <m:t>N</m:t>
+        </m:r>
+        <m:r>
+          <w:rPr>
+            <w:rFonts w:ascii="Cambria Math" w:eastAsiaTheme="minorEastAsia" w:hAnsi="Cambria Math" w:cs="Times New Roman"/>
+            <w:sz w:val="20"/>
+            <w:szCs w:val="20"/>
+          </w:rPr>
+          <m:t>( 0 , 0.01 )</m:t>
+        </m:r>
+      </m:oMath>
+      <w:r>
+        <w:rPr>
+          <w:rFonts w:ascii="Times New Roman" w:eastAsiaTheme="minorEastAsia" w:hAnsi="Times New Roman" w:cs="Times New Roman"/>
+          <w:iCs/>
+          <w:sz w:val="20"/>
+          <w:szCs w:val="20"/>
+        </w:rPr>
+        <w:t>,</w:t>
+      </w:r>
+      <w:r>
+        <w:rPr>
+          <w:rFonts w:ascii="Times New Roman" w:eastAsiaTheme="minorEastAsia" w:hAnsi="Times New Roman" w:cs="Times New Roman"/>
+          <w:iCs/>
+          <w:sz w:val="20"/>
+          <w:szCs w:val="20"/>
+        </w:rPr>
+        <w:t xml:space="preserve"> </w:t>
       </w:r>
       <m:oMath>
         <m:r>
@@ -10226,7 +10051,263 @@
           <w:sz w:val="20"/>
           <w:szCs w:val="20"/>
         </w:rPr>
-        <w:t xml:space="preserve"> these will have to be further constrained using the gamma rather than the exponential distribution to ensure smooth sampling. </w:t>
+        <w:t xml:space="preserve"> these will have to be further constrained </w:t>
+      </w:r>
+      <w:r>
+        <w:rPr>
+          <w:rFonts w:ascii="Times New Roman" w:eastAsiaTheme="minorEastAsia" w:hAnsi="Times New Roman" w:cs="Times New Roman"/>
+          <w:sz w:val="20"/>
+          <w:szCs w:val="20"/>
+        </w:rPr>
+        <w:t>to ensure smooth sampling</w:t>
+      </w:r>
+      <w:r>
+        <w:rPr>
+          <w:rFonts w:ascii="Times New Roman" w:eastAsiaTheme="minorEastAsia" w:hAnsi="Times New Roman" w:cs="Times New Roman"/>
+          <w:sz w:val="20"/>
+          <w:szCs w:val="20"/>
+        </w:rPr>
+        <w:t>.</w:t>
+      </w:r>
+      <w:r>
+        <w:rPr>
+          <w:rFonts w:ascii="Times New Roman" w:eastAsiaTheme="minorEastAsia" w:hAnsi="Times New Roman" w:cs="Times New Roman"/>
+          <w:sz w:val="20"/>
+          <w:szCs w:val="20"/>
+        </w:rPr>
+        <w:t xml:space="preserve"> The best next step would be to</w:t>
+      </w:r>
+      <w:r>
+        <w:rPr>
+          <w:rFonts w:ascii="Times New Roman" w:eastAsiaTheme="minorEastAsia" w:hAnsi="Times New Roman" w:cs="Times New Roman"/>
+          <w:sz w:val="20"/>
+          <w:szCs w:val="20"/>
+        </w:rPr>
+        <w:t xml:space="preserve"> </w:t>
+      </w:r>
+      <w:r>
+        <w:rPr>
+          <w:rFonts w:ascii="Times New Roman" w:eastAsiaTheme="minorEastAsia" w:hAnsi="Times New Roman" w:cs="Times New Roman"/>
+          <w:sz w:val="20"/>
+          <w:szCs w:val="20"/>
+        </w:rPr>
+        <w:t>use a</w:t>
+      </w:r>
+      <w:r>
+        <w:rPr>
+          <w:rFonts w:ascii="Times New Roman" w:eastAsiaTheme="minorEastAsia" w:hAnsi="Times New Roman" w:cs="Times New Roman"/>
+          <w:sz w:val="20"/>
+          <w:szCs w:val="20"/>
+        </w:rPr>
+        <w:t xml:space="preserve"> tighter normal prior for </w:t>
+      </w:r>
+      <w:r>
+        <w:rPr>
+          <w:rFonts w:ascii="Times New Roman" w:eastAsiaTheme="minorEastAsia" w:hAnsi="Times New Roman" w:cs="Times New Roman"/>
+          <w:i/>
+          <w:iCs/>
+          <w:sz w:val="20"/>
+          <w:szCs w:val="20"/>
+        </w:rPr>
+        <w:t>α</w:t>
+      </w:r>
+      <w:r>
+        <w:rPr>
+          <w:rFonts w:ascii="Times New Roman" w:eastAsiaTheme="minorEastAsia" w:hAnsi="Times New Roman" w:cs="Times New Roman"/>
+          <w:sz w:val="20"/>
+          <w:szCs w:val="20"/>
+        </w:rPr>
+        <w:t xml:space="preserve">, a </w:t>
+      </w:r>
+      <w:r>
+        <w:rPr>
+          <w:rFonts w:ascii="Times New Roman" w:eastAsiaTheme="minorEastAsia" w:hAnsi="Times New Roman" w:cs="Times New Roman"/>
+          <w:sz w:val="20"/>
+          <w:szCs w:val="20"/>
+        </w:rPr>
+        <w:t xml:space="preserve">gamma </w:t>
+      </w:r>
+      <w:r>
+        <w:rPr>
+          <w:rFonts w:ascii="Times New Roman" w:eastAsiaTheme="minorEastAsia" w:hAnsi="Times New Roman" w:cs="Times New Roman"/>
+          <w:sz w:val="20"/>
+          <w:szCs w:val="20"/>
+        </w:rPr>
+        <w:t>prior</w:t>
+      </w:r>
+      <w:r>
+        <w:rPr>
+          <w:rFonts w:ascii="Times New Roman" w:eastAsiaTheme="minorEastAsia" w:hAnsi="Times New Roman" w:cs="Times New Roman"/>
+          <w:sz w:val="20"/>
+          <w:szCs w:val="20"/>
+        </w:rPr>
+        <w:t xml:space="preserve"> centred on half the range of </w:t>
+      </w:r>
+      <w:r>
+        <w:rPr>
+          <w:rFonts w:ascii="Times New Roman" w:eastAsiaTheme="minorEastAsia" w:hAnsi="Times New Roman" w:cs="Times New Roman"/>
+          <w:i/>
+          <w:iCs/>
+          <w:sz w:val="20"/>
+          <w:szCs w:val="20"/>
+        </w:rPr>
+        <w:t>t</w:t>
+      </w:r>
+      <w:r>
+        <w:rPr>
+          <w:rFonts w:ascii="Times New Roman" w:eastAsiaTheme="minorEastAsia" w:hAnsi="Times New Roman" w:cs="Times New Roman"/>
+          <w:sz w:val="20"/>
+          <w:szCs w:val="20"/>
+        </w:rPr>
+        <w:t xml:space="preserve"> for </w:t>
+      </w:r>
+      <w:r>
+        <w:rPr>
+          <w:rFonts w:ascii="Times New Roman" w:eastAsiaTheme="minorEastAsia" w:hAnsi="Times New Roman" w:cs="Times New Roman"/>
+          <w:i/>
+          <w:iCs/>
+          <w:sz w:val="20"/>
+          <w:szCs w:val="20"/>
+        </w:rPr>
+        <w:t>µ</w:t>
+      </w:r>
+      <w:r>
+        <w:rPr>
+          <w:rFonts w:ascii="Times New Roman" w:eastAsiaTheme="minorEastAsia" w:hAnsi="Times New Roman" w:cs="Times New Roman"/>
+          <w:sz w:val="20"/>
+          <w:szCs w:val="20"/>
+        </w:rPr>
+        <w:t xml:space="preserve"> and</w:t>
+      </w:r>
+      <w:r>
+        <w:rPr>
+          <w:rFonts w:ascii="Times New Roman" w:eastAsiaTheme="minorEastAsia" w:hAnsi="Times New Roman" w:cs="Times New Roman"/>
+          <w:sz w:val="20"/>
+          <w:szCs w:val="20"/>
+        </w:rPr>
+        <w:t xml:space="preserve"> </w:t>
+      </w:r>
+      <w:r>
+        <w:rPr>
+          <w:rFonts w:ascii="Times New Roman" w:eastAsiaTheme="minorEastAsia" w:hAnsi="Times New Roman" w:cs="Times New Roman"/>
+          <w:sz w:val="20"/>
+          <w:szCs w:val="20"/>
+        </w:rPr>
+        <w:t xml:space="preserve">something along the lines of </w:t>
+      </w:r>
+      <m:oMath>
+        <m:r>
+          <w:rPr>
+            <w:rFonts w:ascii="Cambria Math" w:eastAsiaTheme="minorEastAsia" w:hAnsi="Cambria Math" w:cs="Times New Roman"/>
+            <w:sz w:val="20"/>
+            <w:szCs w:val="20"/>
+          </w:rPr>
+          <m:t>τ ~</m:t>
+        </m:r>
+        <m:r>
+          <w:rPr>
+            <w:rFonts w:ascii="Cambria Math" w:eastAsiaTheme="minorEastAsia" w:hAnsi="Cambria Math" w:cs="Times New Roman"/>
+            <w:sz w:val="20"/>
+            <w:szCs w:val="20"/>
+            <w:lang w:bidi="he-IL"/>
+          </w:rPr>
+          <m:t xml:space="preserve"> </m:t>
+        </m:r>
+        <m:r>
+          <m:rPr>
+            <m:sty m:val="p"/>
+          </m:rPr>
+          <w:rPr>
+            <w:rFonts w:ascii="Cambria Math" w:eastAsiaTheme="minorEastAsia" w:hAnsi="Cambria Math" w:cs="Times New Roman"/>
+            <w:sz w:val="20"/>
+            <w:szCs w:val="20"/>
+          </w:rPr>
+          <m:t>Gamma</m:t>
+        </m:r>
+        <m:d>
+          <m:dPr>
+            <m:ctrlPr>
+              <w:rPr>
+                <w:rFonts w:ascii="Cambria Math" w:eastAsiaTheme="minorEastAsia" w:hAnsi="Cambria Math"/>
+                <w:sz w:val="20"/>
+              </w:rPr>
+            </m:ctrlPr>
+          </m:dPr>
+          <m:e>
+            <m:r>
+              <m:rPr>
+                <m:sty m:val="p"/>
+              </m:rPr>
+              <w:rPr>
+                <w:rFonts w:ascii="Cambria Math" w:eastAsiaTheme="minorEastAsia" w:hAnsi="Cambria Math" w:cs="Times New Roman"/>
+                <w:sz w:val="20"/>
+                <w:szCs w:val="20"/>
+              </w:rPr>
+              <m:t xml:space="preserve"> 4</m:t>
+            </m:r>
+            <m:r>
+              <w:rPr>
+                <w:rFonts w:ascii="Cambria Math" w:eastAsiaTheme="minorEastAsia" w:hAnsi="Cambria Math" w:cs="Times New Roman"/>
+                <w:sz w:val="20"/>
+                <w:szCs w:val="20"/>
+              </w:rPr>
+              <m:t xml:space="preserve"> ,  </m:t>
+            </m:r>
+            <m:r>
+              <w:rPr>
+                <w:rFonts w:ascii="Cambria Math" w:eastAsiaTheme="minorEastAsia" w:hAnsi="Cambria Math" w:cs="Times New Roman"/>
+                <w:sz w:val="20"/>
+                <w:szCs w:val="20"/>
+              </w:rPr>
+              <m:t>40</m:t>
+            </m:r>
+            <m:r>
+              <m:rPr>
+                <m:sty m:val="p"/>
+              </m:rPr>
+              <w:rPr>
+                <w:rFonts w:ascii="Cambria Math" w:eastAsiaTheme="minorEastAsia" w:hAnsi="Cambria Math" w:cs="Times New Roman"/>
+                <w:sz w:val="20"/>
+                <w:szCs w:val="20"/>
+              </w:rPr>
+              <m:t xml:space="preserve"> </m:t>
+            </m:r>
+          </m:e>
+        </m:d>
+      </m:oMath>
+      <w:r>
+        <w:rPr>
+          <w:rFonts w:ascii="Times New Roman" w:eastAsiaTheme="minorEastAsia" w:hAnsi="Times New Roman" w:cs="Times New Roman"/>
+          <w:sz w:val="20"/>
+          <w:szCs w:val="20"/>
+        </w:rPr>
+        <w:t>.</w:t>
+      </w:r>
+      <w:r>
+        <w:rPr>
+          <w:rFonts w:ascii="Times New Roman" w:eastAsiaTheme="minorEastAsia" w:hAnsi="Times New Roman" w:cs="Times New Roman"/>
+          <w:sz w:val="20"/>
+          <w:szCs w:val="20"/>
+        </w:rPr>
+        <w:t xml:space="preserve"> But in most </w:t>
+      </w:r>
+      <w:proofErr w:type="gramStart"/>
+      <w:r>
+        <w:rPr>
+          <w:rFonts w:ascii="Times New Roman" w:eastAsiaTheme="minorEastAsia" w:hAnsi="Times New Roman" w:cs="Times New Roman"/>
+          <w:sz w:val="20"/>
+          <w:szCs w:val="20"/>
+        </w:rPr>
+        <w:t>cases</w:t>
+      </w:r>
+      <w:proofErr w:type="gramEnd"/>
+      <w:r>
+        <w:rPr>
+          <w:rFonts w:ascii="Times New Roman" w:eastAsiaTheme="minorEastAsia" w:hAnsi="Times New Roman" w:cs="Times New Roman"/>
+          <w:sz w:val="20"/>
+          <w:szCs w:val="20"/>
+        </w:rPr>
+        <w:t xml:space="preserve"> you will be able to do far better.</w:t>
       </w:r>
     </w:p>
     <w:p>
@@ -10979,6 +11060,7 @@
           <w:szCs w:val="20"/>
           <w:lang w:bidi="he-IL"/>
         </w:rPr>
+        <w:lastRenderedPageBreak/>
         <w:t xml:space="preserve">In terms of software, I use </w:t>
       </w:r>
       <w:r>
@@ -11268,16 +11350,7 @@
           <w:sz w:val="20"/>
           <w:szCs w:val="20"/>
         </w:rPr>
-        <w:t xml:space="preserve">. All models have 8 Markov </w:t>
-      </w:r>
-      <w:r>
-        <w:rPr>
-          <w:rFonts w:ascii="Times New Roman" w:eastAsiaTheme="minorEastAsia" w:hAnsi="Times New Roman" w:cs="Times New Roman"/>
-          <w:sz w:val="20"/>
-          <w:szCs w:val="20"/>
-        </w:rPr>
-        <w:lastRenderedPageBreak/>
-        <w:t>chains with 10</w:t>
+        <w:t>. All models have 8 Markov chains with 10</w:t>
       </w:r>
       <w:r>
         <w:rPr>
@@ -11593,7 +11666,119 @@
           <w:sz w:val="20"/>
           <w:szCs w:val="20"/>
         </w:rPr>
-        <w:t xml:space="preserve">(Birch et al. 1983, </w:t>
+        <w:t>(Birch et al. 1983, Bourguès et al. 1996, Brouwer 1996, Hamersley et al. 2015, de Bettignies et al. 2020, Frontier et al. 2021, Frontier et al. 2022)</w:t>
+      </w:r>
+      <w:r>
+        <w:rPr>
+          <w:rFonts w:ascii="Times New Roman" w:eastAsiaTheme="minorEastAsia" w:hAnsi="Times New Roman" w:cs="Times New Roman"/>
+          <w:sz w:val="20"/>
+          <w:szCs w:val="20"/>
+        </w:rPr>
+        <w:fldChar w:fldCharType="end"/>
+      </w:r>
+      <w:r>
+        <w:rPr>
+          <w:rFonts w:ascii="Times New Roman" w:eastAsiaTheme="minorEastAsia" w:hAnsi="Times New Roman" w:cs="Times New Roman"/>
+          <w:sz w:val="20"/>
+          <w:szCs w:val="20"/>
+        </w:rPr>
+        <w:t xml:space="preserve">. I either received data from the lead author </w:t>
+      </w:r>
+      <w:r>
+        <w:rPr>
+          <w:rFonts w:ascii="Times New Roman" w:eastAsiaTheme="minorEastAsia" w:hAnsi="Times New Roman" w:cs="Times New Roman"/>
+          <w:sz w:val="20"/>
+          <w:szCs w:val="20"/>
+        </w:rPr>
+        <w:fldChar w:fldCharType="begin"/>
+      </w:r>
+      <w:r>
+        <w:rPr>
+          <w:rFonts w:ascii="Times New Roman" w:eastAsiaTheme="minorEastAsia" w:hAnsi="Times New Roman" w:cs="Times New Roman"/>
+          <w:sz w:val="20"/>
+          <w:szCs w:val="20"/>
+        </w:rPr>
+        <w:instrText>ADDIN BEC{Frontier et al., 2021, #5570; Frontier et al., 2022, #81381}</w:instrText>
+      </w:r>
+      <w:r>
+        <w:rPr>
+          <w:rFonts w:ascii="Times New Roman" w:eastAsiaTheme="minorEastAsia" w:hAnsi="Times New Roman" w:cs="Times New Roman"/>
+          <w:sz w:val="20"/>
+          <w:szCs w:val="20"/>
+        </w:rPr>
+        <w:fldChar w:fldCharType="separate"/>
+      </w:r>
+      <w:r>
+        <w:rPr>
+          <w:rFonts w:ascii="Times New Roman" w:eastAsiaTheme="minorEastAsia" w:hAnsi="Times New Roman" w:cs="Times New Roman"/>
+          <w:sz w:val="20"/>
+          <w:szCs w:val="20"/>
+        </w:rPr>
+        <w:t>(Frontier et al. 2021, Frontier et al. 2022)</w:t>
+      </w:r>
+      <w:r>
+        <w:rPr>
+          <w:rFonts w:ascii="Times New Roman" w:eastAsiaTheme="minorEastAsia" w:hAnsi="Times New Roman" w:cs="Times New Roman"/>
+          <w:sz w:val="20"/>
+          <w:szCs w:val="20"/>
+        </w:rPr>
+        <w:fldChar w:fldCharType="end"/>
+      </w:r>
+      <w:r>
+        <w:rPr>
+          <w:rFonts w:ascii="Times New Roman" w:eastAsiaTheme="minorEastAsia" w:hAnsi="Times New Roman" w:cs="Times New Roman"/>
+          <w:sz w:val="20"/>
+          <w:szCs w:val="20"/>
+        </w:rPr>
+        <w:t xml:space="preserve"> or digitised figures </w:t>
+      </w:r>
+      <w:r>
+        <w:rPr>
+          <w:rFonts w:ascii="Times New Roman" w:eastAsiaTheme="minorEastAsia" w:hAnsi="Times New Roman" w:cs="Times New Roman"/>
+          <w:sz w:val="20"/>
+          <w:szCs w:val="20"/>
+        </w:rPr>
+        <w:fldChar w:fldCharType="begin"/>
+      </w:r>
+      <w:r>
+        <w:rPr>
+          <w:rFonts w:ascii="Times New Roman" w:eastAsiaTheme="minorEastAsia" w:hAnsi="Times New Roman" w:cs="Times New Roman"/>
+          <w:sz w:val="20"/>
+          <w:szCs w:val="20"/>
+        </w:rPr>
+        <w:instrText>ADDIN BEC{Birch et al., 1983, #5321; Bourguès et al., 1996, #24871; Brouwer, 1996, #26706; de Bettignies et al., 2020, #27484; Hamersley et al., 2015, #100187}</w:instrText>
+      </w:r>
+      <w:r>
+        <w:rPr>
+          <w:rFonts w:ascii="Times New Roman" w:eastAsiaTheme="minorEastAsia" w:hAnsi="Times New Roman" w:cs="Times New Roman"/>
+          <w:sz w:val="20"/>
+          <w:szCs w:val="20"/>
+        </w:rPr>
+        <w:fldChar w:fldCharType="separate"/>
+      </w:r>
+      <w:r>
+        <w:rPr>
+          <w:rFonts w:ascii="Times New Roman" w:eastAsiaTheme="minorEastAsia" w:hAnsi="Times New Roman" w:cs="Times New Roman"/>
+          <w:sz w:val="20"/>
+          <w:szCs w:val="20"/>
+        </w:rPr>
+        <w:t>(Birch et al. 1983, Bourguès et al. 1996, Brouwer 1996, Hamersley et al. 2015, de Bettignies et al. 2020)</w:t>
+      </w:r>
+      <w:r>
+        <w:rPr>
+          <w:rFonts w:ascii="Times New Roman" w:eastAsiaTheme="minorEastAsia" w:hAnsi="Times New Roman" w:cs="Times New Roman"/>
+          <w:sz w:val="20"/>
+          <w:szCs w:val="20"/>
+        </w:rPr>
+        <w:fldChar w:fldCharType="end"/>
+      </w:r>
+      <w:r>
+        <w:rPr>
+          <w:rFonts w:ascii="Times New Roman" w:eastAsiaTheme="minorEastAsia" w:hAnsi="Times New Roman" w:cs="Times New Roman"/>
+          <w:sz w:val="20"/>
+          <w:szCs w:val="20"/>
+        </w:rPr>
+        <w:t xml:space="preserve"> using </w:t>
       </w:r>
       <w:proofErr w:type="spellStart"/>
       <w:r>
@@ -11602,7 +11787,7 @@
           <w:sz w:val="20"/>
           <w:szCs w:val="20"/>
         </w:rPr>
-        <w:t>Bourguès</w:t>
+        <w:t>WebPlotDigitizer</w:t>
       </w:r>
       <w:proofErr w:type="spellEnd"/>
       <w:r>
@@ -11611,25 +11796,39 @@
           <w:sz w:val="20"/>
           <w:szCs w:val="20"/>
         </w:rPr>
-        <w:t xml:space="preserve"> et al. 1996, Brouwer 1996, Hamersley et al. 2015, de </w:t>
-      </w:r>
-      <w:proofErr w:type="spellStart"/>
-      <w:r>
-        <w:rPr>
-          <w:rFonts w:ascii="Times New Roman" w:eastAsiaTheme="minorEastAsia" w:hAnsi="Times New Roman" w:cs="Times New Roman"/>
-          <w:sz w:val="20"/>
-          <w:szCs w:val="20"/>
-        </w:rPr>
-        <w:t>Bettignies</w:t>
-      </w:r>
-      <w:proofErr w:type="spellEnd"/>
-      <w:r>
-        <w:rPr>
-          <w:rFonts w:ascii="Times New Roman" w:eastAsiaTheme="minorEastAsia" w:hAnsi="Times New Roman" w:cs="Times New Roman"/>
-          <w:sz w:val="20"/>
-          <w:szCs w:val="20"/>
-        </w:rPr>
-        <w:t xml:space="preserve"> et al. 2020, Frontier et al. 2021, Frontier et al. 2022)</w:t>
+        <w:t xml:space="preserve"> v4.6 </w:t>
+      </w:r>
+      <w:r>
+        <w:rPr>
+          <w:rFonts w:ascii="Times New Roman" w:eastAsiaTheme="minorEastAsia" w:hAnsi="Times New Roman" w:cs="Times New Roman"/>
+          <w:sz w:val="20"/>
+          <w:szCs w:val="20"/>
+        </w:rPr>
+        <w:fldChar w:fldCharType="begin"/>
+      </w:r>
+      <w:r>
+        <w:rPr>
+          <w:rFonts w:ascii="Times New Roman" w:eastAsiaTheme="minorEastAsia" w:hAnsi="Times New Roman" w:cs="Times New Roman"/>
+          <w:sz w:val="20"/>
+          <w:szCs w:val="20"/>
+        </w:rPr>
+        <w:instrText>ADDIN BEC{Rohatgi, 2022, #33564}</w:instrText>
+      </w:r>
+      <w:r>
+        <w:rPr>
+          <w:rFonts w:ascii="Times New Roman" w:eastAsiaTheme="minorEastAsia" w:hAnsi="Times New Roman" w:cs="Times New Roman"/>
+          <w:sz w:val="20"/>
+          <w:szCs w:val="20"/>
+        </w:rPr>
+        <w:fldChar w:fldCharType="separate"/>
+      </w:r>
+      <w:r>
+        <w:rPr>
+          <w:rFonts w:ascii="Times New Roman" w:eastAsiaTheme="minorEastAsia" w:hAnsi="Times New Roman" w:cs="Times New Roman"/>
+          <w:sz w:val="20"/>
+          <w:szCs w:val="20"/>
+        </w:rPr>
+        <w:t>(Rohatgi 2022)</w:t>
       </w:r>
       <w:r>
         <w:rPr>
@@ -11645,11 +11844,51 @@
           <w:sz w:val="20"/>
           <w:szCs w:val="20"/>
         </w:rPr>
-        <w:t xml:space="preserve">. I either received data from the lead author </w:t>
-      </w:r>
-      <w:r>
-        <w:rPr>
-          <w:rFonts w:ascii="Times New Roman" w:eastAsiaTheme="minorEastAsia" w:hAnsi="Times New Roman" w:cs="Times New Roman"/>
+        <w:t xml:space="preserve">. When several samples were collected at each timepoint, figures only yielded mean and standard deviation of remaining mass. </w:t>
+      </w:r>
+      <w:r>
+        <w:rPr>
+          <w:rFonts w:ascii="Times New Roman" w:eastAsiaTheme="minorEastAsia" w:hAnsi="Times New Roman" w:cs="Times New Roman"/>
+          <w:sz w:val="20"/>
+          <w:szCs w:val="20"/>
+        </w:rPr>
+        <w:t>The typical approach in such</w:t>
+      </w:r>
+      <w:r>
+        <w:rPr>
+          <w:rFonts w:ascii="Times New Roman" w:eastAsiaTheme="minorEastAsia" w:hAnsi="Times New Roman" w:cs="Times New Roman"/>
+          <w:sz w:val="20"/>
+          <w:szCs w:val="20"/>
+        </w:rPr>
+        <w:t xml:space="preserve"> cases </w:t>
+      </w:r>
+      <w:r>
+        <w:rPr>
+          <w:rFonts w:ascii="Times New Roman" w:eastAsiaTheme="minorEastAsia" w:hAnsi="Times New Roman" w:cs="Times New Roman"/>
+          <w:sz w:val="20"/>
+          <w:szCs w:val="20"/>
+        </w:rPr>
+        <w:t xml:space="preserve">is </w:t>
+      </w:r>
+      <w:r>
+        <w:rPr>
+          <w:rFonts w:ascii="Times New Roman" w:eastAsiaTheme="minorEastAsia" w:hAnsi="Times New Roman" w:cs="Times New Roman"/>
+          <w:sz w:val="20"/>
+          <w:szCs w:val="20"/>
+        </w:rPr>
+        <w:t>measurement error modelling to account for the uncertainty of each mean so that means with larger standard deviations carry less weight in influencing the prediction</w:t>
+      </w:r>
+      <w:r>
+        <w:rPr>
+          <w:rFonts w:ascii="Times New Roman" w:eastAsiaTheme="minorEastAsia" w:hAnsi="Times New Roman" w:cs="Times New Roman"/>
+          <w:sz w:val="20"/>
+          <w:szCs w:val="20"/>
+        </w:rPr>
+        <w:t xml:space="preserve"> </w:t>
+      </w:r>
+      <w:r>
+        <w:rPr>
+          <w:rFonts w:ascii="Times New Roman" w:hAnsi="Times New Roman" w:cs="Times New Roman"/>
           <w:sz w:val="20"/>
           <w:szCs w:val="20"/>
         </w:rPr>
@@ -11657,15 +11896,15 @@
       </w:r>
       <w:r>
         <w:rPr>
-          <w:rFonts w:ascii="Times New Roman" w:eastAsiaTheme="minorEastAsia" w:hAnsi="Times New Roman" w:cs="Times New Roman"/>
-          <w:sz w:val="20"/>
-          <w:szCs w:val="20"/>
-        </w:rPr>
-        <w:instrText>ADDIN BEC{Frontier et al., 2021, #5570; Frontier et al., 2022, #81381}</w:instrText>
-      </w:r>
-      <w:r>
-        <w:rPr>
-          <w:rFonts w:ascii="Times New Roman" w:eastAsiaTheme="minorEastAsia" w:hAnsi="Times New Roman" w:cs="Times New Roman"/>
+          <w:rFonts w:ascii="Times New Roman" w:hAnsi="Times New Roman" w:cs="Times New Roman"/>
+          <w:sz w:val="20"/>
+          <w:szCs w:val="20"/>
+        </w:rPr>
+        <w:instrText>ADDIN BEC{McElreath, 2019, #44458}</w:instrText>
+      </w:r>
+      <w:r>
+        <w:rPr>
+          <w:rFonts w:ascii="Times New Roman" w:hAnsi="Times New Roman" w:cs="Times New Roman"/>
           <w:sz w:val="20"/>
           <w:szCs w:val="20"/>
         </w:rPr>
@@ -11673,15 +11912,15 @@
       </w:r>
       <w:r>
         <w:rPr>
-          <w:rFonts w:ascii="Times New Roman" w:eastAsiaTheme="minorEastAsia" w:hAnsi="Times New Roman" w:cs="Times New Roman"/>
-          <w:sz w:val="20"/>
-          <w:szCs w:val="20"/>
-        </w:rPr>
-        <w:t>(Frontier et al. 2021, Frontier et al. 2022)</w:t>
-      </w:r>
-      <w:r>
-        <w:rPr>
-          <w:rFonts w:ascii="Times New Roman" w:eastAsiaTheme="minorEastAsia" w:hAnsi="Times New Roman" w:cs="Times New Roman"/>
+          <w:rFonts w:ascii="Times New Roman" w:hAnsi="Times New Roman" w:cs="Times New Roman"/>
+          <w:sz w:val="20"/>
+          <w:szCs w:val="20"/>
+        </w:rPr>
+        <w:t>(McElreath 2019)</w:t>
+      </w:r>
+      <w:r>
+        <w:rPr>
+          <w:rFonts w:ascii="Times New Roman" w:hAnsi="Times New Roman" w:cs="Times New Roman"/>
           <w:sz w:val="20"/>
           <w:szCs w:val="20"/>
         </w:rPr>
@@ -11693,7 +11932,7 @@
           <w:sz w:val="20"/>
           <w:szCs w:val="20"/>
         </w:rPr>
-        <w:t xml:space="preserve"> or digitised figures </w:t>
+        <w:t xml:space="preserve">. However, at each timepoint </w:t>
       </w:r>
       <w:r>
         <w:rPr>
@@ -11709,7 +11948,7 @@
           <w:sz w:val="20"/>
           <w:szCs w:val="20"/>
         </w:rPr>
-        <w:instrText>ADDIN BEC{Birch et al., 1983, #5321; Bourguès et al., 1996, #24871; Brouwer, 1996, #26706; de Bettignies et al., 2020, #27484; Hamersley et al., 2015, #100187}</w:instrText>
+        <w:instrText>ADDIN BEC{de Bettignies et al., 2020, #27484}</w:instrText>
       </w:r>
       <w:r>
         <w:rPr>
@@ -11725,43 +11964,7 @@
           <w:sz w:val="20"/>
           <w:szCs w:val="20"/>
         </w:rPr>
-        <w:t xml:space="preserve">(Birch et al. 1983, </w:t>
-      </w:r>
-      <w:proofErr w:type="spellStart"/>
-      <w:r>
-        <w:rPr>
-          <w:rFonts w:ascii="Times New Roman" w:eastAsiaTheme="minorEastAsia" w:hAnsi="Times New Roman" w:cs="Times New Roman"/>
-          <w:sz w:val="20"/>
-          <w:szCs w:val="20"/>
-        </w:rPr>
-        <w:t>Bourguès</w:t>
-      </w:r>
-      <w:proofErr w:type="spellEnd"/>
-      <w:r>
-        <w:rPr>
-          <w:rFonts w:ascii="Times New Roman" w:eastAsiaTheme="minorEastAsia" w:hAnsi="Times New Roman" w:cs="Times New Roman"/>
-          <w:sz w:val="20"/>
-          <w:szCs w:val="20"/>
-        </w:rPr>
-        <w:t xml:space="preserve"> et al. 1996, Brouwer 1996, Hamersley et al. 2015, de </w:t>
-      </w:r>
-      <w:proofErr w:type="spellStart"/>
-      <w:r>
-        <w:rPr>
-          <w:rFonts w:ascii="Times New Roman" w:eastAsiaTheme="minorEastAsia" w:hAnsi="Times New Roman" w:cs="Times New Roman"/>
-          <w:sz w:val="20"/>
-          <w:szCs w:val="20"/>
-        </w:rPr>
-        <w:t>Bettignies</w:t>
-      </w:r>
-      <w:proofErr w:type="spellEnd"/>
-      <w:r>
-        <w:rPr>
-          <w:rFonts w:ascii="Times New Roman" w:eastAsiaTheme="minorEastAsia" w:hAnsi="Times New Roman" w:cs="Times New Roman"/>
-          <w:sz w:val="20"/>
-          <w:szCs w:val="20"/>
-        </w:rPr>
-        <w:t xml:space="preserve"> et al. 2020)</w:t>
+        <w:t>(de Bettignies et al. 2020)</w:t>
       </w:r>
       <w:r>
         <w:rPr>
@@ -11777,73 +11980,103 @@
           <w:sz w:val="20"/>
           <w:szCs w:val="20"/>
         </w:rPr>
-        <w:t xml:space="preserve"> using </w:t>
-      </w:r>
-      <w:proofErr w:type="spellStart"/>
-      <w:r>
-        <w:rPr>
-          <w:rFonts w:ascii="Times New Roman" w:eastAsiaTheme="minorEastAsia" w:hAnsi="Times New Roman" w:cs="Times New Roman"/>
-          <w:sz w:val="20"/>
-          <w:szCs w:val="20"/>
-        </w:rPr>
-        <w:t>WebPlotDigitizer</w:t>
-      </w:r>
-      <w:proofErr w:type="spellEnd"/>
-      <w:r>
-        <w:rPr>
-          <w:rFonts w:ascii="Times New Roman" w:eastAsiaTheme="minorEastAsia" w:hAnsi="Times New Roman" w:cs="Times New Roman"/>
-          <w:sz w:val="20"/>
-          <w:szCs w:val="20"/>
-        </w:rPr>
-        <w:t xml:space="preserve"> v4.6 </w:t>
-      </w:r>
-      <w:r>
-        <w:rPr>
-          <w:rFonts w:ascii="Times New Roman" w:eastAsiaTheme="minorEastAsia" w:hAnsi="Times New Roman" w:cs="Times New Roman"/>
-          <w:sz w:val="20"/>
-          <w:szCs w:val="20"/>
-        </w:rPr>
-        <w:fldChar w:fldCharType="begin"/>
-      </w:r>
-      <w:r>
-        <w:rPr>
-          <w:rFonts w:ascii="Times New Roman" w:eastAsiaTheme="minorEastAsia" w:hAnsi="Times New Roman" w:cs="Times New Roman"/>
-          <w:sz w:val="20"/>
-          <w:szCs w:val="20"/>
-        </w:rPr>
-        <w:instrText>ADDIN BEC{Rohatgi, 2022, #33564}</w:instrText>
-      </w:r>
-      <w:r>
-        <w:rPr>
-          <w:rFonts w:ascii="Times New Roman" w:eastAsiaTheme="minorEastAsia" w:hAnsi="Times New Roman" w:cs="Times New Roman"/>
-          <w:sz w:val="20"/>
-          <w:szCs w:val="20"/>
-        </w:rPr>
-        <w:fldChar w:fldCharType="separate"/>
-      </w:r>
-      <w:r>
-        <w:rPr>
-          <w:rFonts w:ascii="Times New Roman" w:eastAsiaTheme="minorEastAsia" w:hAnsi="Times New Roman" w:cs="Times New Roman"/>
-          <w:sz w:val="20"/>
-          <w:szCs w:val="20"/>
-        </w:rPr>
-        <w:t>(Rohatgi 2022)</w:t>
-      </w:r>
-      <w:r>
-        <w:rPr>
-          <w:rFonts w:ascii="Times New Roman" w:eastAsiaTheme="minorEastAsia" w:hAnsi="Times New Roman" w:cs="Times New Roman"/>
-          <w:sz w:val="20"/>
-          <w:szCs w:val="20"/>
-        </w:rPr>
-        <w:fldChar w:fldCharType="end"/>
-      </w:r>
-      <w:r>
-        <w:rPr>
-          <w:rFonts w:ascii="Times New Roman" w:eastAsiaTheme="minorEastAsia" w:hAnsi="Times New Roman" w:cs="Times New Roman"/>
-          <w:sz w:val="20"/>
-          <w:szCs w:val="20"/>
-        </w:rPr>
-        <w:t xml:space="preserve">. When several samples were collected at each timepoint, figures only yielded mean and standard deviation of remaining mass. In those </w:t>
+        <w:t xml:space="preserve"> collected 5 samples, summarised as mean and standard deviation, for one treatment and only 1 sample for the other</w:t>
+      </w:r>
+      <w:r>
+        <w:rPr>
+          <w:rFonts w:ascii="Times New Roman" w:eastAsiaTheme="minorEastAsia" w:hAnsi="Times New Roman" w:cs="Times New Roman"/>
+          <w:sz w:val="20"/>
+          <w:szCs w:val="20"/>
+        </w:rPr>
+        <w:t xml:space="preserve">, </w:t>
+      </w:r>
+      <w:r>
+        <w:rPr>
+          <w:rFonts w:ascii="Times New Roman" w:eastAsiaTheme="minorEastAsia" w:hAnsi="Times New Roman" w:cs="Times New Roman"/>
+          <w:sz w:val="20"/>
+          <w:szCs w:val="20"/>
+        </w:rPr>
+        <w:t xml:space="preserve">resulting in </w:t>
+      </w:r>
+      <w:r>
+        <w:rPr>
+          <w:rFonts w:ascii="Times New Roman" w:eastAsiaTheme="minorEastAsia" w:hAnsi="Times New Roman" w:cs="Times New Roman"/>
+          <w:sz w:val="20"/>
+          <w:szCs w:val="20"/>
+        </w:rPr>
+        <w:t>a mixture of observations and summar</w:t>
+      </w:r>
+      <w:r>
+        <w:rPr>
+          <w:rFonts w:ascii="Times New Roman" w:eastAsiaTheme="minorEastAsia" w:hAnsi="Times New Roman" w:cs="Times New Roman"/>
+          <w:sz w:val="20"/>
+          <w:szCs w:val="20"/>
+        </w:rPr>
+        <w:t>ies of observations</w:t>
+      </w:r>
+      <w:r>
+        <w:rPr>
+          <w:rFonts w:ascii="Times New Roman" w:eastAsiaTheme="minorEastAsia" w:hAnsi="Times New Roman" w:cs="Times New Roman"/>
+          <w:sz w:val="20"/>
+          <w:szCs w:val="20"/>
+        </w:rPr>
+        <w:t>. A measurement error model is not appliable in such a case</w:t>
+      </w:r>
+      <w:r>
+        <w:rPr>
+          <w:rFonts w:ascii="Times New Roman" w:eastAsiaTheme="minorEastAsia" w:hAnsi="Times New Roman" w:cs="Times New Roman"/>
+          <w:sz w:val="20"/>
+          <w:szCs w:val="20"/>
+        </w:rPr>
+        <w:t>.</w:t>
+      </w:r>
+      <w:r>
+        <w:rPr>
+          <w:rFonts w:ascii="Times New Roman" w:eastAsiaTheme="minorEastAsia" w:hAnsi="Times New Roman" w:cs="Times New Roman"/>
+          <w:sz w:val="20"/>
+          <w:szCs w:val="20"/>
+        </w:rPr>
+        <w:t xml:space="preserve"> </w:t>
+      </w:r>
+      <w:r>
+        <w:rPr>
+          <w:rFonts w:ascii="Times New Roman" w:eastAsiaTheme="minorEastAsia" w:hAnsi="Times New Roman" w:cs="Times New Roman"/>
+          <w:sz w:val="20"/>
+          <w:szCs w:val="20"/>
+        </w:rPr>
+        <w:t>Furthermore, I attempted building beta prime, gamma and lognormal measurement error models and they all result in poor sampling</w:t>
+      </w:r>
+      <w:r>
+        <w:rPr>
+          <w:rFonts w:ascii="Times New Roman" w:eastAsiaTheme="minorEastAsia" w:hAnsi="Times New Roman" w:cs="Times New Roman"/>
+          <w:sz w:val="20"/>
+          <w:szCs w:val="20"/>
+        </w:rPr>
+        <w:t xml:space="preserve"> when paired with </w:t>
+      </w:r>
+      <w:r>
+        <w:rPr>
+          <w:rFonts w:ascii="Times New Roman" w:eastAsiaTheme="minorEastAsia" w:hAnsi="Times New Roman" w:cs="Times New Roman"/>
+          <w:sz w:val="20"/>
+          <w:szCs w:val="20"/>
+        </w:rPr>
+        <w:t>the</w:t>
+      </w:r>
+      <w:r>
+        <w:rPr>
+          <w:rFonts w:ascii="Times New Roman" w:eastAsiaTheme="minorEastAsia" w:hAnsi="Times New Roman" w:cs="Times New Roman"/>
+          <w:sz w:val="20"/>
+          <w:szCs w:val="20"/>
+        </w:rPr>
+        <w:t xml:space="preserve"> beta prime likelihood</w:t>
+      </w:r>
+      <w:r>
+        <w:rPr>
+          <w:rFonts w:ascii="Times New Roman" w:eastAsiaTheme="minorEastAsia" w:hAnsi="Times New Roman" w:cs="Times New Roman"/>
+          <w:sz w:val="20"/>
+          <w:szCs w:val="20"/>
+        </w:rPr>
+        <w:t xml:space="preserve">. Only a zero-truncated normal measurement error distribution was </w:t>
       </w:r>
       <w:proofErr w:type="gramStart"/>
       <w:r>
@@ -11852,7 +12085,7 @@
           <w:sz w:val="20"/>
           <w:szCs w:val="20"/>
         </w:rPr>
-        <w:t>cases</w:t>
+        <w:t>feasible</w:t>
       </w:r>
       <w:proofErr w:type="gramEnd"/>
       <w:r>
@@ -11861,73 +12094,47 @@
           <w:sz w:val="20"/>
           <w:szCs w:val="20"/>
         </w:rPr>
-        <w:t xml:space="preserve"> I use measurement error modelling to account for the uncertainty of each mean so that means with larger standard deviations carry less weight in influencing the prediction. However, at each timepoint </w:t>
-      </w:r>
-      <w:r>
-        <w:rPr>
-          <w:rFonts w:ascii="Times New Roman" w:eastAsiaTheme="minorEastAsia" w:hAnsi="Times New Roman" w:cs="Times New Roman"/>
-          <w:sz w:val="20"/>
-          <w:szCs w:val="20"/>
-        </w:rPr>
-        <w:fldChar w:fldCharType="begin"/>
-      </w:r>
-      <w:r>
-        <w:rPr>
-          <w:rFonts w:ascii="Times New Roman" w:eastAsiaTheme="minorEastAsia" w:hAnsi="Times New Roman" w:cs="Times New Roman"/>
-          <w:sz w:val="20"/>
-          <w:szCs w:val="20"/>
-        </w:rPr>
-        <w:instrText>ADDIN BEC{de Bettignies et al., 2020, #27484}</w:instrText>
-      </w:r>
-      <w:r>
-        <w:rPr>
-          <w:rFonts w:ascii="Times New Roman" w:eastAsiaTheme="minorEastAsia" w:hAnsi="Times New Roman" w:cs="Times New Roman"/>
-          <w:sz w:val="20"/>
-          <w:szCs w:val="20"/>
-        </w:rPr>
-        <w:fldChar w:fldCharType="separate"/>
-      </w:r>
-      <w:r>
-        <w:rPr>
-          <w:rFonts w:ascii="Times New Roman" w:eastAsiaTheme="minorEastAsia" w:hAnsi="Times New Roman" w:cs="Times New Roman"/>
-          <w:sz w:val="20"/>
-          <w:szCs w:val="20"/>
-        </w:rPr>
-        <w:t xml:space="preserve">(de </w:t>
-      </w:r>
-      <w:proofErr w:type="spellStart"/>
-      <w:r>
-        <w:rPr>
-          <w:rFonts w:ascii="Times New Roman" w:eastAsiaTheme="minorEastAsia" w:hAnsi="Times New Roman" w:cs="Times New Roman"/>
-          <w:sz w:val="20"/>
-          <w:szCs w:val="20"/>
-        </w:rPr>
-        <w:t>Bettignies</w:t>
-      </w:r>
-      <w:proofErr w:type="spellEnd"/>
-      <w:r>
-        <w:rPr>
-          <w:rFonts w:ascii="Times New Roman" w:eastAsiaTheme="minorEastAsia" w:hAnsi="Times New Roman" w:cs="Times New Roman"/>
-          <w:sz w:val="20"/>
-          <w:szCs w:val="20"/>
-        </w:rPr>
-        <w:t xml:space="preserve"> et al. 2020)</w:t>
-      </w:r>
-      <w:r>
-        <w:rPr>
-          <w:rFonts w:ascii="Times New Roman" w:eastAsiaTheme="minorEastAsia" w:hAnsi="Times New Roman" w:cs="Times New Roman"/>
-          <w:sz w:val="20"/>
-          <w:szCs w:val="20"/>
-        </w:rPr>
-        <w:fldChar w:fldCharType="end"/>
-      </w:r>
-      <w:r>
-        <w:rPr>
-          <w:rFonts w:ascii="Times New Roman" w:eastAsiaTheme="minorEastAsia" w:hAnsi="Times New Roman" w:cs="Times New Roman"/>
-          <w:sz w:val="20"/>
-          <w:szCs w:val="20"/>
-        </w:rPr>
-        <w:t xml:space="preserve"> collected 5 samples, summarised as mean and standard deviation, for one treatment and only 1 sample for the other. A measurement error model is not appliable in such a case, so for each timepoint of the first treatment I simulated 5 samples from the beta prime distribution in R using the </w:t>
+        <w:t xml:space="preserve"> but this does not necessarily represent the data distribution. </w:t>
+      </w:r>
+      <w:r>
+        <w:rPr>
+          <w:rFonts w:ascii="Times New Roman" w:eastAsiaTheme="minorEastAsia" w:hAnsi="Times New Roman" w:cs="Times New Roman"/>
+          <w:sz w:val="20"/>
+          <w:szCs w:val="20"/>
+        </w:rPr>
+        <w:t>I therefore s</w:t>
+      </w:r>
+      <w:r>
+        <w:rPr>
+          <w:rFonts w:ascii="Times New Roman" w:eastAsiaTheme="minorEastAsia" w:hAnsi="Times New Roman" w:cs="Times New Roman"/>
+          <w:sz w:val="20"/>
+          <w:szCs w:val="20"/>
+        </w:rPr>
+        <w:t xml:space="preserve">imulated </w:t>
+      </w:r>
+      <w:r>
+        <w:rPr>
+          <w:rFonts w:ascii="Times New Roman" w:eastAsiaTheme="minorEastAsia" w:hAnsi="Times New Roman" w:cs="Times New Roman"/>
+          <w:sz w:val="20"/>
+          <w:szCs w:val="20"/>
+        </w:rPr>
+        <w:t xml:space="preserve">observations from summary statistics as </w:t>
+      </w:r>
+      <w:r>
+        <w:rPr>
+          <w:rFonts w:ascii="Times New Roman" w:eastAsiaTheme="minorEastAsia" w:hAnsi="Times New Roman" w:cs="Times New Roman"/>
+          <w:sz w:val="20"/>
+          <w:szCs w:val="20"/>
+        </w:rPr>
+        <w:t xml:space="preserve">random draws </w:t>
+      </w:r>
+      <w:r>
+        <w:rPr>
+          <w:rFonts w:ascii="Times New Roman" w:eastAsiaTheme="minorEastAsia" w:hAnsi="Times New Roman" w:cs="Times New Roman"/>
+          <w:sz w:val="20"/>
+          <w:szCs w:val="20"/>
+        </w:rPr>
+        <w:t xml:space="preserve">from the beta prime distribution in R using the </w:t>
       </w:r>
       <w:proofErr w:type="spellStart"/>
       <w:r>
@@ -11997,25 +12204,7 @@
           <w:sz w:val="20"/>
           <w:szCs w:val="20"/>
         </w:rPr>
-        <w:t>(</w:t>
-      </w:r>
-      <w:proofErr w:type="spellStart"/>
-      <w:r>
-        <w:rPr>
-          <w:rFonts w:ascii="Times New Roman" w:eastAsiaTheme="minorEastAsia" w:hAnsi="Times New Roman" w:cs="Times New Roman"/>
-          <w:sz w:val="20"/>
-          <w:szCs w:val="20"/>
-        </w:rPr>
-        <w:t>Wolodzko</w:t>
-      </w:r>
-      <w:proofErr w:type="spellEnd"/>
-      <w:r>
-        <w:rPr>
-          <w:rFonts w:ascii="Times New Roman" w:eastAsiaTheme="minorEastAsia" w:hAnsi="Times New Roman" w:cs="Times New Roman"/>
-          <w:sz w:val="20"/>
-          <w:szCs w:val="20"/>
-        </w:rPr>
-        <w:t xml:space="preserve"> 2023)</w:t>
+        <w:t>(Wolodzko 2023)</w:t>
       </w:r>
       <w:r>
         <w:rPr>
@@ -12235,7 +12424,15 @@
           <w:sz w:val="20"/>
           <w:szCs w:val="20"/>
         </w:rPr>
-        <w:t xml:space="preserve">where n is the number of random draws from the distribution, mean is the sample mean and </w:t>
+        <w:t>where n</w:t>
+      </w:r>
+      <w:r>
+        <w:rPr>
+          <w:rFonts w:ascii="Times New Roman" w:eastAsiaTheme="minorEastAsia" w:hAnsi="Times New Roman" w:cs="Times New Roman"/>
+          <w:sz w:val="20"/>
+          <w:szCs w:val="20"/>
+        </w:rPr>
+        <w:t xml:space="preserve">, mean and </w:t>
       </w:r>
       <w:proofErr w:type="spellStart"/>
       <w:r>
@@ -12253,7 +12450,71 @@
           <w:sz w:val="20"/>
           <w:szCs w:val="20"/>
         </w:rPr>
-        <w:t xml:space="preserve"> is the sample standard deviation. I derived this from as </w:t>
+        <w:t xml:space="preserve"> are </w:t>
+      </w:r>
+      <w:r>
+        <w:rPr>
+          <w:rFonts w:ascii="Times New Roman" w:eastAsiaTheme="minorEastAsia" w:hAnsi="Times New Roman" w:cs="Times New Roman"/>
+          <w:sz w:val="20"/>
+          <w:szCs w:val="20"/>
+        </w:rPr>
+        <w:t xml:space="preserve">the </w:t>
+      </w:r>
+      <w:r>
+        <w:rPr>
+          <w:rFonts w:ascii="Times New Roman" w:eastAsiaTheme="minorEastAsia" w:hAnsi="Times New Roman" w:cs="Times New Roman"/>
+          <w:sz w:val="20"/>
+          <w:szCs w:val="20"/>
+        </w:rPr>
+        <w:t xml:space="preserve">reported </w:t>
+      </w:r>
+      <w:r>
+        <w:rPr>
+          <w:rFonts w:ascii="Times New Roman" w:eastAsiaTheme="minorEastAsia" w:hAnsi="Times New Roman" w:cs="Times New Roman"/>
+          <w:sz w:val="20"/>
+          <w:szCs w:val="20"/>
+        </w:rPr>
+        <w:t xml:space="preserve">sample </w:t>
+      </w:r>
+      <w:r>
+        <w:rPr>
+          <w:rFonts w:ascii="Times New Roman" w:eastAsiaTheme="minorEastAsia" w:hAnsi="Times New Roman" w:cs="Times New Roman"/>
+          <w:sz w:val="20"/>
+          <w:szCs w:val="20"/>
+        </w:rPr>
+        <w:t>s</w:t>
+      </w:r>
+      <w:r>
+        <w:rPr>
+          <w:rFonts w:ascii="Times New Roman" w:eastAsiaTheme="minorEastAsia" w:hAnsi="Times New Roman" w:cs="Times New Roman"/>
+          <w:sz w:val="20"/>
+          <w:szCs w:val="20"/>
+        </w:rPr>
+        <w:t>ize</w:t>
+      </w:r>
+      <w:r>
+        <w:rPr>
+          <w:rFonts w:ascii="Times New Roman" w:eastAsiaTheme="minorEastAsia" w:hAnsi="Times New Roman" w:cs="Times New Roman"/>
+          <w:sz w:val="20"/>
+          <w:szCs w:val="20"/>
+        </w:rPr>
+        <w:t xml:space="preserve">, sample mean and sample standard deviation. I derived this </w:t>
+      </w:r>
+      <w:r>
+        <w:rPr>
+          <w:rFonts w:ascii="Times New Roman" w:eastAsiaTheme="minorEastAsia" w:hAnsi="Times New Roman" w:cs="Times New Roman"/>
+          <w:sz w:val="20"/>
+          <w:szCs w:val="20"/>
+        </w:rPr>
+        <w:t xml:space="preserve">alternative parameterisation of the beta prime distribution </w:t>
+      </w:r>
+      <w:r>
+        <w:rPr>
+          <w:rFonts w:ascii="Times New Roman" w:eastAsiaTheme="minorEastAsia" w:hAnsi="Times New Roman" w:cs="Times New Roman"/>
+          <w:sz w:val="20"/>
+          <w:szCs w:val="20"/>
+        </w:rPr>
+        <w:t xml:space="preserve">from </w:t>
       </w:r>
       <w:r>
         <w:rPr>
@@ -12543,7 +12804,7 @@
           <w:sz w:val="20"/>
           <w:szCs w:val="20"/>
         </w:rPr>
-        <w:instrText>ADDIN BEC{Birch et al., 1983, #5321}</w:instrText>
+        <w:instrText>ADDIN BEC{Brouwer, 1996, #26706}</w:instrText>
       </w:r>
       <w:r>
         <w:rPr>
@@ -12559,7 +12820,7 @@
           <w:sz w:val="20"/>
           <w:szCs w:val="20"/>
         </w:rPr>
-        <w:t>(Birch et al. 1983)</w:t>
+        <w:t>(Brouwer 1996)</w:t>
       </w:r>
       <w:r>
         <w:rPr>
@@ -12576,57 +12837,81 @@
           <w:szCs w:val="20"/>
           <w:lang w:bidi="he-IL"/>
         </w:rPr>
-        <w:t xml:space="preserve"> and </w:t>
-      </w:r>
-      <w:r>
-        <w:rPr>
-          <w:rFonts w:ascii="Times New Roman" w:eastAsiaTheme="minorEastAsia" w:hAnsi="Times New Roman" w:cs="Times New Roman"/>
-          <w:sz w:val="20"/>
-          <w:szCs w:val="20"/>
-        </w:rPr>
-        <w:fldChar w:fldCharType="begin"/>
-      </w:r>
-      <w:r>
-        <w:rPr>
-          <w:rFonts w:ascii="Times New Roman" w:eastAsiaTheme="minorEastAsia" w:hAnsi="Times New Roman" w:cs="Times New Roman"/>
-          <w:sz w:val="20"/>
-          <w:szCs w:val="20"/>
-        </w:rPr>
-        <w:instrText>ADDIN BEC{Brouwer, 1996, #26706}</w:instrText>
-      </w:r>
-      <w:r>
-        <w:rPr>
-          <w:rFonts w:ascii="Times New Roman" w:eastAsiaTheme="minorEastAsia" w:hAnsi="Times New Roman" w:cs="Times New Roman"/>
-          <w:sz w:val="20"/>
-          <w:szCs w:val="20"/>
-        </w:rPr>
-        <w:fldChar w:fldCharType="separate"/>
-      </w:r>
-      <w:r>
-        <w:rPr>
-          <w:rFonts w:ascii="Times New Roman" w:eastAsiaTheme="minorEastAsia" w:hAnsi="Times New Roman" w:cs="Times New Roman"/>
-          <w:sz w:val="20"/>
-          <w:szCs w:val="20"/>
-        </w:rPr>
-        <w:t>(Brouwer 1996)</w:t>
-      </w:r>
-      <w:r>
-        <w:rPr>
-          <w:rFonts w:ascii="Times New Roman" w:eastAsiaTheme="minorEastAsia" w:hAnsi="Times New Roman" w:cs="Times New Roman"/>
-          <w:sz w:val="20"/>
-          <w:szCs w:val="20"/>
-        </w:rPr>
-        <w:fldChar w:fldCharType="end"/>
-      </w:r>
-      <w:r>
-        <w:rPr>
-          <w:rFonts w:ascii="Times New Roman" w:eastAsiaTheme="minorEastAsia" w:hAnsi="Times New Roman" w:cs="Times New Roman"/>
-          <w:sz w:val="20"/>
-          <w:szCs w:val="20"/>
-          <w:lang w:bidi="he-IL"/>
-        </w:rPr>
-        <w:t xml:space="preserve"> provide nice examples of the physiological influence on the decomposition of two very different seaweeds: the filamentous green </w:t>
-      </w:r>
+        <w:t xml:space="preserve"> provide</w:t>
+      </w:r>
+      <w:r>
+        <w:rPr>
+          <w:rFonts w:ascii="Times New Roman" w:eastAsiaTheme="minorEastAsia" w:hAnsi="Times New Roman" w:cs="Times New Roman"/>
+          <w:sz w:val="20"/>
+          <w:szCs w:val="20"/>
+          <w:lang w:bidi="he-IL"/>
+        </w:rPr>
+        <w:t xml:space="preserve">s a </w:t>
+      </w:r>
+      <w:r>
+        <w:rPr>
+          <w:rFonts w:ascii="Times New Roman" w:eastAsiaTheme="minorEastAsia" w:hAnsi="Times New Roman" w:cs="Times New Roman"/>
+          <w:sz w:val="20"/>
+          <w:szCs w:val="20"/>
+          <w:lang w:bidi="he-IL"/>
+        </w:rPr>
+        <w:t>nice example</w:t>
+      </w:r>
+      <w:r>
+        <w:rPr>
+          <w:rFonts w:ascii="Times New Roman" w:eastAsiaTheme="minorEastAsia" w:hAnsi="Times New Roman" w:cs="Times New Roman"/>
+          <w:sz w:val="20"/>
+          <w:szCs w:val="20"/>
+          <w:lang w:bidi="he-IL"/>
+        </w:rPr>
+        <w:t xml:space="preserve"> </w:t>
+      </w:r>
+      <w:r>
+        <w:rPr>
+          <w:rFonts w:ascii="Times New Roman" w:eastAsiaTheme="minorEastAsia" w:hAnsi="Times New Roman" w:cs="Times New Roman"/>
+          <w:sz w:val="20"/>
+          <w:szCs w:val="20"/>
+          <w:lang w:bidi="he-IL"/>
+        </w:rPr>
+        <w:t xml:space="preserve">of </w:t>
+      </w:r>
+      <w:r>
+        <w:rPr>
+          <w:rFonts w:ascii="Times New Roman" w:eastAsiaTheme="minorEastAsia" w:hAnsi="Times New Roman" w:cs="Times New Roman"/>
+          <w:sz w:val="20"/>
+          <w:szCs w:val="20"/>
+          <w:lang w:bidi="he-IL"/>
+        </w:rPr>
+        <w:t xml:space="preserve">the magnitude of </w:t>
+      </w:r>
+      <w:r>
+        <w:rPr>
+          <w:rFonts w:ascii="Times New Roman" w:eastAsiaTheme="minorEastAsia" w:hAnsi="Times New Roman" w:cs="Times New Roman"/>
+          <w:sz w:val="20"/>
+          <w:szCs w:val="20"/>
+          <w:lang w:bidi="he-IL"/>
+        </w:rPr>
+        <w:t>physiological influence on the decomposition of the feathery brown</w:t>
+      </w:r>
+      <w:r>
+        <w:rPr>
+          <w:rFonts w:ascii="Times New Roman" w:eastAsiaTheme="minorEastAsia" w:hAnsi="Times New Roman" w:cs="Times New Roman"/>
+          <w:sz w:val="20"/>
+          <w:szCs w:val="20"/>
+          <w:lang w:bidi="he-IL"/>
+        </w:rPr>
+        <w:t xml:space="preserve"> seaweed</w:t>
+      </w:r>
+      <w:r>
+        <w:rPr>
+          <w:rFonts w:ascii="Times New Roman" w:eastAsiaTheme="minorEastAsia" w:hAnsi="Times New Roman" w:cs="Times New Roman"/>
+          <w:sz w:val="20"/>
+          <w:szCs w:val="20"/>
+          <w:lang w:bidi="he-IL"/>
+        </w:rPr>
+        <w:t xml:space="preserve"> </w:t>
+      </w:r>
+      <w:proofErr w:type="spellStart"/>
       <w:r>
         <w:rPr>
           <w:rFonts w:ascii="Times New Roman" w:eastAsiaTheme="minorEastAsia" w:hAnsi="Times New Roman" w:cs="Times New Roman"/>
@@ -12636,37 +12921,9 @@
           <w:szCs w:val="20"/>
           <w:lang w:bidi="he-IL"/>
         </w:rPr>
-        <w:t>Cladophora</w:t>
-      </w:r>
-      <w:r>
-        <w:rPr>
-          <w:rFonts w:ascii="Times New Roman" w:eastAsiaTheme="minorEastAsia" w:hAnsi="Times New Roman" w:cs="Times New Roman"/>
-          <w:sz w:val="20"/>
-          <w:szCs w:val="20"/>
-          <w:lang w:bidi="he-IL"/>
-        </w:rPr>
-        <w:t xml:space="preserve"> </w:t>
-      </w:r>
-      <w:proofErr w:type="spellStart"/>
-      <w:r>
-        <w:rPr>
-          <w:rFonts w:ascii="Times New Roman" w:eastAsiaTheme="minorEastAsia" w:hAnsi="Times New Roman" w:cs="Times New Roman"/>
-          <w:sz w:val="20"/>
-          <w:szCs w:val="20"/>
-          <w:lang w:bidi="he-IL"/>
-        </w:rPr>
-        <w:t>aff</w:t>
+        <w:t>Desmarestia</w:t>
       </w:r>
       <w:proofErr w:type="spellEnd"/>
-      <w:r>
-        <w:rPr>
-          <w:rFonts w:ascii="Times New Roman" w:eastAsiaTheme="minorEastAsia" w:hAnsi="Times New Roman" w:cs="Times New Roman"/>
-          <w:sz w:val="20"/>
-          <w:szCs w:val="20"/>
-          <w:lang w:bidi="he-IL"/>
-        </w:rPr>
-        <w:t xml:space="preserve">. </w:t>
-      </w:r>
       <w:r>
         <w:rPr>
           <w:rFonts w:ascii="Times New Roman" w:eastAsiaTheme="minorEastAsia" w:hAnsi="Times New Roman" w:cs="Times New Roman"/>
@@ -12676,16 +12933,61 @@
           <w:szCs w:val="20"/>
           <w:lang w:bidi="he-IL"/>
         </w:rPr>
-        <w:t>albida</w:t>
-      </w:r>
-      <w:r>
-        <w:rPr>
-          <w:rFonts w:ascii="Times New Roman" w:eastAsiaTheme="minorEastAsia" w:hAnsi="Times New Roman" w:cs="Times New Roman"/>
-          <w:sz w:val="20"/>
-          <w:szCs w:val="20"/>
-          <w:lang w:bidi="he-IL"/>
-        </w:rPr>
-        <w:t xml:space="preserve"> in the subtropical Peel-Harvey estuary of Western Australia </w:t>
+        <w:t xml:space="preserve"> anceps</w:t>
+      </w:r>
+      <w:r>
+        <w:rPr>
+          <w:rFonts w:ascii="Times New Roman" w:eastAsiaTheme="minorEastAsia" w:hAnsi="Times New Roman" w:cs="Times New Roman"/>
+          <w:sz w:val="20"/>
+          <w:szCs w:val="20"/>
+          <w:lang w:bidi="he-IL"/>
+        </w:rPr>
+        <w:t xml:space="preserve"> at Signy Island in Antarctica</w:t>
+      </w:r>
+      <w:r>
+        <w:rPr>
+          <w:rFonts w:ascii="Times New Roman" w:eastAsiaTheme="minorEastAsia" w:hAnsi="Times New Roman" w:cs="Times New Roman"/>
+          <w:sz w:val="20"/>
+          <w:szCs w:val="20"/>
+          <w:lang w:bidi="he-IL"/>
+        </w:rPr>
+        <w:t>.</w:t>
+      </w:r>
+      <w:r>
+        <w:rPr>
+          <w:rFonts w:ascii="Times New Roman" w:eastAsiaTheme="minorEastAsia" w:hAnsi="Times New Roman" w:cs="Times New Roman"/>
+          <w:sz w:val="20"/>
+          <w:szCs w:val="20"/>
+          <w:lang w:bidi="he-IL"/>
+        </w:rPr>
+        <w:t xml:space="preserve"> </w:t>
+      </w:r>
+      <w:r>
+        <w:rPr>
+          <w:rFonts w:ascii="Times New Roman" w:eastAsiaTheme="minorEastAsia" w:hAnsi="Times New Roman" w:cs="Times New Roman"/>
+          <w:sz w:val="20"/>
+          <w:szCs w:val="20"/>
+          <w:lang w:bidi="he-IL"/>
+        </w:rPr>
+        <w:t xml:space="preserve">Some of the detached seaweed was killed by </w:t>
+      </w:r>
+      <w:r>
+        <w:rPr>
+          <w:rFonts w:ascii="Times New Roman" w:eastAsiaTheme="minorEastAsia" w:hAnsi="Times New Roman" w:cs="Times New Roman"/>
+          <w:sz w:val="20"/>
+          <w:szCs w:val="20"/>
+          <w:lang w:bidi="he-IL"/>
+        </w:rPr>
+        <w:t xml:space="preserve">heating to 50°C for 10–15 min </w:t>
+      </w:r>
+      <w:r>
+        <w:rPr>
+          <w:rFonts w:ascii="Times New Roman" w:eastAsiaTheme="minorEastAsia" w:hAnsi="Times New Roman" w:cs="Times New Roman"/>
+          <w:sz w:val="20"/>
+          <w:szCs w:val="20"/>
+          <w:lang w:bidi="he-IL"/>
+        </w:rPr>
+        <w:t xml:space="preserve">prior to decomposition </w:t>
       </w:r>
       <w:r>
         <w:rPr>
@@ -12701,7 +13003,7 @@
           <w:sz w:val="20"/>
           <w:szCs w:val="20"/>
         </w:rPr>
-        <w:instrText>ADDIN BEC{Birch et al., 1983, #5321}</w:instrText>
+        <w:instrText>ADDIN BEC{Brouwer, 1996, #26706}</w:instrText>
       </w:r>
       <w:r>
         <w:rPr>
@@ -12717,7 +13019,7 @@
           <w:sz w:val="20"/>
           <w:szCs w:val="20"/>
         </w:rPr>
-        <w:t>(Birch et al. 1983)</w:t>
+        <w:t>(Brouwer 1996)</w:t>
       </w:r>
       <w:r>
         <w:rPr>
@@ -12734,10 +13036,374 @@
           <w:szCs w:val="20"/>
           <w:lang w:bidi="he-IL"/>
         </w:rPr>
-        <w:t xml:space="preserve"> and the feathery brown </w:t>
-      </w:r>
-      <w:proofErr w:type="spellStart"/>
-      <w:r>
+        <w:t xml:space="preserve">. </w:t>
+      </w:r>
+      <w:r>
+        <w:rPr>
+          <w:rFonts w:ascii="Times New Roman" w:eastAsiaTheme="minorEastAsia" w:hAnsi="Times New Roman" w:cs="Times New Roman"/>
+          <w:sz w:val="20"/>
+          <w:szCs w:val="20"/>
+          <w:lang w:bidi="he-IL"/>
+        </w:rPr>
+        <w:t>T</w:t>
+      </w:r>
+      <w:r>
+        <w:rPr>
+          <w:rFonts w:ascii="Times New Roman" w:eastAsiaTheme="minorEastAsia" w:hAnsi="Times New Roman" w:cs="Times New Roman"/>
+          <w:sz w:val="20"/>
+          <w:szCs w:val="20"/>
+          <w:lang w:bidi="he-IL"/>
+        </w:rPr>
+        <w:t xml:space="preserve">he </w:t>
+      </w:r>
+      <w:r>
+        <w:rPr>
+          <w:rFonts w:ascii="Times New Roman" w:eastAsiaTheme="minorEastAsia" w:hAnsi="Times New Roman" w:cs="Times New Roman"/>
+          <w:sz w:val="20"/>
+          <w:szCs w:val="20"/>
+          <w:lang w:bidi="he-IL"/>
+        </w:rPr>
+        <w:t xml:space="preserve">resulting </w:t>
+      </w:r>
+      <w:r>
+        <w:rPr>
+          <w:rFonts w:ascii="Times New Roman" w:eastAsiaTheme="minorEastAsia" w:hAnsi="Times New Roman" w:cs="Times New Roman"/>
+          <w:sz w:val="20"/>
+          <w:szCs w:val="20"/>
+          <w:lang w:bidi="he-IL"/>
+        </w:rPr>
+        <w:t xml:space="preserve">effect </w:t>
+      </w:r>
+      <w:r>
+        <w:rPr>
+          <w:rFonts w:ascii="Times New Roman" w:eastAsiaTheme="minorEastAsia" w:hAnsi="Times New Roman" w:cs="Times New Roman"/>
+          <w:sz w:val="20"/>
+          <w:szCs w:val="20"/>
+          <w:lang w:bidi="he-IL"/>
+        </w:rPr>
+        <w:t>is</w:t>
+      </w:r>
+      <w:r>
+        <w:rPr>
+          <w:rFonts w:ascii="Times New Roman" w:eastAsiaTheme="minorEastAsia" w:hAnsi="Times New Roman" w:cs="Times New Roman"/>
+          <w:sz w:val="20"/>
+          <w:szCs w:val="20"/>
+          <w:lang w:bidi="he-IL"/>
+        </w:rPr>
+        <w:t xml:space="preserve"> </w:t>
+      </w:r>
+      <w:r>
+        <w:rPr>
+          <w:rFonts w:ascii="Times New Roman" w:eastAsiaTheme="minorEastAsia" w:hAnsi="Times New Roman" w:cs="Times New Roman"/>
+          <w:sz w:val="20"/>
+          <w:szCs w:val="20"/>
+          <w:lang w:bidi="he-IL"/>
+        </w:rPr>
+        <w:t xml:space="preserve">remarkable but </w:t>
+      </w:r>
+      <w:r>
+        <w:rPr>
+          <w:rFonts w:ascii="Times New Roman" w:eastAsiaTheme="minorEastAsia" w:hAnsi="Times New Roman" w:cs="Times New Roman"/>
+          <w:sz w:val="20"/>
+          <w:szCs w:val="20"/>
+        </w:rPr>
+        <w:fldChar w:fldCharType="begin"/>
+      </w:r>
+      <w:r>
+        <w:rPr>
+          <w:rFonts w:ascii="Times New Roman" w:eastAsiaTheme="minorEastAsia" w:hAnsi="Times New Roman" w:cs="Times New Roman"/>
+          <w:sz w:val="20"/>
+          <w:szCs w:val="20"/>
+        </w:rPr>
+        <w:instrText>ADDIN BEC{Brouwer, 1996, #26706}</w:instrText>
+      </w:r>
+      <w:r>
+        <w:rPr>
+          <w:rFonts w:ascii="Times New Roman" w:eastAsiaTheme="minorEastAsia" w:hAnsi="Times New Roman" w:cs="Times New Roman"/>
+          <w:sz w:val="20"/>
+          <w:szCs w:val="20"/>
+        </w:rPr>
+        <w:fldChar w:fldCharType="separate"/>
+      </w:r>
+      <w:r>
+        <w:rPr>
+          <w:rFonts w:ascii="Times New Roman" w:eastAsiaTheme="minorEastAsia" w:hAnsi="Times New Roman" w:cs="Times New Roman"/>
+          <w:sz w:val="20"/>
+          <w:szCs w:val="20"/>
+        </w:rPr>
+        <w:t>(Brouwer 1996)</w:t>
+      </w:r>
+      <w:r>
+        <w:rPr>
+          <w:rFonts w:ascii="Times New Roman" w:eastAsiaTheme="minorEastAsia" w:hAnsi="Times New Roman" w:cs="Times New Roman"/>
+          <w:sz w:val="20"/>
+          <w:szCs w:val="20"/>
+        </w:rPr>
+        <w:fldChar w:fldCharType="end"/>
+      </w:r>
+      <w:r>
+        <w:rPr>
+          <w:rFonts w:ascii="Times New Roman" w:eastAsiaTheme="minorEastAsia" w:hAnsi="Times New Roman" w:cs="Times New Roman"/>
+          <w:sz w:val="20"/>
+          <w:szCs w:val="20"/>
+          <w:lang w:bidi="he-IL"/>
+        </w:rPr>
+        <w:t xml:space="preserve"> </w:t>
+      </w:r>
+      <w:r>
+        <w:rPr>
+          <w:rFonts w:ascii="Times New Roman" w:eastAsiaTheme="minorEastAsia" w:hAnsi="Times New Roman" w:cs="Times New Roman"/>
+          <w:sz w:val="20"/>
+          <w:szCs w:val="20"/>
+          <w:lang w:bidi="he-IL"/>
+        </w:rPr>
+        <w:t>was</w:t>
+      </w:r>
+      <w:r>
+        <w:rPr>
+          <w:rFonts w:ascii="Times New Roman" w:eastAsiaTheme="minorEastAsia" w:hAnsi="Times New Roman" w:cs="Times New Roman"/>
+          <w:sz w:val="20"/>
+          <w:szCs w:val="20"/>
+          <w:lang w:bidi="he-IL"/>
+        </w:rPr>
+        <w:t xml:space="preserve"> unable to quantify </w:t>
+      </w:r>
+      <w:r>
+        <w:rPr>
+          <w:rFonts w:ascii="Times New Roman" w:eastAsiaTheme="minorEastAsia" w:hAnsi="Times New Roman" w:cs="Times New Roman"/>
+          <w:sz w:val="20"/>
+          <w:szCs w:val="20"/>
+          <w:lang w:bidi="he-IL"/>
+        </w:rPr>
+        <w:t>it</w:t>
+      </w:r>
+      <w:r>
+        <w:rPr>
+          <w:rFonts w:ascii="Times New Roman" w:eastAsiaTheme="minorEastAsia" w:hAnsi="Times New Roman" w:cs="Times New Roman"/>
+          <w:sz w:val="20"/>
+          <w:szCs w:val="20"/>
+          <w:lang w:bidi="he-IL"/>
+        </w:rPr>
+        <w:t xml:space="preserve"> due to lack of a suitable model</w:t>
+      </w:r>
+      <w:r>
+        <w:rPr>
+          <w:rFonts w:ascii="Times New Roman" w:eastAsiaTheme="minorEastAsia" w:hAnsi="Times New Roman" w:cs="Times New Roman"/>
+          <w:sz w:val="20"/>
+          <w:szCs w:val="20"/>
+          <w:lang w:bidi="he-IL"/>
+        </w:rPr>
+        <w:t xml:space="preserve"> at the time</w:t>
+      </w:r>
+      <w:r>
+        <w:rPr>
+          <w:rFonts w:ascii="Times New Roman" w:eastAsiaTheme="minorEastAsia" w:hAnsi="Times New Roman" w:cs="Times New Roman"/>
+          <w:sz w:val="20"/>
+          <w:szCs w:val="20"/>
+          <w:lang w:bidi="he-IL"/>
+        </w:rPr>
+        <w:t>.</w:t>
+      </w:r>
+    </w:p>
+    <w:p>
+      <w:pPr>
+        <w:rPr>
+          <w:rFonts w:ascii="Times New Roman" w:eastAsiaTheme="minorEastAsia" w:hAnsi="Times New Roman" w:cs="Times New Roman"/>
+          <w:sz w:val="20"/>
+          <w:szCs w:val="20"/>
+          <w:lang w:bidi="he-IL"/>
+        </w:rPr>
+      </w:pPr>
+    </w:p>
+    <w:p>
+      <w:pPr>
+        <w:rPr>
+          <w:rFonts w:ascii="Times New Roman" w:eastAsiaTheme="minorEastAsia" w:hAnsi="Times New Roman" w:cs="Times New Roman"/>
+          <w:sz w:val="20"/>
+          <w:szCs w:val="20"/>
+          <w:lang w:bidi="he-IL"/>
+        </w:rPr>
+      </w:pPr>
+      <w:r>
+        <w:rPr>
+          <w:rFonts w:ascii="Times New Roman" w:eastAsiaTheme="minorEastAsia" w:hAnsi="Times New Roman" w:cs="Times New Roman"/>
+          <w:sz w:val="20"/>
+          <w:szCs w:val="20"/>
+          <w:lang w:bidi="he-IL"/>
+        </w:rPr>
+        <w:t>I fit the statistical model outlined in Equation 12 to each dataset (Figure 2).</w:t>
+      </w:r>
+    </w:p>
+    <w:p>
+      <w:pPr>
+        <w:rPr>
+          <w:rFonts w:ascii="Times New Roman" w:eastAsiaTheme="minorEastAsia" w:hAnsi="Times New Roman" w:cs="Times New Roman"/>
+          <w:sz w:val="20"/>
+          <w:szCs w:val="20"/>
+          <w:lang w:bidi="he-IL"/>
+        </w:rPr>
+      </w:pPr>
+    </w:p>
+    <w:p>
+      <w:pPr>
+        <w:rPr>
+          <w:rFonts w:ascii="Times New Roman" w:eastAsiaTheme="minorEastAsia" w:hAnsi="Times New Roman" w:cs="Times New Roman"/>
+          <w:b/>
+          <w:bCs/>
+          <w:sz w:val="20"/>
+          <w:szCs w:val="20"/>
+          <w:lang w:bidi="he-IL"/>
+        </w:rPr>
+      </w:pPr>
+      <w:r>
+        <w:rPr>
+          <w:rFonts w:ascii="Times New Roman" w:eastAsiaTheme="minorEastAsia" w:hAnsi="Times New Roman" w:cs="Times New Roman"/>
+          <w:b/>
+          <w:bCs/>
+          <w:sz w:val="20"/>
+          <w:szCs w:val="20"/>
+          <w:lang w:bidi="he-IL"/>
+        </w:rPr>
+        <w:t>Senescence</w:t>
+      </w:r>
+    </w:p>
+    <w:p>
+      <w:pPr>
+        <w:rPr>
+          <w:rFonts w:ascii="Times New Roman" w:eastAsiaTheme="minorEastAsia" w:hAnsi="Times New Roman" w:cs="Times New Roman"/>
+          <w:sz w:val="20"/>
+          <w:szCs w:val="20"/>
+          <w:lang w:bidi="he-IL"/>
+        </w:rPr>
+      </w:pPr>
+      <w:r>
+        <w:rPr>
+          <w:rFonts w:ascii="Times New Roman" w:eastAsiaTheme="minorEastAsia" w:hAnsi="Times New Roman" w:cs="Times New Roman"/>
+          <w:sz w:val="20"/>
+          <w:szCs w:val="20"/>
+        </w:rPr>
+        <w:fldChar w:fldCharType="begin"/>
+      </w:r>
+      <w:r>
+        <w:rPr>
+          <w:rFonts w:ascii="Times New Roman" w:eastAsiaTheme="minorEastAsia" w:hAnsi="Times New Roman" w:cs="Times New Roman"/>
+          <w:sz w:val="20"/>
+          <w:szCs w:val="20"/>
+        </w:rPr>
+        <w:instrText>ADDIN BEC{Hamersley et al., 2015, #100187}</w:instrText>
+      </w:r>
+      <w:r>
+        <w:rPr>
+          <w:rFonts w:ascii="Times New Roman" w:eastAsiaTheme="minorEastAsia" w:hAnsi="Times New Roman" w:cs="Times New Roman"/>
+          <w:sz w:val="20"/>
+          <w:szCs w:val="20"/>
+        </w:rPr>
+        <w:fldChar w:fldCharType="separate"/>
+      </w:r>
+      <w:r>
+        <w:rPr>
+          <w:rFonts w:ascii="Times New Roman" w:eastAsiaTheme="minorEastAsia" w:hAnsi="Times New Roman" w:cs="Times New Roman"/>
+          <w:sz w:val="20"/>
+          <w:szCs w:val="20"/>
+        </w:rPr>
+        <w:t>(Hamersley et al. 2015)</w:t>
+      </w:r>
+      <w:r>
+        <w:rPr>
+          <w:rFonts w:ascii="Times New Roman" w:eastAsiaTheme="minorEastAsia" w:hAnsi="Times New Roman" w:cs="Times New Roman"/>
+          <w:sz w:val="20"/>
+          <w:szCs w:val="20"/>
+        </w:rPr>
+        <w:fldChar w:fldCharType="end"/>
+      </w:r>
+      <w:r>
+        <w:rPr>
+          <w:rFonts w:ascii="Times New Roman" w:eastAsiaTheme="minorEastAsia" w:hAnsi="Times New Roman" w:cs="Times New Roman"/>
+          <w:sz w:val="20"/>
+          <w:szCs w:val="20"/>
+          <w:lang w:bidi="he-IL"/>
+        </w:rPr>
+        <w:t xml:space="preserve"> and </w:t>
+      </w:r>
+      <w:r>
+        <w:rPr>
+          <w:rFonts w:ascii="Times New Roman" w:eastAsiaTheme="minorEastAsia" w:hAnsi="Times New Roman" w:cs="Times New Roman"/>
+          <w:sz w:val="20"/>
+          <w:szCs w:val="20"/>
+        </w:rPr>
+        <w:fldChar w:fldCharType="begin"/>
+      </w:r>
+      <w:r>
+        <w:rPr>
+          <w:rFonts w:ascii="Times New Roman" w:eastAsiaTheme="minorEastAsia" w:hAnsi="Times New Roman" w:cs="Times New Roman"/>
+          <w:sz w:val="20"/>
+          <w:szCs w:val="20"/>
+        </w:rPr>
+        <w:instrText>ADDIN BEC{de Bettignies et al., 2020, #27484}</w:instrText>
+      </w:r>
+      <w:r>
+        <w:rPr>
+          <w:rFonts w:ascii="Times New Roman" w:eastAsiaTheme="minorEastAsia" w:hAnsi="Times New Roman" w:cs="Times New Roman"/>
+          <w:sz w:val="20"/>
+          <w:szCs w:val="20"/>
+        </w:rPr>
+        <w:fldChar w:fldCharType="separate"/>
+      </w:r>
+      <w:r>
+        <w:rPr>
+          <w:rFonts w:ascii="Times New Roman" w:eastAsiaTheme="minorEastAsia" w:hAnsi="Times New Roman" w:cs="Times New Roman"/>
+          <w:sz w:val="20"/>
+          <w:szCs w:val="20"/>
+        </w:rPr>
+        <w:t>(de Bettignies et al. 2020)</w:t>
+      </w:r>
+      <w:r>
+        <w:rPr>
+          <w:rFonts w:ascii="Times New Roman" w:eastAsiaTheme="minorEastAsia" w:hAnsi="Times New Roman" w:cs="Times New Roman"/>
+          <w:sz w:val="20"/>
+          <w:szCs w:val="20"/>
+        </w:rPr>
+        <w:fldChar w:fldCharType="end"/>
+      </w:r>
+      <w:r>
+        <w:rPr>
+          <w:rFonts w:ascii="Times New Roman" w:eastAsiaTheme="minorEastAsia" w:hAnsi="Times New Roman" w:cs="Times New Roman"/>
+          <w:sz w:val="20"/>
+          <w:szCs w:val="20"/>
+          <w:lang w:bidi="he-IL"/>
+        </w:rPr>
+        <w:t xml:space="preserve"> </w:t>
+      </w:r>
+      <w:r>
+        <w:rPr>
+          <w:rFonts w:ascii="Times New Roman" w:eastAsiaTheme="minorEastAsia" w:hAnsi="Times New Roman" w:cs="Times New Roman"/>
+          <w:sz w:val="20"/>
+          <w:szCs w:val="20"/>
+          <w:lang w:bidi="he-IL"/>
+        </w:rPr>
+        <w:t xml:space="preserve">(Figure </w:t>
+      </w:r>
+      <w:r>
+        <w:rPr>
+          <w:rFonts w:ascii="Times New Roman" w:eastAsiaTheme="minorEastAsia" w:hAnsi="Times New Roman" w:cs="Times New Roman"/>
+          <w:sz w:val="20"/>
+          <w:szCs w:val="20"/>
+          <w:lang w:bidi="he-IL"/>
+        </w:rPr>
+        <w:t>3</w:t>
+      </w:r>
+      <w:r>
+        <w:rPr>
+          <w:rFonts w:ascii="Times New Roman" w:eastAsiaTheme="minorEastAsia" w:hAnsi="Times New Roman" w:cs="Times New Roman"/>
+          <w:sz w:val="20"/>
+          <w:szCs w:val="20"/>
+          <w:lang w:bidi="he-IL"/>
+        </w:rPr>
+        <w:t>)</w:t>
+      </w:r>
+    </w:p>
+    <w:p>
+      <w:pPr>
         <w:rPr>
           <w:rFonts w:ascii="Times New Roman" w:eastAsiaTheme="minorEastAsia" w:hAnsi="Times New Roman" w:cs="Times New Roman"/>
           <w:i/>
@@ -12746,9 +13412,7 @@
           <w:szCs w:val="20"/>
           <w:lang w:bidi="he-IL"/>
         </w:rPr>
-        <w:t>Desmarestia</w:t>
-      </w:r>
-      <w:proofErr w:type="spellEnd"/>
+      </w:pPr>
       <w:r>
         <w:rPr>
           <w:rFonts w:ascii="Times New Roman" w:eastAsiaTheme="minorEastAsia" w:hAnsi="Times New Roman" w:cs="Times New Roman"/>
@@ -12758,291 +13422,67 @@
           <w:szCs w:val="20"/>
           <w:lang w:bidi="he-IL"/>
         </w:rPr>
-        <w:t xml:space="preserve"> anceps</w:t>
-      </w:r>
-      <w:r>
-        <w:rPr>
-          <w:rFonts w:ascii="Times New Roman" w:eastAsiaTheme="minorEastAsia" w:hAnsi="Times New Roman" w:cs="Times New Roman"/>
-          <w:sz w:val="20"/>
-          <w:szCs w:val="20"/>
-          <w:lang w:bidi="he-IL"/>
-        </w:rPr>
-        <w:t xml:space="preserve"> at Signy Island in Antarctica </w:t>
-      </w:r>
-      <w:r>
-        <w:rPr>
-          <w:rFonts w:ascii="Times New Roman" w:eastAsiaTheme="minorEastAsia" w:hAnsi="Times New Roman" w:cs="Times New Roman"/>
-          <w:sz w:val="20"/>
-          <w:szCs w:val="20"/>
-        </w:rPr>
-        <w:fldChar w:fldCharType="begin"/>
-      </w:r>
-      <w:r>
-        <w:rPr>
-          <w:rFonts w:ascii="Times New Roman" w:eastAsiaTheme="minorEastAsia" w:hAnsi="Times New Roman" w:cs="Times New Roman"/>
-          <w:sz w:val="20"/>
-          <w:szCs w:val="20"/>
-        </w:rPr>
-        <w:instrText>ADDIN BEC{Brouwer, 1996, #26706}</w:instrText>
-      </w:r>
-      <w:r>
-        <w:rPr>
-          <w:rFonts w:ascii="Times New Roman" w:eastAsiaTheme="minorEastAsia" w:hAnsi="Times New Roman" w:cs="Times New Roman"/>
-          <w:sz w:val="20"/>
-          <w:szCs w:val="20"/>
-        </w:rPr>
-        <w:fldChar w:fldCharType="separate"/>
-      </w:r>
-      <w:r>
-        <w:rPr>
-          <w:rFonts w:ascii="Times New Roman" w:eastAsiaTheme="minorEastAsia" w:hAnsi="Times New Roman" w:cs="Times New Roman"/>
-          <w:sz w:val="20"/>
-          <w:szCs w:val="20"/>
-        </w:rPr>
-        <w:t>(Brouwer 1996)</w:t>
-      </w:r>
-      <w:r>
-        <w:rPr>
-          <w:rFonts w:ascii="Times New Roman" w:eastAsiaTheme="minorEastAsia" w:hAnsi="Times New Roman" w:cs="Times New Roman"/>
-          <w:sz w:val="20"/>
-          <w:szCs w:val="20"/>
-        </w:rPr>
-        <w:fldChar w:fldCharType="end"/>
-      </w:r>
-      <w:r>
-        <w:rPr>
-          <w:rFonts w:ascii="Times New Roman" w:eastAsiaTheme="minorEastAsia" w:hAnsi="Times New Roman" w:cs="Times New Roman"/>
-          <w:sz w:val="20"/>
-          <w:szCs w:val="20"/>
-          <w:lang w:bidi="he-IL"/>
-        </w:rPr>
-        <w:t xml:space="preserve">. Algae were either killed by freezing overnight </w:t>
-      </w:r>
-      <w:r>
-        <w:rPr>
-          <w:rFonts w:ascii="Times New Roman" w:eastAsiaTheme="minorEastAsia" w:hAnsi="Times New Roman" w:cs="Times New Roman"/>
-          <w:sz w:val="20"/>
-          <w:szCs w:val="20"/>
-        </w:rPr>
-        <w:fldChar w:fldCharType="begin"/>
-      </w:r>
-      <w:r>
-        <w:rPr>
-          <w:rFonts w:ascii="Times New Roman" w:eastAsiaTheme="minorEastAsia" w:hAnsi="Times New Roman" w:cs="Times New Roman"/>
-          <w:sz w:val="20"/>
-          <w:szCs w:val="20"/>
-        </w:rPr>
-        <w:instrText>ADDIN BEC{Birch et al., 1983, #5321}</w:instrText>
-      </w:r>
-      <w:r>
-        <w:rPr>
-          <w:rFonts w:ascii="Times New Roman" w:eastAsiaTheme="minorEastAsia" w:hAnsi="Times New Roman" w:cs="Times New Roman"/>
-          <w:sz w:val="20"/>
-          <w:szCs w:val="20"/>
-        </w:rPr>
-        <w:fldChar w:fldCharType="separate"/>
-      </w:r>
-      <w:r>
-        <w:rPr>
-          <w:rFonts w:ascii="Times New Roman" w:eastAsiaTheme="minorEastAsia" w:hAnsi="Times New Roman" w:cs="Times New Roman"/>
-          <w:sz w:val="20"/>
-          <w:szCs w:val="20"/>
-        </w:rPr>
-        <w:t>(Birch et al. 1983)</w:t>
-      </w:r>
-      <w:r>
-        <w:rPr>
-          <w:rFonts w:ascii="Times New Roman" w:eastAsiaTheme="minorEastAsia" w:hAnsi="Times New Roman" w:cs="Times New Roman"/>
-          <w:sz w:val="20"/>
-          <w:szCs w:val="20"/>
-        </w:rPr>
-        <w:fldChar w:fldCharType="end"/>
-      </w:r>
-      <w:r>
-        <w:rPr>
-          <w:rFonts w:ascii="Times New Roman" w:eastAsiaTheme="minorEastAsia" w:hAnsi="Times New Roman" w:cs="Times New Roman"/>
-          <w:sz w:val="20"/>
-          <w:szCs w:val="20"/>
-          <w:lang w:bidi="he-IL"/>
-        </w:rPr>
-        <w:t xml:space="preserve"> or heating to 50°C for 10–15 min </w:t>
-      </w:r>
-      <w:r>
-        <w:rPr>
-          <w:rFonts w:ascii="Times New Roman" w:eastAsiaTheme="minorEastAsia" w:hAnsi="Times New Roman" w:cs="Times New Roman"/>
-          <w:sz w:val="20"/>
-          <w:szCs w:val="20"/>
-        </w:rPr>
-        <w:fldChar w:fldCharType="begin"/>
-      </w:r>
-      <w:r>
-        <w:rPr>
-          <w:rFonts w:ascii="Times New Roman" w:eastAsiaTheme="minorEastAsia" w:hAnsi="Times New Roman" w:cs="Times New Roman"/>
-          <w:sz w:val="20"/>
-          <w:szCs w:val="20"/>
-        </w:rPr>
-        <w:instrText>ADDIN BEC{Brouwer, 1996, #26706}</w:instrText>
-      </w:r>
-      <w:r>
-        <w:rPr>
-          <w:rFonts w:ascii="Times New Roman" w:eastAsiaTheme="minorEastAsia" w:hAnsi="Times New Roman" w:cs="Times New Roman"/>
-          <w:sz w:val="20"/>
-          <w:szCs w:val="20"/>
-        </w:rPr>
-        <w:fldChar w:fldCharType="separate"/>
-      </w:r>
-      <w:r>
-        <w:rPr>
-          <w:rFonts w:ascii="Times New Roman" w:eastAsiaTheme="minorEastAsia" w:hAnsi="Times New Roman" w:cs="Times New Roman"/>
-          <w:sz w:val="20"/>
-          <w:szCs w:val="20"/>
-        </w:rPr>
-        <w:t>(Brouwer 1996)</w:t>
-      </w:r>
-      <w:r>
-        <w:rPr>
-          <w:rFonts w:ascii="Times New Roman" w:eastAsiaTheme="minorEastAsia" w:hAnsi="Times New Roman" w:cs="Times New Roman"/>
-          <w:sz w:val="20"/>
-          <w:szCs w:val="20"/>
-        </w:rPr>
-        <w:fldChar w:fldCharType="end"/>
-      </w:r>
-      <w:r>
-        <w:rPr>
-          <w:rFonts w:ascii="Times New Roman" w:eastAsiaTheme="minorEastAsia" w:hAnsi="Times New Roman" w:cs="Times New Roman"/>
-          <w:sz w:val="20"/>
-          <w:szCs w:val="20"/>
-          <w:lang w:bidi="he-IL"/>
-        </w:rPr>
-        <w:t xml:space="preserve">. Despite these phylogenetic, climatic and methodological differences, the effect looks remarkably similar. However, </w:t>
-      </w:r>
-      <w:r>
-        <w:rPr>
-          <w:rFonts w:ascii="Times New Roman" w:eastAsiaTheme="minorEastAsia" w:hAnsi="Times New Roman" w:cs="Times New Roman"/>
-          <w:sz w:val="20"/>
-          <w:szCs w:val="20"/>
-        </w:rPr>
-        <w:fldChar w:fldCharType="begin"/>
-      </w:r>
-      <w:r>
-        <w:rPr>
-          <w:rFonts w:ascii="Times New Roman" w:eastAsiaTheme="minorEastAsia" w:hAnsi="Times New Roman" w:cs="Times New Roman"/>
-          <w:sz w:val="20"/>
-          <w:szCs w:val="20"/>
-        </w:rPr>
-        <w:instrText>ADDIN BEC{Birch et al., 1983, #5321}</w:instrText>
-      </w:r>
-      <w:r>
-        <w:rPr>
-          <w:rFonts w:ascii="Times New Roman" w:eastAsiaTheme="minorEastAsia" w:hAnsi="Times New Roman" w:cs="Times New Roman"/>
-          <w:sz w:val="20"/>
-          <w:szCs w:val="20"/>
-        </w:rPr>
-        <w:fldChar w:fldCharType="separate"/>
-      </w:r>
-      <w:r>
-        <w:rPr>
-          <w:rFonts w:ascii="Times New Roman" w:eastAsiaTheme="minorEastAsia" w:hAnsi="Times New Roman" w:cs="Times New Roman"/>
-          <w:sz w:val="20"/>
-          <w:szCs w:val="20"/>
-        </w:rPr>
-        <w:t>(Birch et al. 1983)</w:t>
-      </w:r>
-      <w:r>
-        <w:rPr>
-          <w:rFonts w:ascii="Times New Roman" w:eastAsiaTheme="minorEastAsia" w:hAnsi="Times New Roman" w:cs="Times New Roman"/>
-          <w:sz w:val="20"/>
-          <w:szCs w:val="20"/>
-        </w:rPr>
-        <w:fldChar w:fldCharType="end"/>
-      </w:r>
-      <w:r>
-        <w:rPr>
-          <w:rFonts w:ascii="Times New Roman" w:eastAsiaTheme="minorEastAsia" w:hAnsi="Times New Roman" w:cs="Times New Roman"/>
-          <w:sz w:val="20"/>
-          <w:szCs w:val="20"/>
-          <w:lang w:bidi="he-IL"/>
-        </w:rPr>
-        <w:t xml:space="preserve"> and </w:t>
-      </w:r>
-      <w:r>
-        <w:rPr>
-          <w:rFonts w:ascii="Times New Roman" w:eastAsiaTheme="minorEastAsia" w:hAnsi="Times New Roman" w:cs="Times New Roman"/>
-          <w:sz w:val="20"/>
-          <w:szCs w:val="20"/>
-        </w:rPr>
-        <w:fldChar w:fldCharType="begin"/>
-      </w:r>
-      <w:r>
-        <w:rPr>
-          <w:rFonts w:ascii="Times New Roman" w:eastAsiaTheme="minorEastAsia" w:hAnsi="Times New Roman" w:cs="Times New Roman"/>
-          <w:sz w:val="20"/>
-          <w:szCs w:val="20"/>
-        </w:rPr>
-        <w:instrText>ADDIN BEC{Brouwer, 1996, #26706}</w:instrText>
-      </w:r>
-      <w:r>
-        <w:rPr>
-          <w:rFonts w:ascii="Times New Roman" w:eastAsiaTheme="minorEastAsia" w:hAnsi="Times New Roman" w:cs="Times New Roman"/>
-          <w:sz w:val="20"/>
-          <w:szCs w:val="20"/>
-        </w:rPr>
-        <w:fldChar w:fldCharType="separate"/>
-      </w:r>
-      <w:r>
-        <w:rPr>
-          <w:rFonts w:ascii="Times New Roman" w:eastAsiaTheme="minorEastAsia" w:hAnsi="Times New Roman" w:cs="Times New Roman"/>
-          <w:sz w:val="20"/>
-          <w:szCs w:val="20"/>
-        </w:rPr>
-        <w:t>(Brouwer 1996)</w:t>
-      </w:r>
-      <w:r>
-        <w:rPr>
-          <w:rFonts w:ascii="Times New Roman" w:eastAsiaTheme="minorEastAsia" w:hAnsi="Times New Roman" w:cs="Times New Roman"/>
-          <w:sz w:val="20"/>
-          <w:szCs w:val="20"/>
-        </w:rPr>
-        <w:fldChar w:fldCharType="end"/>
-      </w:r>
-      <w:r>
-        <w:rPr>
-          <w:rFonts w:ascii="Times New Roman" w:eastAsiaTheme="minorEastAsia" w:hAnsi="Times New Roman" w:cs="Times New Roman"/>
-          <w:sz w:val="20"/>
-          <w:szCs w:val="20"/>
-          <w:lang w:bidi="he-IL"/>
-        </w:rPr>
-        <w:t xml:space="preserve"> were unable to quantify this effect due to lack of a suitable model.</w:t>
-      </w:r>
-    </w:p>
-    <w:p>
-      <w:pPr>
-        <w:rPr>
-          <w:rFonts w:ascii="Times New Roman" w:eastAsiaTheme="minorEastAsia" w:hAnsi="Times New Roman" w:cs="Times New Roman"/>
-          <w:sz w:val="20"/>
-          <w:szCs w:val="20"/>
-          <w:lang w:bidi="he-IL"/>
-        </w:rPr>
-      </w:pPr>
-    </w:p>
-    <w:p>
-      <w:pPr>
-        <w:rPr>
-          <w:rFonts w:ascii="Times New Roman" w:eastAsiaTheme="minorEastAsia" w:hAnsi="Times New Roman" w:cs="Times New Roman"/>
-          <w:sz w:val="20"/>
-          <w:szCs w:val="20"/>
-          <w:lang w:bidi="he-IL"/>
-        </w:rPr>
-      </w:pPr>
-      <w:r>
-        <w:rPr>
-          <w:rFonts w:ascii="Times New Roman" w:eastAsiaTheme="minorEastAsia" w:hAnsi="Times New Roman" w:cs="Times New Roman"/>
-          <w:sz w:val="20"/>
-          <w:szCs w:val="20"/>
-          <w:lang w:bidi="he-IL"/>
-        </w:rPr>
-        <w:t>I fit the statistical model outlined in Equation 12 to each dataset (Figure 2).</w:t>
-      </w:r>
+        <w:t xml:space="preserve">Macrocystis </w:t>
+      </w:r>
+      <w:proofErr w:type="spellStart"/>
+      <w:r>
+        <w:rPr>
+          <w:rFonts w:ascii="Times New Roman" w:eastAsiaTheme="minorEastAsia" w:hAnsi="Times New Roman" w:cs="Times New Roman"/>
+          <w:i/>
+          <w:iCs/>
+          <w:sz w:val="20"/>
+          <w:szCs w:val="20"/>
+          <w:lang w:bidi="he-IL"/>
+        </w:rPr>
+        <w:t>pyrifera</w:t>
+      </w:r>
+      <w:proofErr w:type="spellEnd"/>
+    </w:p>
+    <w:p>
+      <w:pPr>
+        <w:rPr>
+          <w:rFonts w:ascii="Times New Roman" w:eastAsiaTheme="minorEastAsia" w:hAnsi="Times New Roman" w:cs="Times New Roman"/>
+          <w:sz w:val="20"/>
+          <w:szCs w:val="20"/>
+          <w:lang w:bidi="he-IL"/>
+        </w:rPr>
+      </w:pPr>
+    </w:p>
+    <w:p>
+      <w:pPr>
+        <w:rPr>
+          <w:rFonts w:ascii="Times New Roman" w:eastAsiaTheme="minorEastAsia" w:hAnsi="Times New Roman" w:cs="Times New Roman"/>
+          <w:i/>
+          <w:iCs/>
+          <w:sz w:val="20"/>
+          <w:szCs w:val="20"/>
+          <w:lang w:bidi="he-IL"/>
+        </w:rPr>
+      </w:pPr>
+      <w:r>
+        <w:rPr>
+          <w:rFonts w:ascii="Times New Roman" w:eastAsiaTheme="minorEastAsia" w:hAnsi="Times New Roman" w:cs="Times New Roman"/>
+          <w:i/>
+          <w:iCs/>
+          <w:sz w:val="20"/>
+          <w:szCs w:val="20"/>
+          <w:lang w:bidi="he-IL"/>
+        </w:rPr>
+        <w:t xml:space="preserve">Laminaria </w:t>
+      </w:r>
+      <w:proofErr w:type="spellStart"/>
+      <w:r>
+        <w:rPr>
+          <w:rFonts w:ascii="Times New Roman" w:eastAsiaTheme="minorEastAsia" w:hAnsi="Times New Roman" w:cs="Times New Roman"/>
+          <w:i/>
+          <w:iCs/>
+          <w:sz w:val="20"/>
+          <w:szCs w:val="20"/>
+          <w:lang w:bidi="he-IL"/>
+        </w:rPr>
+        <w:t>hyperborea</w:t>
+      </w:r>
+      <w:proofErr w:type="spellEnd"/>
     </w:p>
     <w:p>
       <w:pPr>
@@ -13074,7 +13514,7 @@
           <w:szCs w:val="20"/>
           <w:lang w:bidi="he-IL"/>
         </w:rPr>
-        <w:t>Senescence</w:t>
+        <w:t>Light</w:t>
       </w:r>
     </w:p>
     <w:p>
@@ -13100,7 +13540,7 @@
           <w:sz w:val="20"/>
           <w:szCs w:val="20"/>
         </w:rPr>
-        <w:instrText>ADDIN BEC{Hamersley et al., 2015, #100187}</w:instrText>
+        <w:instrText>ADDIN BEC{Frontier et al., 2021, #5570; Frontier et al., 2022, #81381}</w:instrText>
       </w:r>
       <w:r>
         <w:rPr>
@@ -13116,7 +13556,7 @@
           <w:sz w:val="20"/>
           <w:szCs w:val="20"/>
         </w:rPr>
-        <w:t>(Hamersley et al. 2015)</w:t>
+        <w:t>(Frontier et al. 2021, Frontier et al. 2022)</w:t>
       </w:r>
       <w:r>
         <w:rPr>
@@ -13133,66 +13573,137 @@
           <w:szCs w:val="20"/>
           <w:lang w:bidi="he-IL"/>
         </w:rPr>
-        <w:t xml:space="preserve"> and </w:t>
-      </w:r>
-      <w:r>
-        <w:rPr>
-          <w:rFonts w:ascii="Times New Roman" w:eastAsiaTheme="minorEastAsia" w:hAnsi="Times New Roman" w:cs="Times New Roman"/>
-          <w:sz w:val="20"/>
-          <w:szCs w:val="20"/>
-        </w:rPr>
-        <w:fldChar w:fldCharType="begin"/>
-      </w:r>
-      <w:r>
-        <w:rPr>
-          <w:rFonts w:ascii="Times New Roman" w:eastAsiaTheme="minorEastAsia" w:hAnsi="Times New Roman" w:cs="Times New Roman"/>
-          <w:sz w:val="20"/>
-          <w:szCs w:val="20"/>
-        </w:rPr>
-        <w:instrText>ADDIN BEC{de Bettignies et al., 2020, #27484}</w:instrText>
-      </w:r>
-      <w:r>
-        <w:rPr>
-          <w:rFonts w:ascii="Times New Roman" w:eastAsiaTheme="minorEastAsia" w:hAnsi="Times New Roman" w:cs="Times New Roman"/>
-          <w:sz w:val="20"/>
-          <w:szCs w:val="20"/>
-        </w:rPr>
-        <w:fldChar w:fldCharType="separate"/>
-      </w:r>
-      <w:r>
-        <w:rPr>
-          <w:rFonts w:ascii="Times New Roman" w:eastAsiaTheme="minorEastAsia" w:hAnsi="Times New Roman" w:cs="Times New Roman"/>
-          <w:sz w:val="20"/>
-          <w:szCs w:val="20"/>
-        </w:rPr>
-        <w:t xml:space="preserve">(de </w:t>
+        <w:t xml:space="preserve"> </w:t>
+      </w:r>
+      <w:r>
+        <w:rPr>
+          <w:rFonts w:ascii="Times New Roman" w:eastAsiaTheme="minorEastAsia" w:hAnsi="Times New Roman" w:cs="Times New Roman"/>
+          <w:sz w:val="20"/>
+          <w:szCs w:val="20"/>
+          <w:lang w:bidi="he-IL"/>
+        </w:rPr>
+        <w:t xml:space="preserve">(Figure </w:t>
+      </w:r>
+      <w:r>
+        <w:rPr>
+          <w:rFonts w:ascii="Times New Roman" w:eastAsiaTheme="minorEastAsia" w:hAnsi="Times New Roman" w:cs="Times New Roman"/>
+          <w:sz w:val="20"/>
+          <w:szCs w:val="20"/>
+          <w:lang w:bidi="he-IL"/>
+        </w:rPr>
+        <w:t>4</w:t>
+      </w:r>
+      <w:r>
+        <w:rPr>
+          <w:rFonts w:ascii="Times New Roman" w:eastAsiaTheme="minorEastAsia" w:hAnsi="Times New Roman" w:cs="Times New Roman"/>
+          <w:sz w:val="20"/>
+          <w:szCs w:val="20"/>
+          <w:lang w:bidi="he-IL"/>
+        </w:rPr>
+        <w:t>)</w:t>
+      </w:r>
+    </w:p>
+    <w:p>
+      <w:pPr>
+        <w:rPr>
+          <w:rFonts w:ascii="Times New Roman" w:eastAsiaTheme="minorEastAsia" w:hAnsi="Times New Roman" w:cs="Times New Roman"/>
+          <w:sz w:val="20"/>
+          <w:szCs w:val="20"/>
+          <w:lang w:bidi="he-IL"/>
+        </w:rPr>
+      </w:pPr>
+    </w:p>
+    <w:p>
+      <w:pPr>
+        <w:rPr>
+          <w:rFonts w:ascii="Times New Roman" w:eastAsiaTheme="minorEastAsia" w:hAnsi="Times New Roman" w:cs="Times New Roman"/>
+          <w:i/>
+          <w:iCs/>
+          <w:sz w:val="20"/>
+          <w:szCs w:val="20"/>
+          <w:lang w:bidi="he-IL"/>
+        </w:rPr>
+      </w:pPr>
+      <w:r>
+        <w:rPr>
+          <w:rFonts w:ascii="Times New Roman" w:eastAsiaTheme="minorEastAsia" w:hAnsi="Times New Roman" w:cs="Times New Roman"/>
+          <w:i/>
+          <w:iCs/>
+          <w:sz w:val="20"/>
+          <w:szCs w:val="20"/>
+          <w:lang w:bidi="he-IL"/>
+        </w:rPr>
+        <w:t xml:space="preserve">Laminaria </w:t>
       </w:r>
       <w:proofErr w:type="spellStart"/>
       <w:r>
         <w:rPr>
           <w:rFonts w:ascii="Times New Roman" w:eastAsiaTheme="minorEastAsia" w:hAnsi="Times New Roman" w:cs="Times New Roman"/>
-          <w:sz w:val="20"/>
-          <w:szCs w:val="20"/>
-        </w:rPr>
-        <w:t>Bettignies</w:t>
+          <w:i/>
+          <w:iCs/>
+          <w:sz w:val="20"/>
+          <w:szCs w:val="20"/>
+          <w:lang w:bidi="he-IL"/>
+        </w:rPr>
+        <w:t>hyperborea</w:t>
       </w:r>
       <w:proofErr w:type="spellEnd"/>
-      <w:r>
-        <w:rPr>
-          <w:rFonts w:ascii="Times New Roman" w:eastAsiaTheme="minorEastAsia" w:hAnsi="Times New Roman" w:cs="Times New Roman"/>
-          <w:sz w:val="20"/>
-          <w:szCs w:val="20"/>
-        </w:rPr>
-        <w:t xml:space="preserve"> et al. 2020)</w:t>
-      </w:r>
-      <w:r>
-        <w:rPr>
-          <w:rFonts w:ascii="Times New Roman" w:eastAsiaTheme="minorEastAsia" w:hAnsi="Times New Roman" w:cs="Times New Roman"/>
-          <w:sz w:val="20"/>
-          <w:szCs w:val="20"/>
-        </w:rPr>
-        <w:fldChar w:fldCharType="end"/>
-      </w:r>
+    </w:p>
+    <w:p>
+      <w:pPr>
+        <w:rPr>
+          <w:rFonts w:ascii="Times New Roman" w:eastAsiaTheme="minorEastAsia" w:hAnsi="Times New Roman" w:cs="Times New Roman"/>
+          <w:sz w:val="20"/>
+          <w:szCs w:val="20"/>
+          <w:lang w:bidi="he-IL"/>
+        </w:rPr>
+      </w:pPr>
+    </w:p>
+    <w:p>
+      <w:pPr>
+        <w:rPr>
+          <w:rFonts w:ascii="Times New Roman" w:eastAsiaTheme="minorEastAsia" w:hAnsi="Times New Roman" w:cs="Times New Roman"/>
+          <w:i/>
+          <w:iCs/>
+          <w:sz w:val="20"/>
+          <w:szCs w:val="20"/>
+          <w:lang w:bidi="he-IL"/>
+        </w:rPr>
+      </w:pPr>
+      <w:r>
+        <w:rPr>
+          <w:rFonts w:ascii="Times New Roman" w:eastAsiaTheme="minorEastAsia" w:hAnsi="Times New Roman" w:cs="Times New Roman"/>
+          <w:i/>
+          <w:iCs/>
+          <w:sz w:val="20"/>
+          <w:szCs w:val="20"/>
+          <w:lang w:bidi="he-IL"/>
+        </w:rPr>
+        <w:t xml:space="preserve">Laminaria </w:t>
+      </w:r>
+      <w:proofErr w:type="spellStart"/>
+      <w:r>
+        <w:rPr>
+          <w:rFonts w:ascii="Times New Roman" w:eastAsiaTheme="minorEastAsia" w:hAnsi="Times New Roman" w:cs="Times New Roman"/>
+          <w:i/>
+          <w:iCs/>
+          <w:sz w:val="20"/>
+          <w:szCs w:val="20"/>
+          <w:lang w:bidi="he-IL"/>
+        </w:rPr>
+        <w:t>ochroleuca</w:t>
+      </w:r>
+      <w:proofErr w:type="spellEnd"/>
+    </w:p>
+    <w:p>
+      <w:pPr>
+        <w:rPr>
+          <w:rFonts w:ascii="Times New Roman" w:eastAsiaTheme="minorEastAsia" w:hAnsi="Times New Roman" w:cs="Times New Roman"/>
+          <w:sz w:val="20"/>
+          <w:szCs w:val="20"/>
+          <w:lang w:bidi="he-IL"/>
+        </w:rPr>
+      </w:pPr>
     </w:p>
     <w:p>
       <w:pPr>
@@ -13224,7 +13735,7 @@
           <w:szCs w:val="20"/>
           <w:lang w:bidi="he-IL"/>
         </w:rPr>
-        <w:t>Light</w:t>
+        <w:t>Season</w:t>
       </w:r>
     </w:p>
     <w:p>
@@ -13250,7 +13761,7 @@
           <w:sz w:val="20"/>
           <w:szCs w:val="20"/>
         </w:rPr>
-        <w:instrText>ADDIN BEC{Frontier et al., 2021, #5570; Frontier et al., 2022, #81381}</w:instrText>
+        <w:instrText>ADDIN BEC{Bourguès et al., 1996, #24871}</w:instrText>
       </w:r>
       <w:r>
         <w:rPr>
@@ -13266,7 +13777,7 @@
           <w:sz w:val="20"/>
           <w:szCs w:val="20"/>
         </w:rPr>
-        <w:t>(Frontier et al. 2021, Frontier et al. 2022)</w:t>
+        <w:t>(Bourguès et al. 1996)</w:t>
       </w:r>
       <w:r>
         <w:rPr>
@@ -13275,6 +13786,88 @@
           <w:szCs w:val="20"/>
         </w:rPr>
         <w:fldChar w:fldCharType="end"/>
+      </w:r>
+      <w:r>
+        <w:rPr>
+          <w:rFonts w:ascii="Times New Roman" w:eastAsiaTheme="minorEastAsia" w:hAnsi="Times New Roman" w:cs="Times New Roman"/>
+          <w:sz w:val="20"/>
+          <w:szCs w:val="20"/>
+          <w:lang w:bidi="he-IL"/>
+        </w:rPr>
+        <w:t xml:space="preserve"> </w:t>
+      </w:r>
+      <w:r>
+        <w:rPr>
+          <w:rFonts w:ascii="Times New Roman" w:eastAsiaTheme="minorEastAsia" w:hAnsi="Times New Roman" w:cs="Times New Roman"/>
+          <w:sz w:val="20"/>
+          <w:szCs w:val="20"/>
+          <w:lang w:bidi="he-IL"/>
+        </w:rPr>
+        <w:t xml:space="preserve">(Figure </w:t>
+      </w:r>
+      <w:r>
+        <w:rPr>
+          <w:rFonts w:ascii="Times New Roman" w:eastAsiaTheme="minorEastAsia" w:hAnsi="Times New Roman" w:cs="Times New Roman"/>
+          <w:sz w:val="20"/>
+          <w:szCs w:val="20"/>
+          <w:lang w:bidi="he-IL"/>
+        </w:rPr>
+        <w:t>5</w:t>
+      </w:r>
+      <w:r>
+        <w:rPr>
+          <w:rFonts w:ascii="Times New Roman" w:eastAsiaTheme="minorEastAsia" w:hAnsi="Times New Roman" w:cs="Times New Roman"/>
+          <w:sz w:val="20"/>
+          <w:szCs w:val="20"/>
+          <w:lang w:bidi="he-IL"/>
+        </w:rPr>
+        <w:t>)</w:t>
+      </w:r>
+    </w:p>
+    <w:p>
+      <w:pPr>
+        <w:rPr>
+          <w:rFonts w:ascii="Times New Roman" w:eastAsiaTheme="minorEastAsia" w:hAnsi="Times New Roman" w:cs="Times New Roman"/>
+          <w:sz w:val="20"/>
+          <w:szCs w:val="20"/>
+          <w:lang w:bidi="he-IL"/>
+        </w:rPr>
+      </w:pPr>
+    </w:p>
+    <w:p>
+      <w:pPr>
+        <w:rPr>
+          <w:rFonts w:ascii="Times New Roman" w:eastAsiaTheme="minorEastAsia" w:hAnsi="Times New Roman" w:cs="Times New Roman"/>
+          <w:i/>
+          <w:iCs/>
+          <w:sz w:val="20"/>
+          <w:szCs w:val="20"/>
+          <w:lang w:bidi="he-IL"/>
+        </w:rPr>
+      </w:pPr>
+      <w:proofErr w:type="spellStart"/>
+      <w:r>
+        <w:rPr>
+          <w:rFonts w:ascii="Times New Roman" w:eastAsiaTheme="minorEastAsia" w:hAnsi="Times New Roman" w:cs="Times New Roman"/>
+          <w:i/>
+          <w:iCs/>
+          <w:sz w:val="20"/>
+          <w:szCs w:val="20"/>
+          <w:lang w:bidi="he-IL"/>
+        </w:rPr>
+        <w:t>Ulvaria</w:t>
+      </w:r>
+      <w:proofErr w:type="spellEnd"/>
+      <w:r>
+        <w:rPr>
+          <w:rFonts w:ascii="Times New Roman" w:eastAsiaTheme="minorEastAsia" w:hAnsi="Times New Roman" w:cs="Times New Roman"/>
+          <w:i/>
+          <w:iCs/>
+          <w:sz w:val="20"/>
+          <w:szCs w:val="20"/>
+          <w:lang w:bidi="he-IL"/>
+        </w:rPr>
+        <w:t xml:space="preserve"> obscura</w:t>
       </w:r>
     </w:p>
     <w:p>
@@ -13307,75 +13900,145 @@
           <w:szCs w:val="20"/>
           <w:lang w:bidi="he-IL"/>
         </w:rPr>
-        <w:t>Season</w:t>
-      </w:r>
-    </w:p>
-    <w:p>
-      <w:pPr>
-        <w:rPr>
-          <w:rFonts w:ascii="Times New Roman" w:eastAsiaTheme="minorEastAsia" w:hAnsi="Times New Roman" w:cs="Times New Roman"/>
-          <w:sz w:val="20"/>
-          <w:szCs w:val="20"/>
-          <w:lang w:bidi="he-IL"/>
-        </w:rPr>
-      </w:pPr>
-      <w:r>
-        <w:rPr>
-          <w:rFonts w:ascii="Times New Roman" w:eastAsiaTheme="minorEastAsia" w:hAnsi="Times New Roman" w:cs="Times New Roman"/>
-          <w:sz w:val="20"/>
-          <w:szCs w:val="20"/>
-        </w:rPr>
-        <w:fldChar w:fldCharType="begin"/>
-      </w:r>
-      <w:r>
-        <w:rPr>
-          <w:rFonts w:ascii="Times New Roman" w:eastAsiaTheme="minorEastAsia" w:hAnsi="Times New Roman" w:cs="Times New Roman"/>
-          <w:sz w:val="20"/>
-          <w:szCs w:val="20"/>
-        </w:rPr>
-        <w:instrText>ADDIN BEC{Bourguès et al., 1996, #24871}</w:instrText>
-      </w:r>
-      <w:r>
-        <w:rPr>
-          <w:rFonts w:ascii="Times New Roman" w:eastAsiaTheme="minorEastAsia" w:hAnsi="Times New Roman" w:cs="Times New Roman"/>
-          <w:sz w:val="20"/>
-          <w:szCs w:val="20"/>
-        </w:rPr>
-        <w:fldChar w:fldCharType="separate"/>
-      </w:r>
-      <w:r>
-        <w:rPr>
-          <w:rFonts w:ascii="Times New Roman" w:eastAsiaTheme="minorEastAsia" w:hAnsi="Times New Roman" w:cs="Times New Roman"/>
-          <w:sz w:val="20"/>
-          <w:szCs w:val="20"/>
-        </w:rPr>
-        <w:t>(</w:t>
-      </w:r>
-      <w:proofErr w:type="spellStart"/>
-      <w:r>
-        <w:rPr>
-          <w:rFonts w:ascii="Times New Roman" w:eastAsiaTheme="minorEastAsia" w:hAnsi="Times New Roman" w:cs="Times New Roman"/>
-          <w:sz w:val="20"/>
-          <w:szCs w:val="20"/>
-        </w:rPr>
-        <w:t>Bourguès</w:t>
-      </w:r>
-      <w:proofErr w:type="spellEnd"/>
-      <w:r>
-        <w:rPr>
-          <w:rFonts w:ascii="Times New Roman" w:eastAsiaTheme="minorEastAsia" w:hAnsi="Times New Roman" w:cs="Times New Roman"/>
-          <w:sz w:val="20"/>
-          <w:szCs w:val="20"/>
-        </w:rPr>
-        <w:t xml:space="preserve"> et al. 1996)</w:t>
-      </w:r>
-      <w:r>
-        <w:rPr>
-          <w:rFonts w:ascii="Times New Roman" w:eastAsiaTheme="minorEastAsia" w:hAnsi="Times New Roman" w:cs="Times New Roman"/>
-          <w:sz w:val="20"/>
-          <w:szCs w:val="20"/>
-        </w:rPr>
-        <w:fldChar w:fldCharType="end"/>
+        <w:t>Statistical comparison</w:t>
+      </w:r>
+    </w:p>
+    <w:p>
+      <w:pPr>
+        <w:rPr>
+          <w:rFonts w:ascii="Times New Roman" w:eastAsiaTheme="minorEastAsia" w:hAnsi="Times New Roman" w:cs="Times New Roman"/>
+          <w:sz w:val="20"/>
+          <w:szCs w:val="20"/>
+          <w:lang w:bidi="he-IL"/>
+        </w:rPr>
+      </w:pPr>
+    </w:p>
+    <w:p>
+      <w:pPr>
+        <w:rPr>
+          <w:rFonts w:ascii="Times New Roman" w:eastAsiaTheme="minorEastAsia" w:hAnsi="Times New Roman" w:cs="Times New Roman"/>
+          <w:sz w:val="20"/>
+          <w:szCs w:val="20"/>
+          <w:lang w:bidi="he-IL"/>
+        </w:rPr>
+      </w:pPr>
+      <w:r>
+        <w:rPr>
+          <w:rFonts w:ascii="Times New Roman" w:eastAsiaTheme="minorEastAsia" w:hAnsi="Times New Roman" w:cs="Times New Roman"/>
+          <w:sz w:val="20"/>
+          <w:szCs w:val="20"/>
+          <w:lang w:bidi="he-IL"/>
+        </w:rPr>
+        <w:lastRenderedPageBreak/>
+        <w:t xml:space="preserve">Finally, the proposed model (Equation 10) is also comparable to the traditional model (Equation 3). The parameter </w:t>
+      </w:r>
+      <w:r>
+        <w:rPr>
+          <w:rFonts w:ascii="Times New Roman" w:eastAsiaTheme="minorEastAsia" w:hAnsi="Times New Roman" w:cs="Times New Roman"/>
+          <w:i/>
+          <w:iCs/>
+          <w:sz w:val="20"/>
+          <w:szCs w:val="20"/>
+        </w:rPr>
+        <w:t>τ</w:t>
+      </w:r>
+      <w:r>
+        <w:rPr>
+          <w:rFonts w:ascii="Times New Roman" w:eastAsiaTheme="minorEastAsia" w:hAnsi="Times New Roman" w:cs="Times New Roman"/>
+          <w:sz w:val="20"/>
+          <w:szCs w:val="20"/>
+        </w:rPr>
+        <w:t xml:space="preserve"> in Equation 10 is interpreted as the exponential decay rate once detrital photosynthesis has ceased. Since the traditional model assumes that physiology does not play a role in detrital dynamics, </w:t>
+      </w:r>
+      <w:r>
+        <w:rPr>
+          <w:rFonts w:ascii="Times New Roman" w:eastAsiaTheme="minorEastAsia" w:hAnsi="Times New Roman" w:cs="Times New Roman"/>
+          <w:i/>
+          <w:iCs/>
+          <w:sz w:val="20"/>
+          <w:szCs w:val="20"/>
+        </w:rPr>
+        <w:t>k</w:t>
+      </w:r>
+      <w:r>
+        <w:rPr>
+          <w:rFonts w:ascii="Times New Roman" w:eastAsiaTheme="minorEastAsia" w:hAnsi="Times New Roman" w:cs="Times New Roman"/>
+          <w:sz w:val="20"/>
+          <w:szCs w:val="20"/>
+        </w:rPr>
+        <w:t xml:space="preserve"> in Equation 3 represents the exponential decay rate of dead matter, detritus </w:t>
+      </w:r>
+      <w:r>
+        <w:rPr>
+          <w:rFonts w:ascii="Times New Roman" w:eastAsiaTheme="minorEastAsia" w:hAnsi="Times New Roman" w:cs="Times New Roman"/>
+          <w:i/>
+          <w:iCs/>
+          <w:sz w:val="20"/>
+          <w:szCs w:val="20"/>
+        </w:rPr>
+        <w:t>sensu stricto</w:t>
+      </w:r>
+      <w:r>
+        <w:rPr>
+          <w:rFonts w:ascii="Times New Roman" w:eastAsiaTheme="minorEastAsia" w:hAnsi="Times New Roman" w:cs="Times New Roman"/>
+          <w:sz w:val="20"/>
+          <w:szCs w:val="20"/>
+        </w:rPr>
+        <w:t xml:space="preserve">. </w:t>
+      </w:r>
+      <w:proofErr w:type="gramStart"/>
+      <w:r>
+        <w:rPr>
+          <w:rFonts w:ascii="Times New Roman" w:eastAsiaTheme="minorEastAsia" w:hAnsi="Times New Roman" w:cs="Times New Roman"/>
+          <w:sz w:val="20"/>
+          <w:szCs w:val="20"/>
+        </w:rPr>
+        <w:t>Thus</w:t>
+      </w:r>
+      <w:proofErr w:type="gramEnd"/>
+      <w:r>
+        <w:rPr>
+          <w:rFonts w:ascii="Times New Roman" w:eastAsiaTheme="minorEastAsia" w:hAnsi="Times New Roman" w:cs="Times New Roman"/>
+          <w:sz w:val="20"/>
+          <w:szCs w:val="20"/>
+        </w:rPr>
+        <w:t xml:space="preserve"> </w:t>
+      </w:r>
+      <w:r>
+        <w:rPr>
+          <w:rFonts w:ascii="Times New Roman" w:eastAsiaTheme="minorEastAsia" w:hAnsi="Times New Roman" w:cs="Times New Roman"/>
+          <w:i/>
+          <w:iCs/>
+          <w:sz w:val="20"/>
+          <w:szCs w:val="20"/>
+        </w:rPr>
+        <w:t>τ</w:t>
+      </w:r>
+      <w:r>
+        <w:rPr>
+          <w:rFonts w:ascii="Times New Roman" w:eastAsiaTheme="minorEastAsia" w:hAnsi="Times New Roman" w:cs="Times New Roman"/>
+          <w:sz w:val="20"/>
+          <w:szCs w:val="20"/>
+        </w:rPr>
+        <w:t xml:space="preserve"> may be directly compared to </w:t>
+      </w:r>
+      <w:r>
+        <w:rPr>
+          <w:rFonts w:ascii="Times New Roman" w:eastAsiaTheme="minorEastAsia" w:hAnsi="Times New Roman" w:cs="Times New Roman"/>
+          <w:i/>
+          <w:iCs/>
+          <w:sz w:val="20"/>
+          <w:szCs w:val="20"/>
+        </w:rPr>
+        <w:t>k</w:t>
+      </w:r>
+      <w:r>
+        <w:rPr>
+          <w:rFonts w:ascii="Times New Roman" w:eastAsiaTheme="minorEastAsia" w:hAnsi="Times New Roman" w:cs="Times New Roman"/>
+          <w:sz w:val="20"/>
+          <w:szCs w:val="20"/>
+        </w:rPr>
+        <w:t>.</w:t>
       </w:r>
     </w:p>
     <w:p>
@@ -13408,144 +14071,7 @@
           <w:szCs w:val="20"/>
           <w:lang w:bidi="he-IL"/>
         </w:rPr>
-        <w:t>Statistical comparison</w:t>
-      </w:r>
-    </w:p>
-    <w:p>
-      <w:pPr>
-        <w:rPr>
-          <w:rFonts w:ascii="Times New Roman" w:eastAsiaTheme="minorEastAsia" w:hAnsi="Times New Roman" w:cs="Times New Roman"/>
-          <w:sz w:val="20"/>
-          <w:szCs w:val="20"/>
-          <w:lang w:bidi="he-IL"/>
-        </w:rPr>
-      </w:pPr>
-    </w:p>
-    <w:p>
-      <w:pPr>
-        <w:rPr>
-          <w:rFonts w:ascii="Times New Roman" w:eastAsiaTheme="minorEastAsia" w:hAnsi="Times New Roman" w:cs="Times New Roman"/>
-          <w:sz w:val="20"/>
-          <w:szCs w:val="20"/>
-          <w:lang w:bidi="he-IL"/>
-        </w:rPr>
-      </w:pPr>
-      <w:r>
-        <w:rPr>
-          <w:rFonts w:ascii="Times New Roman" w:eastAsiaTheme="minorEastAsia" w:hAnsi="Times New Roman" w:cs="Times New Roman"/>
-          <w:sz w:val="20"/>
-          <w:szCs w:val="20"/>
-          <w:lang w:bidi="he-IL"/>
-        </w:rPr>
-        <w:t xml:space="preserve">Finally, the proposed model (Equation 10) is also comparable to the traditional model (Equation 3). The parameter </w:t>
-      </w:r>
-      <w:r>
-        <w:rPr>
-          <w:rFonts w:ascii="Times New Roman" w:eastAsiaTheme="minorEastAsia" w:hAnsi="Times New Roman" w:cs="Times New Roman"/>
-          <w:i/>
-          <w:iCs/>
-          <w:sz w:val="20"/>
-          <w:szCs w:val="20"/>
-        </w:rPr>
-        <w:t>τ</w:t>
-      </w:r>
-      <w:r>
-        <w:rPr>
-          <w:rFonts w:ascii="Times New Roman" w:eastAsiaTheme="minorEastAsia" w:hAnsi="Times New Roman" w:cs="Times New Roman"/>
-          <w:sz w:val="20"/>
-          <w:szCs w:val="20"/>
-        </w:rPr>
-        <w:t xml:space="preserve"> in Equation 10 is interpreted as the exponential decay rate once detrital photosynthesis has ceased. Since the traditional model assumes that physiology does not play a role in detrital dynamics, </w:t>
-      </w:r>
-      <w:r>
-        <w:rPr>
-          <w:rFonts w:ascii="Times New Roman" w:eastAsiaTheme="minorEastAsia" w:hAnsi="Times New Roman" w:cs="Times New Roman"/>
-          <w:i/>
-          <w:iCs/>
-          <w:sz w:val="20"/>
-          <w:szCs w:val="20"/>
-        </w:rPr>
-        <w:t>k</w:t>
-      </w:r>
-      <w:r>
-        <w:rPr>
-          <w:rFonts w:ascii="Times New Roman" w:eastAsiaTheme="minorEastAsia" w:hAnsi="Times New Roman" w:cs="Times New Roman"/>
-          <w:sz w:val="20"/>
-          <w:szCs w:val="20"/>
-        </w:rPr>
-        <w:t xml:space="preserve"> in Equation 3 represents the exponential decay rate of dead matter, detritus </w:t>
-      </w:r>
-      <w:r>
-        <w:rPr>
-          <w:rFonts w:ascii="Times New Roman" w:eastAsiaTheme="minorEastAsia" w:hAnsi="Times New Roman" w:cs="Times New Roman"/>
-          <w:i/>
-          <w:iCs/>
-          <w:sz w:val="20"/>
-          <w:szCs w:val="20"/>
-        </w:rPr>
-        <w:t>sensu stricto</w:t>
-      </w:r>
-      <w:r>
-        <w:rPr>
-          <w:rFonts w:ascii="Times New Roman" w:eastAsiaTheme="minorEastAsia" w:hAnsi="Times New Roman" w:cs="Times New Roman"/>
-          <w:sz w:val="20"/>
-          <w:szCs w:val="20"/>
-        </w:rPr>
-        <w:t xml:space="preserve">. </w:t>
-      </w:r>
-      <w:proofErr w:type="gramStart"/>
-      <w:r>
-        <w:rPr>
-          <w:rFonts w:ascii="Times New Roman" w:eastAsiaTheme="minorEastAsia" w:hAnsi="Times New Roman" w:cs="Times New Roman"/>
-          <w:sz w:val="20"/>
-          <w:szCs w:val="20"/>
-        </w:rPr>
-        <w:t>Thus</w:t>
-      </w:r>
-      <w:proofErr w:type="gramEnd"/>
-      <w:r>
-        <w:rPr>
-          <w:rFonts w:ascii="Times New Roman" w:eastAsiaTheme="minorEastAsia" w:hAnsi="Times New Roman" w:cs="Times New Roman"/>
-          <w:sz w:val="20"/>
-          <w:szCs w:val="20"/>
-        </w:rPr>
-        <w:t xml:space="preserve"> </w:t>
-      </w:r>
-      <w:r>
-        <w:rPr>
-          <w:rFonts w:ascii="Times New Roman" w:eastAsiaTheme="minorEastAsia" w:hAnsi="Times New Roman" w:cs="Times New Roman"/>
-          <w:i/>
-          <w:iCs/>
-          <w:sz w:val="20"/>
-          <w:szCs w:val="20"/>
-        </w:rPr>
-        <w:t>τ</w:t>
-      </w:r>
-      <w:r>
-        <w:rPr>
-          <w:rFonts w:ascii="Times New Roman" w:eastAsiaTheme="minorEastAsia" w:hAnsi="Times New Roman" w:cs="Times New Roman"/>
-          <w:sz w:val="20"/>
-          <w:szCs w:val="20"/>
-        </w:rPr>
-        <w:t xml:space="preserve"> may be directly compared to </w:t>
-      </w:r>
-      <w:r>
-        <w:rPr>
-          <w:rFonts w:ascii="Times New Roman" w:eastAsiaTheme="minorEastAsia" w:hAnsi="Times New Roman" w:cs="Times New Roman"/>
-          <w:i/>
-          <w:iCs/>
-          <w:sz w:val="20"/>
-          <w:szCs w:val="20"/>
-        </w:rPr>
-        <w:t>k</w:t>
-      </w:r>
-      <w:r>
-        <w:rPr>
-          <w:rFonts w:ascii="Times New Roman" w:eastAsiaTheme="minorEastAsia" w:hAnsi="Times New Roman" w:cs="Times New Roman"/>
-          <w:sz w:val="20"/>
-          <w:szCs w:val="20"/>
-        </w:rPr>
-        <w:t>.</w:t>
+        <w:t>Conclusion</w:t>
       </w:r>
     </w:p>
     <w:p>
@@ -13578,18 +14104,8 @@
           <w:szCs w:val="20"/>
           <w:lang w:bidi="he-IL"/>
         </w:rPr>
-        <w:t>Conclusion</w:t>
-      </w:r>
-    </w:p>
-    <w:p>
-      <w:pPr>
-        <w:rPr>
-          <w:rFonts w:ascii="Times New Roman" w:eastAsiaTheme="minorEastAsia" w:hAnsi="Times New Roman" w:cs="Times New Roman"/>
-          <w:sz w:val="20"/>
-          <w:szCs w:val="20"/>
-          <w:lang w:bidi="he-IL"/>
-        </w:rPr>
-      </w:pPr>
+        <w:t>Funding</w:t>
+      </w:r>
     </w:p>
     <w:p>
       <w:pPr>
@@ -13599,10 +14115,29 @@
           <w:bCs/>
           <w:sz w:val="20"/>
           <w:szCs w:val="20"/>
-          <w:lang w:bidi="he-IL"/>
-        </w:rPr>
-      </w:pPr>
-      <w:r>
+        </w:rPr>
+      </w:pPr>
+      <w:r>
+        <w:rPr>
+          <w:rFonts w:ascii="Times New Roman" w:eastAsiaTheme="minorEastAsia" w:hAnsi="Times New Roman" w:cs="Times New Roman"/>
+          <w:sz w:val="20"/>
+          <w:szCs w:val="20"/>
+        </w:rPr>
+        <w:t>This work was supported by the Forrest Research Foundation Scholarship and Australian Government Research Training Program Scholarship. Open access publishing was facilitated by The University of Western Australia, as part of the Oxford University Press–The University of Western Australia agreement via the Council of Australian University Librarians.</w:t>
+      </w:r>
+    </w:p>
+    <w:p>
+      <w:pPr>
+        <w:rPr>
+          <w:rFonts w:ascii="Times New Roman" w:eastAsiaTheme="minorEastAsia" w:hAnsi="Times New Roman" w:cs="Times New Roman"/>
+          <w:sz w:val="20"/>
+          <w:szCs w:val="20"/>
+          <w:lang w:bidi="he-IL"/>
+        </w:rPr>
+      </w:pPr>
+    </w:p>
+    <w:p>
+      <w:pPr>
         <w:rPr>
           <w:rFonts w:ascii="Times New Roman" w:eastAsiaTheme="minorEastAsia" w:hAnsi="Times New Roman" w:cs="Times New Roman"/>
           <w:b/>
@@ -13611,56 +14146,14 @@
           <w:szCs w:val="20"/>
           <w:lang w:bidi="he-IL"/>
         </w:rPr>
-        <w:t>Funding</w:t>
-      </w:r>
-    </w:p>
-    <w:p>
-      <w:pPr>
+      </w:pPr>
+      <w:r>
         <w:rPr>
           <w:rFonts w:ascii="Times New Roman" w:eastAsiaTheme="minorEastAsia" w:hAnsi="Times New Roman" w:cs="Times New Roman"/>
           <w:b/>
           <w:bCs/>
           <w:sz w:val="20"/>
           <w:szCs w:val="20"/>
-        </w:rPr>
-      </w:pPr>
-      <w:r>
-        <w:rPr>
-          <w:rFonts w:ascii="Times New Roman" w:eastAsiaTheme="minorEastAsia" w:hAnsi="Times New Roman" w:cs="Times New Roman"/>
-          <w:sz w:val="20"/>
-          <w:szCs w:val="20"/>
-        </w:rPr>
-        <w:t>This work was supported by the Forrest Research Foundation Scholarship and Australian Government Research Training Program Scholarship. Open access publishing was facilitated by The University of Western Australia, as part of the Oxford University Press–The University of Western Australia agreement via the Council of Australian University Librarians.</w:t>
-      </w:r>
-    </w:p>
-    <w:p>
-      <w:pPr>
-        <w:rPr>
-          <w:rFonts w:ascii="Times New Roman" w:eastAsiaTheme="minorEastAsia" w:hAnsi="Times New Roman" w:cs="Times New Roman"/>
-          <w:sz w:val="20"/>
-          <w:szCs w:val="20"/>
-          <w:lang w:bidi="he-IL"/>
-        </w:rPr>
-      </w:pPr>
-    </w:p>
-    <w:p>
-      <w:pPr>
-        <w:rPr>
-          <w:rFonts w:ascii="Times New Roman" w:eastAsiaTheme="minorEastAsia" w:hAnsi="Times New Roman" w:cs="Times New Roman"/>
-          <w:b/>
-          <w:bCs/>
-          <w:sz w:val="20"/>
-          <w:szCs w:val="20"/>
-          <w:lang w:bidi="he-IL"/>
-        </w:rPr>
-      </w:pPr>
-      <w:r>
-        <w:rPr>
-          <w:rFonts w:ascii="Times New Roman" w:eastAsiaTheme="minorEastAsia" w:hAnsi="Times New Roman" w:cs="Times New Roman"/>
-          <w:b/>
-          <w:bCs/>
-          <w:sz w:val="20"/>
-          <w:szCs w:val="20"/>
           <w:lang w:bidi="he-IL"/>
         </w:rPr>
         <w:t>Acknowledgements</w:t>
@@ -13681,8 +14174,39 @@
           <w:sz w:val="20"/>
           <w:szCs w:val="20"/>
         </w:rPr>
-        <w:lastRenderedPageBreak/>
-        <w:t>Thank you to Andy Foggo and Nadia Frontier for inspiring discussions and Nadia for sharing her data with me. Thank you also to Pere Rovira for the email exchange and Bojana Manojlovic for the chat.</w:t>
+        <w:t>Thank</w:t>
+      </w:r>
+      <w:r>
+        <w:rPr>
+          <w:rFonts w:ascii="Times New Roman" w:eastAsiaTheme="minorEastAsia" w:hAnsi="Times New Roman" w:cs="Times New Roman"/>
+          <w:sz w:val="20"/>
+          <w:szCs w:val="20"/>
+        </w:rPr>
+        <w:t xml:space="preserve">s go to </w:t>
+      </w:r>
+      <w:r>
+        <w:rPr>
+          <w:rFonts w:ascii="Times New Roman" w:eastAsiaTheme="minorEastAsia" w:hAnsi="Times New Roman" w:cs="Times New Roman"/>
+          <w:sz w:val="20"/>
+          <w:szCs w:val="20"/>
+        </w:rPr>
+        <w:t>Andy Foggo and Nadia Frontier for inspiring discussions and Nadia for sharing her data with me. Thank</w:t>
+      </w:r>
+      <w:r>
+        <w:rPr>
+          <w:rFonts w:ascii="Times New Roman" w:eastAsiaTheme="minorEastAsia" w:hAnsi="Times New Roman" w:cs="Times New Roman"/>
+          <w:sz w:val="20"/>
+          <w:szCs w:val="20"/>
+        </w:rPr>
+        <w:t>s</w:t>
+      </w:r>
+      <w:r>
+        <w:rPr>
+          <w:rFonts w:ascii="Times New Roman" w:eastAsiaTheme="minorEastAsia" w:hAnsi="Times New Roman" w:cs="Times New Roman"/>
+          <w:sz w:val="20"/>
+          <w:szCs w:val="20"/>
+        </w:rPr>
+        <w:t xml:space="preserve"> also to Pere Rovira for the email exchange and Bojana Manojlovic for the chat.</w:t>
       </w:r>
     </w:p>
     <w:p>
@@ -13941,25 +14465,7 @@
           <w:kern w:val="0"/>
           <w:sz w:val="20"/>
         </w:rPr>
-        <w:t xml:space="preserve">Bedford, A. P., and P. G. Moore. 1984. Macrofaunal involvement in the sublittoral decay of kelp debris: the detritivore community and species interactions. </w:t>
-      </w:r>
-      <w:proofErr w:type="spellStart"/>
-      <w:r>
-        <w:rPr>
-          <w:rFonts w:ascii="Times New Roman" w:hAnsi="Times New Roman" w:cs="Times New Roman"/>
-          <w:kern w:val="0"/>
-          <w:sz w:val="20"/>
-        </w:rPr>
-        <w:t>Estuar</w:t>
-      </w:r>
-      <w:proofErr w:type="spellEnd"/>
-      <w:r>
-        <w:rPr>
-          <w:rFonts w:ascii="Times New Roman" w:hAnsi="Times New Roman" w:cs="Times New Roman"/>
-          <w:kern w:val="0"/>
-          <w:sz w:val="20"/>
-        </w:rPr>
-        <w:t xml:space="preserve">. Coast. Shelf Sci. </w:t>
+        <w:t xml:space="preserve">Bedford, A. P., and P. G. Moore. 1984. Macrofaunal involvement in the sublittoral decay of kelp debris: the detritivore community and species interactions. Estuar. Coast. Shelf Sci. </w:t>
       </w:r>
       <w:r>
         <w:rPr>
@@ -14066,41 +14572,13 @@
           <w:kern w:val="0"/>
         </w:rPr>
       </w:pPr>
-      <w:proofErr w:type="spellStart"/>
-      <w:r>
-        <w:rPr>
-          <w:rFonts w:ascii="Times New Roman" w:hAnsi="Times New Roman" w:cs="Times New Roman"/>
-          <w:kern w:val="0"/>
-          <w:sz w:val="20"/>
-        </w:rPr>
-        <w:t>Bourguès</w:t>
-      </w:r>
-      <w:proofErr w:type="spellEnd"/>
-      <w:r>
-        <w:rPr>
-          <w:rFonts w:ascii="Times New Roman" w:hAnsi="Times New Roman" w:cs="Times New Roman"/>
-          <w:kern w:val="0"/>
-          <w:sz w:val="20"/>
-        </w:rPr>
-        <w:t xml:space="preserve">, S., I. Auby, R. de Wit, and P.-J. </w:t>
-      </w:r>
-      <w:proofErr w:type="spellStart"/>
-      <w:r>
-        <w:rPr>
-          <w:rFonts w:ascii="Times New Roman" w:hAnsi="Times New Roman" w:cs="Times New Roman"/>
-          <w:kern w:val="0"/>
-          <w:sz w:val="20"/>
-        </w:rPr>
-        <w:t>Labourg</w:t>
-      </w:r>
-      <w:proofErr w:type="spellEnd"/>
-      <w:r>
-        <w:rPr>
-          <w:rFonts w:ascii="Times New Roman" w:hAnsi="Times New Roman" w:cs="Times New Roman"/>
-          <w:kern w:val="0"/>
-          <w:sz w:val="20"/>
-        </w:rPr>
-        <w:t xml:space="preserve">. 1996. </w:t>
+      <w:r>
+        <w:rPr>
+          <w:rFonts w:ascii="Times New Roman" w:hAnsi="Times New Roman" w:cs="Times New Roman"/>
+          <w:kern w:val="0"/>
+          <w:sz w:val="20"/>
+        </w:rPr>
+        <w:t xml:space="preserve">Bourguès, S., I. Auby, R. de Wit, and P.-J. Labourg. 1996. </w:t>
       </w:r>
       <w:r>
         <w:rPr>
@@ -14117,9 +14595,16 @@
           <w:kern w:val="0"/>
           <w:sz w:val="20"/>
         </w:rPr>
-        <w:t xml:space="preserve">Zostera </w:t>
-      </w:r>
-      <w:proofErr w:type="spellStart"/>
+        <w:t>Zostera noltii</w:t>
+      </w:r>
+      <w:r>
+        <w:rPr>
+          <w:rFonts w:ascii="Arial" w:hAnsi="Arial" w:cs="Times New Roman"/>
+          <w:kern w:val="0"/>
+          <w:sz w:val="20"/>
+        </w:rPr>
+        <w:t>) and macroalgal (</w:t>
+      </w:r>
       <w:r>
         <w:rPr>
           <w:rFonts w:ascii="Arial" w:hAnsi="Arial" w:cs="Times New Roman"/>
@@ -14127,99 +14612,23 @@
           <w:kern w:val="0"/>
           <w:sz w:val="20"/>
         </w:rPr>
-        <w:t>noltii</w:t>
-      </w:r>
-      <w:proofErr w:type="spellEnd"/>
+        <w:t>Monostroma obscurum</w:t>
+      </w:r>
       <w:r>
         <w:rPr>
           <w:rFonts w:ascii="Arial" w:hAnsi="Arial" w:cs="Times New Roman"/>
           <w:kern w:val="0"/>
           <w:sz w:val="20"/>
         </w:rPr>
-        <w:t>) and macroalgal (</w:t>
-      </w:r>
-      <w:proofErr w:type="spellStart"/>
-      <w:r>
-        <w:rPr>
-          <w:rFonts w:ascii="Arial" w:hAnsi="Arial" w:cs="Times New Roman"/>
-          <w:i/>
-          <w:kern w:val="0"/>
-          <w:sz w:val="20"/>
-        </w:rPr>
-        <w:t>Monostroma</w:t>
-      </w:r>
-      <w:proofErr w:type="spellEnd"/>
-      <w:r>
-        <w:rPr>
-          <w:rFonts w:ascii="Arial" w:hAnsi="Arial" w:cs="Times New Roman"/>
-          <w:i/>
-          <w:kern w:val="0"/>
-          <w:sz w:val="20"/>
-        </w:rPr>
-        <w:t xml:space="preserve"> </w:t>
-      </w:r>
-      <w:proofErr w:type="spellStart"/>
-      <w:r>
-        <w:rPr>
-          <w:rFonts w:ascii="Arial" w:hAnsi="Arial" w:cs="Times New Roman"/>
-          <w:i/>
-          <w:kern w:val="0"/>
-          <w:sz w:val="20"/>
-        </w:rPr>
-        <w:t>obscurum</w:t>
-      </w:r>
-      <w:proofErr w:type="spellEnd"/>
-      <w:r>
-        <w:rPr>
-          <w:rFonts w:ascii="Arial" w:hAnsi="Arial" w:cs="Times New Roman"/>
-          <w:kern w:val="0"/>
-          <w:sz w:val="20"/>
-        </w:rPr>
-        <w:t xml:space="preserve">) biomass from </w:t>
-      </w:r>
-      <w:proofErr w:type="spellStart"/>
-      <w:r>
-        <w:rPr>
-          <w:rFonts w:ascii="Arial" w:hAnsi="Arial" w:cs="Times New Roman"/>
-          <w:kern w:val="0"/>
-          <w:sz w:val="20"/>
-        </w:rPr>
-        <w:t>Arcachon</w:t>
-      </w:r>
-      <w:proofErr w:type="spellEnd"/>
-      <w:r>
-        <w:rPr>
-          <w:rFonts w:ascii="Arial" w:hAnsi="Arial" w:cs="Times New Roman"/>
-          <w:kern w:val="0"/>
-          <w:sz w:val="20"/>
-        </w:rPr>
-        <w:t xml:space="preserve"> Bay (France)</w:t>
-      </w:r>
-      <w:r>
-        <w:rPr>
-          <w:rFonts w:ascii="Times New Roman" w:hAnsi="Times New Roman" w:cs="Times New Roman"/>
-          <w:kern w:val="0"/>
-          <w:sz w:val="20"/>
-        </w:rPr>
-        <w:t xml:space="preserve">. </w:t>
-      </w:r>
-      <w:proofErr w:type="spellStart"/>
-      <w:r>
-        <w:rPr>
-          <w:rFonts w:ascii="Times New Roman" w:hAnsi="Times New Roman" w:cs="Times New Roman"/>
-          <w:kern w:val="0"/>
-          <w:sz w:val="20"/>
-        </w:rPr>
-        <w:t>Hydrobiologia</w:t>
-      </w:r>
-      <w:proofErr w:type="spellEnd"/>
-      <w:r>
-        <w:rPr>
-          <w:rFonts w:ascii="Times New Roman" w:hAnsi="Times New Roman" w:cs="Times New Roman"/>
-          <w:kern w:val="0"/>
-          <w:sz w:val="20"/>
-        </w:rPr>
-        <w:t xml:space="preserve"> </w:t>
+        <w:t>) biomass from Arcachon Bay (France)</w:t>
+      </w:r>
+      <w:r>
+        <w:rPr>
+          <w:rFonts w:ascii="Times New Roman" w:hAnsi="Times New Roman" w:cs="Times New Roman"/>
+          <w:kern w:val="0"/>
+          <w:sz w:val="20"/>
+        </w:rPr>
+        <w:t xml:space="preserve">. Hydrobiologia </w:t>
       </w:r>
       <w:r>
         <w:rPr>
@@ -14292,7 +14701,6 @@
         </w:rPr>
         <w:t xml:space="preserve">Decomposition in situ of the sublittoral Antarctic macroalga </w:t>
       </w:r>
-      <w:proofErr w:type="spellStart"/>
       <w:r>
         <w:rPr>
           <w:rFonts w:ascii="Arial" w:hAnsi="Arial" w:cs="Times New Roman"/>
@@ -14300,17 +14708,7 @@
           <w:kern w:val="0"/>
           <w:sz w:val="20"/>
         </w:rPr>
-        <w:t>Desmarestia</w:t>
-      </w:r>
-      <w:proofErr w:type="spellEnd"/>
-      <w:r>
-        <w:rPr>
-          <w:rFonts w:ascii="Arial" w:hAnsi="Arial" w:cs="Times New Roman"/>
-          <w:i/>
-          <w:kern w:val="0"/>
-          <w:sz w:val="20"/>
-        </w:rPr>
-        <w:t xml:space="preserve"> anceps</w:t>
+        <w:t>Desmarestia anceps</w:t>
       </w:r>
       <w:r>
         <w:rPr>
@@ -14446,43 +14844,7 @@
           <w:kern w:val="0"/>
           <w:sz w:val="20"/>
         </w:rPr>
-        <w:t xml:space="preserve">Cebrián, J., and J. Lartigue. 2004. Patterns of herbivory and decomposition in aquatic and terrestrial ecosystems. </w:t>
-      </w:r>
-      <w:proofErr w:type="spellStart"/>
-      <w:r>
-        <w:rPr>
-          <w:rFonts w:ascii="Times New Roman" w:hAnsi="Times New Roman" w:cs="Times New Roman"/>
-          <w:kern w:val="0"/>
-          <w:sz w:val="20"/>
-        </w:rPr>
-        <w:t>Ecolog</w:t>
-      </w:r>
-      <w:proofErr w:type="spellEnd"/>
-      <w:r>
-        <w:rPr>
-          <w:rFonts w:ascii="Times New Roman" w:hAnsi="Times New Roman" w:cs="Times New Roman"/>
-          <w:kern w:val="0"/>
-          <w:sz w:val="20"/>
-        </w:rPr>
-        <w:t xml:space="preserve">. </w:t>
-      </w:r>
-      <w:proofErr w:type="spellStart"/>
-      <w:r>
-        <w:rPr>
-          <w:rFonts w:ascii="Times New Roman" w:hAnsi="Times New Roman" w:cs="Times New Roman"/>
-          <w:kern w:val="0"/>
-          <w:sz w:val="20"/>
-        </w:rPr>
-        <w:t>Monogr</w:t>
-      </w:r>
-      <w:proofErr w:type="spellEnd"/>
-      <w:r>
-        <w:rPr>
-          <w:rFonts w:ascii="Times New Roman" w:hAnsi="Times New Roman" w:cs="Times New Roman"/>
-          <w:kern w:val="0"/>
-          <w:sz w:val="20"/>
-        </w:rPr>
-        <w:t xml:space="preserve">. </w:t>
+        <w:t xml:space="preserve">Cebrián, J., and J. Lartigue. 2004. Patterns of herbivory and decomposition in aquatic and terrestrial ecosystems. Ecolog. Monogr. </w:t>
       </w:r>
       <w:r>
         <w:rPr>
@@ -14522,25 +14884,7 @@
           <w:kern w:val="0"/>
           <w:sz w:val="20"/>
         </w:rPr>
-        <w:t xml:space="preserve">Creed, J. C., V. M. N. C. S. Vieira, T. A. Norton, and D. Caetano. 2019. A meta-analysis shows that seaweeds surpass plants, setting life-on-Earth’s limit for biomass packing. BMC </w:t>
-      </w:r>
-      <w:proofErr w:type="spellStart"/>
-      <w:r>
-        <w:rPr>
-          <w:rFonts w:ascii="Times New Roman" w:hAnsi="Times New Roman" w:cs="Times New Roman"/>
-          <w:kern w:val="0"/>
-          <w:sz w:val="20"/>
-        </w:rPr>
-        <w:t>Ecol</w:t>
-      </w:r>
-      <w:proofErr w:type="spellEnd"/>
-      <w:r>
-        <w:rPr>
-          <w:rFonts w:ascii="Times New Roman" w:hAnsi="Times New Roman" w:cs="Times New Roman"/>
-          <w:kern w:val="0"/>
-          <w:sz w:val="20"/>
-        </w:rPr>
-        <w:t xml:space="preserve"> </w:t>
+        <w:t xml:space="preserve">Creed, J. C., V. M. N. C. S. Vieira, T. A. Norton, and D. Caetano. 2019. A meta-analysis shows that seaweeds surpass plants, setting life-on-Earth’s limit for biomass packing. BMC Ecol </w:t>
       </w:r>
       <w:r>
         <w:rPr>
@@ -14580,61 +14924,7 @@
           <w:kern w:val="0"/>
           <w:sz w:val="20"/>
         </w:rPr>
-        <w:t xml:space="preserve">de </w:t>
-      </w:r>
-      <w:proofErr w:type="spellStart"/>
-      <w:r>
-        <w:rPr>
-          <w:rFonts w:ascii="Times New Roman" w:hAnsi="Times New Roman" w:cs="Times New Roman"/>
-          <w:kern w:val="0"/>
-          <w:sz w:val="20"/>
-        </w:rPr>
-        <w:t>Bettignies</w:t>
-      </w:r>
-      <w:proofErr w:type="spellEnd"/>
-      <w:r>
-        <w:rPr>
-          <w:rFonts w:ascii="Times New Roman" w:hAnsi="Times New Roman" w:cs="Times New Roman"/>
-          <w:kern w:val="0"/>
-          <w:sz w:val="20"/>
-        </w:rPr>
-        <w:t xml:space="preserve">, F., P. Dauby, F. Thomas, A. </w:t>
-      </w:r>
-      <w:proofErr w:type="spellStart"/>
-      <w:r>
-        <w:rPr>
-          <w:rFonts w:ascii="Times New Roman" w:hAnsi="Times New Roman" w:cs="Times New Roman"/>
-          <w:kern w:val="0"/>
-          <w:sz w:val="20"/>
-        </w:rPr>
-        <w:t>Gobet</w:t>
-      </w:r>
-      <w:proofErr w:type="spellEnd"/>
-      <w:r>
-        <w:rPr>
-          <w:rFonts w:ascii="Times New Roman" w:hAnsi="Times New Roman" w:cs="Times New Roman"/>
-          <w:kern w:val="0"/>
-          <w:sz w:val="20"/>
-        </w:rPr>
-        <w:t xml:space="preserve">, L. Delage, O. Bohner, S. Loisel, and D. </w:t>
-      </w:r>
-      <w:proofErr w:type="spellStart"/>
-      <w:r>
-        <w:rPr>
-          <w:rFonts w:ascii="Times New Roman" w:hAnsi="Times New Roman" w:cs="Times New Roman"/>
-          <w:kern w:val="0"/>
-          <w:sz w:val="20"/>
-        </w:rPr>
-        <w:t>Davoult</w:t>
-      </w:r>
-      <w:proofErr w:type="spellEnd"/>
-      <w:r>
-        <w:rPr>
-          <w:rFonts w:ascii="Times New Roman" w:hAnsi="Times New Roman" w:cs="Times New Roman"/>
-          <w:kern w:val="0"/>
-          <w:sz w:val="20"/>
-        </w:rPr>
-        <w:t xml:space="preserve">. 2020. </w:t>
+        <w:t xml:space="preserve">de Bettignies, F., P. Dauby, F. Thomas, A. Gobet, L. Delage, O. Bohner, S. Loisel, and D. Davoult. 2020. </w:t>
       </w:r>
       <w:r>
         <w:rPr>
@@ -14651,19 +14941,8 @@
           <w:kern w:val="0"/>
           <w:sz w:val="20"/>
         </w:rPr>
-        <w:t xml:space="preserve">Laminaria </w:t>
-      </w:r>
-      <w:proofErr w:type="spellStart"/>
-      <w:r>
-        <w:rPr>
-          <w:rFonts w:ascii="Arial" w:hAnsi="Arial" w:cs="Times New Roman"/>
-          <w:i/>
-          <w:kern w:val="0"/>
-          <w:sz w:val="20"/>
-        </w:rPr>
-        <w:t>hyperborea</w:t>
-      </w:r>
-      <w:proofErr w:type="spellEnd"/>
+        <w:t>Laminaria hyperborea</w:t>
+      </w:r>
       <w:r>
         <w:rPr>
           <w:rFonts w:ascii="Arial" w:hAnsi="Arial" w:cs="Times New Roman"/>
@@ -14734,25 +15013,7 @@
           <w:kern w:val="0"/>
           <w:sz w:val="20"/>
         </w:rPr>
-        <w:t xml:space="preserve">Duarte, C. M., J.-P. Gattuso, K. Hancke, H. Gundersen, K. </w:t>
-      </w:r>
-      <w:proofErr w:type="spellStart"/>
-      <w:r>
-        <w:rPr>
-          <w:rFonts w:ascii="Times New Roman" w:hAnsi="Times New Roman" w:cs="Times New Roman"/>
-          <w:kern w:val="0"/>
-          <w:sz w:val="20"/>
-        </w:rPr>
-        <w:t>Filbee</w:t>
-      </w:r>
-      <w:proofErr w:type="spellEnd"/>
-      <w:r>
-        <w:rPr>
-          <w:rFonts w:ascii="Times New Roman" w:hAnsi="Times New Roman" w:cs="Times New Roman"/>
-          <w:kern w:val="0"/>
-          <w:sz w:val="20"/>
-        </w:rPr>
-        <w:t xml:space="preserve">‐Dexter, M. F. Pedersen, J. J. Middelburg, M. T. Burrows, K. A. Krumhansl, and T. Wernberg. 2022. Global estimates of the extent and production of macroalgal forests. </w:t>
+        <w:t xml:space="preserve">Duarte, C. M., J.-P. Gattuso, K. Hancke, H. Gundersen, K. Filbee‐Dexter, M. F. Pedersen, J. J. Middelburg, M. T. Burrows, K. A. Krumhansl, and T. Wernberg. 2022. Global estimates of the extent and production of macroalgal forests. </w:t>
       </w:r>
       <w:r>
         <w:rPr>
@@ -14760,25 +15021,7 @@
           <w:kern w:val="0"/>
           <w:sz w:val="20"/>
         </w:rPr>
-        <w:t xml:space="preserve">Glob. Ecol. </w:t>
-      </w:r>
-      <w:proofErr w:type="spellStart"/>
-      <w:r>
-        <w:rPr>
-          <w:rFonts w:ascii="Arial" w:hAnsi="Arial" w:cs="Times New Roman"/>
-          <w:kern w:val="0"/>
-          <w:sz w:val="20"/>
-        </w:rPr>
-        <w:t>Biogeogr</w:t>
-      </w:r>
-      <w:proofErr w:type="spellEnd"/>
-      <w:r>
-        <w:rPr>
-          <w:rFonts w:ascii="Arial" w:hAnsi="Arial" w:cs="Times New Roman"/>
-          <w:kern w:val="0"/>
-          <w:sz w:val="20"/>
-        </w:rPr>
-        <w:t>.</w:t>
+        <w:t>Glob. Ecol. Biogeogr.</w:t>
       </w:r>
       <w:r>
         <w:rPr>
@@ -14826,43 +15069,7 @@
           <w:kern w:val="0"/>
           <w:sz w:val="20"/>
         </w:rPr>
-        <w:t xml:space="preserve">Enríquez, S., C. M. Duarte, and K. Sand-Jensen. 1993. Patterns in decomposition rates among photosynthetic organisms: the importance of detritus </w:t>
-      </w:r>
-      <w:proofErr w:type="gramStart"/>
-      <w:r>
-        <w:rPr>
-          <w:rFonts w:ascii="Times New Roman" w:hAnsi="Times New Roman" w:cs="Times New Roman"/>
-          <w:kern w:val="0"/>
-          <w:sz w:val="20"/>
-        </w:rPr>
-        <w:t>C:N</w:t>
-      </w:r>
-      <w:proofErr w:type="gramEnd"/>
-      <w:r>
-        <w:rPr>
-          <w:rFonts w:ascii="Times New Roman" w:hAnsi="Times New Roman" w:cs="Times New Roman"/>
-          <w:kern w:val="0"/>
-          <w:sz w:val="20"/>
-        </w:rPr>
-        <w:t xml:space="preserve">:P content. </w:t>
-      </w:r>
-      <w:proofErr w:type="spellStart"/>
-      <w:r>
-        <w:rPr>
-          <w:rFonts w:ascii="Times New Roman" w:hAnsi="Times New Roman" w:cs="Times New Roman"/>
-          <w:kern w:val="0"/>
-          <w:sz w:val="20"/>
-        </w:rPr>
-        <w:t>Oecologia</w:t>
-      </w:r>
-      <w:proofErr w:type="spellEnd"/>
-      <w:r>
-        <w:rPr>
-          <w:rFonts w:ascii="Times New Roman" w:hAnsi="Times New Roman" w:cs="Times New Roman"/>
-          <w:kern w:val="0"/>
-          <w:sz w:val="20"/>
-        </w:rPr>
-        <w:t xml:space="preserve"> </w:t>
+        <w:t xml:space="preserve">Enríquez, S., C. M. Duarte, and K. Sand-Jensen. 1993. Patterns in decomposition rates among photosynthetic organisms: the importance of detritus C:N:P content. Oecologia </w:t>
       </w:r>
       <w:r>
         <w:rPr>
@@ -14896,79 +15103,14 @@
           <w:kern w:val="0"/>
         </w:rPr>
       </w:pPr>
-      <w:proofErr w:type="spellStart"/>
-      <w:r>
-        <w:rPr>
-          <w:rFonts w:ascii="Times New Roman" w:hAnsi="Times New Roman" w:cs="Times New Roman"/>
-          <w:kern w:val="0"/>
-          <w:sz w:val="20"/>
-        </w:rPr>
-        <w:t>Filbee</w:t>
-      </w:r>
-      <w:proofErr w:type="spellEnd"/>
-      <w:r>
-        <w:rPr>
-          <w:rFonts w:ascii="Times New Roman" w:hAnsi="Times New Roman" w:cs="Times New Roman"/>
-          <w:kern w:val="0"/>
-          <w:sz w:val="20"/>
-        </w:rPr>
-        <w:t xml:space="preserve">-Dexter, K., C. J. Feehan, D. A. Smale, K. A. Krumhansl, S. Augustine, F. de </w:t>
-      </w:r>
-      <w:proofErr w:type="spellStart"/>
-      <w:r>
-        <w:rPr>
-          <w:rFonts w:ascii="Times New Roman" w:hAnsi="Times New Roman" w:cs="Times New Roman"/>
-          <w:kern w:val="0"/>
-          <w:sz w:val="20"/>
-        </w:rPr>
-        <w:t>Bettignies</w:t>
-      </w:r>
-      <w:proofErr w:type="spellEnd"/>
-      <w:r>
-        <w:rPr>
-          <w:rFonts w:ascii="Times New Roman" w:hAnsi="Times New Roman" w:cs="Times New Roman"/>
-          <w:kern w:val="0"/>
-          <w:sz w:val="20"/>
-        </w:rPr>
-        <w:t xml:space="preserve">, M. T. Burrows, J. E. K. Byrnes, J. Campbell, D. </w:t>
-      </w:r>
-      <w:proofErr w:type="spellStart"/>
-      <w:r>
-        <w:rPr>
-          <w:rFonts w:ascii="Times New Roman" w:hAnsi="Times New Roman" w:cs="Times New Roman"/>
-          <w:kern w:val="0"/>
-          <w:sz w:val="20"/>
-        </w:rPr>
-        <w:t>Davoult</w:t>
-      </w:r>
-      <w:proofErr w:type="spellEnd"/>
-      <w:r>
-        <w:rPr>
-          <w:rFonts w:ascii="Times New Roman" w:hAnsi="Times New Roman" w:cs="Times New Roman"/>
-          <w:kern w:val="0"/>
-          <w:sz w:val="20"/>
-        </w:rPr>
-        <w:t xml:space="preserve">, K. H. Dunton, J. N. Franco, I. Garrido, S. P. Grace, K. Hancke, L. E. Johnson, B. Konar, P. J. Moore, K. M. Norderhaug, A. O’Dell, M. F. Pedersen, A. K. Salomon, I. Sousa-Pinto, S. Tiegs, D. Yiu, and T. Wernberg. 2022. Kelp carbon sink potential decreases with warming due to accelerating decomposition. </w:t>
-      </w:r>
-      <w:proofErr w:type="spellStart"/>
-      <w:r>
-        <w:rPr>
-          <w:rFonts w:ascii="Times New Roman" w:hAnsi="Times New Roman" w:cs="Times New Roman"/>
-          <w:kern w:val="0"/>
-          <w:sz w:val="20"/>
-        </w:rPr>
-        <w:t>PLoS</w:t>
-      </w:r>
-      <w:proofErr w:type="spellEnd"/>
-      <w:r>
-        <w:rPr>
-          <w:rFonts w:ascii="Times New Roman" w:hAnsi="Times New Roman" w:cs="Times New Roman"/>
-          <w:kern w:val="0"/>
-          <w:sz w:val="20"/>
-        </w:rPr>
-        <w:t xml:space="preserve"> Biology </w:t>
-      </w:r>
-      <w:proofErr w:type="gramStart"/>
+      <w:r>
+        <w:rPr>
+          <w:rFonts w:ascii="Times New Roman" w:hAnsi="Times New Roman" w:cs="Times New Roman"/>
+          <w:kern w:val="0"/>
+          <w:sz w:val="20"/>
+        </w:rPr>
+        <w:t xml:space="preserve">Filbee-Dexter, K., C. J. Feehan, D. A. Smale, K. A. Krumhansl, S. Augustine, F. de Bettignies, M. T. Burrows, J. E. K. Byrnes, J. Campbell, D. Davoult, K. H. Dunton, J. N. Franco, I. Garrido, S. P. Grace, K. Hancke, L. E. Johnson, B. Konar, P. J. Moore, K. M. Norderhaug, A. O’Dell, M. F. Pedersen, A. K. Salomon, I. Sousa-Pinto, S. Tiegs, D. Yiu, and T. Wernberg. 2022. Kelp carbon sink potential decreases with warming due to accelerating decomposition. PLoS Biology </w:t>
+      </w:r>
       <w:r>
         <w:rPr>
           <w:rFonts w:ascii="Times New Roman" w:hAnsi="Times New Roman" w:cs="Times New Roman"/>
@@ -14984,16 +15126,7 @@
           <w:kern w:val="0"/>
           <w:sz w:val="20"/>
         </w:rPr>
-        <w:t>:e</w:t>
-      </w:r>
-      <w:proofErr w:type="gramEnd"/>
-      <w:r>
-        <w:rPr>
-          <w:rFonts w:ascii="Times New Roman" w:hAnsi="Times New Roman" w:cs="Times New Roman"/>
-          <w:kern w:val="0"/>
-          <w:sz w:val="20"/>
-        </w:rPr>
-        <w:t>3001702.</w:t>
+        <w:t>:e3001702.</w:t>
       </w:r>
     </w:p>
     <w:p>
@@ -15010,59 +15143,14 @@
           <w:kern w:val="0"/>
         </w:rPr>
       </w:pPr>
-      <w:proofErr w:type="spellStart"/>
-      <w:r>
-        <w:rPr>
-          <w:rFonts w:ascii="Times New Roman" w:hAnsi="Times New Roman" w:cs="Times New Roman"/>
-          <w:kern w:val="0"/>
-          <w:sz w:val="20"/>
-        </w:rPr>
-        <w:t>Filbee</w:t>
-      </w:r>
-      <w:proofErr w:type="spellEnd"/>
-      <w:r>
-        <w:rPr>
-          <w:rFonts w:ascii="Times New Roman" w:hAnsi="Times New Roman" w:cs="Times New Roman"/>
-          <w:kern w:val="0"/>
-          <w:sz w:val="20"/>
-        </w:rPr>
-        <w:t xml:space="preserve">-Dexter, K., A. </w:t>
-      </w:r>
-      <w:proofErr w:type="spellStart"/>
-      <w:r>
-        <w:rPr>
-          <w:rFonts w:ascii="Times New Roman" w:hAnsi="Times New Roman" w:cs="Times New Roman"/>
-          <w:kern w:val="0"/>
-          <w:sz w:val="20"/>
-        </w:rPr>
-        <w:t>Pessarrodona</w:t>
-      </w:r>
-      <w:proofErr w:type="spellEnd"/>
-      <w:r>
-        <w:rPr>
-          <w:rFonts w:ascii="Times New Roman" w:hAnsi="Times New Roman" w:cs="Times New Roman"/>
-          <w:kern w:val="0"/>
-          <w:sz w:val="20"/>
-        </w:rPr>
-        <w:t xml:space="preserve">, M. F. Pedersen, T. Wernberg, C. M. Duarte, J. Assis, T. </w:t>
-      </w:r>
-      <w:proofErr w:type="spellStart"/>
-      <w:r>
-        <w:rPr>
-          <w:rFonts w:ascii="Times New Roman" w:hAnsi="Times New Roman" w:cs="Times New Roman"/>
-          <w:kern w:val="0"/>
-          <w:sz w:val="20"/>
-        </w:rPr>
-        <w:t>Bekkby</w:t>
-      </w:r>
-      <w:proofErr w:type="spellEnd"/>
-      <w:r>
-        <w:rPr>
-          <w:rFonts w:ascii="Times New Roman" w:hAnsi="Times New Roman" w:cs="Times New Roman"/>
-          <w:kern w:val="0"/>
-          <w:sz w:val="20"/>
-        </w:rPr>
-        <w:t>, M. T. Burrows, D. F. Carlson, and J.-P. Gattuso. 2024. Carbon export from seaweed forests to deep ocean sinks. Nature Geoscience 1-8.</w:t>
+      <w:r>
+        <w:rPr>
+          <w:rFonts w:ascii="Times New Roman" w:hAnsi="Times New Roman" w:cs="Times New Roman"/>
+          <w:kern w:val="0"/>
+          <w:sz w:val="20"/>
+        </w:rPr>
+        <w:lastRenderedPageBreak/>
+        <w:t>Filbee-Dexter, K., A. Pessarrodona, M. F. Pedersen, T. Wernberg, C. M. Duarte, J. Assis, T. Bekkby, M. T. Burrows, D. F. Carlson, and J.-P. Gattuso. 2024. Carbon export from seaweed forests to deep ocean sinks. Nature Geoscience 1-8.</w:t>
       </w:r>
     </w:p>
     <w:p>
@@ -15079,7 +15167,6 @@
           <w:kern w:val="0"/>
         </w:rPr>
       </w:pPr>
-      <w:proofErr w:type="spellStart"/>
       <w:r>
         <w:rPr>
           <w:rFonts w:ascii="Times New Roman" w:hAnsi="Times New Roman" w:cs="Times New Roman"/>
@@ -15087,77 +15174,7 @@
           <w:sz w:val="20"/>
           <w:lang w:val="de-DE"/>
         </w:rPr>
-        <w:t>Friedlingstein</w:t>
-      </w:r>
-      <w:proofErr w:type="spellEnd"/>
-      <w:r>
-        <w:rPr>
-          <w:rFonts w:ascii="Times New Roman" w:hAnsi="Times New Roman" w:cs="Times New Roman"/>
-          <w:kern w:val="0"/>
-          <w:sz w:val="20"/>
-          <w:lang w:val="de-DE"/>
-        </w:rPr>
-        <w:t xml:space="preserve">, P., M. </w:t>
-      </w:r>
-      <w:proofErr w:type="spellStart"/>
-      <w:r>
-        <w:rPr>
-          <w:rFonts w:ascii="Times New Roman" w:hAnsi="Times New Roman" w:cs="Times New Roman"/>
-          <w:kern w:val="0"/>
-          <w:sz w:val="20"/>
-          <w:lang w:val="de-DE"/>
-        </w:rPr>
-        <w:t>O’sullivan</w:t>
-      </w:r>
-      <w:proofErr w:type="spellEnd"/>
-      <w:r>
-        <w:rPr>
-          <w:rFonts w:ascii="Times New Roman" w:hAnsi="Times New Roman" w:cs="Times New Roman"/>
-          <w:kern w:val="0"/>
-          <w:sz w:val="20"/>
-          <w:lang w:val="de-DE"/>
-        </w:rPr>
-        <w:t xml:space="preserve">, M. W. Jones, R. M. Andrew, J. Hauck, P. Landschützer, C. Le </w:t>
-      </w:r>
-      <w:proofErr w:type="spellStart"/>
-      <w:r>
-        <w:rPr>
-          <w:rFonts w:ascii="Times New Roman" w:hAnsi="Times New Roman" w:cs="Times New Roman"/>
-          <w:kern w:val="0"/>
-          <w:sz w:val="20"/>
-          <w:lang w:val="de-DE"/>
-        </w:rPr>
-        <w:t>Quéré</w:t>
-      </w:r>
-      <w:proofErr w:type="spellEnd"/>
-      <w:r>
-        <w:rPr>
-          <w:rFonts w:ascii="Times New Roman" w:hAnsi="Times New Roman" w:cs="Times New Roman"/>
-          <w:kern w:val="0"/>
-          <w:sz w:val="20"/>
-          <w:lang w:val="de-DE"/>
-        </w:rPr>
-        <w:t xml:space="preserve">, H. Li, I. T. </w:t>
-      </w:r>
-      <w:proofErr w:type="spellStart"/>
-      <w:r>
-        <w:rPr>
-          <w:rFonts w:ascii="Times New Roman" w:hAnsi="Times New Roman" w:cs="Times New Roman"/>
-          <w:kern w:val="0"/>
-          <w:sz w:val="20"/>
-          <w:lang w:val="de-DE"/>
-        </w:rPr>
-        <w:t>Luijkx</w:t>
-      </w:r>
-      <w:proofErr w:type="spellEnd"/>
-      <w:r>
-        <w:rPr>
-          <w:rFonts w:ascii="Times New Roman" w:hAnsi="Times New Roman" w:cs="Times New Roman"/>
-          <w:kern w:val="0"/>
-          <w:sz w:val="20"/>
-          <w:lang w:val="de-DE"/>
-        </w:rPr>
-        <w:t xml:space="preserve">, and A. Olsen. </w:t>
+        <w:t xml:space="preserve">Friedlingstein, P., M. O’sullivan, M. W. Jones, R. M. Andrew, J. Hauck, P. Landschützer, C. Le Quéré, H. Li, I. T. Luijkx, and A. Olsen. </w:t>
       </w:r>
       <w:r>
         <w:rPr>
@@ -15205,43 +15222,7 @@
           <w:kern w:val="0"/>
           <w:sz w:val="20"/>
         </w:rPr>
-        <w:t xml:space="preserve">Frontier, N., F. de </w:t>
-      </w:r>
-      <w:proofErr w:type="spellStart"/>
-      <w:r>
-        <w:rPr>
-          <w:rFonts w:ascii="Times New Roman" w:hAnsi="Times New Roman" w:cs="Times New Roman"/>
-          <w:kern w:val="0"/>
-          <w:sz w:val="20"/>
-        </w:rPr>
-        <w:t>Bettignies</w:t>
-      </w:r>
-      <w:proofErr w:type="spellEnd"/>
-      <w:r>
-        <w:rPr>
-          <w:rFonts w:ascii="Times New Roman" w:hAnsi="Times New Roman" w:cs="Times New Roman"/>
-          <w:kern w:val="0"/>
-          <w:sz w:val="20"/>
-        </w:rPr>
-        <w:t xml:space="preserve">, A. Foggo, and D. </w:t>
-      </w:r>
-      <w:proofErr w:type="spellStart"/>
-      <w:r>
-        <w:rPr>
-          <w:rFonts w:ascii="Times New Roman" w:hAnsi="Times New Roman" w:cs="Times New Roman"/>
-          <w:kern w:val="0"/>
-          <w:sz w:val="20"/>
-        </w:rPr>
-        <w:t>Davoult</w:t>
-      </w:r>
-      <w:proofErr w:type="spellEnd"/>
-      <w:r>
-        <w:rPr>
-          <w:rFonts w:ascii="Times New Roman" w:hAnsi="Times New Roman" w:cs="Times New Roman"/>
-          <w:kern w:val="0"/>
-          <w:sz w:val="20"/>
-        </w:rPr>
-        <w:t xml:space="preserve">. 2021. Sustained productivity and respiration of degrading kelp detritus in the shallow benthos: detached or broken, but not dead. Marine Environmental Research </w:t>
+        <w:t xml:space="preserve">Frontier, N., F. de Bettignies, A. Foggo, and D. Davoult. 2021. Sustained productivity and respiration of degrading kelp detritus in the shallow benthos: detached or broken, but not dead. Marine Environmental Research </w:t>
       </w:r>
       <w:r>
         <w:rPr>
@@ -15321,61 +15302,7 @@
           <w:kern w:val="0"/>
           <w:sz w:val="20"/>
         </w:rPr>
-        <w:t xml:space="preserve">Gabry, J., R. </w:t>
-      </w:r>
-      <w:proofErr w:type="spellStart"/>
-      <w:r>
-        <w:rPr>
-          <w:rFonts w:ascii="Times New Roman" w:hAnsi="Times New Roman" w:cs="Times New Roman"/>
-          <w:kern w:val="0"/>
-          <w:sz w:val="20"/>
-        </w:rPr>
-        <w:t>Češnovar</w:t>
-      </w:r>
-      <w:proofErr w:type="spellEnd"/>
-      <w:r>
-        <w:rPr>
-          <w:rFonts w:ascii="Times New Roman" w:hAnsi="Times New Roman" w:cs="Times New Roman"/>
-          <w:kern w:val="0"/>
-          <w:sz w:val="20"/>
-        </w:rPr>
-        <w:t xml:space="preserve">, A. Johnson, and S. Bronder. 2024. </w:t>
-      </w:r>
-      <w:proofErr w:type="spellStart"/>
-      <w:r>
-        <w:rPr>
-          <w:rFonts w:ascii="Times New Roman" w:hAnsi="Times New Roman" w:cs="Times New Roman"/>
-          <w:kern w:val="0"/>
-          <w:sz w:val="20"/>
-        </w:rPr>
-        <w:t>cmdstanr</w:t>
-      </w:r>
-      <w:proofErr w:type="spellEnd"/>
-      <w:r>
-        <w:rPr>
-          <w:rFonts w:ascii="Times New Roman" w:hAnsi="Times New Roman" w:cs="Times New Roman"/>
-          <w:kern w:val="0"/>
-          <w:sz w:val="20"/>
-        </w:rPr>
-        <w:t>: R Interface to ‘</w:t>
-      </w:r>
-      <w:proofErr w:type="spellStart"/>
-      <w:r>
-        <w:rPr>
-          <w:rFonts w:ascii="Times New Roman" w:hAnsi="Times New Roman" w:cs="Times New Roman"/>
-          <w:kern w:val="0"/>
-          <w:sz w:val="20"/>
-        </w:rPr>
-        <w:t>CmdStan</w:t>
-      </w:r>
-      <w:proofErr w:type="spellEnd"/>
-      <w:r>
-        <w:rPr>
-          <w:rFonts w:ascii="Times New Roman" w:hAnsi="Times New Roman" w:cs="Times New Roman"/>
-          <w:kern w:val="0"/>
-          <w:sz w:val="20"/>
-        </w:rPr>
-        <w:t>’. R package version 0.5.3.</w:t>
+        <w:t>Gabry, J., R. Češnovar, A. Johnson, and S. Bronder. 2024. cmdstanr: R Interface to ‘CmdStan’. R package version 0.5.3.</w:t>
       </w:r>
     </w:p>
     <w:p>
@@ -15398,26 +15325,7 @@
           <w:kern w:val="0"/>
           <w:sz w:val="20"/>
         </w:rPr>
-        <w:lastRenderedPageBreak/>
-        <w:t xml:space="preserve">Gabry, J., D. Simpson, A. </w:t>
-      </w:r>
-      <w:proofErr w:type="spellStart"/>
-      <w:r>
-        <w:rPr>
-          <w:rFonts w:ascii="Times New Roman" w:hAnsi="Times New Roman" w:cs="Times New Roman"/>
-          <w:kern w:val="0"/>
-          <w:sz w:val="20"/>
-        </w:rPr>
-        <w:t>Vehtari</w:t>
-      </w:r>
-      <w:proofErr w:type="spellEnd"/>
-      <w:r>
-        <w:rPr>
-          <w:rFonts w:ascii="Times New Roman" w:hAnsi="Times New Roman" w:cs="Times New Roman"/>
-          <w:kern w:val="0"/>
-          <w:sz w:val="20"/>
-        </w:rPr>
-        <w:t xml:space="preserve">, M. Betancourt, and A. Gelman. 2019. Visualization in Bayesian workflow. Journal of the Royal Statistical Society Series A: Statistics in Society </w:t>
+        <w:t xml:space="preserve">Gabry, J., D. Simpson, A. Vehtari, M. Betancourt, and A. Gelman. 2019. Visualization in Bayesian workflow. Journal of the Royal Statistical Society Series A: Statistics in Society </w:t>
       </w:r>
       <w:r>
         <w:rPr>
@@ -15474,44 +15382,15 @@
           <w:kern w:val="0"/>
           <w:sz w:val="20"/>
         </w:rPr>
-        <w:t xml:space="preserve">Macrocystis </w:t>
-      </w:r>
-      <w:proofErr w:type="spellStart"/>
-      <w:r>
-        <w:rPr>
-          <w:rFonts w:ascii="Arial" w:hAnsi="Arial" w:cs="Times New Roman"/>
-          <w:i/>
-          <w:kern w:val="0"/>
-          <w:sz w:val="20"/>
-        </w:rPr>
-        <w:t>pyrifera</w:t>
-      </w:r>
-      <w:proofErr w:type="spellEnd"/>
-      <w:r>
-        <w:rPr>
-          <w:rFonts w:ascii="Times New Roman" w:hAnsi="Times New Roman" w:cs="Times New Roman"/>
-          <w:kern w:val="0"/>
-          <w:sz w:val="20"/>
-        </w:rPr>
-        <w:t xml:space="preserve">. </w:t>
-      </w:r>
-      <w:proofErr w:type="spellStart"/>
-      <w:r>
-        <w:rPr>
-          <w:rFonts w:ascii="Times New Roman" w:hAnsi="Times New Roman" w:cs="Times New Roman"/>
-          <w:kern w:val="0"/>
-          <w:sz w:val="20"/>
-        </w:rPr>
-        <w:t>Aquat</w:t>
-      </w:r>
-      <w:proofErr w:type="spellEnd"/>
-      <w:r>
-        <w:rPr>
-          <w:rFonts w:ascii="Times New Roman" w:hAnsi="Times New Roman" w:cs="Times New Roman"/>
-          <w:kern w:val="0"/>
-          <w:sz w:val="20"/>
-        </w:rPr>
-        <w:t xml:space="preserve">. Bot. </w:t>
+        <w:t>Macrocystis pyrifera</w:t>
+      </w:r>
+      <w:r>
+        <w:rPr>
+          <w:rFonts w:ascii="Times New Roman" w:hAnsi="Times New Roman" w:cs="Times New Roman"/>
+          <w:kern w:val="0"/>
+          <w:sz w:val="20"/>
+        </w:rPr>
+        <w:t xml:space="preserve">. Aquat. Bot. </w:t>
       </w:r>
       <w:r>
         <w:rPr>
@@ -15553,7 +15432,6 @@
         </w:rPr>
         <w:t xml:space="preserve">Hibbett, D., R. Blanchette, P. Kenrick, and B. Mills. 2016. Climate, decay, and the death of the coal forests. Current Biology </w:t>
       </w:r>
-      <w:proofErr w:type="gramStart"/>
       <w:r>
         <w:rPr>
           <w:rFonts w:ascii="Times New Roman" w:hAnsi="Times New Roman" w:cs="Times New Roman"/>
@@ -15569,16 +15447,7 @@
           <w:kern w:val="0"/>
           <w:sz w:val="20"/>
         </w:rPr>
-        <w:t>:R</w:t>
-      </w:r>
-      <w:proofErr w:type="gramEnd"/>
-      <w:r>
-        <w:rPr>
-          <w:rFonts w:ascii="Times New Roman" w:hAnsi="Times New Roman" w:cs="Times New Roman"/>
-          <w:kern w:val="0"/>
-          <w:sz w:val="20"/>
-        </w:rPr>
-        <w:t>563-R567.</w:t>
+        <w:t>:R563-R567.</w:t>
       </w:r>
     </w:p>
     <w:p>
@@ -15641,61 +15510,7 @@
           <w:kern w:val="0"/>
           <w:sz w:val="20"/>
         </w:rPr>
-        <w:t xml:space="preserve">Kay, M. 2024. </w:t>
-      </w:r>
-      <w:proofErr w:type="spellStart"/>
-      <w:r>
-        <w:rPr>
-          <w:rFonts w:ascii="Times New Roman" w:hAnsi="Times New Roman" w:cs="Times New Roman"/>
-          <w:kern w:val="0"/>
-          <w:sz w:val="20"/>
-        </w:rPr>
-        <w:t>tidybayes</w:t>
-      </w:r>
-      <w:proofErr w:type="spellEnd"/>
-      <w:r>
-        <w:rPr>
-          <w:rFonts w:ascii="Times New Roman" w:hAnsi="Times New Roman" w:cs="Times New Roman"/>
-          <w:kern w:val="0"/>
-          <w:sz w:val="20"/>
-        </w:rPr>
-        <w:t xml:space="preserve">: tidy data and </w:t>
-      </w:r>
-      <w:proofErr w:type="spellStart"/>
-      <w:r>
-        <w:rPr>
-          <w:rFonts w:ascii="Times New Roman" w:hAnsi="Times New Roman" w:cs="Times New Roman"/>
-          <w:kern w:val="0"/>
-          <w:sz w:val="20"/>
-        </w:rPr>
-        <w:t>geoms</w:t>
-      </w:r>
-      <w:proofErr w:type="spellEnd"/>
-      <w:r>
-        <w:rPr>
-          <w:rFonts w:ascii="Times New Roman" w:hAnsi="Times New Roman" w:cs="Times New Roman"/>
-          <w:kern w:val="0"/>
-          <w:sz w:val="20"/>
-        </w:rPr>
-        <w:t xml:space="preserve"> for Bayesian models v3.0.7. </w:t>
-      </w:r>
-      <w:proofErr w:type="spellStart"/>
-      <w:r>
-        <w:rPr>
-          <w:rFonts w:ascii="Times New Roman" w:hAnsi="Times New Roman" w:cs="Times New Roman"/>
-          <w:kern w:val="0"/>
-          <w:sz w:val="20"/>
-        </w:rPr>
-        <w:t>Zenodo</w:t>
-      </w:r>
-      <w:proofErr w:type="spellEnd"/>
-      <w:r>
-        <w:rPr>
-          <w:rFonts w:ascii="Times New Roman" w:hAnsi="Times New Roman" w:cs="Times New Roman"/>
-          <w:kern w:val="0"/>
-          <w:sz w:val="20"/>
-        </w:rPr>
-        <w:t>.</w:t>
+        <w:t>Kay, M. 2024. tidybayes: tidy data and geoms for Bayesian models v3.0.7. Zenodo.</w:t>
       </w:r>
     </w:p>
     <w:p>
@@ -15741,151 +15556,7 @@
           <w:kern w:val="0"/>
           <w:sz w:val="20"/>
         </w:rPr>
-        <w:t xml:space="preserve">Lee, D., Stan </w:t>
-      </w:r>
-      <w:proofErr w:type="spellStart"/>
-      <w:r>
-        <w:rPr>
-          <w:rFonts w:ascii="Times New Roman" w:hAnsi="Times New Roman" w:cs="Times New Roman"/>
-          <w:kern w:val="0"/>
-          <w:sz w:val="20"/>
-        </w:rPr>
-        <w:t>buildbot</w:t>
-      </w:r>
-      <w:proofErr w:type="spellEnd"/>
-      <w:r>
-        <w:rPr>
-          <w:rFonts w:ascii="Times New Roman" w:hAnsi="Times New Roman" w:cs="Times New Roman"/>
-          <w:kern w:val="0"/>
-          <w:sz w:val="20"/>
-        </w:rPr>
-        <w:t xml:space="preserve">, </w:t>
-      </w:r>
-      <w:proofErr w:type="spellStart"/>
-      <w:r>
-        <w:rPr>
-          <w:rFonts w:ascii="Times New Roman" w:hAnsi="Times New Roman" w:cs="Times New Roman"/>
-          <w:kern w:val="0"/>
-          <w:sz w:val="20"/>
-        </w:rPr>
-        <w:t>seantalts</w:t>
-      </w:r>
-      <w:proofErr w:type="spellEnd"/>
-      <w:r>
-        <w:rPr>
-          <w:rFonts w:ascii="Times New Roman" w:hAnsi="Times New Roman" w:cs="Times New Roman"/>
-          <w:kern w:val="0"/>
-          <w:sz w:val="20"/>
-        </w:rPr>
-        <w:t xml:space="preserve">, B. Carpenter, M. Morris, A. Kucukelbir, M. Betancourt, D. Tran, M. Brubaker, B. Bales, </w:t>
-      </w:r>
-      <w:proofErr w:type="spellStart"/>
-      <w:r>
-        <w:rPr>
-          <w:rFonts w:ascii="Times New Roman" w:hAnsi="Times New Roman" w:cs="Times New Roman"/>
-          <w:kern w:val="0"/>
-          <w:sz w:val="20"/>
-        </w:rPr>
-        <w:t>bgoodri</w:t>
-      </w:r>
-      <w:proofErr w:type="spellEnd"/>
-      <w:r>
-        <w:rPr>
-          <w:rFonts w:ascii="Times New Roman" w:hAnsi="Times New Roman" w:cs="Times New Roman"/>
-          <w:kern w:val="0"/>
-          <w:sz w:val="20"/>
-        </w:rPr>
-        <w:t xml:space="preserve">, A. </w:t>
-      </w:r>
-      <w:proofErr w:type="spellStart"/>
-      <w:r>
-        <w:rPr>
-          <w:rFonts w:ascii="Times New Roman" w:hAnsi="Times New Roman" w:cs="Times New Roman"/>
-          <w:kern w:val="0"/>
-          <w:sz w:val="20"/>
-        </w:rPr>
-        <w:t>Vehtari</w:t>
-      </w:r>
-      <w:proofErr w:type="spellEnd"/>
-      <w:r>
-        <w:rPr>
-          <w:rFonts w:ascii="Times New Roman" w:hAnsi="Times New Roman" w:cs="Times New Roman"/>
-          <w:kern w:val="0"/>
-          <w:sz w:val="20"/>
-        </w:rPr>
-        <w:t xml:space="preserve">, wds15, </w:t>
-      </w:r>
-      <w:proofErr w:type="spellStart"/>
-      <w:r>
-        <w:rPr>
-          <w:rFonts w:ascii="Times New Roman" w:hAnsi="Times New Roman" w:cs="Times New Roman"/>
-          <w:kern w:val="0"/>
-          <w:sz w:val="20"/>
-        </w:rPr>
-        <w:t>maverickg</w:t>
-      </w:r>
-      <w:proofErr w:type="spellEnd"/>
-      <w:r>
-        <w:rPr>
-          <w:rFonts w:ascii="Times New Roman" w:hAnsi="Times New Roman" w:cs="Times New Roman"/>
-          <w:kern w:val="0"/>
-          <w:sz w:val="20"/>
-        </w:rPr>
-        <w:t xml:space="preserve">, </w:t>
-      </w:r>
-      <w:proofErr w:type="spellStart"/>
-      <w:r>
-        <w:rPr>
-          <w:rFonts w:ascii="Times New Roman" w:hAnsi="Times New Roman" w:cs="Times New Roman"/>
-          <w:kern w:val="0"/>
-          <w:sz w:val="20"/>
-        </w:rPr>
-        <w:t>evelynmitchell</w:t>
-      </w:r>
-      <w:proofErr w:type="spellEnd"/>
-      <w:r>
-        <w:rPr>
-          <w:rFonts w:ascii="Times New Roman" w:hAnsi="Times New Roman" w:cs="Times New Roman"/>
-          <w:kern w:val="0"/>
-          <w:sz w:val="20"/>
-        </w:rPr>
-        <w:t>, weberse2, and P. Li. 2017. stan-dev/</w:t>
-      </w:r>
-      <w:proofErr w:type="spellStart"/>
-      <w:r>
-        <w:rPr>
-          <w:rFonts w:ascii="Times New Roman" w:hAnsi="Times New Roman" w:cs="Times New Roman"/>
-          <w:kern w:val="0"/>
-          <w:sz w:val="20"/>
-        </w:rPr>
-        <w:t>cmdstan</w:t>
-      </w:r>
-      <w:proofErr w:type="spellEnd"/>
-      <w:r>
-        <w:rPr>
-          <w:rFonts w:ascii="Times New Roman" w:hAnsi="Times New Roman" w:cs="Times New Roman"/>
-          <w:kern w:val="0"/>
-          <w:sz w:val="20"/>
-        </w:rPr>
-        <w:t xml:space="preserve">: v2.17.1. </w:t>
-      </w:r>
-      <w:proofErr w:type="spellStart"/>
-      <w:r>
-        <w:rPr>
-          <w:rFonts w:ascii="Times New Roman" w:hAnsi="Times New Roman" w:cs="Times New Roman"/>
-          <w:kern w:val="0"/>
-          <w:sz w:val="20"/>
-        </w:rPr>
-        <w:t>Zenodo</w:t>
-      </w:r>
-      <w:proofErr w:type="spellEnd"/>
-      <w:r>
-        <w:rPr>
-          <w:rFonts w:ascii="Times New Roman" w:hAnsi="Times New Roman" w:cs="Times New Roman"/>
-          <w:kern w:val="0"/>
-          <w:sz w:val="20"/>
-        </w:rPr>
-        <w:t>.</w:t>
+        <w:t>Lee, D., Stan buildbot, seantalts, B. Carpenter, M. Morris, A. Kucukelbir, M. Betancourt, D. Tran, M. Brubaker, B. Bales, bgoodri, A. Vehtari, wds15, maverickg, evelynmitchell, weberse2, and P. Li. 2017. stan-dev/cmdstan: v2.17.1. Zenodo.</w:t>
       </w:r>
     </w:p>
     <w:p>
@@ -15971,25 +15642,7 @@
           <w:kern w:val="0"/>
           <w:sz w:val="20"/>
         </w:rPr>
-        <w:t xml:space="preserve">Murray, L. M. 2015. Bayesian state-space modelling on high-performance hardware using </w:t>
-      </w:r>
-      <w:proofErr w:type="spellStart"/>
-      <w:r>
-        <w:rPr>
-          <w:rFonts w:ascii="Times New Roman" w:hAnsi="Times New Roman" w:cs="Times New Roman"/>
-          <w:kern w:val="0"/>
-          <w:sz w:val="20"/>
-        </w:rPr>
-        <w:t>LibBi</w:t>
-      </w:r>
-      <w:proofErr w:type="spellEnd"/>
-      <w:r>
-        <w:rPr>
-          <w:rFonts w:ascii="Times New Roman" w:hAnsi="Times New Roman" w:cs="Times New Roman"/>
-          <w:kern w:val="0"/>
-          <w:sz w:val="20"/>
-        </w:rPr>
-        <w:t xml:space="preserve">. Journal of Statistical Software </w:t>
+        <w:t xml:space="preserve">Murray, L. M. 2015. Bayesian state-space modelling on high-performance hardware using LibBi. Journal of Statistical Software </w:t>
       </w:r>
       <w:r>
         <w:rPr>
@@ -16069,25 +15722,7 @@
           <w:kern w:val="0"/>
           <w:sz w:val="20"/>
         </w:rPr>
-        <w:t xml:space="preserve">Pedersen, M. F., K. </w:t>
-      </w:r>
-      <w:proofErr w:type="spellStart"/>
-      <w:r>
-        <w:rPr>
-          <w:rFonts w:ascii="Times New Roman" w:hAnsi="Times New Roman" w:cs="Times New Roman"/>
-          <w:kern w:val="0"/>
-          <w:sz w:val="20"/>
-        </w:rPr>
-        <w:t>Filbee</w:t>
-      </w:r>
-      <w:proofErr w:type="spellEnd"/>
-      <w:r>
-        <w:rPr>
-          <w:rFonts w:ascii="Times New Roman" w:hAnsi="Times New Roman" w:cs="Times New Roman"/>
-          <w:kern w:val="0"/>
-          <w:sz w:val="20"/>
-        </w:rPr>
-        <w:t xml:space="preserve">-Dexter, N. L. Frisk, Z. Sárossy, and T. Wernberg. 2021. Carbon sequestration potential increased by incomplete anaerobic decomposition of kelp detritus. Mar. Ecol. Prog. Ser. </w:t>
+        <w:t xml:space="preserve">Pedersen, M. F., K. Filbee-Dexter, N. L. Frisk, Z. Sárossy, and T. Wernberg. 2021. Carbon sequestration potential increased by incomplete anaerobic decomposition of kelp detritus. Mar. Ecol. Prog. Ser. </w:t>
       </w:r>
       <w:r>
         <w:rPr>
@@ -16121,95 +15756,13 @@
           <w:kern w:val="0"/>
         </w:rPr>
       </w:pPr>
-      <w:proofErr w:type="spellStart"/>
-      <w:r>
-        <w:rPr>
-          <w:rFonts w:ascii="Times New Roman" w:hAnsi="Times New Roman" w:cs="Times New Roman"/>
-          <w:kern w:val="0"/>
-          <w:sz w:val="20"/>
-        </w:rPr>
-        <w:t>Pessarrodona</w:t>
-      </w:r>
-      <w:proofErr w:type="spellEnd"/>
-      <w:r>
-        <w:rPr>
-          <w:rFonts w:ascii="Times New Roman" w:hAnsi="Times New Roman" w:cs="Times New Roman"/>
-          <w:kern w:val="0"/>
-          <w:sz w:val="20"/>
-        </w:rPr>
-        <w:t xml:space="preserve">, A., R. M. Franco-Santos, L. S. Wright, M. A. </w:t>
-      </w:r>
-      <w:proofErr w:type="spellStart"/>
-      <w:r>
-        <w:rPr>
-          <w:rFonts w:ascii="Times New Roman" w:hAnsi="Times New Roman" w:cs="Times New Roman"/>
-          <w:kern w:val="0"/>
-          <w:sz w:val="20"/>
-        </w:rPr>
-        <w:t>Vanderklift</w:t>
-      </w:r>
-      <w:proofErr w:type="spellEnd"/>
-      <w:r>
-        <w:rPr>
-          <w:rFonts w:ascii="Times New Roman" w:hAnsi="Times New Roman" w:cs="Times New Roman"/>
-          <w:kern w:val="0"/>
-          <w:sz w:val="20"/>
-        </w:rPr>
-        <w:t xml:space="preserve">, J. Howard, E. Pidgeon, T. Wernberg, and K. </w:t>
-      </w:r>
-      <w:proofErr w:type="spellStart"/>
-      <w:r>
-        <w:rPr>
-          <w:rFonts w:ascii="Times New Roman" w:hAnsi="Times New Roman" w:cs="Times New Roman"/>
-          <w:kern w:val="0"/>
-          <w:sz w:val="20"/>
-        </w:rPr>
-        <w:t>Filbee</w:t>
-      </w:r>
-      <w:proofErr w:type="spellEnd"/>
-      <w:r>
-        <w:rPr>
-          <w:rFonts w:ascii="Times New Roman" w:hAnsi="Times New Roman" w:cs="Times New Roman"/>
-          <w:kern w:val="0"/>
-          <w:sz w:val="20"/>
-        </w:rPr>
-        <w:t xml:space="preserve">-Dexter. 2023. Carbon sequestration and climate change mitigation using macroalgae: a state of knowledge review. </w:t>
-      </w:r>
-      <w:proofErr w:type="spellStart"/>
-      <w:r>
-        <w:rPr>
-          <w:rFonts w:ascii="Times New Roman" w:hAnsi="Times New Roman" w:cs="Times New Roman"/>
-          <w:kern w:val="0"/>
-          <w:sz w:val="20"/>
-        </w:rPr>
-        <w:t>Biol</w:t>
-      </w:r>
-      <w:proofErr w:type="spellEnd"/>
-      <w:r>
-        <w:rPr>
-          <w:rFonts w:ascii="Times New Roman" w:hAnsi="Times New Roman" w:cs="Times New Roman"/>
-          <w:kern w:val="0"/>
-          <w:sz w:val="20"/>
-        </w:rPr>
-        <w:t xml:space="preserve"> Rev Camb </w:t>
-      </w:r>
-      <w:proofErr w:type="spellStart"/>
-      <w:r>
-        <w:rPr>
-          <w:rFonts w:ascii="Times New Roman" w:hAnsi="Times New Roman" w:cs="Times New Roman"/>
-          <w:kern w:val="0"/>
-          <w:sz w:val="20"/>
-        </w:rPr>
-        <w:t>Philos</w:t>
-      </w:r>
-      <w:proofErr w:type="spellEnd"/>
-      <w:r>
-        <w:rPr>
-          <w:rFonts w:ascii="Times New Roman" w:hAnsi="Times New Roman" w:cs="Times New Roman"/>
-          <w:kern w:val="0"/>
-          <w:sz w:val="20"/>
-        </w:rPr>
-        <w:t xml:space="preserve"> Soc </w:t>
+      <w:r>
+        <w:rPr>
+          <w:rFonts w:ascii="Times New Roman" w:hAnsi="Times New Roman" w:cs="Times New Roman"/>
+          <w:kern w:val="0"/>
+          <w:sz w:val="20"/>
+        </w:rPr>
+        <w:t xml:space="preserve">Pessarrodona, A., R. M. Franco-Santos, L. S. Wright, M. A. Vanderklift, J. Howard, E. Pidgeon, T. Wernberg, and K. Filbee-Dexter. 2023. Carbon sequestration and climate change mitigation using macroalgae: a state of knowledge review. Biol Rev Camb Philos Soc </w:t>
       </w:r>
     </w:p>
     <w:p>
@@ -16226,43 +15779,14 @@
           <w:kern w:val="0"/>
         </w:rPr>
       </w:pPr>
-      <w:proofErr w:type="spellStart"/>
-      <w:r>
-        <w:rPr>
-          <w:rFonts w:ascii="Times New Roman" w:hAnsi="Times New Roman" w:cs="Times New Roman"/>
-          <w:kern w:val="0"/>
-          <w:sz w:val="20"/>
-        </w:rPr>
-        <w:t>Pessarrodona</w:t>
-      </w:r>
-      <w:proofErr w:type="spellEnd"/>
-      <w:r>
-        <w:rPr>
-          <w:rFonts w:ascii="Times New Roman" w:hAnsi="Times New Roman" w:cs="Times New Roman"/>
-          <w:kern w:val="0"/>
-          <w:sz w:val="20"/>
-        </w:rPr>
-        <w:t xml:space="preserve">, A., J. Assis, K. </w:t>
-      </w:r>
-      <w:proofErr w:type="spellStart"/>
-      <w:r>
-        <w:rPr>
-          <w:rFonts w:ascii="Times New Roman" w:hAnsi="Times New Roman" w:cs="Times New Roman"/>
-          <w:kern w:val="0"/>
-          <w:sz w:val="20"/>
-        </w:rPr>
-        <w:t>Filbee</w:t>
-      </w:r>
-      <w:proofErr w:type="spellEnd"/>
-      <w:r>
-        <w:rPr>
-          <w:rFonts w:ascii="Times New Roman" w:hAnsi="Times New Roman" w:cs="Times New Roman"/>
-          <w:kern w:val="0"/>
-          <w:sz w:val="20"/>
-        </w:rPr>
-        <w:t xml:space="preserve">-Dexter, M. T. Burrows, J.-P. Gattuso, C. M. Duarte, D. Krause-Jensen, P. J. Moore, D. A. Smale, and T. Wernberg. 2022. Global seaweed productivity. Science Advances </w:t>
-      </w:r>
-      <w:proofErr w:type="gramStart"/>
+      <w:r>
+        <w:rPr>
+          <w:rFonts w:ascii="Times New Roman" w:hAnsi="Times New Roman" w:cs="Times New Roman"/>
+          <w:kern w:val="0"/>
+          <w:sz w:val="20"/>
+        </w:rPr>
+        <w:t xml:space="preserve">Pessarrodona, A., J. Assis, K. Filbee-Dexter, M. T. Burrows, J.-P. Gattuso, C. M. Duarte, D. Krause-Jensen, P. J. Moore, D. A. Smale, and T. Wernberg. 2022. Global seaweed productivity. Science Advances </w:t>
+      </w:r>
       <w:r>
         <w:rPr>
           <w:rFonts w:ascii="Times New Roman" w:hAnsi="Times New Roman" w:cs="Times New Roman"/>
@@ -16278,16 +15802,7 @@
           <w:kern w:val="0"/>
           <w:sz w:val="20"/>
         </w:rPr>
-        <w:t>:eabn</w:t>
-      </w:r>
-      <w:proofErr w:type="gramEnd"/>
-      <w:r>
-        <w:rPr>
-          <w:rFonts w:ascii="Times New Roman" w:hAnsi="Times New Roman" w:cs="Times New Roman"/>
-          <w:kern w:val="0"/>
-          <w:sz w:val="20"/>
-        </w:rPr>
-        <w:t>2465.</w:t>
+        <w:t>:eabn2465.</w:t>
       </w:r>
     </w:p>
     <w:p>
@@ -16356,25 +15871,7 @@
           <w:kern w:val="0"/>
           <w:sz w:val="20"/>
         </w:rPr>
-        <w:t xml:space="preserve">Rohatgi, A. 2022. </w:t>
-      </w:r>
-      <w:proofErr w:type="spellStart"/>
-      <w:r>
-        <w:rPr>
-          <w:rFonts w:ascii="Times New Roman" w:hAnsi="Times New Roman" w:cs="Times New Roman"/>
-          <w:kern w:val="0"/>
-          <w:sz w:val="20"/>
-        </w:rPr>
-        <w:t>WebPlotDigitizer</w:t>
-      </w:r>
-      <w:proofErr w:type="spellEnd"/>
-      <w:r>
-        <w:rPr>
-          <w:rFonts w:ascii="Times New Roman" w:hAnsi="Times New Roman" w:cs="Times New Roman"/>
-          <w:kern w:val="0"/>
-          <w:sz w:val="20"/>
-        </w:rPr>
-        <w:t xml:space="preserve"> v4.6. </w:t>
+        <w:t xml:space="preserve">Rohatgi, A. 2022. WebPlotDigitizer v4.6. </w:t>
       </w:r>
     </w:p>
     <w:p>
@@ -16397,25 +15894,7 @@
           <w:kern w:val="0"/>
           <w:sz w:val="20"/>
         </w:rPr>
-        <w:t xml:space="preserve">Rovira, P., and R. Rovira. 2010. Fitting litter decomposition datasets to mathematical curves: towards a generalised exponential approach. </w:t>
-      </w:r>
-      <w:proofErr w:type="spellStart"/>
-      <w:r>
-        <w:rPr>
-          <w:rFonts w:ascii="Times New Roman" w:hAnsi="Times New Roman" w:cs="Times New Roman"/>
-          <w:kern w:val="0"/>
-          <w:sz w:val="20"/>
-        </w:rPr>
-        <w:t>Geoderma</w:t>
-      </w:r>
-      <w:proofErr w:type="spellEnd"/>
-      <w:r>
-        <w:rPr>
-          <w:rFonts w:ascii="Times New Roman" w:hAnsi="Times New Roman" w:cs="Times New Roman"/>
-          <w:kern w:val="0"/>
-          <w:sz w:val="20"/>
-        </w:rPr>
-        <w:t xml:space="preserve"> </w:t>
+        <w:t xml:space="preserve">Rovira, P., and R. Rovira. 2010. Fitting litter decomposition datasets to mathematical curves: towards a generalised exponential approach. Geoderma </w:t>
       </w:r>
       <w:r>
         <w:rPr>
@@ -16592,23 +16071,13 @@
           <w:kern w:val="0"/>
         </w:rPr>
       </w:pPr>
-      <w:proofErr w:type="spellStart"/>
-      <w:r>
-        <w:rPr>
-          <w:rFonts w:ascii="Times New Roman" w:hAnsi="Times New Roman" w:cs="Times New Roman"/>
-          <w:kern w:val="0"/>
-          <w:sz w:val="20"/>
-        </w:rPr>
-        <w:t>Vehtari</w:t>
-      </w:r>
-      <w:proofErr w:type="spellEnd"/>
-      <w:r>
-        <w:rPr>
-          <w:rFonts w:ascii="Times New Roman" w:hAnsi="Times New Roman" w:cs="Times New Roman"/>
-          <w:kern w:val="0"/>
-          <w:sz w:val="20"/>
-        </w:rPr>
-        <w:t xml:space="preserve">, A., A. Gelman, and J. Gabry. 2017. Practical Bayesian model evaluation using leave-one-out cross-validation and WAIC. Statistics and computing </w:t>
+      <w:r>
+        <w:rPr>
+          <w:rFonts w:ascii="Times New Roman" w:hAnsi="Times New Roman" w:cs="Times New Roman"/>
+          <w:kern w:val="0"/>
+          <w:sz w:val="20"/>
+        </w:rPr>
+        <w:t xml:space="preserve">Vehtari, A., A. Gelman, and J. Gabry. 2017. Practical Bayesian model evaluation using leave-one-out cross-validation and WAIC. Statistics and computing </w:t>
       </w:r>
       <w:r>
         <w:rPr>
@@ -16648,25 +16117,8 @@
           <w:kern w:val="0"/>
           <w:sz w:val="20"/>
         </w:rPr>
-        <w:t xml:space="preserve">White, L. J., and A. </w:t>
-      </w:r>
-      <w:proofErr w:type="spellStart"/>
-      <w:r>
-        <w:rPr>
-          <w:rFonts w:ascii="Times New Roman" w:hAnsi="Times New Roman" w:cs="Times New Roman"/>
-          <w:kern w:val="0"/>
-          <w:sz w:val="20"/>
-        </w:rPr>
-        <w:t>Norkko</w:t>
-      </w:r>
-      <w:proofErr w:type="spellEnd"/>
-      <w:r>
-        <w:rPr>
-          <w:rFonts w:ascii="Times New Roman" w:hAnsi="Times New Roman" w:cs="Times New Roman"/>
-          <w:kern w:val="0"/>
-          <w:sz w:val="20"/>
-        </w:rPr>
-        <w:t xml:space="preserve">. 2025. A path towards appropriate degradation experiments for assessing carbon sequestration potential of macroalgae. Journal of Ecology </w:t>
+        <w:lastRenderedPageBreak/>
+        <w:t xml:space="preserve">White, L. J., and A. Norkko. 2025. A path towards appropriate degradation experiments for assessing carbon sequestration potential of macroalgae. Journal of Ecology </w:t>
       </w:r>
     </w:p>
     <w:p>
@@ -16697,44 +16149,24 @@
           <w:kern w:val="0"/>
           <w:sz w:val="20"/>
         </w:rPr>
-        <w:t xml:space="preserve">Welcome to the </w:t>
-      </w:r>
-      <w:proofErr w:type="spellStart"/>
+        <w:t>Welcome to the Tidyverse</w:t>
+      </w:r>
+      <w:r>
+        <w:rPr>
+          <w:rFonts w:ascii="Times New Roman" w:hAnsi="Times New Roman" w:cs="Times New Roman"/>
+          <w:kern w:val="0"/>
+          <w:sz w:val="20"/>
+        </w:rPr>
+        <w:t xml:space="preserve">. </w:t>
+      </w:r>
       <w:r>
         <w:rPr>
           <w:rFonts w:ascii="Arial" w:hAnsi="Arial" w:cs="Times New Roman"/>
           <w:kern w:val="0"/>
           <w:sz w:val="20"/>
         </w:rPr>
-        <w:t>Tidyverse</w:t>
-      </w:r>
-      <w:proofErr w:type="spellEnd"/>
-      <w:r>
-        <w:rPr>
-          <w:rFonts w:ascii="Times New Roman" w:hAnsi="Times New Roman" w:cs="Times New Roman"/>
-          <w:kern w:val="0"/>
-          <w:sz w:val="20"/>
-        </w:rPr>
-        <w:t xml:space="preserve">. </w:t>
-      </w:r>
-      <w:r>
-        <w:rPr>
-          <w:rFonts w:ascii="Arial" w:hAnsi="Arial" w:cs="Times New Roman"/>
-          <w:kern w:val="0"/>
-          <w:sz w:val="20"/>
-        </w:rPr>
-        <w:t xml:space="preserve">J Open Source </w:t>
-      </w:r>
-      <w:proofErr w:type="spellStart"/>
-      <w:r>
-        <w:rPr>
-          <w:rFonts w:ascii="Arial" w:hAnsi="Arial" w:cs="Times New Roman"/>
-          <w:kern w:val="0"/>
-          <w:sz w:val="20"/>
-        </w:rPr>
-        <w:t>Softw</w:t>
-      </w:r>
-      <w:proofErr w:type="spellEnd"/>
+        <w:t>J Open Source Softw</w:t>
+      </w:r>
       <w:r>
         <w:rPr>
           <w:rFonts w:ascii="Times New Roman" w:hAnsi="Times New Roman" w:cs="Times New Roman"/>
@@ -16781,25 +16213,7 @@
           <w:kern w:val="0"/>
           <w:sz w:val="20"/>
         </w:rPr>
-        <w:t xml:space="preserve">Wolodzko, T. 2023. </w:t>
-      </w:r>
-      <w:proofErr w:type="spellStart"/>
-      <w:r>
-        <w:rPr>
-          <w:rFonts w:ascii="Times New Roman" w:hAnsi="Times New Roman" w:cs="Times New Roman"/>
-          <w:kern w:val="0"/>
-          <w:sz w:val="20"/>
-        </w:rPr>
-        <w:t>extraDistr</w:t>
-      </w:r>
-      <w:proofErr w:type="spellEnd"/>
-      <w:r>
-        <w:rPr>
-          <w:rFonts w:ascii="Times New Roman" w:hAnsi="Times New Roman" w:cs="Times New Roman"/>
-          <w:kern w:val="0"/>
-          <w:sz w:val="20"/>
-        </w:rPr>
-        <w:t>: additional univariate and multivariate distributions. R package version 1.10.0.</w:t>
+        <w:t>Wolodzko, T. 2023. extraDistr: additional univariate and multivariate distributions. R package version 1.10.0.</w:t>
       </w:r>
     </w:p>
     <w:p>
@@ -16911,25 +16325,7 @@
           <w:kern w:val="0"/>
           <w:sz w:val="20"/>
         </w:rPr>
-        <w:t xml:space="preserve">Wright, L. S., and L. </w:t>
-      </w:r>
-      <w:proofErr w:type="spellStart"/>
-      <w:r>
-        <w:rPr>
-          <w:rFonts w:ascii="Times New Roman" w:hAnsi="Times New Roman" w:cs="Times New Roman"/>
-          <w:kern w:val="0"/>
-          <w:sz w:val="20"/>
-        </w:rPr>
-        <w:t>Kregting</w:t>
-      </w:r>
-      <w:proofErr w:type="spellEnd"/>
-      <w:r>
-        <w:rPr>
-          <w:rFonts w:ascii="Times New Roman" w:hAnsi="Times New Roman" w:cs="Times New Roman"/>
-          <w:kern w:val="0"/>
-          <w:sz w:val="20"/>
-        </w:rPr>
-        <w:t xml:space="preserve">. 2023. Genus-specific response of kelp photosynthetic pigments to decomposition. Marine Biology </w:t>
+        <w:t xml:space="preserve">Wright, L. S., and L. Kregting. 2023. Genus-specific response of kelp photosynthetic pigments to decomposition. Marine Biology </w:t>
       </w:r>
       <w:r>
         <w:rPr>
@@ -16969,25 +16365,7 @@
           <w:kern w:val="0"/>
           <w:sz w:val="20"/>
         </w:rPr>
-        <w:t xml:space="preserve">Wright, L. S., A. </w:t>
-      </w:r>
-      <w:proofErr w:type="spellStart"/>
-      <w:r>
-        <w:rPr>
-          <w:rFonts w:ascii="Times New Roman" w:hAnsi="Times New Roman" w:cs="Times New Roman"/>
-          <w:kern w:val="0"/>
-          <w:sz w:val="20"/>
-        </w:rPr>
-        <w:t>Pessarrodona</w:t>
-      </w:r>
-      <w:proofErr w:type="spellEnd"/>
-      <w:r>
-        <w:rPr>
-          <w:rFonts w:ascii="Times New Roman" w:hAnsi="Times New Roman" w:cs="Times New Roman"/>
-          <w:kern w:val="0"/>
-          <w:sz w:val="20"/>
-        </w:rPr>
-        <w:t xml:space="preserve">, and A. Foggo. 2022. Climate-driven shifts in kelp forest composition reduce carbon sequestration potential. Global Change Biology </w:t>
+        <w:t xml:space="preserve">Wright, L. S., A. Pessarrodona, and A. Foggo. 2022. Climate-driven shifts in kelp forest composition reduce carbon sequestration potential. Global Change Biology </w:t>
       </w:r>
       <w:r>
         <w:rPr>
@@ -17027,25 +16405,7 @@
           <w:kern w:val="0"/>
           <w:sz w:val="20"/>
         </w:rPr>
-        <w:t xml:space="preserve">Wright, L. S., T. Simpkins, K. </w:t>
-      </w:r>
-      <w:proofErr w:type="spellStart"/>
-      <w:r>
-        <w:rPr>
-          <w:rFonts w:ascii="Times New Roman" w:hAnsi="Times New Roman" w:cs="Times New Roman"/>
-          <w:kern w:val="0"/>
-          <w:sz w:val="20"/>
-        </w:rPr>
-        <w:t>Filbee</w:t>
-      </w:r>
-      <w:proofErr w:type="spellEnd"/>
-      <w:r>
-        <w:rPr>
-          <w:rFonts w:ascii="Times New Roman" w:hAnsi="Times New Roman" w:cs="Times New Roman"/>
-          <w:kern w:val="0"/>
-          <w:sz w:val="20"/>
-        </w:rPr>
-        <w:t>-Dexter, and T. Wernberg. 2023. Temperature sensitivity of detrital photosynthesis. Annals of Botany mcad167.</w:t>
+        <w:t>Wright, L. S., T. Simpkins, K. Filbee-Dexter, and T. Wernberg. 2023. Temperature sensitivity of detrital photosynthesis. Annals of Botany mcad167.</w:t>
       </w:r>
     </w:p>
     <w:p>
@@ -17352,15 +16712,7 @@
         <w:fldChar w:fldCharType="separate"/>
       </w:r>
       <w:r>
-        <w:t xml:space="preserve">(Frontier et al. 2021, Wright and </w:t>
-      </w:r>
-      <w:proofErr w:type="spellStart"/>
-      <w:r>
-        <w:t>Kregting</w:t>
-      </w:r>
-      <w:proofErr w:type="spellEnd"/>
-      <w:r>
-        <w:t xml:space="preserve"> 2023)</w:t>
+        <w:t>(Frontier et al. 2021, Wright and Kregting 2023)</w:t>
       </w:r>
       <w:r>
         <w:fldChar w:fldCharType="end"/>
@@ -17787,7 +17139,7 @@
   <w:style w:type="paragraph" w:default="1" w:styleId="Normal">
     <w:name w:val="Normal"/>
     <w:qFormat/>
-    <w:rsid w:val="00FF5663"/>
+    <w:rsid w:val="006A5F5B"/>
   </w:style>
   <w:style w:type="paragraph" w:styleId="Heading1">
     <w:name w:val="heading 1"/>
